--- a/Practical-4/SP-Practical_4.docx
+++ b/Practical-4/SP-Practical_4.docx
@@ -82,19 +82,47 @@
           <w:sz w:val="24"/>
           <w:szCs w:val="24"/>
         </w:rPr>
-        <w:t xml:space="preserve">Utilize core (http, fs, </w:t>
-      </w:r>
-      <w:proofErr w:type="spellStart"/>
-      <w:r>
+        <w:t>Create Node.js application with MySQL database</w:t>
+      </w:r>
+    </w:p>
+    <w:p>
+      <w:pPr>
+        <w:spacing w:after="0" w:line="360" w:lineRule="auto"/>
+        <w:ind w:right="29"/>
         <w:rPr>
           <w:rFonts w:ascii="Times New Roman" w:eastAsia="Times New Roman" w:hAnsi="Times New Roman" w:cs="Times New Roman"/>
           <w:bCs/>
           <w:sz w:val="24"/>
           <w:szCs w:val="24"/>
         </w:rPr>
-        <w:t>url</w:t>
-      </w:r>
-      <w:proofErr w:type="spellEnd"/>
+      </w:pPr>
+      <w:r>
+        <w:rPr>
+          <w:rFonts w:ascii="Times New Roman" w:eastAsia="Times New Roman" w:hAnsi="Times New Roman" w:cs="Times New Roman"/>
+          <w:b/>
+          <w:sz w:val="24"/>
+          <w:szCs w:val="24"/>
+        </w:rPr>
+        <w:t>1</w:t>
+      </w:r>
+      <w:r>
+        <w:rPr>
+          <w:rFonts w:ascii="Times New Roman" w:eastAsia="Times New Roman" w:hAnsi="Times New Roman" w:cs="Times New Roman"/>
+          <w:b/>
+          <w:sz w:val="24"/>
+          <w:szCs w:val="24"/>
+        </w:rPr>
+        <w:t>:</w:t>
+      </w:r>
+      <w:r>
+        <w:rPr>
+          <w:rFonts w:ascii="Times New Roman" w:eastAsia="Times New Roman" w:hAnsi="Times New Roman" w:cs="Times New Roman"/>
+          <w:b/>
+          <w:sz w:val="24"/>
+          <w:szCs w:val="24"/>
+        </w:rPr>
+        <w:t xml:space="preserve"> </w:t>
+      </w:r>
       <w:r>
         <w:rPr>
           <w:rFonts w:ascii="Times New Roman" w:eastAsia="Times New Roman" w:hAnsi="Times New Roman" w:cs="Times New Roman"/>
@@ -102,95 +130,7 @@
           <w:sz w:val="24"/>
           <w:szCs w:val="24"/>
         </w:rPr>
-        <w:t xml:space="preserve">, util, path, </w:t>
-      </w:r>
-      <w:proofErr w:type="spellStart"/>
-      <w:r>
-        <w:rPr>
-          <w:rFonts w:ascii="Times New Roman" w:eastAsia="Times New Roman" w:hAnsi="Times New Roman" w:cs="Times New Roman"/>
-          <w:bCs/>
-          <w:sz w:val="24"/>
-          <w:szCs w:val="24"/>
-        </w:rPr>
-        <w:t>os</w:t>
-      </w:r>
-      <w:proofErr w:type="spellEnd"/>
-      <w:r>
-        <w:rPr>
-          <w:rFonts w:ascii="Times New Roman" w:eastAsia="Times New Roman" w:hAnsi="Times New Roman" w:cs="Times New Roman"/>
-          <w:bCs/>
-          <w:sz w:val="24"/>
-          <w:szCs w:val="24"/>
-        </w:rPr>
-        <w:t>, events) and local modules to demonstrate their output</w:t>
-      </w:r>
-    </w:p>
-    <w:p>
-      <w:pPr>
-        <w:spacing w:after="0" w:line="360" w:lineRule="auto"/>
-        <w:ind w:right="29"/>
-        <w:rPr>
-          <w:rFonts w:ascii="Times New Roman" w:eastAsia="Times New Roman" w:hAnsi="Times New Roman" w:cs="Times New Roman"/>
-          <w:bCs/>
-          <w:sz w:val="24"/>
-          <w:szCs w:val="24"/>
-        </w:rPr>
-      </w:pPr>
-      <w:r>
-        <w:rPr>
-          <w:rFonts w:ascii="Times New Roman" w:eastAsia="Times New Roman" w:hAnsi="Times New Roman" w:cs="Times New Roman"/>
-          <w:b/>
-          <w:sz w:val="24"/>
-          <w:szCs w:val="24"/>
-        </w:rPr>
-        <w:t>1</w:t>
-      </w:r>
-      <w:r>
-        <w:rPr>
-          <w:rFonts w:ascii="Times New Roman" w:eastAsia="Times New Roman" w:hAnsi="Times New Roman" w:cs="Times New Roman"/>
-          <w:b/>
-          <w:sz w:val="24"/>
-          <w:szCs w:val="24"/>
-        </w:rPr>
-        <w:t>:</w:t>
-      </w:r>
-      <w:r>
-        <w:rPr>
-          <w:rFonts w:ascii="Times New Roman" w:eastAsia="Times New Roman" w:hAnsi="Times New Roman" w:cs="Times New Roman"/>
-          <w:b/>
-          <w:sz w:val="24"/>
-          <w:szCs w:val="24"/>
-        </w:rPr>
-        <w:t xml:space="preserve"> </w:t>
-      </w:r>
-      <w:r>
-        <w:rPr>
-          <w:rFonts w:ascii="Times New Roman" w:eastAsia="Times New Roman" w:hAnsi="Times New Roman" w:cs="Times New Roman"/>
-          <w:bCs/>
-          <w:sz w:val="24"/>
-          <w:szCs w:val="24"/>
-        </w:rPr>
-        <w:t>Write a node.js code to establish connection with MySQL and create database “</w:t>
-      </w:r>
-      <w:proofErr w:type="spellStart"/>
-      <w:r>
-        <w:rPr>
-          <w:rFonts w:ascii="Times New Roman" w:eastAsia="Times New Roman" w:hAnsi="Times New Roman" w:cs="Times New Roman"/>
-          <w:bCs/>
-          <w:sz w:val="24"/>
-          <w:szCs w:val="24"/>
-        </w:rPr>
-        <w:t>Node_test</w:t>
-      </w:r>
-      <w:proofErr w:type="spellEnd"/>
-      <w:r>
-        <w:rPr>
-          <w:rFonts w:ascii="Times New Roman" w:eastAsia="Times New Roman" w:hAnsi="Times New Roman" w:cs="Times New Roman"/>
-          <w:bCs/>
-          <w:sz w:val="24"/>
-          <w:szCs w:val="24"/>
-        </w:rPr>
-        <w:t>”.</w:t>
+        <w:t>Write a node.js code to establish connection with MySQL and create database “Node_test”.</w:t>
       </w:r>
       <w:r>
         <w:rPr>
@@ -260,7 +200,6 @@
           <w:lang w:val="en-IN" w:bidi="ar-SA"/>
         </w:rPr>
       </w:pPr>
-      <w:proofErr w:type="spellStart"/>
       <w:r>
         <w:rPr>
           <w:rFonts w:ascii="Times New Roman" w:eastAsia="Times New Roman" w:hAnsi="Times New Roman" w:cs="Times New Roman"/>
@@ -268,37 +207,7 @@
           <w:szCs w:val="24"/>
           <w:lang w:val="en-IN" w:bidi="ar-SA"/>
         </w:rPr>
-        <w:t>const</w:t>
-      </w:r>
-      <w:proofErr w:type="spellEnd"/>
-      <w:r>
-        <w:rPr>
-          <w:rFonts w:ascii="Times New Roman" w:eastAsia="Times New Roman" w:hAnsi="Times New Roman" w:cs="Times New Roman"/>
-          <w:sz w:val="24"/>
-          <w:szCs w:val="24"/>
-          <w:lang w:val="en-IN" w:bidi="ar-SA"/>
-        </w:rPr>
-        <w:t xml:space="preserve"> </w:t>
-      </w:r>
-      <w:proofErr w:type="spellStart"/>
-      <w:r>
-        <w:rPr>
-          <w:rFonts w:ascii="Times New Roman" w:eastAsia="Times New Roman" w:hAnsi="Times New Roman" w:cs="Times New Roman"/>
-          <w:sz w:val="24"/>
-          <w:szCs w:val="24"/>
-          <w:lang w:val="en-IN" w:bidi="ar-SA"/>
-        </w:rPr>
-        <w:t>mysql</w:t>
-      </w:r>
-      <w:proofErr w:type="spellEnd"/>
-      <w:r>
-        <w:rPr>
-          <w:rFonts w:ascii="Times New Roman" w:eastAsia="Times New Roman" w:hAnsi="Times New Roman" w:cs="Times New Roman"/>
-          <w:sz w:val="24"/>
-          <w:szCs w:val="24"/>
-          <w:lang w:val="en-IN" w:bidi="ar-SA"/>
-        </w:rPr>
-        <w:t xml:space="preserve"> = require('mysql2');</w:t>
+        <w:t>const mysql = require('mysql2');</w:t>
       </w:r>
     </w:p>
     <w:p>
@@ -396,7 +305,6 @@
           <w:lang w:val="en-IN" w:bidi="ar-SA"/>
         </w:rPr>
       </w:pPr>
-      <w:proofErr w:type="spellStart"/>
       <w:r>
         <w:rPr>
           <w:rFonts w:ascii="Times New Roman" w:eastAsia="Times New Roman" w:hAnsi="Times New Roman" w:cs="Times New Roman"/>
@@ -404,37 +312,7 @@
           <w:szCs w:val="24"/>
           <w:lang w:val="en-IN" w:bidi="ar-SA"/>
         </w:rPr>
-        <w:t>const</w:t>
-      </w:r>
-      <w:proofErr w:type="spellEnd"/>
-      <w:r>
-        <w:rPr>
-          <w:rFonts w:ascii="Times New Roman" w:eastAsia="Times New Roman" w:hAnsi="Times New Roman" w:cs="Times New Roman"/>
-          <w:sz w:val="24"/>
-          <w:szCs w:val="24"/>
-          <w:lang w:val="en-IN" w:bidi="ar-SA"/>
-        </w:rPr>
-        <w:t xml:space="preserve"> con = </w:t>
-      </w:r>
-      <w:proofErr w:type="spellStart"/>
-      <w:r>
-        <w:rPr>
-          <w:rFonts w:ascii="Times New Roman" w:eastAsia="Times New Roman" w:hAnsi="Times New Roman" w:cs="Times New Roman"/>
-          <w:sz w:val="24"/>
-          <w:szCs w:val="24"/>
-          <w:lang w:val="en-IN" w:bidi="ar-SA"/>
-        </w:rPr>
-        <w:t>mysql.createConnection</w:t>
-      </w:r>
-      <w:proofErr w:type="spellEnd"/>
-      <w:r>
-        <w:rPr>
-          <w:rFonts w:ascii="Times New Roman" w:eastAsia="Times New Roman" w:hAnsi="Times New Roman" w:cs="Times New Roman"/>
-          <w:sz w:val="24"/>
-          <w:szCs w:val="24"/>
-          <w:lang w:val="en-IN" w:bidi="ar-SA"/>
-        </w:rPr>
-        <w:t>({</w:t>
+        <w:t>const con = mysql.createConnection({</w:t>
       </w:r>
     </w:p>
     <w:p>
@@ -646,7 +524,6 @@
           <w:lang w:val="en-IN" w:bidi="ar-SA"/>
         </w:rPr>
       </w:pPr>
-      <w:proofErr w:type="spellStart"/>
       <w:r>
         <w:rPr>
           <w:rFonts w:ascii="Times New Roman" w:eastAsia="Times New Roman" w:hAnsi="Times New Roman" w:cs="Times New Roman"/>
@@ -654,17 +531,7 @@
           <w:szCs w:val="24"/>
           <w:lang w:val="en-IN" w:bidi="ar-SA"/>
         </w:rPr>
-        <w:t>con.connect</w:t>
-      </w:r>
-      <w:proofErr w:type="spellEnd"/>
-      <w:r>
-        <w:rPr>
-          <w:rFonts w:ascii="Times New Roman" w:eastAsia="Times New Roman" w:hAnsi="Times New Roman" w:cs="Times New Roman"/>
-          <w:sz w:val="24"/>
-          <w:szCs w:val="24"/>
-          <w:lang w:val="en-IN" w:bidi="ar-SA"/>
-        </w:rPr>
-        <w:t>((err) =&gt; {</w:t>
+        <w:t>con.connect((err) =&gt; {</w:t>
       </w:r>
     </w:p>
     <w:p>
@@ -874,47 +741,7 @@
           <w:szCs w:val="24"/>
           <w:lang w:val="en-IN" w:bidi="ar-SA"/>
         </w:rPr>
-        <w:t xml:space="preserve">    </w:t>
-      </w:r>
-      <w:proofErr w:type="spellStart"/>
-      <w:r>
-        <w:rPr>
-          <w:rFonts w:ascii="Times New Roman" w:eastAsia="Times New Roman" w:hAnsi="Times New Roman" w:cs="Times New Roman"/>
-          <w:sz w:val="24"/>
-          <w:szCs w:val="24"/>
-          <w:lang w:val="en-IN" w:bidi="ar-SA"/>
-        </w:rPr>
-        <w:t>con.query</w:t>
-      </w:r>
-      <w:proofErr w:type="spellEnd"/>
-      <w:r>
-        <w:rPr>
-          <w:rFonts w:ascii="Times New Roman" w:eastAsia="Times New Roman" w:hAnsi="Times New Roman" w:cs="Times New Roman"/>
-          <w:sz w:val="24"/>
-          <w:szCs w:val="24"/>
-          <w:lang w:val="en-IN" w:bidi="ar-SA"/>
-        </w:rPr>
-        <w:t xml:space="preserve">('CREATE DATABASE IF NOT EXISTS </w:t>
-      </w:r>
-      <w:proofErr w:type="spellStart"/>
-      <w:r>
-        <w:rPr>
-          <w:rFonts w:ascii="Times New Roman" w:eastAsia="Times New Roman" w:hAnsi="Times New Roman" w:cs="Times New Roman"/>
-          <w:sz w:val="24"/>
-          <w:szCs w:val="24"/>
-          <w:lang w:val="en-IN" w:bidi="ar-SA"/>
-        </w:rPr>
-        <w:t>Node_test</w:t>
-      </w:r>
-      <w:proofErr w:type="spellEnd"/>
-      <w:r>
-        <w:rPr>
-          <w:rFonts w:ascii="Times New Roman" w:eastAsia="Times New Roman" w:hAnsi="Times New Roman" w:cs="Times New Roman"/>
-          <w:sz w:val="24"/>
-          <w:szCs w:val="24"/>
-          <w:lang w:val="en-IN" w:bidi="ar-SA"/>
-        </w:rPr>
-        <w:t>', (err) =&gt; {</w:t>
+        <w:t xml:space="preserve">    con.query('CREATE DATABASE IF NOT EXISTS Node_test', (err) =&gt; {</w:t>
       </w:r>
     </w:p>
     <w:p>
@@ -1019,27 +846,7 @@
           <w:szCs w:val="24"/>
           <w:lang w:val="en-IN" w:bidi="ar-SA"/>
         </w:rPr>
-        <w:t xml:space="preserve">        console.log("Database '</w:t>
-      </w:r>
-      <w:proofErr w:type="spellStart"/>
-      <w:r>
-        <w:rPr>
-          <w:rFonts w:ascii="Times New Roman" w:eastAsia="Times New Roman" w:hAnsi="Times New Roman" w:cs="Times New Roman"/>
-          <w:sz w:val="24"/>
-          <w:szCs w:val="24"/>
-          <w:lang w:val="en-IN" w:bidi="ar-SA"/>
-        </w:rPr>
-        <w:t>Node_test</w:t>
-      </w:r>
-      <w:proofErr w:type="spellEnd"/>
-      <w:r>
-        <w:rPr>
-          <w:rFonts w:ascii="Times New Roman" w:eastAsia="Times New Roman" w:hAnsi="Times New Roman" w:cs="Times New Roman"/>
-          <w:sz w:val="24"/>
-          <w:szCs w:val="24"/>
-          <w:lang w:val="en-IN" w:bidi="ar-SA"/>
-        </w:rPr>
-        <w:t>' created successfully.");</w:t>
+        <w:t xml:space="preserve">        console.log("Database 'Node_test' created successfully.");</w:t>
       </w:r>
     </w:p>
     <w:p>
@@ -1077,27 +884,7 @@
           <w:szCs w:val="24"/>
           <w:lang w:val="en-IN" w:bidi="ar-SA"/>
         </w:rPr>
-        <w:t xml:space="preserve">        </w:t>
-      </w:r>
-      <w:proofErr w:type="spellStart"/>
-      <w:r>
-        <w:rPr>
-          <w:rFonts w:ascii="Times New Roman" w:eastAsia="Times New Roman" w:hAnsi="Times New Roman" w:cs="Times New Roman"/>
-          <w:sz w:val="24"/>
-          <w:szCs w:val="24"/>
-          <w:lang w:val="en-IN" w:bidi="ar-SA"/>
-        </w:rPr>
-        <w:t>con.end</w:t>
-      </w:r>
-      <w:proofErr w:type="spellEnd"/>
-      <w:r>
-        <w:rPr>
-          <w:rFonts w:ascii="Times New Roman" w:eastAsia="Times New Roman" w:hAnsi="Times New Roman" w:cs="Times New Roman"/>
-          <w:sz w:val="24"/>
-          <w:szCs w:val="24"/>
-          <w:lang w:val="en-IN" w:bidi="ar-SA"/>
-        </w:rPr>
-        <w:t>();</w:t>
+        <w:t xml:space="preserve">        con.end();</w:t>
       </w:r>
     </w:p>
     <w:p>
@@ -1473,73 +1260,37 @@
           <w:sz w:val="24"/>
           <w:szCs w:val="24"/>
         </w:rPr>
-        <w:t xml:space="preserve">const </w:t>
-      </w:r>
-      <w:proofErr w:type="spellStart"/>
-      <w:r>
-        <w:rPr>
-          <w:rFonts w:ascii="Times New Roman" w:eastAsia="Times New Roman" w:hAnsi="Times New Roman" w:cs="Times New Roman"/>
-          <w:sz w:val="24"/>
-          <w:szCs w:val="24"/>
-        </w:rPr>
-        <w:t>mysql</w:t>
-      </w:r>
-      <w:proofErr w:type="spellEnd"/>
-      <w:r>
-        <w:rPr>
-          <w:rFonts w:ascii="Times New Roman" w:eastAsia="Times New Roman" w:hAnsi="Times New Roman" w:cs="Times New Roman"/>
-          <w:sz w:val="24"/>
-          <w:szCs w:val="24"/>
-        </w:rPr>
-        <w:t xml:space="preserve"> = require('mysql2');</w:t>
-      </w:r>
-    </w:p>
-    <w:p>
-      <w:pPr>
-        <w:spacing w:after="0" w:line="240" w:lineRule="auto"/>
-        <w:ind w:right="29"/>
-        <w:rPr>
-          <w:rFonts w:ascii="Times New Roman" w:eastAsia="Times New Roman" w:hAnsi="Times New Roman" w:cs="Times New Roman"/>
-          <w:sz w:val="24"/>
-          <w:szCs w:val="24"/>
-        </w:rPr>
-      </w:pPr>
-    </w:p>
-    <w:p>
-      <w:pPr>
-        <w:spacing w:after="0" w:line="240" w:lineRule="auto"/>
-        <w:ind w:right="29"/>
-        <w:rPr>
-          <w:rFonts w:ascii="Times New Roman" w:eastAsia="Times New Roman" w:hAnsi="Times New Roman" w:cs="Times New Roman"/>
-          <w:sz w:val="24"/>
-          <w:szCs w:val="24"/>
-        </w:rPr>
-      </w:pPr>
-      <w:r>
-        <w:rPr>
-          <w:rFonts w:ascii="Times New Roman" w:eastAsia="Times New Roman" w:hAnsi="Times New Roman" w:cs="Times New Roman"/>
-          <w:sz w:val="24"/>
-          <w:szCs w:val="24"/>
-        </w:rPr>
-        <w:t xml:space="preserve">const con = </w:t>
-      </w:r>
-      <w:proofErr w:type="spellStart"/>
-      <w:r>
-        <w:rPr>
-          <w:rFonts w:ascii="Times New Roman" w:eastAsia="Times New Roman" w:hAnsi="Times New Roman" w:cs="Times New Roman"/>
-          <w:sz w:val="24"/>
-          <w:szCs w:val="24"/>
-        </w:rPr>
-        <w:t>mysql.createConnection</w:t>
-      </w:r>
-      <w:proofErr w:type="spellEnd"/>
-      <w:r>
-        <w:rPr>
-          <w:rFonts w:ascii="Times New Roman" w:eastAsia="Times New Roman" w:hAnsi="Times New Roman" w:cs="Times New Roman"/>
-          <w:sz w:val="24"/>
-          <w:szCs w:val="24"/>
-        </w:rPr>
-        <w:t>({</w:t>
+        <w:t>const mysql = require('mysql2');</w:t>
+      </w:r>
+    </w:p>
+    <w:p>
+      <w:pPr>
+        <w:spacing w:after="0" w:line="240" w:lineRule="auto"/>
+        <w:ind w:right="29"/>
+        <w:rPr>
+          <w:rFonts w:ascii="Times New Roman" w:eastAsia="Times New Roman" w:hAnsi="Times New Roman" w:cs="Times New Roman"/>
+          <w:sz w:val="24"/>
+          <w:szCs w:val="24"/>
+        </w:rPr>
+      </w:pPr>
+    </w:p>
+    <w:p>
+      <w:pPr>
+        <w:spacing w:after="0" w:line="240" w:lineRule="auto"/>
+        <w:ind w:right="29"/>
+        <w:rPr>
+          <w:rFonts w:ascii="Times New Roman" w:eastAsia="Times New Roman" w:hAnsi="Times New Roman" w:cs="Times New Roman"/>
+          <w:sz w:val="24"/>
+          <w:szCs w:val="24"/>
+        </w:rPr>
+      </w:pPr>
+      <w:r>
+        <w:rPr>
+          <w:rFonts w:ascii="Times New Roman" w:eastAsia="Times New Roman" w:hAnsi="Times New Roman" w:cs="Times New Roman"/>
+          <w:sz w:val="24"/>
+          <w:szCs w:val="24"/>
+        </w:rPr>
+        <w:t>const con = mysql.createConnection({</w:t>
       </w:r>
     </w:p>
     <w:p>
@@ -1615,25 +1366,7 @@
           <w:sz w:val="24"/>
           <w:szCs w:val="24"/>
         </w:rPr>
-        <w:t xml:space="preserve">    database: '</w:t>
-      </w:r>
-      <w:proofErr w:type="spellStart"/>
-      <w:r>
-        <w:rPr>
-          <w:rFonts w:ascii="Times New Roman" w:eastAsia="Times New Roman" w:hAnsi="Times New Roman" w:cs="Times New Roman"/>
-          <w:sz w:val="24"/>
-          <w:szCs w:val="24"/>
-        </w:rPr>
-        <w:t>Node_test</w:t>
-      </w:r>
-      <w:proofErr w:type="spellEnd"/>
-      <w:r>
-        <w:rPr>
-          <w:rFonts w:ascii="Times New Roman" w:eastAsia="Times New Roman" w:hAnsi="Times New Roman" w:cs="Times New Roman"/>
-          <w:sz w:val="24"/>
-          <w:szCs w:val="24"/>
-        </w:rPr>
-        <w:t>',</w:t>
+        <w:t xml:space="preserve">    database: 'Node_test',</w:t>
       </w:r>
     </w:p>
     <w:p>
@@ -1677,23 +1410,13 @@
           <w:szCs w:val="24"/>
         </w:rPr>
       </w:pPr>
-      <w:proofErr w:type="spellStart"/>
-      <w:r>
-        <w:rPr>
-          <w:rFonts w:ascii="Times New Roman" w:eastAsia="Times New Roman" w:hAnsi="Times New Roman" w:cs="Times New Roman"/>
-          <w:sz w:val="24"/>
-          <w:szCs w:val="24"/>
-        </w:rPr>
-        <w:t>con.connect</w:t>
-      </w:r>
-      <w:proofErr w:type="spellEnd"/>
-      <w:r>
-        <w:rPr>
-          <w:rFonts w:ascii="Times New Roman" w:eastAsia="Times New Roman" w:hAnsi="Times New Roman" w:cs="Times New Roman"/>
-          <w:sz w:val="24"/>
-          <w:szCs w:val="24"/>
-        </w:rPr>
-        <w:t>((err) =&gt; {</w:t>
+      <w:r>
+        <w:rPr>
+          <w:rFonts w:ascii="Times New Roman" w:eastAsia="Times New Roman" w:hAnsi="Times New Roman" w:cs="Times New Roman"/>
+          <w:sz w:val="24"/>
+          <w:szCs w:val="24"/>
+        </w:rPr>
+        <w:t>con.connect((err) =&gt; {</w:t>
       </w:r>
     </w:p>
     <w:p>
@@ -1742,62 +1465,26 @@
           <w:sz w:val="24"/>
           <w:szCs w:val="24"/>
         </w:rPr>
-        <w:t xml:space="preserve">    console.log('Connected to </w:t>
-      </w:r>
-      <w:proofErr w:type="spellStart"/>
-      <w:r>
-        <w:rPr>
-          <w:rFonts w:ascii="Times New Roman" w:eastAsia="Times New Roman" w:hAnsi="Times New Roman" w:cs="Times New Roman"/>
-          <w:sz w:val="24"/>
-          <w:szCs w:val="24"/>
-        </w:rPr>
-        <w:t>Node_test</w:t>
-      </w:r>
-      <w:proofErr w:type="spellEnd"/>
-      <w:r>
-        <w:rPr>
-          <w:rFonts w:ascii="Times New Roman" w:eastAsia="Times New Roman" w:hAnsi="Times New Roman" w:cs="Times New Roman"/>
-          <w:sz w:val="24"/>
-          <w:szCs w:val="24"/>
-        </w:rPr>
-        <w:t xml:space="preserve"> database!');</w:t>
-      </w:r>
-    </w:p>
-    <w:p>
-      <w:pPr>
-        <w:spacing w:after="0" w:line="240" w:lineRule="auto"/>
-        <w:ind w:right="29"/>
-        <w:rPr>
-          <w:rFonts w:ascii="Times New Roman" w:eastAsia="Times New Roman" w:hAnsi="Times New Roman" w:cs="Times New Roman"/>
-          <w:sz w:val="24"/>
-          <w:szCs w:val="24"/>
-        </w:rPr>
-      </w:pPr>
-      <w:r>
-        <w:rPr>
-          <w:rFonts w:ascii="Times New Roman" w:eastAsia="Times New Roman" w:hAnsi="Times New Roman" w:cs="Times New Roman"/>
-          <w:sz w:val="24"/>
-          <w:szCs w:val="24"/>
-        </w:rPr>
-        <w:t xml:space="preserve">    const </w:t>
-      </w:r>
-      <w:proofErr w:type="spellStart"/>
-      <w:r>
-        <w:rPr>
-          <w:rFonts w:ascii="Times New Roman" w:eastAsia="Times New Roman" w:hAnsi="Times New Roman" w:cs="Times New Roman"/>
-          <w:sz w:val="24"/>
-          <w:szCs w:val="24"/>
-        </w:rPr>
-        <w:t>sql</w:t>
-      </w:r>
-      <w:proofErr w:type="spellEnd"/>
-      <w:r>
-        <w:rPr>
-          <w:rFonts w:ascii="Times New Roman" w:eastAsia="Times New Roman" w:hAnsi="Times New Roman" w:cs="Times New Roman"/>
-          <w:sz w:val="24"/>
-          <w:szCs w:val="24"/>
-        </w:rPr>
-        <w:t xml:space="preserve"> = `</w:t>
+        <w:t xml:space="preserve">    console.log('Connected to Node_test database!');</w:t>
+      </w:r>
+    </w:p>
+    <w:p>
+      <w:pPr>
+        <w:spacing w:after="0" w:line="240" w:lineRule="auto"/>
+        <w:ind w:right="29"/>
+        <w:rPr>
+          <w:rFonts w:ascii="Times New Roman" w:eastAsia="Times New Roman" w:hAnsi="Times New Roman" w:cs="Times New Roman"/>
+          <w:sz w:val="24"/>
+          <w:szCs w:val="24"/>
+        </w:rPr>
+      </w:pPr>
+      <w:r>
+        <w:rPr>
+          <w:rFonts w:ascii="Times New Roman" w:eastAsia="Times New Roman" w:hAnsi="Times New Roman" w:cs="Times New Roman"/>
+          <w:sz w:val="24"/>
+          <w:szCs w:val="24"/>
+        </w:rPr>
+        <w:t xml:space="preserve">    const sql = `</w:t>
       </w:r>
     </w:p>
     <w:p>
@@ -1968,43 +1655,7 @@
           <w:sz w:val="24"/>
           <w:szCs w:val="24"/>
         </w:rPr>
-        <w:t xml:space="preserve">    </w:t>
-      </w:r>
-      <w:proofErr w:type="spellStart"/>
-      <w:r>
-        <w:rPr>
-          <w:rFonts w:ascii="Times New Roman" w:eastAsia="Times New Roman" w:hAnsi="Times New Roman" w:cs="Times New Roman"/>
-          <w:sz w:val="24"/>
-          <w:szCs w:val="24"/>
-        </w:rPr>
-        <w:t>con.query</w:t>
-      </w:r>
-      <w:proofErr w:type="spellEnd"/>
-      <w:r>
-        <w:rPr>
-          <w:rFonts w:ascii="Times New Roman" w:eastAsia="Times New Roman" w:hAnsi="Times New Roman" w:cs="Times New Roman"/>
-          <w:sz w:val="24"/>
-          <w:szCs w:val="24"/>
-        </w:rPr>
-        <w:t>(</w:t>
-      </w:r>
-      <w:proofErr w:type="spellStart"/>
-      <w:r>
-        <w:rPr>
-          <w:rFonts w:ascii="Times New Roman" w:eastAsia="Times New Roman" w:hAnsi="Times New Roman" w:cs="Times New Roman"/>
-          <w:sz w:val="24"/>
-          <w:szCs w:val="24"/>
-        </w:rPr>
-        <w:t>sql</w:t>
-      </w:r>
-      <w:proofErr w:type="spellEnd"/>
-      <w:r>
-        <w:rPr>
-          <w:rFonts w:ascii="Times New Roman" w:eastAsia="Times New Roman" w:hAnsi="Times New Roman" w:cs="Times New Roman"/>
-          <w:sz w:val="24"/>
-          <w:szCs w:val="24"/>
-        </w:rPr>
-        <w:t>, (err) =&gt; {</w:t>
+        <w:t xml:space="preserve">    con.query(sql, (err) =&gt; {</w:t>
       </w:r>
     </w:p>
     <w:p>
@@ -2061,25 +1712,7 @@
           <w:sz w:val="24"/>
           <w:szCs w:val="24"/>
         </w:rPr>
-        <w:t xml:space="preserve">        </w:t>
-      </w:r>
-      <w:proofErr w:type="spellStart"/>
-      <w:r>
-        <w:rPr>
-          <w:rFonts w:ascii="Times New Roman" w:eastAsia="Times New Roman" w:hAnsi="Times New Roman" w:cs="Times New Roman"/>
-          <w:sz w:val="24"/>
-          <w:szCs w:val="24"/>
-        </w:rPr>
-        <w:t>con.end</w:t>
-      </w:r>
-      <w:proofErr w:type="spellEnd"/>
-      <w:r>
-        <w:rPr>
-          <w:rFonts w:ascii="Times New Roman" w:eastAsia="Times New Roman" w:hAnsi="Times New Roman" w:cs="Times New Roman"/>
-          <w:sz w:val="24"/>
-          <w:szCs w:val="24"/>
-        </w:rPr>
-        <w:t>();</w:t>
+        <w:t xml:space="preserve">        con.end();</w:t>
       </w:r>
     </w:p>
     <w:p>
@@ -2179,6 +1812,7 @@
         <w:rPr>
           <w:rFonts w:ascii="Times New Roman" w:eastAsia="Times New Roman" w:hAnsi="Times New Roman" w:cs="Times New Roman"/>
           <w:b/>
+          <w:noProof/>
           <w:sz w:val="24"/>
           <w:szCs w:val="24"/>
         </w:rPr>
@@ -2906,7 +2540,6 @@
                 <w:szCs w:val="24"/>
               </w:rPr>
             </w:pPr>
-            <w:proofErr w:type="spellStart"/>
             <w:r>
               <w:rPr>
                 <w:rFonts w:ascii="Times New Roman" w:hAnsi="Times New Roman" w:cs="Times New Roman"/>
@@ -2915,7 +2548,6 @@
               </w:rPr>
               <w:t>LifeBoy</w:t>
             </w:r>
-            <w:proofErr w:type="spellEnd"/>
           </w:p>
         </w:tc>
         <w:tc>
@@ -3056,62 +2688,26 @@
           <w:sz w:val="24"/>
           <w:szCs w:val="24"/>
         </w:rPr>
-        <w:t xml:space="preserve">const </w:t>
-      </w:r>
-      <w:proofErr w:type="spellStart"/>
-      <w:r>
-        <w:rPr>
-          <w:rFonts w:ascii="Times New Roman" w:eastAsia="Times New Roman" w:hAnsi="Times New Roman" w:cs="Times New Roman"/>
-          <w:sz w:val="24"/>
-          <w:szCs w:val="24"/>
-        </w:rPr>
-        <w:t>mysql</w:t>
-      </w:r>
-      <w:proofErr w:type="spellEnd"/>
-      <w:r>
-        <w:rPr>
-          <w:rFonts w:ascii="Times New Roman" w:eastAsia="Times New Roman" w:hAnsi="Times New Roman" w:cs="Times New Roman"/>
-          <w:sz w:val="24"/>
-          <w:szCs w:val="24"/>
-        </w:rPr>
-        <w:t xml:space="preserve"> = require('mysql2');</w:t>
-      </w:r>
-    </w:p>
-    <w:p>
-      <w:pPr>
-        <w:spacing w:after="0" w:line="240" w:lineRule="auto"/>
-        <w:ind w:right="29"/>
-        <w:rPr>
-          <w:rFonts w:ascii="Times New Roman" w:eastAsia="Times New Roman" w:hAnsi="Times New Roman" w:cs="Times New Roman"/>
-          <w:sz w:val="24"/>
-          <w:szCs w:val="24"/>
-        </w:rPr>
-      </w:pPr>
-      <w:r>
-        <w:rPr>
-          <w:rFonts w:ascii="Times New Roman" w:eastAsia="Times New Roman" w:hAnsi="Times New Roman" w:cs="Times New Roman"/>
-          <w:sz w:val="24"/>
-          <w:szCs w:val="24"/>
-        </w:rPr>
-        <w:t>const { URL } = require('</w:t>
-      </w:r>
-      <w:proofErr w:type="spellStart"/>
-      <w:r>
-        <w:rPr>
-          <w:rFonts w:ascii="Times New Roman" w:eastAsia="Times New Roman" w:hAnsi="Times New Roman" w:cs="Times New Roman"/>
-          <w:sz w:val="24"/>
-          <w:szCs w:val="24"/>
-        </w:rPr>
-        <w:t>url</w:t>
-      </w:r>
-      <w:proofErr w:type="spellEnd"/>
-      <w:r>
-        <w:rPr>
-          <w:rFonts w:ascii="Times New Roman" w:eastAsia="Times New Roman" w:hAnsi="Times New Roman" w:cs="Times New Roman"/>
-          <w:sz w:val="24"/>
-          <w:szCs w:val="24"/>
-        </w:rPr>
-        <w:t>');</w:t>
+        <w:t>const mysql = require('mysql2');</w:t>
+      </w:r>
+    </w:p>
+    <w:p>
+      <w:pPr>
+        <w:spacing w:after="0" w:line="240" w:lineRule="auto"/>
+        <w:ind w:right="29"/>
+        <w:rPr>
+          <w:rFonts w:ascii="Times New Roman" w:eastAsia="Times New Roman" w:hAnsi="Times New Roman" w:cs="Times New Roman"/>
+          <w:sz w:val="24"/>
+          <w:szCs w:val="24"/>
+        </w:rPr>
+      </w:pPr>
+      <w:r>
+        <w:rPr>
+          <w:rFonts w:ascii="Times New Roman" w:eastAsia="Times New Roman" w:hAnsi="Times New Roman" w:cs="Times New Roman"/>
+          <w:sz w:val="24"/>
+          <w:szCs w:val="24"/>
+        </w:rPr>
+        <w:t>const { URL } = require('url');</w:t>
       </w:r>
     </w:p>
     <w:p>
@@ -3142,25 +2738,7 @@
           <w:szCs w:val="24"/>
         </w:rPr>
         <w:lastRenderedPageBreak/>
-        <w:t xml:space="preserve">const con = </w:t>
-      </w:r>
-      <w:proofErr w:type="spellStart"/>
-      <w:r>
-        <w:rPr>
-          <w:rFonts w:ascii="Times New Roman" w:eastAsia="Times New Roman" w:hAnsi="Times New Roman" w:cs="Times New Roman"/>
-          <w:sz w:val="24"/>
-          <w:szCs w:val="24"/>
-        </w:rPr>
-        <w:t>mysql.createConnection</w:t>
-      </w:r>
-      <w:proofErr w:type="spellEnd"/>
-      <w:r>
-        <w:rPr>
-          <w:rFonts w:ascii="Times New Roman" w:eastAsia="Times New Roman" w:hAnsi="Times New Roman" w:cs="Times New Roman"/>
-          <w:sz w:val="24"/>
-          <w:szCs w:val="24"/>
-        </w:rPr>
-        <w:t>({</w:t>
+        <w:t>const con = mysql.createConnection({</w:t>
       </w:r>
     </w:p>
     <w:p>
@@ -3236,25 +2814,7 @@
           <w:sz w:val="24"/>
           <w:szCs w:val="24"/>
         </w:rPr>
-        <w:t xml:space="preserve">    database: '</w:t>
-      </w:r>
-      <w:proofErr w:type="spellStart"/>
-      <w:r>
-        <w:rPr>
-          <w:rFonts w:ascii="Times New Roman" w:eastAsia="Times New Roman" w:hAnsi="Times New Roman" w:cs="Times New Roman"/>
-          <w:sz w:val="24"/>
-          <w:szCs w:val="24"/>
-        </w:rPr>
-        <w:t>Node_test</w:t>
-      </w:r>
-      <w:proofErr w:type="spellEnd"/>
-      <w:r>
-        <w:rPr>
-          <w:rFonts w:ascii="Times New Roman" w:eastAsia="Times New Roman" w:hAnsi="Times New Roman" w:cs="Times New Roman"/>
-          <w:sz w:val="24"/>
-          <w:szCs w:val="24"/>
-        </w:rPr>
-        <w:t>',</w:t>
+        <w:t xml:space="preserve">    database: 'Node_test',</w:t>
       </w:r>
     </w:p>
     <w:p>
@@ -3303,62 +2863,26 @@
           <w:sz w:val="24"/>
           <w:szCs w:val="24"/>
         </w:rPr>
-        <w:t xml:space="preserve">const server = </w:t>
-      </w:r>
-      <w:proofErr w:type="spellStart"/>
-      <w:r>
-        <w:rPr>
-          <w:rFonts w:ascii="Times New Roman" w:eastAsia="Times New Roman" w:hAnsi="Times New Roman" w:cs="Times New Roman"/>
-          <w:sz w:val="24"/>
-          <w:szCs w:val="24"/>
-        </w:rPr>
-        <w:t>http.createServer</w:t>
-      </w:r>
-      <w:proofErr w:type="spellEnd"/>
-      <w:r>
-        <w:rPr>
-          <w:rFonts w:ascii="Times New Roman" w:eastAsia="Times New Roman" w:hAnsi="Times New Roman" w:cs="Times New Roman"/>
-          <w:sz w:val="24"/>
-          <w:szCs w:val="24"/>
-        </w:rPr>
-        <w:t>((req, res) =&gt; {</w:t>
-      </w:r>
-    </w:p>
-    <w:p>
-      <w:pPr>
-        <w:spacing w:after="0" w:line="240" w:lineRule="auto"/>
-        <w:ind w:right="29"/>
-        <w:rPr>
-          <w:rFonts w:ascii="Times New Roman" w:eastAsia="Times New Roman" w:hAnsi="Times New Roman" w:cs="Times New Roman"/>
-          <w:sz w:val="24"/>
-          <w:szCs w:val="24"/>
-        </w:rPr>
-      </w:pPr>
-      <w:r>
-        <w:rPr>
-          <w:rFonts w:ascii="Times New Roman" w:eastAsia="Times New Roman" w:hAnsi="Times New Roman" w:cs="Times New Roman"/>
-          <w:sz w:val="24"/>
-          <w:szCs w:val="24"/>
-        </w:rPr>
-        <w:t xml:space="preserve">    const </w:t>
-      </w:r>
-      <w:proofErr w:type="spellStart"/>
-      <w:r>
-        <w:rPr>
-          <w:rFonts w:ascii="Times New Roman" w:eastAsia="Times New Roman" w:hAnsi="Times New Roman" w:cs="Times New Roman"/>
-          <w:sz w:val="24"/>
-          <w:szCs w:val="24"/>
-        </w:rPr>
-        <w:t>url</w:t>
-      </w:r>
-      <w:proofErr w:type="spellEnd"/>
-      <w:r>
-        <w:rPr>
-          <w:rFonts w:ascii="Times New Roman" w:eastAsia="Times New Roman" w:hAnsi="Times New Roman" w:cs="Times New Roman"/>
-          <w:sz w:val="24"/>
-          <w:szCs w:val="24"/>
-        </w:rPr>
-        <w:t xml:space="preserve"> = new URL(req.url, `http://${req.headers.host}`);</w:t>
+        <w:t>const server = http.createServer((req, res) =&gt; {</w:t>
+      </w:r>
+    </w:p>
+    <w:p>
+      <w:pPr>
+        <w:spacing w:after="0" w:line="240" w:lineRule="auto"/>
+        <w:ind w:right="29"/>
+        <w:rPr>
+          <w:rFonts w:ascii="Times New Roman" w:eastAsia="Times New Roman" w:hAnsi="Times New Roman" w:cs="Times New Roman"/>
+          <w:sz w:val="24"/>
+          <w:szCs w:val="24"/>
+        </w:rPr>
+      </w:pPr>
+      <w:r>
+        <w:rPr>
+          <w:rFonts w:ascii="Times New Roman" w:eastAsia="Times New Roman" w:hAnsi="Times New Roman" w:cs="Times New Roman"/>
+          <w:sz w:val="24"/>
+          <w:szCs w:val="24"/>
+        </w:rPr>
+        <w:t xml:space="preserve">    const url = new URL(req.url, `http://${req.headers.host}`);</w:t>
       </w:r>
     </w:p>
     <w:p>
@@ -3407,110 +2931,56 @@
           <w:sz w:val="24"/>
           <w:szCs w:val="24"/>
         </w:rPr>
-        <w:t xml:space="preserve">    if (</w:t>
-      </w:r>
-      <w:proofErr w:type="spellStart"/>
-      <w:r>
-        <w:rPr>
-          <w:rFonts w:ascii="Times New Roman" w:eastAsia="Times New Roman" w:hAnsi="Times New Roman" w:cs="Times New Roman"/>
-          <w:sz w:val="24"/>
-          <w:szCs w:val="24"/>
-        </w:rPr>
-        <w:t>url.pathname</w:t>
-      </w:r>
-      <w:proofErr w:type="spellEnd"/>
-      <w:r>
-        <w:rPr>
-          <w:rFonts w:ascii="Times New Roman" w:eastAsia="Times New Roman" w:hAnsi="Times New Roman" w:cs="Times New Roman"/>
-          <w:sz w:val="24"/>
-          <w:szCs w:val="24"/>
-        </w:rPr>
-        <w:t xml:space="preserve"> === '/') {</w:t>
-      </w:r>
-    </w:p>
-    <w:p>
-      <w:pPr>
-        <w:spacing w:after="0" w:line="240" w:lineRule="auto"/>
-        <w:ind w:right="29"/>
-        <w:rPr>
-          <w:rFonts w:ascii="Times New Roman" w:eastAsia="Times New Roman" w:hAnsi="Times New Roman" w:cs="Times New Roman"/>
-          <w:sz w:val="24"/>
-          <w:szCs w:val="24"/>
-        </w:rPr>
-      </w:pPr>
-      <w:r>
-        <w:rPr>
-          <w:rFonts w:ascii="Times New Roman" w:eastAsia="Times New Roman" w:hAnsi="Times New Roman" w:cs="Times New Roman"/>
-          <w:sz w:val="24"/>
-          <w:szCs w:val="24"/>
-        </w:rPr>
-        <w:t xml:space="preserve">        </w:t>
-      </w:r>
-      <w:proofErr w:type="spellStart"/>
-      <w:r>
-        <w:rPr>
-          <w:rFonts w:ascii="Times New Roman" w:eastAsia="Times New Roman" w:hAnsi="Times New Roman" w:cs="Times New Roman"/>
-          <w:sz w:val="24"/>
-          <w:szCs w:val="24"/>
-        </w:rPr>
-        <w:t>res.writeHead</w:t>
-      </w:r>
-      <w:proofErr w:type="spellEnd"/>
-      <w:r>
-        <w:rPr>
-          <w:rFonts w:ascii="Times New Roman" w:eastAsia="Times New Roman" w:hAnsi="Times New Roman" w:cs="Times New Roman"/>
-          <w:sz w:val="24"/>
-          <w:szCs w:val="24"/>
-        </w:rPr>
-        <w:t>(200, { 'Content-Type': 'text/html' });</w:t>
-      </w:r>
-    </w:p>
-    <w:p>
-      <w:pPr>
-        <w:spacing w:after="0" w:line="240" w:lineRule="auto"/>
-        <w:ind w:right="29"/>
-        <w:rPr>
-          <w:rFonts w:ascii="Times New Roman" w:eastAsia="Times New Roman" w:hAnsi="Times New Roman" w:cs="Times New Roman"/>
-          <w:sz w:val="24"/>
-          <w:szCs w:val="24"/>
-        </w:rPr>
-      </w:pPr>
-    </w:p>
-    <w:p>
-      <w:pPr>
-        <w:spacing w:after="0" w:line="240" w:lineRule="auto"/>
-        <w:ind w:right="29"/>
-        <w:rPr>
-          <w:rFonts w:ascii="Times New Roman" w:eastAsia="Times New Roman" w:hAnsi="Times New Roman" w:cs="Times New Roman"/>
-          <w:sz w:val="24"/>
-          <w:szCs w:val="24"/>
-        </w:rPr>
-      </w:pPr>
-      <w:r>
-        <w:rPr>
-          <w:rFonts w:ascii="Times New Roman" w:eastAsia="Times New Roman" w:hAnsi="Times New Roman" w:cs="Times New Roman"/>
-          <w:sz w:val="24"/>
-          <w:szCs w:val="24"/>
-        </w:rPr>
-        <w:t xml:space="preserve">        </w:t>
-      </w:r>
-      <w:proofErr w:type="spellStart"/>
-      <w:r>
-        <w:rPr>
-          <w:rFonts w:ascii="Times New Roman" w:eastAsia="Times New Roman" w:hAnsi="Times New Roman" w:cs="Times New Roman"/>
-          <w:sz w:val="24"/>
-          <w:szCs w:val="24"/>
-        </w:rPr>
-        <w:t>res.end</w:t>
-      </w:r>
-      <w:proofErr w:type="spellEnd"/>
-      <w:r>
-        <w:rPr>
-          <w:rFonts w:ascii="Times New Roman" w:eastAsia="Times New Roman" w:hAnsi="Times New Roman" w:cs="Times New Roman"/>
-          <w:sz w:val="24"/>
-          <w:szCs w:val="24"/>
-        </w:rPr>
-        <w:t>(`</w:t>
+        <w:t xml:space="preserve">    if (url.pathname === '/') {</w:t>
+      </w:r>
+    </w:p>
+    <w:p>
+      <w:pPr>
+        <w:spacing w:after="0" w:line="240" w:lineRule="auto"/>
+        <w:ind w:right="29"/>
+        <w:rPr>
+          <w:rFonts w:ascii="Times New Roman" w:eastAsia="Times New Roman" w:hAnsi="Times New Roman" w:cs="Times New Roman"/>
+          <w:sz w:val="24"/>
+          <w:szCs w:val="24"/>
+        </w:rPr>
+      </w:pPr>
+      <w:r>
+        <w:rPr>
+          <w:rFonts w:ascii="Times New Roman" w:eastAsia="Times New Roman" w:hAnsi="Times New Roman" w:cs="Times New Roman"/>
+          <w:sz w:val="24"/>
+          <w:szCs w:val="24"/>
+        </w:rPr>
+        <w:t xml:space="preserve">        res.writeHead(200, { 'Content-Type': 'text/html' });</w:t>
+      </w:r>
+    </w:p>
+    <w:p>
+      <w:pPr>
+        <w:spacing w:after="0" w:line="240" w:lineRule="auto"/>
+        <w:ind w:right="29"/>
+        <w:rPr>
+          <w:rFonts w:ascii="Times New Roman" w:eastAsia="Times New Roman" w:hAnsi="Times New Roman" w:cs="Times New Roman"/>
+          <w:sz w:val="24"/>
+          <w:szCs w:val="24"/>
+        </w:rPr>
+      </w:pPr>
+    </w:p>
+    <w:p>
+      <w:pPr>
+        <w:spacing w:after="0" w:line="240" w:lineRule="auto"/>
+        <w:ind w:right="29"/>
+        <w:rPr>
+          <w:rFonts w:ascii="Times New Roman" w:eastAsia="Times New Roman" w:hAnsi="Times New Roman" w:cs="Times New Roman"/>
+          <w:sz w:val="24"/>
+          <w:szCs w:val="24"/>
+        </w:rPr>
+      </w:pPr>
+      <w:r>
+        <w:rPr>
+          <w:rFonts w:ascii="Times New Roman" w:eastAsia="Times New Roman" w:hAnsi="Times New Roman" w:cs="Times New Roman"/>
+          <w:sz w:val="24"/>
+          <w:szCs w:val="24"/>
+        </w:rPr>
+        <w:t xml:space="preserve">        res.end(`</w:t>
       </w:r>
     </w:p>
     <w:p>
@@ -3605,43 +3075,7 @@
           <w:sz w:val="24"/>
           <w:szCs w:val="24"/>
         </w:rPr>
-        <w:t xml:space="preserve">                &lt;</w:t>
-      </w:r>
-      <w:proofErr w:type="spellStart"/>
-      <w:r>
-        <w:rPr>
-          <w:rFonts w:ascii="Times New Roman" w:eastAsia="Times New Roman" w:hAnsi="Times New Roman" w:cs="Times New Roman"/>
-          <w:sz w:val="24"/>
-          <w:szCs w:val="24"/>
-        </w:rPr>
-        <w:t>br</w:t>
-      </w:r>
-      <w:proofErr w:type="spellEnd"/>
-      <w:r>
-        <w:rPr>
-          <w:rFonts w:ascii="Times New Roman" w:eastAsia="Times New Roman" w:hAnsi="Times New Roman" w:cs="Times New Roman"/>
-          <w:sz w:val="24"/>
-          <w:szCs w:val="24"/>
-        </w:rPr>
-        <w:t>&gt;&lt;</w:t>
-      </w:r>
-      <w:proofErr w:type="spellStart"/>
-      <w:r>
-        <w:rPr>
-          <w:rFonts w:ascii="Times New Roman" w:eastAsia="Times New Roman" w:hAnsi="Times New Roman" w:cs="Times New Roman"/>
-          <w:sz w:val="24"/>
-          <w:szCs w:val="24"/>
-        </w:rPr>
-        <w:t>br</w:t>
-      </w:r>
-      <w:proofErr w:type="spellEnd"/>
-      <w:r>
-        <w:rPr>
-          <w:rFonts w:ascii="Times New Roman" w:eastAsia="Times New Roman" w:hAnsi="Times New Roman" w:cs="Times New Roman"/>
-          <w:sz w:val="24"/>
-          <w:szCs w:val="24"/>
-        </w:rPr>
-        <w:t>&gt;</w:t>
+        <w:t xml:space="preserve">                &lt;br&gt;&lt;br&gt;</w:t>
       </w:r>
     </w:p>
     <w:p>
@@ -3698,43 +3132,7 @@
           <w:sz w:val="24"/>
           <w:szCs w:val="24"/>
         </w:rPr>
-        <w:t xml:space="preserve">                &lt;</w:t>
-      </w:r>
-      <w:proofErr w:type="spellStart"/>
-      <w:r>
-        <w:rPr>
-          <w:rFonts w:ascii="Times New Roman" w:eastAsia="Times New Roman" w:hAnsi="Times New Roman" w:cs="Times New Roman"/>
-          <w:sz w:val="24"/>
-          <w:szCs w:val="24"/>
-        </w:rPr>
-        <w:t>br</w:t>
-      </w:r>
-      <w:proofErr w:type="spellEnd"/>
-      <w:r>
-        <w:rPr>
-          <w:rFonts w:ascii="Times New Roman" w:eastAsia="Times New Roman" w:hAnsi="Times New Roman" w:cs="Times New Roman"/>
-          <w:sz w:val="24"/>
-          <w:szCs w:val="24"/>
-        </w:rPr>
-        <w:t>&gt;&lt;</w:t>
-      </w:r>
-      <w:proofErr w:type="spellStart"/>
-      <w:r>
-        <w:rPr>
-          <w:rFonts w:ascii="Times New Roman" w:eastAsia="Times New Roman" w:hAnsi="Times New Roman" w:cs="Times New Roman"/>
-          <w:sz w:val="24"/>
-          <w:szCs w:val="24"/>
-        </w:rPr>
-        <w:t>br</w:t>
-      </w:r>
-      <w:proofErr w:type="spellEnd"/>
-      <w:r>
-        <w:rPr>
-          <w:rFonts w:ascii="Times New Roman" w:eastAsia="Times New Roman" w:hAnsi="Times New Roman" w:cs="Times New Roman"/>
-          <w:sz w:val="24"/>
-          <w:szCs w:val="24"/>
-        </w:rPr>
-        <w:t>&gt;</w:t>
+        <w:t xml:space="preserve">                &lt;br&gt;&lt;br&gt;</w:t>
       </w:r>
     </w:p>
     <w:p>
@@ -3791,43 +3189,7 @@
           <w:sz w:val="24"/>
           <w:szCs w:val="24"/>
         </w:rPr>
-        <w:t xml:space="preserve">                &lt;</w:t>
-      </w:r>
-      <w:proofErr w:type="spellStart"/>
-      <w:r>
-        <w:rPr>
-          <w:rFonts w:ascii="Times New Roman" w:eastAsia="Times New Roman" w:hAnsi="Times New Roman" w:cs="Times New Roman"/>
-          <w:sz w:val="24"/>
-          <w:szCs w:val="24"/>
-        </w:rPr>
-        <w:t>br</w:t>
-      </w:r>
-      <w:proofErr w:type="spellEnd"/>
-      <w:r>
-        <w:rPr>
-          <w:rFonts w:ascii="Times New Roman" w:eastAsia="Times New Roman" w:hAnsi="Times New Roman" w:cs="Times New Roman"/>
-          <w:sz w:val="24"/>
-          <w:szCs w:val="24"/>
-        </w:rPr>
-        <w:t>&gt;&lt;</w:t>
-      </w:r>
-      <w:proofErr w:type="spellStart"/>
-      <w:r>
-        <w:rPr>
-          <w:rFonts w:ascii="Times New Roman" w:eastAsia="Times New Roman" w:hAnsi="Times New Roman" w:cs="Times New Roman"/>
-          <w:sz w:val="24"/>
-          <w:szCs w:val="24"/>
-        </w:rPr>
-        <w:t>br</w:t>
-      </w:r>
-      <w:proofErr w:type="spellEnd"/>
-      <w:r>
-        <w:rPr>
-          <w:rFonts w:ascii="Times New Roman" w:eastAsia="Times New Roman" w:hAnsi="Times New Roman" w:cs="Times New Roman"/>
-          <w:sz w:val="24"/>
-          <w:szCs w:val="24"/>
-        </w:rPr>
-        <w:t>&gt;</w:t>
+        <w:t xml:space="preserve">                &lt;br&gt;&lt;br&gt;</w:t>
       </w:r>
     </w:p>
     <w:p>
@@ -3884,43 +3246,7 @@
           <w:sz w:val="24"/>
           <w:szCs w:val="24"/>
         </w:rPr>
-        <w:t xml:space="preserve">                &lt;</w:t>
-      </w:r>
-      <w:proofErr w:type="spellStart"/>
-      <w:r>
-        <w:rPr>
-          <w:rFonts w:ascii="Times New Roman" w:eastAsia="Times New Roman" w:hAnsi="Times New Roman" w:cs="Times New Roman"/>
-          <w:sz w:val="24"/>
-          <w:szCs w:val="24"/>
-        </w:rPr>
-        <w:t>br</w:t>
-      </w:r>
-      <w:proofErr w:type="spellEnd"/>
-      <w:r>
-        <w:rPr>
-          <w:rFonts w:ascii="Times New Roman" w:eastAsia="Times New Roman" w:hAnsi="Times New Roman" w:cs="Times New Roman"/>
-          <w:sz w:val="24"/>
-          <w:szCs w:val="24"/>
-        </w:rPr>
-        <w:t>&gt;&lt;</w:t>
-      </w:r>
-      <w:proofErr w:type="spellStart"/>
-      <w:r>
-        <w:rPr>
-          <w:rFonts w:ascii="Times New Roman" w:eastAsia="Times New Roman" w:hAnsi="Times New Roman" w:cs="Times New Roman"/>
-          <w:sz w:val="24"/>
-          <w:szCs w:val="24"/>
-        </w:rPr>
-        <w:t>br</w:t>
-      </w:r>
-      <w:proofErr w:type="spellEnd"/>
-      <w:r>
-        <w:rPr>
-          <w:rFonts w:ascii="Times New Roman" w:eastAsia="Times New Roman" w:hAnsi="Times New Roman" w:cs="Times New Roman"/>
-          <w:sz w:val="24"/>
-          <w:szCs w:val="24"/>
-        </w:rPr>
-        <w:t>&gt;</w:t>
+        <w:t xml:space="preserve">                &lt;br&gt;&lt;br&gt;</w:t>
       </w:r>
     </w:p>
     <w:p>
@@ -4045,221 +3371,113 @@
           <w:sz w:val="24"/>
           <w:szCs w:val="24"/>
         </w:rPr>
-        <w:t xml:space="preserve">    else if (</w:t>
-      </w:r>
-      <w:proofErr w:type="spellStart"/>
-      <w:r>
-        <w:rPr>
-          <w:rFonts w:ascii="Times New Roman" w:eastAsia="Times New Roman" w:hAnsi="Times New Roman" w:cs="Times New Roman"/>
-          <w:sz w:val="24"/>
-          <w:szCs w:val="24"/>
-        </w:rPr>
-        <w:t>url.pathname</w:t>
-      </w:r>
-      <w:proofErr w:type="spellEnd"/>
-      <w:r>
-        <w:rPr>
-          <w:rFonts w:ascii="Times New Roman" w:eastAsia="Times New Roman" w:hAnsi="Times New Roman" w:cs="Times New Roman"/>
-          <w:sz w:val="24"/>
-          <w:szCs w:val="24"/>
-        </w:rPr>
-        <w:t xml:space="preserve"> === '/add') {</w:t>
-      </w:r>
-    </w:p>
-    <w:p>
-      <w:pPr>
-        <w:spacing w:after="0" w:line="240" w:lineRule="auto"/>
-        <w:ind w:right="29"/>
-        <w:rPr>
-          <w:rFonts w:ascii="Times New Roman" w:eastAsia="Times New Roman" w:hAnsi="Times New Roman" w:cs="Times New Roman"/>
-          <w:sz w:val="24"/>
-          <w:szCs w:val="24"/>
-        </w:rPr>
-      </w:pPr>
-      <w:r>
-        <w:rPr>
-          <w:rFonts w:ascii="Times New Roman" w:eastAsia="Times New Roman" w:hAnsi="Times New Roman" w:cs="Times New Roman"/>
-          <w:sz w:val="24"/>
-          <w:szCs w:val="24"/>
-        </w:rPr>
-        <w:t xml:space="preserve">        const name = </w:t>
-      </w:r>
-      <w:proofErr w:type="spellStart"/>
-      <w:r>
-        <w:rPr>
-          <w:rFonts w:ascii="Times New Roman" w:eastAsia="Times New Roman" w:hAnsi="Times New Roman" w:cs="Times New Roman"/>
-          <w:sz w:val="24"/>
-          <w:szCs w:val="24"/>
-        </w:rPr>
-        <w:t>url.searchParams.get</w:t>
-      </w:r>
-      <w:proofErr w:type="spellEnd"/>
-      <w:r>
-        <w:rPr>
-          <w:rFonts w:ascii="Times New Roman" w:eastAsia="Times New Roman" w:hAnsi="Times New Roman" w:cs="Times New Roman"/>
-          <w:sz w:val="24"/>
-          <w:szCs w:val="24"/>
-        </w:rPr>
-        <w:t>('name');</w:t>
-      </w:r>
-    </w:p>
-    <w:p>
-      <w:pPr>
-        <w:spacing w:after="0" w:line="240" w:lineRule="auto"/>
-        <w:ind w:right="29"/>
-        <w:rPr>
-          <w:rFonts w:ascii="Times New Roman" w:eastAsia="Times New Roman" w:hAnsi="Times New Roman" w:cs="Times New Roman"/>
-          <w:sz w:val="24"/>
-          <w:szCs w:val="24"/>
-        </w:rPr>
-      </w:pPr>
-      <w:r>
-        <w:rPr>
-          <w:rFonts w:ascii="Times New Roman" w:eastAsia="Times New Roman" w:hAnsi="Times New Roman" w:cs="Times New Roman"/>
-          <w:sz w:val="24"/>
-          <w:szCs w:val="24"/>
-        </w:rPr>
-        <w:t xml:space="preserve">        const brand = </w:t>
-      </w:r>
-      <w:proofErr w:type="spellStart"/>
-      <w:r>
-        <w:rPr>
-          <w:rFonts w:ascii="Times New Roman" w:eastAsia="Times New Roman" w:hAnsi="Times New Roman" w:cs="Times New Roman"/>
-          <w:sz w:val="24"/>
-          <w:szCs w:val="24"/>
-        </w:rPr>
-        <w:t>url.searchParams.get</w:t>
-      </w:r>
-      <w:proofErr w:type="spellEnd"/>
-      <w:r>
-        <w:rPr>
-          <w:rFonts w:ascii="Times New Roman" w:eastAsia="Times New Roman" w:hAnsi="Times New Roman" w:cs="Times New Roman"/>
-          <w:sz w:val="24"/>
-          <w:szCs w:val="24"/>
-        </w:rPr>
-        <w:t>('brand');</w:t>
-      </w:r>
-    </w:p>
-    <w:p>
-      <w:pPr>
-        <w:spacing w:after="0" w:line="240" w:lineRule="auto"/>
-        <w:ind w:right="29"/>
-        <w:rPr>
-          <w:rFonts w:ascii="Times New Roman" w:eastAsia="Times New Roman" w:hAnsi="Times New Roman" w:cs="Times New Roman"/>
-          <w:sz w:val="24"/>
-          <w:szCs w:val="24"/>
-        </w:rPr>
-      </w:pPr>
-      <w:r>
-        <w:rPr>
-          <w:rFonts w:ascii="Times New Roman" w:eastAsia="Times New Roman" w:hAnsi="Times New Roman" w:cs="Times New Roman"/>
-          <w:sz w:val="24"/>
-          <w:szCs w:val="24"/>
-        </w:rPr>
-        <w:t xml:space="preserve">        const quantity = </w:t>
-      </w:r>
-      <w:proofErr w:type="spellStart"/>
-      <w:r>
-        <w:rPr>
-          <w:rFonts w:ascii="Times New Roman" w:eastAsia="Times New Roman" w:hAnsi="Times New Roman" w:cs="Times New Roman"/>
-          <w:sz w:val="24"/>
-          <w:szCs w:val="24"/>
-        </w:rPr>
-        <w:t>url.searchParams.get</w:t>
-      </w:r>
-      <w:proofErr w:type="spellEnd"/>
-      <w:r>
-        <w:rPr>
-          <w:rFonts w:ascii="Times New Roman" w:eastAsia="Times New Roman" w:hAnsi="Times New Roman" w:cs="Times New Roman"/>
-          <w:sz w:val="24"/>
-          <w:szCs w:val="24"/>
-        </w:rPr>
-        <w:t>('quantity');</w:t>
-      </w:r>
-    </w:p>
-    <w:p>
-      <w:pPr>
-        <w:spacing w:after="0" w:line="240" w:lineRule="auto"/>
-        <w:ind w:right="29"/>
-        <w:rPr>
-          <w:rFonts w:ascii="Times New Roman" w:eastAsia="Times New Roman" w:hAnsi="Times New Roman" w:cs="Times New Roman"/>
-          <w:sz w:val="24"/>
-          <w:szCs w:val="24"/>
-        </w:rPr>
-      </w:pPr>
-      <w:r>
-        <w:rPr>
-          <w:rFonts w:ascii="Times New Roman" w:eastAsia="Times New Roman" w:hAnsi="Times New Roman" w:cs="Times New Roman"/>
-          <w:sz w:val="24"/>
-          <w:szCs w:val="24"/>
-        </w:rPr>
-        <w:t xml:space="preserve">        const price = </w:t>
-      </w:r>
-      <w:proofErr w:type="spellStart"/>
-      <w:r>
-        <w:rPr>
-          <w:rFonts w:ascii="Times New Roman" w:eastAsia="Times New Roman" w:hAnsi="Times New Roman" w:cs="Times New Roman"/>
-          <w:sz w:val="24"/>
-          <w:szCs w:val="24"/>
-        </w:rPr>
-        <w:t>url.searchParams.get</w:t>
-      </w:r>
-      <w:proofErr w:type="spellEnd"/>
-      <w:r>
-        <w:rPr>
-          <w:rFonts w:ascii="Times New Roman" w:eastAsia="Times New Roman" w:hAnsi="Times New Roman" w:cs="Times New Roman"/>
-          <w:sz w:val="24"/>
-          <w:szCs w:val="24"/>
-        </w:rPr>
-        <w:t>('price');</w:t>
-      </w:r>
-    </w:p>
-    <w:p>
-      <w:pPr>
-        <w:spacing w:after="0" w:line="240" w:lineRule="auto"/>
-        <w:ind w:right="29"/>
-        <w:rPr>
-          <w:rFonts w:ascii="Times New Roman" w:eastAsia="Times New Roman" w:hAnsi="Times New Roman" w:cs="Times New Roman"/>
-          <w:sz w:val="24"/>
-          <w:szCs w:val="24"/>
-        </w:rPr>
-      </w:pPr>
-    </w:p>
-    <w:p>
-      <w:pPr>
-        <w:spacing w:after="0" w:line="240" w:lineRule="auto"/>
-        <w:ind w:right="29"/>
-        <w:rPr>
-          <w:rFonts w:ascii="Times New Roman" w:eastAsia="Times New Roman" w:hAnsi="Times New Roman" w:cs="Times New Roman"/>
-          <w:sz w:val="24"/>
-          <w:szCs w:val="24"/>
-        </w:rPr>
-      </w:pPr>
-      <w:r>
-        <w:rPr>
-          <w:rFonts w:ascii="Times New Roman" w:eastAsia="Times New Roman" w:hAnsi="Times New Roman" w:cs="Times New Roman"/>
-          <w:sz w:val="24"/>
-          <w:szCs w:val="24"/>
-        </w:rPr>
-        <w:t xml:space="preserve">        const </w:t>
-      </w:r>
-      <w:proofErr w:type="spellStart"/>
-      <w:r>
-        <w:rPr>
-          <w:rFonts w:ascii="Times New Roman" w:eastAsia="Times New Roman" w:hAnsi="Times New Roman" w:cs="Times New Roman"/>
-          <w:sz w:val="24"/>
-          <w:szCs w:val="24"/>
-        </w:rPr>
-        <w:t>sql</w:t>
-      </w:r>
-      <w:proofErr w:type="spellEnd"/>
-      <w:r>
-        <w:rPr>
-          <w:rFonts w:ascii="Times New Roman" w:eastAsia="Times New Roman" w:hAnsi="Times New Roman" w:cs="Times New Roman"/>
-          <w:sz w:val="24"/>
-          <w:szCs w:val="24"/>
-        </w:rPr>
-        <w:t xml:space="preserve"> = `</w:t>
+        <w:t xml:space="preserve">    else if (url.pathname === '/add') {</w:t>
+      </w:r>
+    </w:p>
+    <w:p>
+      <w:pPr>
+        <w:spacing w:after="0" w:line="240" w:lineRule="auto"/>
+        <w:ind w:right="29"/>
+        <w:rPr>
+          <w:rFonts w:ascii="Times New Roman" w:eastAsia="Times New Roman" w:hAnsi="Times New Roman" w:cs="Times New Roman"/>
+          <w:sz w:val="24"/>
+          <w:szCs w:val="24"/>
+        </w:rPr>
+      </w:pPr>
+      <w:r>
+        <w:rPr>
+          <w:rFonts w:ascii="Times New Roman" w:eastAsia="Times New Roman" w:hAnsi="Times New Roman" w:cs="Times New Roman"/>
+          <w:sz w:val="24"/>
+          <w:szCs w:val="24"/>
+        </w:rPr>
+        <w:t xml:space="preserve">        const name = url.searchParams.get('name');</w:t>
+      </w:r>
+    </w:p>
+    <w:p>
+      <w:pPr>
+        <w:spacing w:after="0" w:line="240" w:lineRule="auto"/>
+        <w:ind w:right="29"/>
+        <w:rPr>
+          <w:rFonts w:ascii="Times New Roman" w:eastAsia="Times New Roman" w:hAnsi="Times New Roman" w:cs="Times New Roman"/>
+          <w:sz w:val="24"/>
+          <w:szCs w:val="24"/>
+        </w:rPr>
+      </w:pPr>
+      <w:r>
+        <w:rPr>
+          <w:rFonts w:ascii="Times New Roman" w:eastAsia="Times New Roman" w:hAnsi="Times New Roman" w:cs="Times New Roman"/>
+          <w:sz w:val="24"/>
+          <w:szCs w:val="24"/>
+        </w:rPr>
+        <w:t xml:space="preserve">        const brand = url.searchParams.get('brand');</w:t>
+      </w:r>
+    </w:p>
+    <w:p>
+      <w:pPr>
+        <w:spacing w:after="0" w:line="240" w:lineRule="auto"/>
+        <w:ind w:right="29"/>
+        <w:rPr>
+          <w:rFonts w:ascii="Times New Roman" w:eastAsia="Times New Roman" w:hAnsi="Times New Roman" w:cs="Times New Roman"/>
+          <w:sz w:val="24"/>
+          <w:szCs w:val="24"/>
+        </w:rPr>
+      </w:pPr>
+      <w:r>
+        <w:rPr>
+          <w:rFonts w:ascii="Times New Roman" w:eastAsia="Times New Roman" w:hAnsi="Times New Roman" w:cs="Times New Roman"/>
+          <w:sz w:val="24"/>
+          <w:szCs w:val="24"/>
+        </w:rPr>
+        <w:t xml:space="preserve">        const quantity = url.searchParams.get('quantity');</w:t>
+      </w:r>
+    </w:p>
+    <w:p>
+      <w:pPr>
+        <w:spacing w:after="0" w:line="240" w:lineRule="auto"/>
+        <w:ind w:right="29"/>
+        <w:rPr>
+          <w:rFonts w:ascii="Times New Roman" w:eastAsia="Times New Roman" w:hAnsi="Times New Roman" w:cs="Times New Roman"/>
+          <w:sz w:val="24"/>
+          <w:szCs w:val="24"/>
+        </w:rPr>
+      </w:pPr>
+      <w:r>
+        <w:rPr>
+          <w:rFonts w:ascii="Times New Roman" w:eastAsia="Times New Roman" w:hAnsi="Times New Roman" w:cs="Times New Roman"/>
+          <w:sz w:val="24"/>
+          <w:szCs w:val="24"/>
+        </w:rPr>
+        <w:t xml:space="preserve">        const price = url.searchParams.get('price');</w:t>
+      </w:r>
+    </w:p>
+    <w:p>
+      <w:pPr>
+        <w:spacing w:after="0" w:line="240" w:lineRule="auto"/>
+        <w:ind w:right="29"/>
+        <w:rPr>
+          <w:rFonts w:ascii="Times New Roman" w:eastAsia="Times New Roman" w:hAnsi="Times New Roman" w:cs="Times New Roman"/>
+          <w:sz w:val="24"/>
+          <w:szCs w:val="24"/>
+        </w:rPr>
+      </w:pPr>
+    </w:p>
+    <w:p>
+      <w:pPr>
+        <w:spacing w:after="0" w:line="240" w:lineRule="auto"/>
+        <w:ind w:right="29"/>
+        <w:rPr>
+          <w:rFonts w:ascii="Times New Roman" w:eastAsia="Times New Roman" w:hAnsi="Times New Roman" w:cs="Times New Roman"/>
+          <w:sz w:val="24"/>
+          <w:szCs w:val="24"/>
+        </w:rPr>
+      </w:pPr>
+      <w:r>
+        <w:rPr>
+          <w:rFonts w:ascii="Times New Roman" w:eastAsia="Times New Roman" w:hAnsi="Times New Roman" w:cs="Times New Roman"/>
+          <w:sz w:val="24"/>
+          <w:szCs w:val="24"/>
+        </w:rPr>
+        <w:t xml:space="preserve">        const sql = `</w:t>
       </w:r>
     </w:p>
     <w:p>
@@ -4346,43 +3564,7 @@
           <w:sz w:val="24"/>
           <w:szCs w:val="24"/>
         </w:rPr>
-        <w:t xml:space="preserve">        </w:t>
-      </w:r>
-      <w:proofErr w:type="spellStart"/>
-      <w:r>
-        <w:rPr>
-          <w:rFonts w:ascii="Times New Roman" w:eastAsia="Times New Roman" w:hAnsi="Times New Roman" w:cs="Times New Roman"/>
-          <w:sz w:val="24"/>
-          <w:szCs w:val="24"/>
-        </w:rPr>
-        <w:t>con.query</w:t>
-      </w:r>
-      <w:proofErr w:type="spellEnd"/>
-      <w:r>
-        <w:rPr>
-          <w:rFonts w:ascii="Times New Roman" w:eastAsia="Times New Roman" w:hAnsi="Times New Roman" w:cs="Times New Roman"/>
-          <w:sz w:val="24"/>
-          <w:szCs w:val="24"/>
-        </w:rPr>
-        <w:t>(</w:t>
-      </w:r>
-      <w:proofErr w:type="spellStart"/>
-      <w:r>
-        <w:rPr>
-          <w:rFonts w:ascii="Times New Roman" w:eastAsia="Times New Roman" w:hAnsi="Times New Roman" w:cs="Times New Roman"/>
-          <w:sz w:val="24"/>
-          <w:szCs w:val="24"/>
-        </w:rPr>
-        <w:t>sql</w:t>
-      </w:r>
-      <w:proofErr w:type="spellEnd"/>
-      <w:r>
-        <w:rPr>
-          <w:rFonts w:ascii="Times New Roman" w:eastAsia="Times New Roman" w:hAnsi="Times New Roman" w:cs="Times New Roman"/>
-          <w:sz w:val="24"/>
-          <w:szCs w:val="24"/>
-        </w:rPr>
-        <w:t>, [name, brand, quantity, price], (err) =&gt; {</w:t>
+        <w:t xml:space="preserve">        con.query(sql, [name, brand, quantity, price], (err) =&gt; {</w:t>
       </w:r>
     </w:p>
     <w:p>
@@ -4420,62 +3602,26 @@
           <w:sz w:val="24"/>
           <w:szCs w:val="24"/>
         </w:rPr>
-        <w:t xml:space="preserve">                </w:t>
-      </w:r>
-      <w:proofErr w:type="spellStart"/>
-      <w:r>
-        <w:rPr>
-          <w:rFonts w:ascii="Times New Roman" w:eastAsia="Times New Roman" w:hAnsi="Times New Roman" w:cs="Times New Roman"/>
-          <w:sz w:val="24"/>
-          <w:szCs w:val="24"/>
-        </w:rPr>
-        <w:t>res.writeHead</w:t>
-      </w:r>
-      <w:proofErr w:type="spellEnd"/>
-      <w:r>
-        <w:rPr>
-          <w:rFonts w:ascii="Times New Roman" w:eastAsia="Times New Roman" w:hAnsi="Times New Roman" w:cs="Times New Roman"/>
-          <w:sz w:val="24"/>
-          <w:szCs w:val="24"/>
-        </w:rPr>
-        <w:t>(500);</w:t>
-      </w:r>
-    </w:p>
-    <w:p>
-      <w:pPr>
-        <w:spacing w:after="0" w:line="240" w:lineRule="auto"/>
-        <w:ind w:right="29"/>
-        <w:rPr>
-          <w:rFonts w:ascii="Times New Roman" w:eastAsia="Times New Roman" w:hAnsi="Times New Roman" w:cs="Times New Roman"/>
-          <w:sz w:val="24"/>
-          <w:szCs w:val="24"/>
-        </w:rPr>
-      </w:pPr>
-      <w:r>
-        <w:rPr>
-          <w:rFonts w:ascii="Times New Roman" w:eastAsia="Times New Roman" w:hAnsi="Times New Roman" w:cs="Times New Roman"/>
-          <w:sz w:val="24"/>
-          <w:szCs w:val="24"/>
-        </w:rPr>
-        <w:t xml:space="preserve">                </w:t>
-      </w:r>
-      <w:proofErr w:type="spellStart"/>
-      <w:r>
-        <w:rPr>
-          <w:rFonts w:ascii="Times New Roman" w:eastAsia="Times New Roman" w:hAnsi="Times New Roman" w:cs="Times New Roman"/>
-          <w:sz w:val="24"/>
-          <w:szCs w:val="24"/>
-        </w:rPr>
-        <w:t>res.end</w:t>
-      </w:r>
-      <w:proofErr w:type="spellEnd"/>
-      <w:r>
-        <w:rPr>
-          <w:rFonts w:ascii="Times New Roman" w:eastAsia="Times New Roman" w:hAnsi="Times New Roman" w:cs="Times New Roman"/>
-          <w:sz w:val="24"/>
-          <w:szCs w:val="24"/>
-        </w:rPr>
-        <w:t>('Database Error');</w:t>
+        <w:t xml:space="preserve">                res.writeHead(500);</w:t>
+      </w:r>
+    </w:p>
+    <w:p>
+      <w:pPr>
+        <w:spacing w:after="0" w:line="240" w:lineRule="auto"/>
+        <w:ind w:right="29"/>
+        <w:rPr>
+          <w:rFonts w:ascii="Times New Roman" w:eastAsia="Times New Roman" w:hAnsi="Times New Roman" w:cs="Times New Roman"/>
+          <w:sz w:val="24"/>
+          <w:szCs w:val="24"/>
+        </w:rPr>
+      </w:pPr>
+      <w:r>
+        <w:rPr>
+          <w:rFonts w:ascii="Times New Roman" w:eastAsia="Times New Roman" w:hAnsi="Times New Roman" w:cs="Times New Roman"/>
+          <w:sz w:val="24"/>
+          <w:szCs w:val="24"/>
+        </w:rPr>
+        <w:t xml:space="preserve">                res.end('Database Error');</w:t>
       </w:r>
     </w:p>
     <w:p>
@@ -4533,25 +3679,7 @@
           <w:sz w:val="24"/>
           <w:szCs w:val="24"/>
         </w:rPr>
-        <w:t xml:space="preserve">            </w:t>
-      </w:r>
-      <w:proofErr w:type="spellStart"/>
-      <w:r>
-        <w:rPr>
-          <w:rFonts w:ascii="Times New Roman" w:eastAsia="Times New Roman" w:hAnsi="Times New Roman" w:cs="Times New Roman"/>
-          <w:sz w:val="24"/>
-          <w:szCs w:val="24"/>
-        </w:rPr>
-        <w:t>res.writeHead</w:t>
-      </w:r>
-      <w:proofErr w:type="spellEnd"/>
-      <w:r>
-        <w:rPr>
-          <w:rFonts w:ascii="Times New Roman" w:eastAsia="Times New Roman" w:hAnsi="Times New Roman" w:cs="Times New Roman"/>
-          <w:sz w:val="24"/>
-          <w:szCs w:val="24"/>
-        </w:rPr>
-        <w:t>(200, {</w:t>
+        <w:t xml:space="preserve">            res.writeHead(200, {</w:t>
       </w:r>
     </w:p>
     <w:p>
@@ -4608,25 +3736,7 @@
           <w:sz w:val="24"/>
           <w:szCs w:val="24"/>
         </w:rPr>
-        <w:t xml:space="preserve">            </w:t>
-      </w:r>
-      <w:proofErr w:type="spellStart"/>
-      <w:r>
-        <w:rPr>
-          <w:rFonts w:ascii="Times New Roman" w:eastAsia="Times New Roman" w:hAnsi="Times New Roman" w:cs="Times New Roman"/>
-          <w:sz w:val="24"/>
-          <w:szCs w:val="24"/>
-        </w:rPr>
-        <w:t>res.end</w:t>
-      </w:r>
-      <w:proofErr w:type="spellEnd"/>
-      <w:r>
-        <w:rPr>
-          <w:rFonts w:ascii="Times New Roman" w:eastAsia="Times New Roman" w:hAnsi="Times New Roman" w:cs="Times New Roman"/>
-          <w:sz w:val="24"/>
-          <w:szCs w:val="24"/>
-        </w:rPr>
-        <w:t>(`</w:t>
+        <w:t xml:space="preserve">            res.end(`</w:t>
       </w:r>
     </w:p>
     <w:p>
@@ -4664,25 +3774,7 @@
           <w:sz w:val="24"/>
           <w:szCs w:val="24"/>
         </w:rPr>
-        <w:t xml:space="preserve">                    &lt;a </w:t>
-      </w:r>
-      <w:proofErr w:type="spellStart"/>
-      <w:r>
-        <w:rPr>
-          <w:rFonts w:ascii="Times New Roman" w:eastAsia="Times New Roman" w:hAnsi="Times New Roman" w:cs="Times New Roman"/>
-          <w:sz w:val="24"/>
-          <w:szCs w:val="24"/>
-        </w:rPr>
-        <w:t>href</w:t>
-      </w:r>
-      <w:proofErr w:type="spellEnd"/>
-      <w:r>
-        <w:rPr>
-          <w:rFonts w:ascii="Times New Roman" w:eastAsia="Times New Roman" w:hAnsi="Times New Roman" w:cs="Times New Roman"/>
-          <w:sz w:val="24"/>
-          <w:szCs w:val="24"/>
-        </w:rPr>
-        <w:t>="/"&gt;Add another product&lt;/a&gt;</w:t>
+        <w:t xml:space="preserve">                    &lt;a href="/"&gt;Add another product&lt;/a&gt;</w:t>
       </w:r>
     </w:p>
     <w:p>
@@ -4782,23 +3874,13 @@
           <w:szCs w:val="24"/>
         </w:rPr>
       </w:pPr>
-      <w:proofErr w:type="spellStart"/>
-      <w:r>
-        <w:rPr>
-          <w:rFonts w:ascii="Times New Roman" w:eastAsia="Times New Roman" w:hAnsi="Times New Roman" w:cs="Times New Roman"/>
-          <w:sz w:val="24"/>
-          <w:szCs w:val="24"/>
-        </w:rPr>
-        <w:t>server.listen</w:t>
-      </w:r>
-      <w:proofErr w:type="spellEnd"/>
-      <w:r>
-        <w:rPr>
-          <w:rFonts w:ascii="Times New Roman" w:eastAsia="Times New Roman" w:hAnsi="Times New Roman" w:cs="Times New Roman"/>
-          <w:sz w:val="24"/>
-          <w:szCs w:val="24"/>
-        </w:rPr>
-        <w:t>(3000, () =&gt; {</w:t>
+      <w:r>
+        <w:rPr>
+          <w:rFonts w:ascii="Times New Roman" w:eastAsia="Times New Roman" w:hAnsi="Times New Roman" w:cs="Times New Roman"/>
+          <w:sz w:val="24"/>
+          <w:szCs w:val="24"/>
+        </w:rPr>
+        <w:t>server.listen(3000, () =&gt; {</w:t>
       </w:r>
     </w:p>
     <w:p>
@@ -4887,6 +3969,7 @@
         <w:rPr>
           <w:rFonts w:ascii="Times New Roman" w:eastAsia="Times New Roman" w:hAnsi="Times New Roman" w:cs="Times New Roman"/>
           <w:b/>
+          <w:noProof/>
           <w:sz w:val="24"/>
           <w:szCs w:val="24"/>
         </w:rPr>
@@ -4942,6 +4025,7 @@
         <w:rPr>
           <w:rFonts w:ascii="Times New Roman" w:eastAsia="Times New Roman" w:hAnsi="Times New Roman" w:cs="Times New Roman"/>
           <w:b/>
+          <w:noProof/>
           <w:sz w:val="24"/>
           <w:szCs w:val="24"/>
         </w:rPr>
@@ -4997,6 +4081,7 @@
         <w:rPr>
           <w:rFonts w:ascii="Times New Roman" w:eastAsia="Times New Roman" w:hAnsi="Times New Roman" w:cs="Times New Roman"/>
           <w:b/>
+          <w:noProof/>
           <w:sz w:val="24"/>
           <w:szCs w:val="24"/>
         </w:rPr>
@@ -5144,73 +4229,37 @@
           <w:sz w:val="24"/>
           <w:szCs w:val="24"/>
         </w:rPr>
-        <w:t xml:space="preserve">const </w:t>
-      </w:r>
-      <w:proofErr w:type="spellStart"/>
-      <w:r>
-        <w:rPr>
-          <w:rFonts w:ascii="Times New Roman" w:eastAsia="Times New Roman" w:hAnsi="Times New Roman" w:cs="Times New Roman"/>
-          <w:sz w:val="24"/>
-          <w:szCs w:val="24"/>
-        </w:rPr>
-        <w:t>mysql</w:t>
-      </w:r>
-      <w:proofErr w:type="spellEnd"/>
-      <w:r>
-        <w:rPr>
-          <w:rFonts w:ascii="Times New Roman" w:eastAsia="Times New Roman" w:hAnsi="Times New Roman" w:cs="Times New Roman"/>
-          <w:sz w:val="24"/>
-          <w:szCs w:val="24"/>
-        </w:rPr>
-        <w:t xml:space="preserve"> = require('mysql2');</w:t>
-      </w:r>
-    </w:p>
-    <w:p>
-      <w:pPr>
-        <w:spacing w:after="0" w:line="240" w:lineRule="auto"/>
-        <w:ind w:right="29"/>
-        <w:rPr>
-          <w:rFonts w:ascii="Times New Roman" w:eastAsia="Times New Roman" w:hAnsi="Times New Roman" w:cs="Times New Roman"/>
-          <w:sz w:val="24"/>
-          <w:szCs w:val="24"/>
-        </w:rPr>
-      </w:pPr>
-    </w:p>
-    <w:p>
-      <w:pPr>
-        <w:spacing w:after="0" w:line="240" w:lineRule="auto"/>
-        <w:ind w:right="29"/>
-        <w:rPr>
-          <w:rFonts w:ascii="Times New Roman" w:eastAsia="Times New Roman" w:hAnsi="Times New Roman" w:cs="Times New Roman"/>
-          <w:sz w:val="24"/>
-          <w:szCs w:val="24"/>
-        </w:rPr>
-      </w:pPr>
-      <w:r>
-        <w:rPr>
-          <w:rFonts w:ascii="Times New Roman" w:eastAsia="Times New Roman" w:hAnsi="Times New Roman" w:cs="Times New Roman"/>
-          <w:sz w:val="24"/>
-          <w:szCs w:val="24"/>
-        </w:rPr>
-        <w:t xml:space="preserve">const con = </w:t>
-      </w:r>
-      <w:proofErr w:type="spellStart"/>
-      <w:r>
-        <w:rPr>
-          <w:rFonts w:ascii="Times New Roman" w:eastAsia="Times New Roman" w:hAnsi="Times New Roman" w:cs="Times New Roman"/>
-          <w:sz w:val="24"/>
-          <w:szCs w:val="24"/>
-        </w:rPr>
-        <w:t>mysql.createConnection</w:t>
-      </w:r>
-      <w:proofErr w:type="spellEnd"/>
-      <w:r>
-        <w:rPr>
-          <w:rFonts w:ascii="Times New Roman" w:eastAsia="Times New Roman" w:hAnsi="Times New Roman" w:cs="Times New Roman"/>
-          <w:sz w:val="24"/>
-          <w:szCs w:val="24"/>
-        </w:rPr>
-        <w:t>({</w:t>
+        <w:t>const mysql = require('mysql2');</w:t>
+      </w:r>
+    </w:p>
+    <w:p>
+      <w:pPr>
+        <w:spacing w:after="0" w:line="240" w:lineRule="auto"/>
+        <w:ind w:right="29"/>
+        <w:rPr>
+          <w:rFonts w:ascii="Times New Roman" w:eastAsia="Times New Roman" w:hAnsi="Times New Roman" w:cs="Times New Roman"/>
+          <w:sz w:val="24"/>
+          <w:szCs w:val="24"/>
+        </w:rPr>
+      </w:pPr>
+    </w:p>
+    <w:p>
+      <w:pPr>
+        <w:spacing w:after="0" w:line="240" w:lineRule="auto"/>
+        <w:ind w:right="29"/>
+        <w:rPr>
+          <w:rFonts w:ascii="Times New Roman" w:eastAsia="Times New Roman" w:hAnsi="Times New Roman" w:cs="Times New Roman"/>
+          <w:sz w:val="24"/>
+          <w:szCs w:val="24"/>
+        </w:rPr>
+      </w:pPr>
+      <w:r>
+        <w:rPr>
+          <w:rFonts w:ascii="Times New Roman" w:eastAsia="Times New Roman" w:hAnsi="Times New Roman" w:cs="Times New Roman"/>
+          <w:sz w:val="24"/>
+          <w:szCs w:val="24"/>
+        </w:rPr>
+        <w:t>const con = mysql.createConnection({</w:t>
       </w:r>
     </w:p>
     <w:p>
@@ -5287,25 +4336,7 @@
           <w:szCs w:val="24"/>
         </w:rPr>
         <w:lastRenderedPageBreak/>
-        <w:t xml:space="preserve">    database: '</w:t>
-      </w:r>
-      <w:proofErr w:type="spellStart"/>
-      <w:r>
-        <w:rPr>
-          <w:rFonts w:ascii="Times New Roman" w:eastAsia="Times New Roman" w:hAnsi="Times New Roman" w:cs="Times New Roman"/>
-          <w:sz w:val="24"/>
-          <w:szCs w:val="24"/>
-        </w:rPr>
-        <w:t>Node_test</w:t>
-      </w:r>
-      <w:proofErr w:type="spellEnd"/>
-      <w:r>
-        <w:rPr>
-          <w:rFonts w:ascii="Times New Roman" w:eastAsia="Times New Roman" w:hAnsi="Times New Roman" w:cs="Times New Roman"/>
-          <w:sz w:val="24"/>
-          <w:szCs w:val="24"/>
-        </w:rPr>
-        <w:t>',</w:t>
+        <w:t xml:space="preserve">    database: 'Node_test',</w:t>
       </w:r>
     </w:p>
     <w:p>
@@ -5343,25 +4374,7 @@
           <w:sz w:val="24"/>
           <w:szCs w:val="24"/>
         </w:rPr>
-        <w:t xml:space="preserve">const server = </w:t>
-      </w:r>
-      <w:proofErr w:type="spellStart"/>
-      <w:r>
-        <w:rPr>
-          <w:rFonts w:ascii="Times New Roman" w:eastAsia="Times New Roman" w:hAnsi="Times New Roman" w:cs="Times New Roman"/>
-          <w:sz w:val="24"/>
-          <w:szCs w:val="24"/>
-        </w:rPr>
-        <w:t>http.createServer</w:t>
-      </w:r>
-      <w:proofErr w:type="spellEnd"/>
-      <w:r>
-        <w:rPr>
-          <w:rFonts w:ascii="Times New Roman" w:eastAsia="Times New Roman" w:hAnsi="Times New Roman" w:cs="Times New Roman"/>
-          <w:sz w:val="24"/>
-          <w:szCs w:val="24"/>
-        </w:rPr>
-        <w:t>((req, res) =&gt; {</w:t>
+        <w:t>const server = http.createServer((req, res) =&gt; {</w:t>
       </w:r>
     </w:p>
     <w:p>
@@ -5399,80 +4412,26 @@
           <w:sz w:val="24"/>
           <w:szCs w:val="24"/>
         </w:rPr>
-        <w:t xml:space="preserve">        const </w:t>
-      </w:r>
-      <w:proofErr w:type="spellStart"/>
-      <w:r>
-        <w:rPr>
-          <w:rFonts w:ascii="Times New Roman" w:eastAsia="Times New Roman" w:hAnsi="Times New Roman" w:cs="Times New Roman"/>
-          <w:sz w:val="24"/>
-          <w:szCs w:val="24"/>
-        </w:rPr>
-        <w:t>sql</w:t>
-      </w:r>
-      <w:proofErr w:type="spellEnd"/>
-      <w:r>
-        <w:rPr>
-          <w:rFonts w:ascii="Times New Roman" w:eastAsia="Times New Roman" w:hAnsi="Times New Roman" w:cs="Times New Roman"/>
-          <w:sz w:val="24"/>
-          <w:szCs w:val="24"/>
-        </w:rPr>
-        <w:t xml:space="preserve"> = 'SELECT * FROM Product';</w:t>
-      </w:r>
-    </w:p>
-    <w:p>
-      <w:pPr>
-        <w:spacing w:after="0" w:line="240" w:lineRule="auto"/>
-        <w:ind w:right="29"/>
-        <w:rPr>
-          <w:rFonts w:ascii="Times New Roman" w:eastAsia="Times New Roman" w:hAnsi="Times New Roman" w:cs="Times New Roman"/>
-          <w:sz w:val="24"/>
-          <w:szCs w:val="24"/>
-        </w:rPr>
-      </w:pPr>
-      <w:r>
-        <w:rPr>
-          <w:rFonts w:ascii="Times New Roman" w:eastAsia="Times New Roman" w:hAnsi="Times New Roman" w:cs="Times New Roman"/>
-          <w:sz w:val="24"/>
-          <w:szCs w:val="24"/>
-        </w:rPr>
-        <w:t xml:space="preserve">        </w:t>
-      </w:r>
-      <w:proofErr w:type="spellStart"/>
-      <w:r>
-        <w:rPr>
-          <w:rFonts w:ascii="Times New Roman" w:eastAsia="Times New Roman" w:hAnsi="Times New Roman" w:cs="Times New Roman"/>
-          <w:sz w:val="24"/>
-          <w:szCs w:val="24"/>
-        </w:rPr>
-        <w:t>con.query</w:t>
-      </w:r>
-      <w:proofErr w:type="spellEnd"/>
-      <w:r>
-        <w:rPr>
-          <w:rFonts w:ascii="Times New Roman" w:eastAsia="Times New Roman" w:hAnsi="Times New Roman" w:cs="Times New Roman"/>
-          <w:sz w:val="24"/>
-          <w:szCs w:val="24"/>
-        </w:rPr>
-        <w:t>(</w:t>
-      </w:r>
-      <w:proofErr w:type="spellStart"/>
-      <w:r>
-        <w:rPr>
-          <w:rFonts w:ascii="Times New Roman" w:eastAsia="Times New Roman" w:hAnsi="Times New Roman" w:cs="Times New Roman"/>
-          <w:sz w:val="24"/>
-          <w:szCs w:val="24"/>
-        </w:rPr>
-        <w:t>sql</w:t>
-      </w:r>
-      <w:proofErr w:type="spellEnd"/>
-      <w:r>
-        <w:rPr>
-          <w:rFonts w:ascii="Times New Roman" w:eastAsia="Times New Roman" w:hAnsi="Times New Roman" w:cs="Times New Roman"/>
-          <w:sz w:val="24"/>
-          <w:szCs w:val="24"/>
-        </w:rPr>
-        <w:t>, (err, result) =&gt; {</w:t>
+        <w:t xml:space="preserve">        const sql = 'SELECT * FROM Product';</w:t>
+      </w:r>
+    </w:p>
+    <w:p>
+      <w:pPr>
+        <w:spacing w:after="0" w:line="240" w:lineRule="auto"/>
+        <w:ind w:right="29"/>
+        <w:rPr>
+          <w:rFonts w:ascii="Times New Roman" w:eastAsia="Times New Roman" w:hAnsi="Times New Roman" w:cs="Times New Roman"/>
+          <w:sz w:val="24"/>
+          <w:szCs w:val="24"/>
+        </w:rPr>
+      </w:pPr>
+      <w:r>
+        <w:rPr>
+          <w:rFonts w:ascii="Times New Roman" w:eastAsia="Times New Roman" w:hAnsi="Times New Roman" w:cs="Times New Roman"/>
+          <w:sz w:val="24"/>
+          <w:szCs w:val="24"/>
+        </w:rPr>
+        <w:t xml:space="preserve">        con.query(sql, (err, result) =&gt; {</w:t>
       </w:r>
     </w:p>
     <w:p>
@@ -5510,62 +4469,26 @@
           <w:sz w:val="24"/>
           <w:szCs w:val="24"/>
         </w:rPr>
-        <w:t xml:space="preserve">                </w:t>
-      </w:r>
-      <w:proofErr w:type="spellStart"/>
-      <w:r>
-        <w:rPr>
-          <w:rFonts w:ascii="Times New Roman" w:eastAsia="Times New Roman" w:hAnsi="Times New Roman" w:cs="Times New Roman"/>
-          <w:sz w:val="24"/>
-          <w:szCs w:val="24"/>
-        </w:rPr>
-        <w:t>res.writeHead</w:t>
-      </w:r>
-      <w:proofErr w:type="spellEnd"/>
-      <w:r>
-        <w:rPr>
-          <w:rFonts w:ascii="Times New Roman" w:eastAsia="Times New Roman" w:hAnsi="Times New Roman" w:cs="Times New Roman"/>
-          <w:sz w:val="24"/>
-          <w:szCs w:val="24"/>
-        </w:rPr>
-        <w:t>(500);</w:t>
-      </w:r>
-    </w:p>
-    <w:p>
-      <w:pPr>
-        <w:spacing w:after="0" w:line="240" w:lineRule="auto"/>
-        <w:ind w:right="29"/>
-        <w:rPr>
-          <w:rFonts w:ascii="Times New Roman" w:eastAsia="Times New Roman" w:hAnsi="Times New Roman" w:cs="Times New Roman"/>
-          <w:sz w:val="24"/>
-          <w:szCs w:val="24"/>
-        </w:rPr>
-      </w:pPr>
-      <w:r>
-        <w:rPr>
-          <w:rFonts w:ascii="Times New Roman" w:eastAsia="Times New Roman" w:hAnsi="Times New Roman" w:cs="Times New Roman"/>
-          <w:sz w:val="24"/>
-          <w:szCs w:val="24"/>
-        </w:rPr>
-        <w:t xml:space="preserve">                </w:t>
-      </w:r>
-      <w:proofErr w:type="spellStart"/>
-      <w:r>
-        <w:rPr>
-          <w:rFonts w:ascii="Times New Roman" w:eastAsia="Times New Roman" w:hAnsi="Times New Roman" w:cs="Times New Roman"/>
-          <w:sz w:val="24"/>
-          <w:szCs w:val="24"/>
-        </w:rPr>
-        <w:t>res.end</w:t>
-      </w:r>
-      <w:proofErr w:type="spellEnd"/>
-      <w:r>
-        <w:rPr>
-          <w:rFonts w:ascii="Times New Roman" w:eastAsia="Times New Roman" w:hAnsi="Times New Roman" w:cs="Times New Roman"/>
-          <w:sz w:val="24"/>
-          <w:szCs w:val="24"/>
-        </w:rPr>
-        <w:t>('Database Error');</w:t>
+        <w:t xml:space="preserve">                res.writeHead(500);</w:t>
+      </w:r>
+    </w:p>
+    <w:p>
+      <w:pPr>
+        <w:spacing w:after="0" w:line="240" w:lineRule="auto"/>
+        <w:ind w:right="29"/>
+        <w:rPr>
+          <w:rFonts w:ascii="Times New Roman" w:eastAsia="Times New Roman" w:hAnsi="Times New Roman" w:cs="Times New Roman"/>
+          <w:sz w:val="24"/>
+          <w:szCs w:val="24"/>
+        </w:rPr>
+      </w:pPr>
+      <w:r>
+        <w:rPr>
+          <w:rFonts w:ascii="Times New Roman" w:eastAsia="Times New Roman" w:hAnsi="Times New Roman" w:cs="Times New Roman"/>
+          <w:sz w:val="24"/>
+          <w:szCs w:val="24"/>
+        </w:rPr>
+        <w:t xml:space="preserve">                res.end('Database Error');</w:t>
       </w:r>
     </w:p>
     <w:p>
@@ -5793,25 +4716,7 @@
           <w:sz w:val="24"/>
           <w:szCs w:val="24"/>
         </w:rPr>
-        <w:t xml:space="preserve">                        </w:t>
-      </w:r>
-      <w:proofErr w:type="spellStart"/>
-      <w:r>
-        <w:rPr>
-          <w:rFonts w:ascii="Times New Roman" w:eastAsia="Times New Roman" w:hAnsi="Times New Roman" w:cs="Times New Roman"/>
-          <w:sz w:val="24"/>
-          <w:szCs w:val="24"/>
-        </w:rPr>
-        <w:t>th</w:t>
-      </w:r>
-      <w:proofErr w:type="spellEnd"/>
-      <w:r>
-        <w:rPr>
-          <w:rFonts w:ascii="Times New Roman" w:eastAsia="Times New Roman" w:hAnsi="Times New Roman" w:cs="Times New Roman"/>
-          <w:sz w:val="24"/>
-          <w:szCs w:val="24"/>
-        </w:rPr>
-        <w:t>, td {</w:t>
+        <w:t xml:space="preserve">                        th, td {</w:t>
       </w:r>
     </w:p>
     <w:p>
@@ -5906,62 +4811,26 @@
           <w:sz w:val="24"/>
           <w:szCs w:val="24"/>
         </w:rPr>
-        <w:t xml:space="preserve">                        </w:t>
-      </w:r>
-      <w:proofErr w:type="spellStart"/>
-      <w:r>
-        <w:rPr>
-          <w:rFonts w:ascii="Times New Roman" w:eastAsia="Times New Roman" w:hAnsi="Times New Roman" w:cs="Times New Roman"/>
-          <w:sz w:val="24"/>
-          <w:szCs w:val="24"/>
-        </w:rPr>
-        <w:t>th</w:t>
-      </w:r>
-      <w:proofErr w:type="spellEnd"/>
-      <w:r>
-        <w:rPr>
-          <w:rFonts w:ascii="Times New Roman" w:eastAsia="Times New Roman" w:hAnsi="Times New Roman" w:cs="Times New Roman"/>
-          <w:sz w:val="24"/>
-          <w:szCs w:val="24"/>
-        </w:rPr>
-        <w:t xml:space="preserve"> {</w:t>
-      </w:r>
-    </w:p>
-    <w:p>
-      <w:pPr>
-        <w:spacing w:after="0" w:line="240" w:lineRule="auto"/>
-        <w:ind w:right="29"/>
-        <w:rPr>
-          <w:rFonts w:ascii="Times New Roman" w:eastAsia="Times New Roman" w:hAnsi="Times New Roman" w:cs="Times New Roman"/>
-          <w:sz w:val="24"/>
-          <w:szCs w:val="24"/>
-        </w:rPr>
-      </w:pPr>
-      <w:r>
-        <w:rPr>
-          <w:rFonts w:ascii="Times New Roman" w:eastAsia="Times New Roman" w:hAnsi="Times New Roman" w:cs="Times New Roman"/>
-          <w:sz w:val="24"/>
-          <w:szCs w:val="24"/>
-        </w:rPr>
-        <w:t xml:space="preserve">                            background-color: </w:t>
-      </w:r>
-      <w:proofErr w:type="spellStart"/>
-      <w:r>
-        <w:rPr>
-          <w:rFonts w:ascii="Times New Roman" w:eastAsia="Times New Roman" w:hAnsi="Times New Roman" w:cs="Times New Roman"/>
-          <w:sz w:val="24"/>
-          <w:szCs w:val="24"/>
-        </w:rPr>
-        <w:t>lightgray</w:t>
-      </w:r>
-      <w:proofErr w:type="spellEnd"/>
-      <w:r>
-        <w:rPr>
-          <w:rFonts w:ascii="Times New Roman" w:eastAsia="Times New Roman" w:hAnsi="Times New Roman" w:cs="Times New Roman"/>
-          <w:sz w:val="24"/>
-          <w:szCs w:val="24"/>
-        </w:rPr>
-        <w:t>;</w:t>
+        <w:t xml:space="preserve">                        th {</w:t>
+      </w:r>
+    </w:p>
+    <w:p>
+      <w:pPr>
+        <w:spacing w:after="0" w:line="240" w:lineRule="auto"/>
+        <w:ind w:right="29"/>
+        <w:rPr>
+          <w:rFonts w:ascii="Times New Roman" w:eastAsia="Times New Roman" w:hAnsi="Times New Roman" w:cs="Times New Roman"/>
+          <w:sz w:val="24"/>
+          <w:szCs w:val="24"/>
+        </w:rPr>
+      </w:pPr>
+      <w:r>
+        <w:rPr>
+          <w:rFonts w:ascii="Times New Roman" w:eastAsia="Times New Roman" w:hAnsi="Times New Roman" w:cs="Times New Roman"/>
+          <w:sz w:val="24"/>
+          <w:szCs w:val="24"/>
+        </w:rPr>
+        <w:t xml:space="preserve">                            background-color: lightgray;</w:t>
       </w:r>
     </w:p>
     <w:p>
@@ -6113,263 +4982,83 @@
           <w:sz w:val="24"/>
           <w:szCs w:val="24"/>
         </w:rPr>
-        <w:t xml:space="preserve">                        &lt;</w:t>
-      </w:r>
-      <w:proofErr w:type="spellStart"/>
-      <w:r>
-        <w:rPr>
-          <w:rFonts w:ascii="Times New Roman" w:eastAsia="Times New Roman" w:hAnsi="Times New Roman" w:cs="Times New Roman"/>
-          <w:sz w:val="24"/>
-          <w:szCs w:val="24"/>
-        </w:rPr>
-        <w:t>th</w:t>
-      </w:r>
-      <w:proofErr w:type="spellEnd"/>
-      <w:r>
-        <w:rPr>
-          <w:rFonts w:ascii="Times New Roman" w:eastAsia="Times New Roman" w:hAnsi="Times New Roman" w:cs="Times New Roman"/>
-          <w:sz w:val="24"/>
-          <w:szCs w:val="24"/>
-        </w:rPr>
-        <w:t>&gt;Id&lt;/</w:t>
-      </w:r>
-      <w:proofErr w:type="spellStart"/>
-      <w:r>
-        <w:rPr>
-          <w:rFonts w:ascii="Times New Roman" w:eastAsia="Times New Roman" w:hAnsi="Times New Roman" w:cs="Times New Roman"/>
-          <w:sz w:val="24"/>
-          <w:szCs w:val="24"/>
-        </w:rPr>
-        <w:t>th</w:t>
-      </w:r>
-      <w:proofErr w:type="spellEnd"/>
-      <w:r>
-        <w:rPr>
-          <w:rFonts w:ascii="Times New Roman" w:eastAsia="Times New Roman" w:hAnsi="Times New Roman" w:cs="Times New Roman"/>
-          <w:sz w:val="24"/>
-          <w:szCs w:val="24"/>
-        </w:rPr>
-        <w:t>&gt;</w:t>
-      </w:r>
-    </w:p>
-    <w:p>
-      <w:pPr>
-        <w:spacing w:after="0" w:line="240" w:lineRule="auto"/>
-        <w:ind w:right="29"/>
-        <w:rPr>
-          <w:rFonts w:ascii="Times New Roman" w:eastAsia="Times New Roman" w:hAnsi="Times New Roman" w:cs="Times New Roman"/>
-          <w:sz w:val="24"/>
-          <w:szCs w:val="24"/>
-        </w:rPr>
-      </w:pPr>
-      <w:r>
-        <w:rPr>
-          <w:rFonts w:ascii="Times New Roman" w:eastAsia="Times New Roman" w:hAnsi="Times New Roman" w:cs="Times New Roman"/>
-          <w:sz w:val="24"/>
-          <w:szCs w:val="24"/>
-        </w:rPr>
-        <w:t xml:space="preserve">                        &lt;</w:t>
-      </w:r>
-      <w:proofErr w:type="spellStart"/>
-      <w:r>
-        <w:rPr>
-          <w:rFonts w:ascii="Times New Roman" w:eastAsia="Times New Roman" w:hAnsi="Times New Roman" w:cs="Times New Roman"/>
-          <w:sz w:val="24"/>
-          <w:szCs w:val="24"/>
-        </w:rPr>
-        <w:t>th</w:t>
-      </w:r>
-      <w:proofErr w:type="spellEnd"/>
-      <w:r>
-        <w:rPr>
-          <w:rFonts w:ascii="Times New Roman" w:eastAsia="Times New Roman" w:hAnsi="Times New Roman" w:cs="Times New Roman"/>
-          <w:sz w:val="24"/>
-          <w:szCs w:val="24"/>
-        </w:rPr>
-        <w:t>&gt;Name&lt;/</w:t>
-      </w:r>
-      <w:proofErr w:type="spellStart"/>
-      <w:r>
-        <w:rPr>
-          <w:rFonts w:ascii="Times New Roman" w:eastAsia="Times New Roman" w:hAnsi="Times New Roman" w:cs="Times New Roman"/>
-          <w:sz w:val="24"/>
-          <w:szCs w:val="24"/>
-        </w:rPr>
-        <w:t>th</w:t>
-      </w:r>
-      <w:proofErr w:type="spellEnd"/>
-      <w:r>
-        <w:rPr>
-          <w:rFonts w:ascii="Times New Roman" w:eastAsia="Times New Roman" w:hAnsi="Times New Roman" w:cs="Times New Roman"/>
-          <w:sz w:val="24"/>
-          <w:szCs w:val="24"/>
-        </w:rPr>
-        <w:t>&gt;</w:t>
-      </w:r>
-    </w:p>
-    <w:p>
-      <w:pPr>
-        <w:spacing w:after="0" w:line="240" w:lineRule="auto"/>
-        <w:ind w:right="29"/>
-        <w:rPr>
-          <w:rFonts w:ascii="Times New Roman" w:eastAsia="Times New Roman" w:hAnsi="Times New Roman" w:cs="Times New Roman"/>
-          <w:sz w:val="24"/>
-          <w:szCs w:val="24"/>
-        </w:rPr>
-      </w:pPr>
-      <w:r>
-        <w:rPr>
-          <w:rFonts w:ascii="Times New Roman" w:eastAsia="Times New Roman" w:hAnsi="Times New Roman" w:cs="Times New Roman"/>
-          <w:sz w:val="24"/>
-          <w:szCs w:val="24"/>
-        </w:rPr>
-        <w:t xml:space="preserve">                        &lt;</w:t>
-      </w:r>
-      <w:proofErr w:type="spellStart"/>
-      <w:r>
-        <w:rPr>
-          <w:rFonts w:ascii="Times New Roman" w:eastAsia="Times New Roman" w:hAnsi="Times New Roman" w:cs="Times New Roman"/>
-          <w:sz w:val="24"/>
-          <w:szCs w:val="24"/>
-        </w:rPr>
-        <w:t>th</w:t>
-      </w:r>
-      <w:proofErr w:type="spellEnd"/>
-      <w:r>
-        <w:rPr>
-          <w:rFonts w:ascii="Times New Roman" w:eastAsia="Times New Roman" w:hAnsi="Times New Roman" w:cs="Times New Roman"/>
-          <w:sz w:val="24"/>
-          <w:szCs w:val="24"/>
-        </w:rPr>
-        <w:t>&gt;Brand&lt;/</w:t>
-      </w:r>
-      <w:proofErr w:type="spellStart"/>
-      <w:r>
-        <w:rPr>
-          <w:rFonts w:ascii="Times New Roman" w:eastAsia="Times New Roman" w:hAnsi="Times New Roman" w:cs="Times New Roman"/>
-          <w:sz w:val="24"/>
-          <w:szCs w:val="24"/>
-        </w:rPr>
-        <w:t>th</w:t>
-      </w:r>
-      <w:proofErr w:type="spellEnd"/>
-      <w:r>
-        <w:rPr>
-          <w:rFonts w:ascii="Times New Roman" w:eastAsia="Times New Roman" w:hAnsi="Times New Roman" w:cs="Times New Roman"/>
-          <w:sz w:val="24"/>
-          <w:szCs w:val="24"/>
-        </w:rPr>
-        <w:t>&gt;</w:t>
-      </w:r>
-    </w:p>
-    <w:p>
-      <w:pPr>
-        <w:spacing w:after="0" w:line="240" w:lineRule="auto"/>
-        <w:ind w:right="29"/>
-        <w:rPr>
-          <w:rFonts w:ascii="Times New Roman" w:eastAsia="Times New Roman" w:hAnsi="Times New Roman" w:cs="Times New Roman"/>
-          <w:sz w:val="24"/>
-          <w:szCs w:val="24"/>
-        </w:rPr>
-      </w:pPr>
-      <w:r>
-        <w:rPr>
-          <w:rFonts w:ascii="Times New Roman" w:eastAsia="Times New Roman" w:hAnsi="Times New Roman" w:cs="Times New Roman"/>
-          <w:sz w:val="24"/>
-          <w:szCs w:val="24"/>
-        </w:rPr>
-        <w:t xml:space="preserve">                        &lt;</w:t>
-      </w:r>
-      <w:proofErr w:type="spellStart"/>
-      <w:r>
-        <w:rPr>
-          <w:rFonts w:ascii="Times New Roman" w:eastAsia="Times New Roman" w:hAnsi="Times New Roman" w:cs="Times New Roman"/>
-          <w:sz w:val="24"/>
-          <w:szCs w:val="24"/>
-        </w:rPr>
-        <w:t>th</w:t>
-      </w:r>
-      <w:proofErr w:type="spellEnd"/>
-      <w:r>
-        <w:rPr>
-          <w:rFonts w:ascii="Times New Roman" w:eastAsia="Times New Roman" w:hAnsi="Times New Roman" w:cs="Times New Roman"/>
-          <w:sz w:val="24"/>
-          <w:szCs w:val="24"/>
-        </w:rPr>
-        <w:t>&gt;Quantity&lt;/</w:t>
-      </w:r>
-      <w:proofErr w:type="spellStart"/>
-      <w:r>
-        <w:rPr>
-          <w:rFonts w:ascii="Times New Roman" w:eastAsia="Times New Roman" w:hAnsi="Times New Roman" w:cs="Times New Roman"/>
-          <w:sz w:val="24"/>
-          <w:szCs w:val="24"/>
-        </w:rPr>
-        <w:t>th</w:t>
-      </w:r>
-      <w:proofErr w:type="spellEnd"/>
-      <w:r>
-        <w:rPr>
-          <w:rFonts w:ascii="Times New Roman" w:eastAsia="Times New Roman" w:hAnsi="Times New Roman" w:cs="Times New Roman"/>
-          <w:sz w:val="24"/>
-          <w:szCs w:val="24"/>
-        </w:rPr>
-        <w:t>&gt;</w:t>
-      </w:r>
-    </w:p>
-    <w:p>
-      <w:pPr>
-        <w:spacing w:after="0" w:line="240" w:lineRule="auto"/>
-        <w:ind w:right="29"/>
-        <w:rPr>
-          <w:rFonts w:ascii="Times New Roman" w:eastAsia="Times New Roman" w:hAnsi="Times New Roman" w:cs="Times New Roman"/>
-          <w:sz w:val="24"/>
-          <w:szCs w:val="24"/>
-        </w:rPr>
-      </w:pPr>
-      <w:r>
-        <w:rPr>
-          <w:rFonts w:ascii="Times New Roman" w:eastAsia="Times New Roman" w:hAnsi="Times New Roman" w:cs="Times New Roman"/>
-          <w:sz w:val="24"/>
-          <w:szCs w:val="24"/>
-        </w:rPr>
-        <w:t xml:space="preserve">                        &lt;</w:t>
-      </w:r>
-      <w:proofErr w:type="spellStart"/>
-      <w:r>
-        <w:rPr>
-          <w:rFonts w:ascii="Times New Roman" w:eastAsia="Times New Roman" w:hAnsi="Times New Roman" w:cs="Times New Roman"/>
-          <w:sz w:val="24"/>
-          <w:szCs w:val="24"/>
-        </w:rPr>
-        <w:t>th</w:t>
-      </w:r>
-      <w:proofErr w:type="spellEnd"/>
-      <w:r>
-        <w:rPr>
-          <w:rFonts w:ascii="Times New Roman" w:eastAsia="Times New Roman" w:hAnsi="Times New Roman" w:cs="Times New Roman"/>
-          <w:sz w:val="24"/>
-          <w:szCs w:val="24"/>
-        </w:rPr>
-        <w:t>&gt;Price&lt;/</w:t>
-      </w:r>
-      <w:proofErr w:type="spellStart"/>
-      <w:r>
-        <w:rPr>
-          <w:rFonts w:ascii="Times New Roman" w:eastAsia="Times New Roman" w:hAnsi="Times New Roman" w:cs="Times New Roman"/>
-          <w:sz w:val="24"/>
-          <w:szCs w:val="24"/>
-        </w:rPr>
-        <w:t>th</w:t>
-      </w:r>
-      <w:proofErr w:type="spellEnd"/>
-      <w:r>
-        <w:rPr>
-          <w:rFonts w:ascii="Times New Roman" w:eastAsia="Times New Roman" w:hAnsi="Times New Roman" w:cs="Times New Roman"/>
-          <w:sz w:val="24"/>
-          <w:szCs w:val="24"/>
-        </w:rPr>
-        <w:t>&gt;</w:t>
+        <w:t xml:space="preserve">                        &lt;th&gt;Id&lt;/th&gt;</w:t>
+      </w:r>
+    </w:p>
+    <w:p>
+      <w:pPr>
+        <w:spacing w:after="0" w:line="240" w:lineRule="auto"/>
+        <w:ind w:right="29"/>
+        <w:rPr>
+          <w:rFonts w:ascii="Times New Roman" w:eastAsia="Times New Roman" w:hAnsi="Times New Roman" w:cs="Times New Roman"/>
+          <w:sz w:val="24"/>
+          <w:szCs w:val="24"/>
+        </w:rPr>
+      </w:pPr>
+      <w:r>
+        <w:rPr>
+          <w:rFonts w:ascii="Times New Roman" w:eastAsia="Times New Roman" w:hAnsi="Times New Roman" w:cs="Times New Roman"/>
+          <w:sz w:val="24"/>
+          <w:szCs w:val="24"/>
+        </w:rPr>
+        <w:t xml:space="preserve">                        &lt;th&gt;Name&lt;/th&gt;</w:t>
+      </w:r>
+    </w:p>
+    <w:p>
+      <w:pPr>
+        <w:spacing w:after="0" w:line="240" w:lineRule="auto"/>
+        <w:ind w:right="29"/>
+        <w:rPr>
+          <w:rFonts w:ascii="Times New Roman" w:eastAsia="Times New Roman" w:hAnsi="Times New Roman" w:cs="Times New Roman"/>
+          <w:sz w:val="24"/>
+          <w:szCs w:val="24"/>
+        </w:rPr>
+      </w:pPr>
+      <w:r>
+        <w:rPr>
+          <w:rFonts w:ascii="Times New Roman" w:eastAsia="Times New Roman" w:hAnsi="Times New Roman" w:cs="Times New Roman"/>
+          <w:sz w:val="24"/>
+          <w:szCs w:val="24"/>
+        </w:rPr>
+        <w:t xml:space="preserve">                        &lt;th&gt;Brand&lt;/th&gt;</w:t>
+      </w:r>
+    </w:p>
+    <w:p>
+      <w:pPr>
+        <w:spacing w:after="0" w:line="240" w:lineRule="auto"/>
+        <w:ind w:right="29"/>
+        <w:rPr>
+          <w:rFonts w:ascii="Times New Roman" w:eastAsia="Times New Roman" w:hAnsi="Times New Roman" w:cs="Times New Roman"/>
+          <w:sz w:val="24"/>
+          <w:szCs w:val="24"/>
+        </w:rPr>
+      </w:pPr>
+      <w:r>
+        <w:rPr>
+          <w:rFonts w:ascii="Times New Roman" w:eastAsia="Times New Roman" w:hAnsi="Times New Roman" w:cs="Times New Roman"/>
+          <w:sz w:val="24"/>
+          <w:szCs w:val="24"/>
+        </w:rPr>
+        <w:t xml:space="preserve">                        &lt;th&gt;Quantity&lt;/th&gt;</w:t>
+      </w:r>
+    </w:p>
+    <w:p>
+      <w:pPr>
+        <w:spacing w:after="0" w:line="240" w:lineRule="auto"/>
+        <w:ind w:right="29"/>
+        <w:rPr>
+          <w:rFonts w:ascii="Times New Roman" w:eastAsia="Times New Roman" w:hAnsi="Times New Roman" w:cs="Times New Roman"/>
+          <w:sz w:val="24"/>
+          <w:szCs w:val="24"/>
+        </w:rPr>
+      </w:pPr>
+      <w:r>
+        <w:rPr>
+          <w:rFonts w:ascii="Times New Roman" w:eastAsia="Times New Roman" w:hAnsi="Times New Roman" w:cs="Times New Roman"/>
+          <w:sz w:val="24"/>
+          <w:szCs w:val="24"/>
+        </w:rPr>
+        <w:t xml:space="preserve">                        &lt;th&gt;Price&lt;/th&gt;</w:t>
       </w:r>
     </w:p>
     <w:p>
@@ -6437,25 +5126,7 @@
           <w:sz w:val="24"/>
           <w:szCs w:val="24"/>
         </w:rPr>
-        <w:t xml:space="preserve">            </w:t>
-      </w:r>
-      <w:proofErr w:type="spellStart"/>
-      <w:r>
-        <w:rPr>
-          <w:rFonts w:ascii="Times New Roman" w:eastAsia="Times New Roman" w:hAnsi="Times New Roman" w:cs="Times New Roman"/>
-          <w:sz w:val="24"/>
-          <w:szCs w:val="24"/>
-        </w:rPr>
-        <w:t>result.forEach</w:t>
-      </w:r>
-      <w:proofErr w:type="spellEnd"/>
-      <w:r>
-        <w:rPr>
-          <w:rFonts w:ascii="Times New Roman" w:eastAsia="Times New Roman" w:hAnsi="Times New Roman" w:cs="Times New Roman"/>
-          <w:sz w:val="24"/>
-          <w:szCs w:val="24"/>
-        </w:rPr>
-        <w:t>((product) =&gt; {</w:t>
+        <w:t xml:space="preserve">            result.forEach((product) =&gt; {</w:t>
       </w:r>
     </w:p>
     <w:p>
@@ -6512,173 +5183,83 @@
           <w:sz w:val="24"/>
           <w:szCs w:val="24"/>
         </w:rPr>
-        <w:t xml:space="preserve">                        &lt;td&gt;${</w:t>
-      </w:r>
-      <w:proofErr w:type="spellStart"/>
-      <w:r>
-        <w:rPr>
-          <w:rFonts w:ascii="Times New Roman" w:eastAsia="Times New Roman" w:hAnsi="Times New Roman" w:cs="Times New Roman"/>
-          <w:sz w:val="24"/>
-          <w:szCs w:val="24"/>
-        </w:rPr>
-        <w:t>product.Id</w:t>
-      </w:r>
-      <w:proofErr w:type="spellEnd"/>
-      <w:r>
-        <w:rPr>
-          <w:rFonts w:ascii="Times New Roman" w:eastAsia="Times New Roman" w:hAnsi="Times New Roman" w:cs="Times New Roman"/>
-          <w:sz w:val="24"/>
-          <w:szCs w:val="24"/>
-        </w:rPr>
-        <w:t>}&lt;/td&gt;</w:t>
-      </w:r>
-    </w:p>
-    <w:p>
-      <w:pPr>
-        <w:spacing w:after="0" w:line="240" w:lineRule="auto"/>
-        <w:ind w:right="29"/>
-        <w:rPr>
-          <w:rFonts w:ascii="Times New Roman" w:eastAsia="Times New Roman" w:hAnsi="Times New Roman" w:cs="Times New Roman"/>
-          <w:sz w:val="24"/>
-          <w:szCs w:val="24"/>
-        </w:rPr>
-      </w:pPr>
-      <w:r>
-        <w:rPr>
-          <w:rFonts w:ascii="Times New Roman" w:eastAsia="Times New Roman" w:hAnsi="Times New Roman" w:cs="Times New Roman"/>
-          <w:sz w:val="24"/>
-          <w:szCs w:val="24"/>
-        </w:rPr>
-        <w:t xml:space="preserve">                        &lt;td&gt;${</w:t>
-      </w:r>
-      <w:proofErr w:type="spellStart"/>
-      <w:r>
-        <w:rPr>
-          <w:rFonts w:ascii="Times New Roman" w:eastAsia="Times New Roman" w:hAnsi="Times New Roman" w:cs="Times New Roman"/>
-          <w:sz w:val="24"/>
-          <w:szCs w:val="24"/>
-        </w:rPr>
-        <w:t>product.Name</w:t>
-      </w:r>
-      <w:proofErr w:type="spellEnd"/>
-      <w:r>
-        <w:rPr>
-          <w:rFonts w:ascii="Times New Roman" w:eastAsia="Times New Roman" w:hAnsi="Times New Roman" w:cs="Times New Roman"/>
-          <w:sz w:val="24"/>
-          <w:szCs w:val="24"/>
-        </w:rPr>
-        <w:t>}&lt;/td&gt;</w:t>
-      </w:r>
-    </w:p>
-    <w:p>
-      <w:pPr>
-        <w:spacing w:after="0" w:line="240" w:lineRule="auto"/>
-        <w:ind w:right="29"/>
-        <w:rPr>
-          <w:rFonts w:ascii="Times New Roman" w:eastAsia="Times New Roman" w:hAnsi="Times New Roman" w:cs="Times New Roman"/>
-          <w:sz w:val="24"/>
-          <w:szCs w:val="24"/>
-        </w:rPr>
-      </w:pPr>
-      <w:r>
-        <w:rPr>
-          <w:rFonts w:ascii="Times New Roman" w:eastAsia="Times New Roman" w:hAnsi="Times New Roman" w:cs="Times New Roman"/>
-          <w:sz w:val="24"/>
-          <w:szCs w:val="24"/>
-        </w:rPr>
-        <w:t xml:space="preserve">                        &lt;td&gt;${</w:t>
-      </w:r>
-      <w:proofErr w:type="spellStart"/>
-      <w:r>
-        <w:rPr>
-          <w:rFonts w:ascii="Times New Roman" w:eastAsia="Times New Roman" w:hAnsi="Times New Roman" w:cs="Times New Roman"/>
-          <w:sz w:val="24"/>
-          <w:szCs w:val="24"/>
-        </w:rPr>
-        <w:t>product.Brand</w:t>
-      </w:r>
-      <w:proofErr w:type="spellEnd"/>
-      <w:r>
-        <w:rPr>
-          <w:rFonts w:ascii="Times New Roman" w:eastAsia="Times New Roman" w:hAnsi="Times New Roman" w:cs="Times New Roman"/>
-          <w:sz w:val="24"/>
-          <w:szCs w:val="24"/>
-        </w:rPr>
-        <w:t>}&lt;/td&gt;</w:t>
-      </w:r>
-    </w:p>
-    <w:p>
-      <w:pPr>
-        <w:spacing w:after="0" w:line="240" w:lineRule="auto"/>
-        <w:ind w:right="29"/>
-        <w:rPr>
-          <w:rFonts w:ascii="Times New Roman" w:eastAsia="Times New Roman" w:hAnsi="Times New Roman" w:cs="Times New Roman"/>
-          <w:sz w:val="24"/>
-          <w:szCs w:val="24"/>
-        </w:rPr>
-      </w:pPr>
-      <w:r>
-        <w:rPr>
-          <w:rFonts w:ascii="Times New Roman" w:eastAsia="Times New Roman" w:hAnsi="Times New Roman" w:cs="Times New Roman"/>
-          <w:sz w:val="24"/>
-          <w:szCs w:val="24"/>
-        </w:rPr>
-        <w:t xml:space="preserve">                        &lt;td&gt;${</w:t>
-      </w:r>
-      <w:proofErr w:type="spellStart"/>
-      <w:r>
-        <w:rPr>
-          <w:rFonts w:ascii="Times New Roman" w:eastAsia="Times New Roman" w:hAnsi="Times New Roman" w:cs="Times New Roman"/>
-          <w:sz w:val="24"/>
-          <w:szCs w:val="24"/>
-        </w:rPr>
-        <w:t>product.Quantity</w:t>
-      </w:r>
-      <w:proofErr w:type="spellEnd"/>
-      <w:r>
-        <w:rPr>
-          <w:rFonts w:ascii="Times New Roman" w:eastAsia="Times New Roman" w:hAnsi="Times New Roman" w:cs="Times New Roman"/>
-          <w:sz w:val="24"/>
-          <w:szCs w:val="24"/>
-        </w:rPr>
-        <w:t>}&lt;/td&gt;</w:t>
-      </w:r>
-    </w:p>
-    <w:p>
-      <w:pPr>
-        <w:spacing w:after="0" w:line="240" w:lineRule="auto"/>
-        <w:ind w:right="29"/>
-        <w:rPr>
-          <w:rFonts w:ascii="Times New Roman" w:eastAsia="Times New Roman" w:hAnsi="Times New Roman" w:cs="Times New Roman"/>
-          <w:sz w:val="24"/>
-          <w:szCs w:val="24"/>
-        </w:rPr>
-      </w:pPr>
-      <w:r>
-        <w:rPr>
-          <w:rFonts w:ascii="Times New Roman" w:eastAsia="Times New Roman" w:hAnsi="Times New Roman" w:cs="Times New Roman"/>
-          <w:sz w:val="24"/>
-          <w:szCs w:val="24"/>
-        </w:rPr>
-        <w:t xml:space="preserve">                        &lt;td&gt;${</w:t>
-      </w:r>
-      <w:proofErr w:type="spellStart"/>
-      <w:r>
-        <w:rPr>
-          <w:rFonts w:ascii="Times New Roman" w:eastAsia="Times New Roman" w:hAnsi="Times New Roman" w:cs="Times New Roman"/>
-          <w:sz w:val="24"/>
-          <w:szCs w:val="24"/>
-        </w:rPr>
-        <w:t>product.Price</w:t>
-      </w:r>
-      <w:proofErr w:type="spellEnd"/>
-      <w:r>
-        <w:rPr>
-          <w:rFonts w:ascii="Times New Roman" w:eastAsia="Times New Roman" w:hAnsi="Times New Roman" w:cs="Times New Roman"/>
-          <w:sz w:val="24"/>
-          <w:szCs w:val="24"/>
-        </w:rPr>
-        <w:t>}&lt;/td&gt;</w:t>
+        <w:t xml:space="preserve">                        &lt;td&gt;${product.Id}&lt;/td&gt;</w:t>
+      </w:r>
+    </w:p>
+    <w:p>
+      <w:pPr>
+        <w:spacing w:after="0" w:line="240" w:lineRule="auto"/>
+        <w:ind w:right="29"/>
+        <w:rPr>
+          <w:rFonts w:ascii="Times New Roman" w:eastAsia="Times New Roman" w:hAnsi="Times New Roman" w:cs="Times New Roman"/>
+          <w:sz w:val="24"/>
+          <w:szCs w:val="24"/>
+        </w:rPr>
+      </w:pPr>
+      <w:r>
+        <w:rPr>
+          <w:rFonts w:ascii="Times New Roman" w:eastAsia="Times New Roman" w:hAnsi="Times New Roman" w:cs="Times New Roman"/>
+          <w:sz w:val="24"/>
+          <w:szCs w:val="24"/>
+        </w:rPr>
+        <w:t xml:space="preserve">                        &lt;td&gt;${product.Name}&lt;/td&gt;</w:t>
+      </w:r>
+    </w:p>
+    <w:p>
+      <w:pPr>
+        <w:spacing w:after="0" w:line="240" w:lineRule="auto"/>
+        <w:ind w:right="29"/>
+        <w:rPr>
+          <w:rFonts w:ascii="Times New Roman" w:eastAsia="Times New Roman" w:hAnsi="Times New Roman" w:cs="Times New Roman"/>
+          <w:sz w:val="24"/>
+          <w:szCs w:val="24"/>
+        </w:rPr>
+      </w:pPr>
+      <w:r>
+        <w:rPr>
+          <w:rFonts w:ascii="Times New Roman" w:eastAsia="Times New Roman" w:hAnsi="Times New Roman" w:cs="Times New Roman"/>
+          <w:sz w:val="24"/>
+          <w:szCs w:val="24"/>
+        </w:rPr>
+        <w:t xml:space="preserve">                        &lt;td&gt;${product.Brand}&lt;/td&gt;</w:t>
+      </w:r>
+    </w:p>
+    <w:p>
+      <w:pPr>
+        <w:spacing w:after="0" w:line="240" w:lineRule="auto"/>
+        <w:ind w:right="29"/>
+        <w:rPr>
+          <w:rFonts w:ascii="Times New Roman" w:eastAsia="Times New Roman" w:hAnsi="Times New Roman" w:cs="Times New Roman"/>
+          <w:sz w:val="24"/>
+          <w:szCs w:val="24"/>
+        </w:rPr>
+      </w:pPr>
+      <w:r>
+        <w:rPr>
+          <w:rFonts w:ascii="Times New Roman" w:eastAsia="Times New Roman" w:hAnsi="Times New Roman" w:cs="Times New Roman"/>
+          <w:sz w:val="24"/>
+          <w:szCs w:val="24"/>
+        </w:rPr>
+        <w:t xml:space="preserve">                        &lt;td&gt;${product.Quantity}&lt;/td&gt;</w:t>
+      </w:r>
+    </w:p>
+    <w:p>
+      <w:pPr>
+        <w:spacing w:after="0" w:line="240" w:lineRule="auto"/>
+        <w:ind w:right="29"/>
+        <w:rPr>
+          <w:rFonts w:ascii="Times New Roman" w:eastAsia="Times New Roman" w:hAnsi="Times New Roman" w:cs="Times New Roman"/>
+          <w:sz w:val="24"/>
+          <w:szCs w:val="24"/>
+        </w:rPr>
+      </w:pPr>
+      <w:r>
+        <w:rPr>
+          <w:rFonts w:ascii="Times New Roman" w:eastAsia="Times New Roman" w:hAnsi="Times New Roman" w:cs="Times New Roman"/>
+          <w:sz w:val="24"/>
+          <w:szCs w:val="24"/>
+        </w:rPr>
+        <w:t xml:space="preserve">                        &lt;td&gt;${product.Price}&lt;/td&gt;</w:t>
       </w:r>
     </w:p>
     <w:p>
@@ -6850,25 +5431,7 @@
           <w:sz w:val="24"/>
           <w:szCs w:val="24"/>
         </w:rPr>
-        <w:t xml:space="preserve">            </w:t>
-      </w:r>
-      <w:proofErr w:type="spellStart"/>
-      <w:r>
-        <w:rPr>
-          <w:rFonts w:ascii="Times New Roman" w:eastAsia="Times New Roman" w:hAnsi="Times New Roman" w:cs="Times New Roman"/>
-          <w:sz w:val="24"/>
-          <w:szCs w:val="24"/>
-        </w:rPr>
-        <w:t>res.writeHead</w:t>
-      </w:r>
-      <w:proofErr w:type="spellEnd"/>
-      <w:r>
-        <w:rPr>
-          <w:rFonts w:ascii="Times New Roman" w:eastAsia="Times New Roman" w:hAnsi="Times New Roman" w:cs="Times New Roman"/>
-          <w:sz w:val="24"/>
-          <w:szCs w:val="24"/>
-        </w:rPr>
-        <w:t>(200, {</w:t>
+        <w:t xml:space="preserve">            res.writeHead(200, {</w:t>
       </w:r>
     </w:p>
     <w:p>
@@ -6925,25 +5488,7 @@
           <w:sz w:val="24"/>
           <w:szCs w:val="24"/>
         </w:rPr>
-        <w:t xml:space="preserve">            </w:t>
-      </w:r>
-      <w:proofErr w:type="spellStart"/>
-      <w:r>
-        <w:rPr>
-          <w:rFonts w:ascii="Times New Roman" w:eastAsia="Times New Roman" w:hAnsi="Times New Roman" w:cs="Times New Roman"/>
-          <w:sz w:val="24"/>
-          <w:szCs w:val="24"/>
-        </w:rPr>
-        <w:t>res.end</w:t>
-      </w:r>
-      <w:proofErr w:type="spellEnd"/>
-      <w:r>
-        <w:rPr>
-          <w:rFonts w:ascii="Times New Roman" w:eastAsia="Times New Roman" w:hAnsi="Times New Roman" w:cs="Times New Roman"/>
-          <w:sz w:val="24"/>
-          <w:szCs w:val="24"/>
-        </w:rPr>
-        <w:t>(html);</w:t>
+        <w:t xml:space="preserve">            res.end(html);</w:t>
       </w:r>
     </w:p>
     <w:p>
@@ -7000,62 +5545,26 @@
           <w:sz w:val="24"/>
           <w:szCs w:val="24"/>
         </w:rPr>
-        <w:t xml:space="preserve">        </w:t>
-      </w:r>
-      <w:proofErr w:type="spellStart"/>
-      <w:r>
-        <w:rPr>
-          <w:rFonts w:ascii="Times New Roman" w:eastAsia="Times New Roman" w:hAnsi="Times New Roman" w:cs="Times New Roman"/>
-          <w:sz w:val="24"/>
-          <w:szCs w:val="24"/>
-        </w:rPr>
-        <w:t>res.writeHead</w:t>
-      </w:r>
-      <w:proofErr w:type="spellEnd"/>
-      <w:r>
-        <w:rPr>
-          <w:rFonts w:ascii="Times New Roman" w:eastAsia="Times New Roman" w:hAnsi="Times New Roman" w:cs="Times New Roman"/>
-          <w:sz w:val="24"/>
-          <w:szCs w:val="24"/>
-        </w:rPr>
-        <w:t>(404);</w:t>
-      </w:r>
-    </w:p>
-    <w:p>
-      <w:pPr>
-        <w:spacing w:after="0" w:line="240" w:lineRule="auto"/>
-        <w:ind w:right="29"/>
-        <w:rPr>
-          <w:rFonts w:ascii="Times New Roman" w:eastAsia="Times New Roman" w:hAnsi="Times New Roman" w:cs="Times New Roman"/>
-          <w:sz w:val="24"/>
-          <w:szCs w:val="24"/>
-        </w:rPr>
-      </w:pPr>
-      <w:r>
-        <w:rPr>
-          <w:rFonts w:ascii="Times New Roman" w:eastAsia="Times New Roman" w:hAnsi="Times New Roman" w:cs="Times New Roman"/>
-          <w:sz w:val="24"/>
-          <w:szCs w:val="24"/>
-        </w:rPr>
-        <w:t xml:space="preserve">        </w:t>
-      </w:r>
-      <w:proofErr w:type="spellStart"/>
-      <w:r>
-        <w:rPr>
-          <w:rFonts w:ascii="Times New Roman" w:eastAsia="Times New Roman" w:hAnsi="Times New Roman" w:cs="Times New Roman"/>
-          <w:sz w:val="24"/>
-          <w:szCs w:val="24"/>
-        </w:rPr>
-        <w:t>res.end</w:t>
-      </w:r>
-      <w:proofErr w:type="spellEnd"/>
-      <w:r>
-        <w:rPr>
-          <w:rFonts w:ascii="Times New Roman" w:eastAsia="Times New Roman" w:hAnsi="Times New Roman" w:cs="Times New Roman"/>
-          <w:sz w:val="24"/>
-          <w:szCs w:val="24"/>
-        </w:rPr>
-        <w:t>('404 - Page Not Found');</w:t>
+        <w:t xml:space="preserve">        res.writeHead(404);</w:t>
+      </w:r>
+    </w:p>
+    <w:p>
+      <w:pPr>
+        <w:spacing w:after="0" w:line="240" w:lineRule="auto"/>
+        <w:ind w:right="29"/>
+        <w:rPr>
+          <w:rFonts w:ascii="Times New Roman" w:eastAsia="Times New Roman" w:hAnsi="Times New Roman" w:cs="Times New Roman"/>
+          <w:sz w:val="24"/>
+          <w:szCs w:val="24"/>
+        </w:rPr>
+      </w:pPr>
+      <w:r>
+        <w:rPr>
+          <w:rFonts w:ascii="Times New Roman" w:eastAsia="Times New Roman" w:hAnsi="Times New Roman" w:cs="Times New Roman"/>
+          <w:sz w:val="24"/>
+          <w:szCs w:val="24"/>
+        </w:rPr>
+        <w:t xml:space="preserve">        res.end('404 - Page Not Found');</w:t>
       </w:r>
     </w:p>
     <w:p>
@@ -7117,23 +5626,13 @@
           <w:szCs w:val="24"/>
         </w:rPr>
       </w:pPr>
-      <w:proofErr w:type="spellStart"/>
-      <w:r>
-        <w:rPr>
-          <w:rFonts w:ascii="Times New Roman" w:eastAsia="Times New Roman" w:hAnsi="Times New Roman" w:cs="Times New Roman"/>
-          <w:sz w:val="24"/>
-          <w:szCs w:val="24"/>
-        </w:rPr>
-        <w:t>server.listen</w:t>
-      </w:r>
-      <w:proofErr w:type="spellEnd"/>
-      <w:r>
-        <w:rPr>
-          <w:rFonts w:ascii="Times New Roman" w:eastAsia="Times New Roman" w:hAnsi="Times New Roman" w:cs="Times New Roman"/>
-          <w:sz w:val="24"/>
-          <w:szCs w:val="24"/>
-        </w:rPr>
-        <w:t>(3000, () =&gt; {</w:t>
+      <w:r>
+        <w:rPr>
+          <w:rFonts w:ascii="Times New Roman" w:eastAsia="Times New Roman" w:hAnsi="Times New Roman" w:cs="Times New Roman"/>
+          <w:sz w:val="24"/>
+          <w:szCs w:val="24"/>
+        </w:rPr>
+        <w:t>server.listen(3000, () =&gt; {</w:t>
       </w:r>
     </w:p>
     <w:p>
@@ -7210,6 +5709,7 @@
         <w:rPr>
           <w:rFonts w:ascii="Times New Roman" w:eastAsia="Times New Roman" w:hAnsi="Times New Roman" w:cs="Times New Roman"/>
           <w:b/>
+          <w:noProof/>
           <w:sz w:val="24"/>
           <w:szCs w:val="24"/>
         </w:rPr>
@@ -7265,6 +5765,7 @@
         <w:rPr>
           <w:rFonts w:ascii="Times New Roman" w:eastAsia="Times New Roman" w:hAnsi="Times New Roman" w:cs="Times New Roman"/>
           <w:b/>
+          <w:noProof/>
           <w:sz w:val="24"/>
           <w:szCs w:val="24"/>
         </w:rPr>
@@ -7413,110 +5914,56 @@
           <w:sz w:val="24"/>
           <w:szCs w:val="24"/>
         </w:rPr>
-        <w:t xml:space="preserve">const </w:t>
-      </w:r>
-      <w:proofErr w:type="spellStart"/>
-      <w:r>
-        <w:rPr>
-          <w:rFonts w:ascii="Times New Roman" w:eastAsia="Times New Roman" w:hAnsi="Times New Roman" w:cs="Times New Roman"/>
-          <w:sz w:val="24"/>
-          <w:szCs w:val="24"/>
-        </w:rPr>
-        <w:t>mysql</w:t>
-      </w:r>
-      <w:proofErr w:type="spellEnd"/>
-      <w:r>
-        <w:rPr>
-          <w:rFonts w:ascii="Times New Roman" w:eastAsia="Times New Roman" w:hAnsi="Times New Roman" w:cs="Times New Roman"/>
-          <w:sz w:val="24"/>
-          <w:szCs w:val="24"/>
-        </w:rPr>
-        <w:t xml:space="preserve"> = require('mysql2');</w:t>
-      </w:r>
-    </w:p>
-    <w:p>
-      <w:pPr>
-        <w:spacing w:after="0" w:line="240" w:lineRule="auto"/>
-        <w:ind w:right="29"/>
-        <w:rPr>
-          <w:rFonts w:ascii="Times New Roman" w:eastAsia="Times New Roman" w:hAnsi="Times New Roman" w:cs="Times New Roman"/>
-          <w:sz w:val="24"/>
-          <w:szCs w:val="24"/>
-        </w:rPr>
-      </w:pPr>
-      <w:r>
-        <w:rPr>
-          <w:rFonts w:ascii="Times New Roman" w:eastAsia="Times New Roman" w:hAnsi="Times New Roman" w:cs="Times New Roman"/>
-          <w:sz w:val="24"/>
-          <w:szCs w:val="24"/>
-        </w:rPr>
-        <w:t>const { URL } = require('</w:t>
-      </w:r>
-      <w:proofErr w:type="spellStart"/>
-      <w:r>
-        <w:rPr>
-          <w:rFonts w:ascii="Times New Roman" w:eastAsia="Times New Roman" w:hAnsi="Times New Roman" w:cs="Times New Roman"/>
-          <w:sz w:val="24"/>
-          <w:szCs w:val="24"/>
-        </w:rPr>
-        <w:t>url</w:t>
-      </w:r>
-      <w:proofErr w:type="spellEnd"/>
-      <w:r>
-        <w:rPr>
-          <w:rFonts w:ascii="Times New Roman" w:eastAsia="Times New Roman" w:hAnsi="Times New Roman" w:cs="Times New Roman"/>
-          <w:sz w:val="24"/>
-          <w:szCs w:val="24"/>
-        </w:rPr>
-        <w:t>');</w:t>
-      </w:r>
-    </w:p>
-    <w:p>
-      <w:pPr>
-        <w:spacing w:after="0" w:line="240" w:lineRule="auto"/>
-        <w:ind w:right="29"/>
-        <w:rPr>
-          <w:rFonts w:ascii="Times New Roman" w:eastAsia="Times New Roman" w:hAnsi="Times New Roman" w:cs="Times New Roman"/>
-          <w:sz w:val="24"/>
-          <w:szCs w:val="24"/>
-        </w:rPr>
-      </w:pPr>
-    </w:p>
-    <w:p>
-      <w:pPr>
-        <w:spacing w:after="0" w:line="240" w:lineRule="auto"/>
-        <w:ind w:right="29"/>
-        <w:rPr>
-          <w:rFonts w:ascii="Times New Roman" w:eastAsia="Times New Roman" w:hAnsi="Times New Roman" w:cs="Times New Roman"/>
-          <w:sz w:val="24"/>
-          <w:szCs w:val="24"/>
-        </w:rPr>
-      </w:pPr>
-      <w:r>
-        <w:rPr>
-          <w:rFonts w:ascii="Times New Roman" w:eastAsia="Times New Roman" w:hAnsi="Times New Roman" w:cs="Times New Roman"/>
-          <w:sz w:val="24"/>
-          <w:szCs w:val="24"/>
-        </w:rPr>
-        <w:t xml:space="preserve">const con = </w:t>
-      </w:r>
-      <w:proofErr w:type="spellStart"/>
-      <w:r>
-        <w:rPr>
-          <w:rFonts w:ascii="Times New Roman" w:eastAsia="Times New Roman" w:hAnsi="Times New Roman" w:cs="Times New Roman"/>
-          <w:sz w:val="24"/>
-          <w:szCs w:val="24"/>
-        </w:rPr>
-        <w:t>mysql.createConnection</w:t>
-      </w:r>
-      <w:proofErr w:type="spellEnd"/>
-      <w:r>
-        <w:rPr>
-          <w:rFonts w:ascii="Times New Roman" w:eastAsia="Times New Roman" w:hAnsi="Times New Roman" w:cs="Times New Roman"/>
-          <w:sz w:val="24"/>
-          <w:szCs w:val="24"/>
-        </w:rPr>
-        <w:t>({</w:t>
+        <w:t>const mysql = require('mysql2');</w:t>
+      </w:r>
+    </w:p>
+    <w:p>
+      <w:pPr>
+        <w:spacing w:after="0" w:line="240" w:lineRule="auto"/>
+        <w:ind w:right="29"/>
+        <w:rPr>
+          <w:rFonts w:ascii="Times New Roman" w:eastAsia="Times New Roman" w:hAnsi="Times New Roman" w:cs="Times New Roman"/>
+          <w:sz w:val="24"/>
+          <w:szCs w:val="24"/>
+        </w:rPr>
+      </w:pPr>
+      <w:r>
+        <w:rPr>
+          <w:rFonts w:ascii="Times New Roman" w:eastAsia="Times New Roman" w:hAnsi="Times New Roman" w:cs="Times New Roman"/>
+          <w:sz w:val="24"/>
+          <w:szCs w:val="24"/>
+        </w:rPr>
+        <w:t>const { URL } = require('url');</w:t>
+      </w:r>
+    </w:p>
+    <w:p>
+      <w:pPr>
+        <w:spacing w:after="0" w:line="240" w:lineRule="auto"/>
+        <w:ind w:right="29"/>
+        <w:rPr>
+          <w:rFonts w:ascii="Times New Roman" w:eastAsia="Times New Roman" w:hAnsi="Times New Roman" w:cs="Times New Roman"/>
+          <w:sz w:val="24"/>
+          <w:szCs w:val="24"/>
+        </w:rPr>
+      </w:pPr>
+    </w:p>
+    <w:p>
+      <w:pPr>
+        <w:spacing w:after="0" w:line="240" w:lineRule="auto"/>
+        <w:ind w:right="29"/>
+        <w:rPr>
+          <w:rFonts w:ascii="Times New Roman" w:eastAsia="Times New Roman" w:hAnsi="Times New Roman" w:cs="Times New Roman"/>
+          <w:sz w:val="24"/>
+          <w:szCs w:val="24"/>
+        </w:rPr>
+      </w:pPr>
+      <w:r>
+        <w:rPr>
+          <w:rFonts w:ascii="Times New Roman" w:eastAsia="Times New Roman" w:hAnsi="Times New Roman" w:cs="Times New Roman"/>
+          <w:sz w:val="24"/>
+          <w:szCs w:val="24"/>
+        </w:rPr>
+        <w:t>const con = mysql.createConnection({</w:t>
       </w:r>
     </w:p>
     <w:p>
@@ -7592,25 +6039,7 @@
           <w:sz w:val="24"/>
           <w:szCs w:val="24"/>
         </w:rPr>
-        <w:t xml:space="preserve">    database: '</w:t>
-      </w:r>
-      <w:proofErr w:type="spellStart"/>
-      <w:r>
-        <w:rPr>
-          <w:rFonts w:ascii="Times New Roman" w:eastAsia="Times New Roman" w:hAnsi="Times New Roman" w:cs="Times New Roman"/>
-          <w:sz w:val="24"/>
-          <w:szCs w:val="24"/>
-        </w:rPr>
-        <w:t>Node_test</w:t>
-      </w:r>
-      <w:proofErr w:type="spellEnd"/>
-      <w:r>
-        <w:rPr>
-          <w:rFonts w:ascii="Times New Roman" w:eastAsia="Times New Roman" w:hAnsi="Times New Roman" w:cs="Times New Roman"/>
-          <w:sz w:val="24"/>
-          <w:szCs w:val="24"/>
-        </w:rPr>
-        <w:t>',</w:t>
+        <w:t xml:space="preserve">    database: 'Node_test',</w:t>
       </w:r>
     </w:p>
     <w:p>
@@ -7648,136 +6077,64 @@
           <w:sz w:val="24"/>
           <w:szCs w:val="24"/>
         </w:rPr>
-        <w:t xml:space="preserve">const server = </w:t>
-      </w:r>
-      <w:proofErr w:type="spellStart"/>
-      <w:r>
-        <w:rPr>
-          <w:rFonts w:ascii="Times New Roman" w:eastAsia="Times New Roman" w:hAnsi="Times New Roman" w:cs="Times New Roman"/>
-          <w:sz w:val="24"/>
-          <w:szCs w:val="24"/>
-        </w:rPr>
-        <w:t>http.createServer</w:t>
-      </w:r>
-      <w:proofErr w:type="spellEnd"/>
-      <w:r>
-        <w:rPr>
-          <w:rFonts w:ascii="Times New Roman" w:eastAsia="Times New Roman" w:hAnsi="Times New Roman" w:cs="Times New Roman"/>
-          <w:sz w:val="24"/>
-          <w:szCs w:val="24"/>
-        </w:rPr>
-        <w:t>((req, res) =&gt; {</w:t>
-      </w:r>
-    </w:p>
-    <w:p>
-      <w:pPr>
-        <w:spacing w:after="0" w:line="240" w:lineRule="auto"/>
-        <w:ind w:right="29"/>
-        <w:rPr>
-          <w:rFonts w:ascii="Times New Roman" w:eastAsia="Times New Roman" w:hAnsi="Times New Roman" w:cs="Times New Roman"/>
-          <w:sz w:val="24"/>
-          <w:szCs w:val="24"/>
-        </w:rPr>
-      </w:pPr>
-      <w:r>
-        <w:rPr>
-          <w:rFonts w:ascii="Times New Roman" w:eastAsia="Times New Roman" w:hAnsi="Times New Roman" w:cs="Times New Roman"/>
-          <w:sz w:val="24"/>
-          <w:szCs w:val="24"/>
-        </w:rPr>
-        <w:t xml:space="preserve">    const </w:t>
-      </w:r>
-      <w:proofErr w:type="spellStart"/>
-      <w:r>
-        <w:rPr>
-          <w:rFonts w:ascii="Times New Roman" w:eastAsia="Times New Roman" w:hAnsi="Times New Roman" w:cs="Times New Roman"/>
-          <w:sz w:val="24"/>
-          <w:szCs w:val="24"/>
-        </w:rPr>
-        <w:t>url</w:t>
-      </w:r>
-      <w:proofErr w:type="spellEnd"/>
-      <w:r>
-        <w:rPr>
-          <w:rFonts w:ascii="Times New Roman" w:eastAsia="Times New Roman" w:hAnsi="Times New Roman" w:cs="Times New Roman"/>
-          <w:sz w:val="24"/>
-          <w:szCs w:val="24"/>
-        </w:rPr>
-        <w:t xml:space="preserve"> = new URL(req.url, `http://${req.headers.host}`);</w:t>
-      </w:r>
-    </w:p>
-    <w:p>
-      <w:pPr>
-        <w:spacing w:after="0" w:line="240" w:lineRule="auto"/>
-        <w:ind w:right="29"/>
-        <w:rPr>
-          <w:rFonts w:ascii="Times New Roman" w:eastAsia="Times New Roman" w:hAnsi="Times New Roman" w:cs="Times New Roman"/>
-          <w:sz w:val="24"/>
-          <w:szCs w:val="24"/>
-        </w:rPr>
-      </w:pPr>
-      <w:r>
-        <w:rPr>
-          <w:rFonts w:ascii="Times New Roman" w:eastAsia="Times New Roman" w:hAnsi="Times New Roman" w:cs="Times New Roman"/>
-          <w:sz w:val="24"/>
-          <w:szCs w:val="24"/>
-        </w:rPr>
-        <w:t xml:space="preserve">    if (</w:t>
-      </w:r>
-      <w:proofErr w:type="spellStart"/>
-      <w:r>
-        <w:rPr>
-          <w:rFonts w:ascii="Times New Roman" w:eastAsia="Times New Roman" w:hAnsi="Times New Roman" w:cs="Times New Roman"/>
-          <w:sz w:val="24"/>
-          <w:szCs w:val="24"/>
-        </w:rPr>
-        <w:t>url.pathname</w:t>
-      </w:r>
-      <w:proofErr w:type="spellEnd"/>
-      <w:r>
-        <w:rPr>
-          <w:rFonts w:ascii="Times New Roman" w:eastAsia="Times New Roman" w:hAnsi="Times New Roman" w:cs="Times New Roman"/>
-          <w:sz w:val="24"/>
-          <w:szCs w:val="24"/>
-        </w:rPr>
-        <w:t xml:space="preserve"> === '/') {</w:t>
-      </w:r>
-    </w:p>
-    <w:p>
-      <w:pPr>
-        <w:spacing w:after="0" w:line="240" w:lineRule="auto"/>
-        <w:ind w:right="29"/>
-        <w:rPr>
-          <w:rFonts w:ascii="Times New Roman" w:eastAsia="Times New Roman" w:hAnsi="Times New Roman" w:cs="Times New Roman"/>
-          <w:sz w:val="24"/>
-          <w:szCs w:val="24"/>
-        </w:rPr>
-      </w:pPr>
-      <w:r>
-        <w:rPr>
-          <w:rFonts w:ascii="Times New Roman" w:eastAsia="Times New Roman" w:hAnsi="Times New Roman" w:cs="Times New Roman"/>
-          <w:sz w:val="24"/>
-          <w:szCs w:val="24"/>
-        </w:rPr>
-        <w:t xml:space="preserve">        </w:t>
-      </w:r>
-      <w:proofErr w:type="spellStart"/>
-      <w:r>
-        <w:rPr>
-          <w:rFonts w:ascii="Times New Roman" w:eastAsia="Times New Roman" w:hAnsi="Times New Roman" w:cs="Times New Roman"/>
-          <w:sz w:val="24"/>
-          <w:szCs w:val="24"/>
-        </w:rPr>
-        <w:t>res.writeHead</w:t>
-      </w:r>
-      <w:proofErr w:type="spellEnd"/>
-      <w:r>
-        <w:rPr>
-          <w:rFonts w:ascii="Times New Roman" w:eastAsia="Times New Roman" w:hAnsi="Times New Roman" w:cs="Times New Roman"/>
-          <w:sz w:val="24"/>
-          <w:szCs w:val="24"/>
-        </w:rPr>
-        <w:t>(200, {</w:t>
+        <w:t>const server = http.createServer((req, res) =&gt; {</w:t>
+      </w:r>
+    </w:p>
+    <w:p>
+      <w:pPr>
+        <w:spacing w:after="0" w:line="240" w:lineRule="auto"/>
+        <w:ind w:right="29"/>
+        <w:rPr>
+          <w:rFonts w:ascii="Times New Roman" w:eastAsia="Times New Roman" w:hAnsi="Times New Roman" w:cs="Times New Roman"/>
+          <w:sz w:val="24"/>
+          <w:szCs w:val="24"/>
+        </w:rPr>
+      </w:pPr>
+      <w:r>
+        <w:rPr>
+          <w:rFonts w:ascii="Times New Roman" w:eastAsia="Times New Roman" w:hAnsi="Times New Roman" w:cs="Times New Roman"/>
+          <w:sz w:val="24"/>
+          <w:szCs w:val="24"/>
+        </w:rPr>
+        <w:t xml:space="preserve">    const url = new URL(req.url, `http://${req.headers.host}`);</w:t>
+      </w:r>
+    </w:p>
+    <w:p>
+      <w:pPr>
+        <w:spacing w:after="0" w:line="240" w:lineRule="auto"/>
+        <w:ind w:right="29"/>
+        <w:rPr>
+          <w:rFonts w:ascii="Times New Roman" w:eastAsia="Times New Roman" w:hAnsi="Times New Roman" w:cs="Times New Roman"/>
+          <w:sz w:val="24"/>
+          <w:szCs w:val="24"/>
+        </w:rPr>
+      </w:pPr>
+      <w:r>
+        <w:rPr>
+          <w:rFonts w:ascii="Times New Roman" w:eastAsia="Times New Roman" w:hAnsi="Times New Roman" w:cs="Times New Roman"/>
+          <w:sz w:val="24"/>
+          <w:szCs w:val="24"/>
+        </w:rPr>
+        <w:t xml:space="preserve">    if (url.pathname === '/') {</w:t>
+      </w:r>
+    </w:p>
+    <w:p>
+      <w:pPr>
+        <w:spacing w:after="0" w:line="240" w:lineRule="auto"/>
+        <w:ind w:right="29"/>
+        <w:rPr>
+          <w:rFonts w:ascii="Times New Roman" w:eastAsia="Times New Roman" w:hAnsi="Times New Roman" w:cs="Times New Roman"/>
+          <w:sz w:val="24"/>
+          <w:szCs w:val="24"/>
+        </w:rPr>
+      </w:pPr>
+      <w:r>
+        <w:rPr>
+          <w:rFonts w:ascii="Times New Roman" w:eastAsia="Times New Roman" w:hAnsi="Times New Roman" w:cs="Times New Roman"/>
+          <w:sz w:val="24"/>
+          <w:szCs w:val="24"/>
+        </w:rPr>
+        <w:t xml:space="preserve">        res.writeHead(200, {</w:t>
       </w:r>
     </w:p>
     <w:p>
@@ -7834,25 +6191,7 @@
           <w:sz w:val="24"/>
           <w:szCs w:val="24"/>
         </w:rPr>
-        <w:t xml:space="preserve">        </w:t>
-      </w:r>
-      <w:proofErr w:type="spellStart"/>
-      <w:r>
-        <w:rPr>
-          <w:rFonts w:ascii="Times New Roman" w:eastAsia="Times New Roman" w:hAnsi="Times New Roman" w:cs="Times New Roman"/>
-          <w:sz w:val="24"/>
-          <w:szCs w:val="24"/>
-        </w:rPr>
-        <w:t>res.end</w:t>
-      </w:r>
-      <w:proofErr w:type="spellEnd"/>
-      <w:r>
-        <w:rPr>
-          <w:rFonts w:ascii="Times New Roman" w:eastAsia="Times New Roman" w:hAnsi="Times New Roman" w:cs="Times New Roman"/>
-          <w:sz w:val="24"/>
-          <w:szCs w:val="24"/>
-        </w:rPr>
-        <w:t>(`</w:t>
+        <w:t xml:space="preserve">        res.end(`</w:t>
       </w:r>
     </w:p>
     <w:p>
@@ -8004,99 +6343,45 @@
           <w:sz w:val="24"/>
           <w:szCs w:val="24"/>
         </w:rPr>
-        <w:t xml:space="preserve">    } else if (</w:t>
-      </w:r>
-      <w:proofErr w:type="spellStart"/>
-      <w:r>
-        <w:rPr>
-          <w:rFonts w:ascii="Times New Roman" w:eastAsia="Times New Roman" w:hAnsi="Times New Roman" w:cs="Times New Roman"/>
-          <w:sz w:val="24"/>
-          <w:szCs w:val="24"/>
-        </w:rPr>
-        <w:t>url.pathname</w:t>
-      </w:r>
-      <w:proofErr w:type="spellEnd"/>
-      <w:r>
-        <w:rPr>
-          <w:rFonts w:ascii="Times New Roman" w:eastAsia="Times New Roman" w:hAnsi="Times New Roman" w:cs="Times New Roman"/>
-          <w:sz w:val="24"/>
-          <w:szCs w:val="24"/>
-        </w:rPr>
-        <w:t xml:space="preserve"> === '/search') {</w:t>
-      </w:r>
-    </w:p>
-    <w:p>
-      <w:pPr>
-        <w:spacing w:after="0" w:line="240" w:lineRule="auto"/>
-        <w:ind w:right="29"/>
-        <w:rPr>
-          <w:rFonts w:ascii="Times New Roman" w:eastAsia="Times New Roman" w:hAnsi="Times New Roman" w:cs="Times New Roman"/>
-          <w:sz w:val="24"/>
-          <w:szCs w:val="24"/>
-        </w:rPr>
-      </w:pPr>
-      <w:r>
-        <w:rPr>
-          <w:rFonts w:ascii="Times New Roman" w:eastAsia="Times New Roman" w:hAnsi="Times New Roman" w:cs="Times New Roman"/>
-          <w:sz w:val="24"/>
-          <w:szCs w:val="24"/>
-        </w:rPr>
-        <w:t xml:space="preserve">        const value = </w:t>
-      </w:r>
-      <w:proofErr w:type="spellStart"/>
-      <w:r>
-        <w:rPr>
-          <w:rFonts w:ascii="Times New Roman" w:eastAsia="Times New Roman" w:hAnsi="Times New Roman" w:cs="Times New Roman"/>
-          <w:sz w:val="24"/>
-          <w:szCs w:val="24"/>
-        </w:rPr>
-        <w:t>url.searchParams.get</w:t>
-      </w:r>
-      <w:proofErr w:type="spellEnd"/>
-      <w:r>
-        <w:rPr>
-          <w:rFonts w:ascii="Times New Roman" w:eastAsia="Times New Roman" w:hAnsi="Times New Roman" w:cs="Times New Roman"/>
-          <w:sz w:val="24"/>
-          <w:szCs w:val="24"/>
-        </w:rPr>
-        <w:t>('value');</w:t>
-      </w:r>
-    </w:p>
-    <w:p>
-      <w:pPr>
-        <w:spacing w:after="0" w:line="240" w:lineRule="auto"/>
-        <w:ind w:right="29"/>
-        <w:rPr>
-          <w:rFonts w:ascii="Times New Roman" w:eastAsia="Times New Roman" w:hAnsi="Times New Roman" w:cs="Times New Roman"/>
-          <w:sz w:val="24"/>
-          <w:szCs w:val="24"/>
-        </w:rPr>
-      </w:pPr>
-      <w:r>
-        <w:rPr>
-          <w:rFonts w:ascii="Times New Roman" w:eastAsia="Times New Roman" w:hAnsi="Times New Roman" w:cs="Times New Roman"/>
-          <w:sz w:val="24"/>
-          <w:szCs w:val="24"/>
-        </w:rPr>
-        <w:t xml:space="preserve">        const </w:t>
-      </w:r>
-      <w:proofErr w:type="spellStart"/>
-      <w:r>
-        <w:rPr>
-          <w:rFonts w:ascii="Times New Roman" w:eastAsia="Times New Roman" w:hAnsi="Times New Roman" w:cs="Times New Roman"/>
-          <w:sz w:val="24"/>
-          <w:szCs w:val="24"/>
-        </w:rPr>
-        <w:t>sql</w:t>
-      </w:r>
-      <w:proofErr w:type="spellEnd"/>
-      <w:r>
-        <w:rPr>
-          <w:rFonts w:ascii="Times New Roman" w:eastAsia="Times New Roman" w:hAnsi="Times New Roman" w:cs="Times New Roman"/>
-          <w:sz w:val="24"/>
-          <w:szCs w:val="24"/>
-        </w:rPr>
-        <w:t xml:space="preserve"> = `</w:t>
+        <w:t xml:space="preserve">    } else if (url.pathname === '/search') {</w:t>
+      </w:r>
+    </w:p>
+    <w:p>
+      <w:pPr>
+        <w:spacing w:after="0" w:line="240" w:lineRule="auto"/>
+        <w:ind w:right="29"/>
+        <w:rPr>
+          <w:rFonts w:ascii="Times New Roman" w:eastAsia="Times New Roman" w:hAnsi="Times New Roman" w:cs="Times New Roman"/>
+          <w:sz w:val="24"/>
+          <w:szCs w:val="24"/>
+        </w:rPr>
+      </w:pPr>
+      <w:r>
+        <w:rPr>
+          <w:rFonts w:ascii="Times New Roman" w:eastAsia="Times New Roman" w:hAnsi="Times New Roman" w:cs="Times New Roman"/>
+          <w:sz w:val="24"/>
+          <w:szCs w:val="24"/>
+        </w:rPr>
+        <w:t xml:space="preserve">        const value = url.searchParams.get('value');</w:t>
+      </w:r>
+    </w:p>
+    <w:p>
+      <w:pPr>
+        <w:spacing w:after="0" w:line="240" w:lineRule="auto"/>
+        <w:ind w:right="29"/>
+        <w:rPr>
+          <w:rFonts w:ascii="Times New Roman" w:eastAsia="Times New Roman" w:hAnsi="Times New Roman" w:cs="Times New Roman"/>
+          <w:sz w:val="24"/>
+          <w:szCs w:val="24"/>
+        </w:rPr>
+      </w:pPr>
+      <w:r>
+        <w:rPr>
+          <w:rFonts w:ascii="Times New Roman" w:eastAsia="Times New Roman" w:hAnsi="Times New Roman" w:cs="Times New Roman"/>
+          <w:sz w:val="24"/>
+          <w:szCs w:val="24"/>
+        </w:rPr>
+        <w:t xml:space="preserve">        const sql = `</w:t>
       </w:r>
     </w:p>
     <w:p>
@@ -8172,116 +6457,26 @@
           <w:sz w:val="24"/>
           <w:szCs w:val="24"/>
         </w:rPr>
-        <w:t xml:space="preserve">        const </w:t>
-      </w:r>
-      <w:proofErr w:type="spellStart"/>
-      <w:r>
-        <w:rPr>
-          <w:rFonts w:ascii="Times New Roman" w:eastAsia="Times New Roman" w:hAnsi="Times New Roman" w:cs="Times New Roman"/>
-          <w:sz w:val="24"/>
-          <w:szCs w:val="24"/>
-        </w:rPr>
-        <w:t>searchValue</w:t>
-      </w:r>
-      <w:proofErr w:type="spellEnd"/>
-      <w:r>
-        <w:rPr>
-          <w:rFonts w:ascii="Times New Roman" w:eastAsia="Times New Roman" w:hAnsi="Times New Roman" w:cs="Times New Roman"/>
-          <w:sz w:val="24"/>
-          <w:szCs w:val="24"/>
-        </w:rPr>
-        <w:t xml:space="preserve"> = `%${value}%`;</w:t>
-      </w:r>
-    </w:p>
-    <w:p>
-      <w:pPr>
-        <w:spacing w:after="0" w:line="240" w:lineRule="auto"/>
-        <w:ind w:right="29"/>
-        <w:rPr>
-          <w:rFonts w:ascii="Times New Roman" w:eastAsia="Times New Roman" w:hAnsi="Times New Roman" w:cs="Times New Roman"/>
-          <w:sz w:val="24"/>
-          <w:szCs w:val="24"/>
-        </w:rPr>
-      </w:pPr>
-      <w:r>
-        <w:rPr>
-          <w:rFonts w:ascii="Times New Roman" w:eastAsia="Times New Roman" w:hAnsi="Times New Roman" w:cs="Times New Roman"/>
-          <w:sz w:val="24"/>
-          <w:szCs w:val="24"/>
-        </w:rPr>
-        <w:t xml:space="preserve">        </w:t>
-      </w:r>
-      <w:proofErr w:type="spellStart"/>
-      <w:r>
-        <w:rPr>
-          <w:rFonts w:ascii="Times New Roman" w:eastAsia="Times New Roman" w:hAnsi="Times New Roman" w:cs="Times New Roman"/>
-          <w:sz w:val="24"/>
-          <w:szCs w:val="24"/>
-        </w:rPr>
-        <w:t>con.query</w:t>
-      </w:r>
-      <w:proofErr w:type="spellEnd"/>
-      <w:r>
-        <w:rPr>
-          <w:rFonts w:ascii="Times New Roman" w:eastAsia="Times New Roman" w:hAnsi="Times New Roman" w:cs="Times New Roman"/>
-          <w:sz w:val="24"/>
-          <w:szCs w:val="24"/>
-        </w:rPr>
-        <w:t>(</w:t>
-      </w:r>
-      <w:proofErr w:type="spellStart"/>
-      <w:r>
-        <w:rPr>
-          <w:rFonts w:ascii="Times New Roman" w:eastAsia="Times New Roman" w:hAnsi="Times New Roman" w:cs="Times New Roman"/>
-          <w:sz w:val="24"/>
-          <w:szCs w:val="24"/>
-        </w:rPr>
-        <w:t>sql</w:t>
-      </w:r>
-      <w:proofErr w:type="spellEnd"/>
-      <w:r>
-        <w:rPr>
-          <w:rFonts w:ascii="Times New Roman" w:eastAsia="Times New Roman" w:hAnsi="Times New Roman" w:cs="Times New Roman"/>
-          <w:sz w:val="24"/>
-          <w:szCs w:val="24"/>
-        </w:rPr>
-        <w:t>, [</w:t>
-      </w:r>
-      <w:proofErr w:type="spellStart"/>
-      <w:r>
-        <w:rPr>
-          <w:rFonts w:ascii="Times New Roman" w:eastAsia="Times New Roman" w:hAnsi="Times New Roman" w:cs="Times New Roman"/>
-          <w:sz w:val="24"/>
-          <w:szCs w:val="24"/>
-        </w:rPr>
-        <w:t>searchValue</w:t>
-      </w:r>
-      <w:proofErr w:type="spellEnd"/>
-      <w:r>
-        <w:rPr>
-          <w:rFonts w:ascii="Times New Roman" w:eastAsia="Times New Roman" w:hAnsi="Times New Roman" w:cs="Times New Roman"/>
-          <w:sz w:val="24"/>
-          <w:szCs w:val="24"/>
-        </w:rPr>
-        <w:t xml:space="preserve">, </w:t>
-      </w:r>
-      <w:proofErr w:type="spellStart"/>
-      <w:r>
-        <w:rPr>
-          <w:rFonts w:ascii="Times New Roman" w:eastAsia="Times New Roman" w:hAnsi="Times New Roman" w:cs="Times New Roman"/>
-          <w:sz w:val="24"/>
-          <w:szCs w:val="24"/>
-        </w:rPr>
-        <w:t>searchValue</w:t>
-      </w:r>
-      <w:proofErr w:type="spellEnd"/>
-      <w:r>
-        <w:rPr>
-          <w:rFonts w:ascii="Times New Roman" w:eastAsia="Times New Roman" w:hAnsi="Times New Roman" w:cs="Times New Roman"/>
-          <w:sz w:val="24"/>
-          <w:szCs w:val="24"/>
-        </w:rPr>
-        <w:t>], (err, result) =&gt; {</w:t>
+        <w:t xml:space="preserve">        const searchValue = `%${value}%`;</w:t>
+      </w:r>
+    </w:p>
+    <w:p>
+      <w:pPr>
+        <w:spacing w:after="0" w:line="240" w:lineRule="auto"/>
+        <w:ind w:right="29"/>
+        <w:rPr>
+          <w:rFonts w:ascii="Times New Roman" w:eastAsia="Times New Roman" w:hAnsi="Times New Roman" w:cs="Times New Roman"/>
+          <w:sz w:val="24"/>
+          <w:szCs w:val="24"/>
+        </w:rPr>
+      </w:pPr>
+      <w:r>
+        <w:rPr>
+          <w:rFonts w:ascii="Times New Roman" w:eastAsia="Times New Roman" w:hAnsi="Times New Roman" w:cs="Times New Roman"/>
+          <w:sz w:val="24"/>
+          <w:szCs w:val="24"/>
+        </w:rPr>
+        <w:t xml:space="preserve">        con.query(sql, [searchValue, searchValue], (err, result) =&gt; {</w:t>
       </w:r>
     </w:p>
     <w:p>
@@ -8319,62 +6514,26 @@
           <w:sz w:val="24"/>
           <w:szCs w:val="24"/>
         </w:rPr>
-        <w:t xml:space="preserve">                </w:t>
-      </w:r>
-      <w:proofErr w:type="spellStart"/>
-      <w:r>
-        <w:rPr>
-          <w:rFonts w:ascii="Times New Roman" w:eastAsia="Times New Roman" w:hAnsi="Times New Roman" w:cs="Times New Roman"/>
-          <w:sz w:val="24"/>
-          <w:szCs w:val="24"/>
-        </w:rPr>
-        <w:t>res.writeHead</w:t>
-      </w:r>
-      <w:proofErr w:type="spellEnd"/>
-      <w:r>
-        <w:rPr>
-          <w:rFonts w:ascii="Times New Roman" w:eastAsia="Times New Roman" w:hAnsi="Times New Roman" w:cs="Times New Roman"/>
-          <w:sz w:val="24"/>
-          <w:szCs w:val="24"/>
-        </w:rPr>
-        <w:t>(500);</w:t>
-      </w:r>
-    </w:p>
-    <w:p>
-      <w:pPr>
-        <w:spacing w:after="0" w:line="240" w:lineRule="auto"/>
-        <w:ind w:right="29"/>
-        <w:rPr>
-          <w:rFonts w:ascii="Times New Roman" w:eastAsia="Times New Roman" w:hAnsi="Times New Roman" w:cs="Times New Roman"/>
-          <w:sz w:val="24"/>
-          <w:szCs w:val="24"/>
-        </w:rPr>
-      </w:pPr>
-      <w:r>
-        <w:rPr>
-          <w:rFonts w:ascii="Times New Roman" w:eastAsia="Times New Roman" w:hAnsi="Times New Roman" w:cs="Times New Roman"/>
-          <w:sz w:val="24"/>
-          <w:szCs w:val="24"/>
-        </w:rPr>
-        <w:t xml:space="preserve">                </w:t>
-      </w:r>
-      <w:proofErr w:type="spellStart"/>
-      <w:r>
-        <w:rPr>
-          <w:rFonts w:ascii="Times New Roman" w:eastAsia="Times New Roman" w:hAnsi="Times New Roman" w:cs="Times New Roman"/>
-          <w:sz w:val="24"/>
-          <w:szCs w:val="24"/>
-        </w:rPr>
-        <w:t>res.end</w:t>
-      </w:r>
-      <w:proofErr w:type="spellEnd"/>
-      <w:r>
-        <w:rPr>
-          <w:rFonts w:ascii="Times New Roman" w:eastAsia="Times New Roman" w:hAnsi="Times New Roman" w:cs="Times New Roman"/>
-          <w:sz w:val="24"/>
-          <w:szCs w:val="24"/>
-        </w:rPr>
-        <w:t>('Database Error');</w:t>
+        <w:t xml:space="preserve">                res.writeHead(500);</w:t>
+      </w:r>
+    </w:p>
+    <w:p>
+      <w:pPr>
+        <w:spacing w:after="0" w:line="240" w:lineRule="auto"/>
+        <w:ind w:right="29"/>
+        <w:rPr>
+          <w:rFonts w:ascii="Times New Roman" w:eastAsia="Times New Roman" w:hAnsi="Times New Roman" w:cs="Times New Roman"/>
+          <w:sz w:val="24"/>
+          <w:szCs w:val="24"/>
+        </w:rPr>
+      </w:pPr>
+      <w:r>
+        <w:rPr>
+          <w:rFonts w:ascii="Times New Roman" w:eastAsia="Times New Roman" w:hAnsi="Times New Roman" w:cs="Times New Roman"/>
+          <w:sz w:val="24"/>
+          <w:szCs w:val="24"/>
+        </w:rPr>
+        <w:t xml:space="preserve">                res.end('Database Error');</w:t>
       </w:r>
     </w:p>
     <w:p>
@@ -8507,263 +6666,83 @@
           <w:sz w:val="24"/>
           <w:szCs w:val="24"/>
         </w:rPr>
-        <w:t xml:space="preserve">                            &lt;</w:t>
-      </w:r>
-      <w:proofErr w:type="spellStart"/>
-      <w:r>
-        <w:rPr>
-          <w:rFonts w:ascii="Times New Roman" w:eastAsia="Times New Roman" w:hAnsi="Times New Roman" w:cs="Times New Roman"/>
-          <w:sz w:val="24"/>
-          <w:szCs w:val="24"/>
-        </w:rPr>
-        <w:t>th</w:t>
-      </w:r>
-      <w:proofErr w:type="spellEnd"/>
-      <w:r>
-        <w:rPr>
-          <w:rFonts w:ascii="Times New Roman" w:eastAsia="Times New Roman" w:hAnsi="Times New Roman" w:cs="Times New Roman"/>
-          <w:sz w:val="24"/>
-          <w:szCs w:val="24"/>
-        </w:rPr>
-        <w:t>&gt;Id&lt;/</w:t>
-      </w:r>
-      <w:proofErr w:type="spellStart"/>
-      <w:r>
-        <w:rPr>
-          <w:rFonts w:ascii="Times New Roman" w:eastAsia="Times New Roman" w:hAnsi="Times New Roman" w:cs="Times New Roman"/>
-          <w:sz w:val="24"/>
-          <w:szCs w:val="24"/>
-        </w:rPr>
-        <w:t>th</w:t>
-      </w:r>
-      <w:proofErr w:type="spellEnd"/>
-      <w:r>
-        <w:rPr>
-          <w:rFonts w:ascii="Times New Roman" w:eastAsia="Times New Roman" w:hAnsi="Times New Roman" w:cs="Times New Roman"/>
-          <w:sz w:val="24"/>
-          <w:szCs w:val="24"/>
-        </w:rPr>
-        <w:t>&gt;</w:t>
-      </w:r>
-    </w:p>
-    <w:p>
-      <w:pPr>
-        <w:spacing w:after="0" w:line="240" w:lineRule="auto"/>
-        <w:ind w:right="29"/>
-        <w:rPr>
-          <w:rFonts w:ascii="Times New Roman" w:eastAsia="Times New Roman" w:hAnsi="Times New Roman" w:cs="Times New Roman"/>
-          <w:sz w:val="24"/>
-          <w:szCs w:val="24"/>
-        </w:rPr>
-      </w:pPr>
-      <w:r>
-        <w:rPr>
-          <w:rFonts w:ascii="Times New Roman" w:eastAsia="Times New Roman" w:hAnsi="Times New Roman" w:cs="Times New Roman"/>
-          <w:sz w:val="24"/>
-          <w:szCs w:val="24"/>
-        </w:rPr>
-        <w:t xml:space="preserve">                            &lt;</w:t>
-      </w:r>
-      <w:proofErr w:type="spellStart"/>
-      <w:r>
-        <w:rPr>
-          <w:rFonts w:ascii="Times New Roman" w:eastAsia="Times New Roman" w:hAnsi="Times New Roman" w:cs="Times New Roman"/>
-          <w:sz w:val="24"/>
-          <w:szCs w:val="24"/>
-        </w:rPr>
-        <w:t>th</w:t>
-      </w:r>
-      <w:proofErr w:type="spellEnd"/>
-      <w:r>
-        <w:rPr>
-          <w:rFonts w:ascii="Times New Roman" w:eastAsia="Times New Roman" w:hAnsi="Times New Roman" w:cs="Times New Roman"/>
-          <w:sz w:val="24"/>
-          <w:szCs w:val="24"/>
-        </w:rPr>
-        <w:t>&gt;Name&lt;/</w:t>
-      </w:r>
-      <w:proofErr w:type="spellStart"/>
-      <w:r>
-        <w:rPr>
-          <w:rFonts w:ascii="Times New Roman" w:eastAsia="Times New Roman" w:hAnsi="Times New Roman" w:cs="Times New Roman"/>
-          <w:sz w:val="24"/>
-          <w:szCs w:val="24"/>
-        </w:rPr>
-        <w:t>th</w:t>
-      </w:r>
-      <w:proofErr w:type="spellEnd"/>
-      <w:r>
-        <w:rPr>
-          <w:rFonts w:ascii="Times New Roman" w:eastAsia="Times New Roman" w:hAnsi="Times New Roman" w:cs="Times New Roman"/>
-          <w:sz w:val="24"/>
-          <w:szCs w:val="24"/>
-        </w:rPr>
-        <w:t>&gt;</w:t>
-      </w:r>
-    </w:p>
-    <w:p>
-      <w:pPr>
-        <w:spacing w:after="0" w:line="240" w:lineRule="auto"/>
-        <w:ind w:right="29"/>
-        <w:rPr>
-          <w:rFonts w:ascii="Times New Roman" w:eastAsia="Times New Roman" w:hAnsi="Times New Roman" w:cs="Times New Roman"/>
-          <w:sz w:val="24"/>
-          <w:szCs w:val="24"/>
-        </w:rPr>
-      </w:pPr>
-      <w:r>
-        <w:rPr>
-          <w:rFonts w:ascii="Times New Roman" w:eastAsia="Times New Roman" w:hAnsi="Times New Roman" w:cs="Times New Roman"/>
-          <w:sz w:val="24"/>
-          <w:szCs w:val="24"/>
-        </w:rPr>
-        <w:t xml:space="preserve">                            &lt;</w:t>
-      </w:r>
-      <w:proofErr w:type="spellStart"/>
-      <w:r>
-        <w:rPr>
-          <w:rFonts w:ascii="Times New Roman" w:eastAsia="Times New Roman" w:hAnsi="Times New Roman" w:cs="Times New Roman"/>
-          <w:sz w:val="24"/>
-          <w:szCs w:val="24"/>
-        </w:rPr>
-        <w:t>th</w:t>
-      </w:r>
-      <w:proofErr w:type="spellEnd"/>
-      <w:r>
-        <w:rPr>
-          <w:rFonts w:ascii="Times New Roman" w:eastAsia="Times New Roman" w:hAnsi="Times New Roman" w:cs="Times New Roman"/>
-          <w:sz w:val="24"/>
-          <w:szCs w:val="24"/>
-        </w:rPr>
-        <w:t>&gt;Brand&lt;/</w:t>
-      </w:r>
-      <w:proofErr w:type="spellStart"/>
-      <w:r>
-        <w:rPr>
-          <w:rFonts w:ascii="Times New Roman" w:eastAsia="Times New Roman" w:hAnsi="Times New Roman" w:cs="Times New Roman"/>
-          <w:sz w:val="24"/>
-          <w:szCs w:val="24"/>
-        </w:rPr>
-        <w:t>th</w:t>
-      </w:r>
-      <w:proofErr w:type="spellEnd"/>
-      <w:r>
-        <w:rPr>
-          <w:rFonts w:ascii="Times New Roman" w:eastAsia="Times New Roman" w:hAnsi="Times New Roman" w:cs="Times New Roman"/>
-          <w:sz w:val="24"/>
-          <w:szCs w:val="24"/>
-        </w:rPr>
-        <w:t>&gt;</w:t>
-      </w:r>
-    </w:p>
-    <w:p>
-      <w:pPr>
-        <w:spacing w:after="0" w:line="240" w:lineRule="auto"/>
-        <w:ind w:right="29"/>
-        <w:rPr>
-          <w:rFonts w:ascii="Times New Roman" w:eastAsia="Times New Roman" w:hAnsi="Times New Roman" w:cs="Times New Roman"/>
-          <w:sz w:val="24"/>
-          <w:szCs w:val="24"/>
-        </w:rPr>
-      </w:pPr>
-      <w:r>
-        <w:rPr>
-          <w:rFonts w:ascii="Times New Roman" w:eastAsia="Times New Roman" w:hAnsi="Times New Roman" w:cs="Times New Roman"/>
-          <w:sz w:val="24"/>
-          <w:szCs w:val="24"/>
-        </w:rPr>
-        <w:t xml:space="preserve">                            &lt;</w:t>
-      </w:r>
-      <w:proofErr w:type="spellStart"/>
-      <w:r>
-        <w:rPr>
-          <w:rFonts w:ascii="Times New Roman" w:eastAsia="Times New Roman" w:hAnsi="Times New Roman" w:cs="Times New Roman"/>
-          <w:sz w:val="24"/>
-          <w:szCs w:val="24"/>
-        </w:rPr>
-        <w:t>th</w:t>
-      </w:r>
-      <w:proofErr w:type="spellEnd"/>
-      <w:r>
-        <w:rPr>
-          <w:rFonts w:ascii="Times New Roman" w:eastAsia="Times New Roman" w:hAnsi="Times New Roman" w:cs="Times New Roman"/>
-          <w:sz w:val="24"/>
-          <w:szCs w:val="24"/>
-        </w:rPr>
-        <w:t>&gt;Quantity&lt;/</w:t>
-      </w:r>
-      <w:proofErr w:type="spellStart"/>
-      <w:r>
-        <w:rPr>
-          <w:rFonts w:ascii="Times New Roman" w:eastAsia="Times New Roman" w:hAnsi="Times New Roman" w:cs="Times New Roman"/>
-          <w:sz w:val="24"/>
-          <w:szCs w:val="24"/>
-        </w:rPr>
-        <w:t>th</w:t>
-      </w:r>
-      <w:proofErr w:type="spellEnd"/>
-      <w:r>
-        <w:rPr>
-          <w:rFonts w:ascii="Times New Roman" w:eastAsia="Times New Roman" w:hAnsi="Times New Roman" w:cs="Times New Roman"/>
-          <w:sz w:val="24"/>
-          <w:szCs w:val="24"/>
-        </w:rPr>
-        <w:t>&gt;</w:t>
-      </w:r>
-    </w:p>
-    <w:p>
-      <w:pPr>
-        <w:spacing w:after="0" w:line="240" w:lineRule="auto"/>
-        <w:ind w:right="29"/>
-        <w:rPr>
-          <w:rFonts w:ascii="Times New Roman" w:eastAsia="Times New Roman" w:hAnsi="Times New Roman" w:cs="Times New Roman"/>
-          <w:sz w:val="24"/>
-          <w:szCs w:val="24"/>
-        </w:rPr>
-      </w:pPr>
-      <w:r>
-        <w:rPr>
-          <w:rFonts w:ascii="Times New Roman" w:eastAsia="Times New Roman" w:hAnsi="Times New Roman" w:cs="Times New Roman"/>
-          <w:sz w:val="24"/>
-          <w:szCs w:val="24"/>
-        </w:rPr>
-        <w:t xml:space="preserve">                            &lt;</w:t>
-      </w:r>
-      <w:proofErr w:type="spellStart"/>
-      <w:r>
-        <w:rPr>
-          <w:rFonts w:ascii="Times New Roman" w:eastAsia="Times New Roman" w:hAnsi="Times New Roman" w:cs="Times New Roman"/>
-          <w:sz w:val="24"/>
-          <w:szCs w:val="24"/>
-        </w:rPr>
-        <w:t>th</w:t>
-      </w:r>
-      <w:proofErr w:type="spellEnd"/>
-      <w:r>
-        <w:rPr>
-          <w:rFonts w:ascii="Times New Roman" w:eastAsia="Times New Roman" w:hAnsi="Times New Roman" w:cs="Times New Roman"/>
-          <w:sz w:val="24"/>
-          <w:szCs w:val="24"/>
-        </w:rPr>
-        <w:t>&gt;Price&lt;/</w:t>
-      </w:r>
-      <w:proofErr w:type="spellStart"/>
-      <w:r>
-        <w:rPr>
-          <w:rFonts w:ascii="Times New Roman" w:eastAsia="Times New Roman" w:hAnsi="Times New Roman" w:cs="Times New Roman"/>
-          <w:sz w:val="24"/>
-          <w:szCs w:val="24"/>
-        </w:rPr>
-        <w:t>th</w:t>
-      </w:r>
-      <w:proofErr w:type="spellEnd"/>
-      <w:r>
-        <w:rPr>
-          <w:rFonts w:ascii="Times New Roman" w:eastAsia="Times New Roman" w:hAnsi="Times New Roman" w:cs="Times New Roman"/>
-          <w:sz w:val="24"/>
-          <w:szCs w:val="24"/>
-        </w:rPr>
-        <w:t>&gt;</w:t>
+        <w:t xml:space="preserve">                            &lt;th&gt;Id&lt;/th&gt;</w:t>
+      </w:r>
+    </w:p>
+    <w:p>
+      <w:pPr>
+        <w:spacing w:after="0" w:line="240" w:lineRule="auto"/>
+        <w:ind w:right="29"/>
+        <w:rPr>
+          <w:rFonts w:ascii="Times New Roman" w:eastAsia="Times New Roman" w:hAnsi="Times New Roman" w:cs="Times New Roman"/>
+          <w:sz w:val="24"/>
+          <w:szCs w:val="24"/>
+        </w:rPr>
+      </w:pPr>
+      <w:r>
+        <w:rPr>
+          <w:rFonts w:ascii="Times New Roman" w:eastAsia="Times New Roman" w:hAnsi="Times New Roman" w:cs="Times New Roman"/>
+          <w:sz w:val="24"/>
+          <w:szCs w:val="24"/>
+        </w:rPr>
+        <w:t xml:space="preserve">                            &lt;th&gt;Name&lt;/th&gt;</w:t>
+      </w:r>
+    </w:p>
+    <w:p>
+      <w:pPr>
+        <w:spacing w:after="0" w:line="240" w:lineRule="auto"/>
+        <w:ind w:right="29"/>
+        <w:rPr>
+          <w:rFonts w:ascii="Times New Roman" w:eastAsia="Times New Roman" w:hAnsi="Times New Roman" w:cs="Times New Roman"/>
+          <w:sz w:val="24"/>
+          <w:szCs w:val="24"/>
+        </w:rPr>
+      </w:pPr>
+      <w:r>
+        <w:rPr>
+          <w:rFonts w:ascii="Times New Roman" w:eastAsia="Times New Roman" w:hAnsi="Times New Roman" w:cs="Times New Roman"/>
+          <w:sz w:val="24"/>
+          <w:szCs w:val="24"/>
+        </w:rPr>
+        <w:t xml:space="preserve">                            &lt;th&gt;Brand&lt;/th&gt;</w:t>
+      </w:r>
+    </w:p>
+    <w:p>
+      <w:pPr>
+        <w:spacing w:after="0" w:line="240" w:lineRule="auto"/>
+        <w:ind w:right="29"/>
+        <w:rPr>
+          <w:rFonts w:ascii="Times New Roman" w:eastAsia="Times New Roman" w:hAnsi="Times New Roman" w:cs="Times New Roman"/>
+          <w:sz w:val="24"/>
+          <w:szCs w:val="24"/>
+        </w:rPr>
+      </w:pPr>
+      <w:r>
+        <w:rPr>
+          <w:rFonts w:ascii="Times New Roman" w:eastAsia="Times New Roman" w:hAnsi="Times New Roman" w:cs="Times New Roman"/>
+          <w:sz w:val="24"/>
+          <w:szCs w:val="24"/>
+        </w:rPr>
+        <w:t xml:space="preserve">                            &lt;th&gt;Quantity&lt;/th&gt;</w:t>
+      </w:r>
+    </w:p>
+    <w:p>
+      <w:pPr>
+        <w:spacing w:after="0" w:line="240" w:lineRule="auto"/>
+        <w:ind w:right="29"/>
+        <w:rPr>
+          <w:rFonts w:ascii="Times New Roman" w:eastAsia="Times New Roman" w:hAnsi="Times New Roman" w:cs="Times New Roman"/>
+          <w:sz w:val="24"/>
+          <w:szCs w:val="24"/>
+        </w:rPr>
+      </w:pPr>
+      <w:r>
+        <w:rPr>
+          <w:rFonts w:ascii="Times New Roman" w:eastAsia="Times New Roman" w:hAnsi="Times New Roman" w:cs="Times New Roman"/>
+          <w:sz w:val="24"/>
+          <w:szCs w:val="24"/>
+        </w:rPr>
+        <w:t xml:space="preserve">                            &lt;th&gt;Price&lt;/th&gt;</w:t>
       </w:r>
     </w:p>
     <w:p>
@@ -8821,25 +6800,7 @@
           <w:sz w:val="24"/>
           <w:szCs w:val="24"/>
         </w:rPr>
-        <w:t xml:space="preserve">            </w:t>
-      </w:r>
-      <w:proofErr w:type="spellStart"/>
-      <w:r>
-        <w:rPr>
-          <w:rFonts w:ascii="Times New Roman" w:eastAsia="Times New Roman" w:hAnsi="Times New Roman" w:cs="Times New Roman"/>
-          <w:sz w:val="24"/>
-          <w:szCs w:val="24"/>
-        </w:rPr>
-        <w:t>result.forEach</w:t>
-      </w:r>
-      <w:proofErr w:type="spellEnd"/>
-      <w:r>
-        <w:rPr>
-          <w:rFonts w:ascii="Times New Roman" w:eastAsia="Times New Roman" w:hAnsi="Times New Roman" w:cs="Times New Roman"/>
-          <w:sz w:val="24"/>
-          <w:szCs w:val="24"/>
-        </w:rPr>
-        <w:t>((product) =&gt; {</w:t>
+        <w:t xml:space="preserve">            result.forEach((product) =&gt; {</w:t>
       </w:r>
     </w:p>
     <w:p>
@@ -8896,173 +6857,83 @@
           <w:sz w:val="24"/>
           <w:szCs w:val="24"/>
         </w:rPr>
-        <w:t xml:space="preserve">                            &lt;td&gt;${</w:t>
-      </w:r>
-      <w:proofErr w:type="spellStart"/>
-      <w:r>
-        <w:rPr>
-          <w:rFonts w:ascii="Times New Roman" w:eastAsia="Times New Roman" w:hAnsi="Times New Roman" w:cs="Times New Roman"/>
-          <w:sz w:val="24"/>
-          <w:szCs w:val="24"/>
-        </w:rPr>
-        <w:t>product.Id</w:t>
-      </w:r>
-      <w:proofErr w:type="spellEnd"/>
-      <w:r>
-        <w:rPr>
-          <w:rFonts w:ascii="Times New Roman" w:eastAsia="Times New Roman" w:hAnsi="Times New Roman" w:cs="Times New Roman"/>
-          <w:sz w:val="24"/>
-          <w:szCs w:val="24"/>
-        </w:rPr>
-        <w:t>}&lt;/td&gt;</w:t>
-      </w:r>
-    </w:p>
-    <w:p>
-      <w:pPr>
-        <w:spacing w:after="0" w:line="240" w:lineRule="auto"/>
-        <w:ind w:right="29"/>
-        <w:rPr>
-          <w:rFonts w:ascii="Times New Roman" w:eastAsia="Times New Roman" w:hAnsi="Times New Roman" w:cs="Times New Roman"/>
-          <w:sz w:val="24"/>
-          <w:szCs w:val="24"/>
-        </w:rPr>
-      </w:pPr>
-      <w:r>
-        <w:rPr>
-          <w:rFonts w:ascii="Times New Roman" w:eastAsia="Times New Roman" w:hAnsi="Times New Roman" w:cs="Times New Roman"/>
-          <w:sz w:val="24"/>
-          <w:szCs w:val="24"/>
-        </w:rPr>
-        <w:t xml:space="preserve">                            &lt;td&gt;${</w:t>
-      </w:r>
-      <w:proofErr w:type="spellStart"/>
-      <w:r>
-        <w:rPr>
-          <w:rFonts w:ascii="Times New Roman" w:eastAsia="Times New Roman" w:hAnsi="Times New Roman" w:cs="Times New Roman"/>
-          <w:sz w:val="24"/>
-          <w:szCs w:val="24"/>
-        </w:rPr>
-        <w:t>product.Name</w:t>
-      </w:r>
-      <w:proofErr w:type="spellEnd"/>
-      <w:r>
-        <w:rPr>
-          <w:rFonts w:ascii="Times New Roman" w:eastAsia="Times New Roman" w:hAnsi="Times New Roman" w:cs="Times New Roman"/>
-          <w:sz w:val="24"/>
-          <w:szCs w:val="24"/>
-        </w:rPr>
-        <w:t>}&lt;/td&gt;</w:t>
-      </w:r>
-    </w:p>
-    <w:p>
-      <w:pPr>
-        <w:spacing w:after="0" w:line="240" w:lineRule="auto"/>
-        <w:ind w:right="29"/>
-        <w:rPr>
-          <w:rFonts w:ascii="Times New Roman" w:eastAsia="Times New Roman" w:hAnsi="Times New Roman" w:cs="Times New Roman"/>
-          <w:sz w:val="24"/>
-          <w:szCs w:val="24"/>
-        </w:rPr>
-      </w:pPr>
-      <w:r>
-        <w:rPr>
-          <w:rFonts w:ascii="Times New Roman" w:eastAsia="Times New Roman" w:hAnsi="Times New Roman" w:cs="Times New Roman"/>
-          <w:sz w:val="24"/>
-          <w:szCs w:val="24"/>
-        </w:rPr>
-        <w:t xml:space="preserve">                            &lt;td&gt;${</w:t>
-      </w:r>
-      <w:proofErr w:type="spellStart"/>
-      <w:r>
-        <w:rPr>
-          <w:rFonts w:ascii="Times New Roman" w:eastAsia="Times New Roman" w:hAnsi="Times New Roman" w:cs="Times New Roman"/>
-          <w:sz w:val="24"/>
-          <w:szCs w:val="24"/>
-        </w:rPr>
-        <w:t>product.Brand</w:t>
-      </w:r>
-      <w:proofErr w:type="spellEnd"/>
-      <w:r>
-        <w:rPr>
-          <w:rFonts w:ascii="Times New Roman" w:eastAsia="Times New Roman" w:hAnsi="Times New Roman" w:cs="Times New Roman"/>
-          <w:sz w:val="24"/>
-          <w:szCs w:val="24"/>
-        </w:rPr>
-        <w:t>}&lt;/td&gt;</w:t>
-      </w:r>
-    </w:p>
-    <w:p>
-      <w:pPr>
-        <w:spacing w:after="0" w:line="240" w:lineRule="auto"/>
-        <w:ind w:right="29"/>
-        <w:rPr>
-          <w:rFonts w:ascii="Times New Roman" w:eastAsia="Times New Roman" w:hAnsi="Times New Roman" w:cs="Times New Roman"/>
-          <w:sz w:val="24"/>
-          <w:szCs w:val="24"/>
-        </w:rPr>
-      </w:pPr>
-      <w:r>
-        <w:rPr>
-          <w:rFonts w:ascii="Times New Roman" w:eastAsia="Times New Roman" w:hAnsi="Times New Roman" w:cs="Times New Roman"/>
-          <w:sz w:val="24"/>
-          <w:szCs w:val="24"/>
-        </w:rPr>
-        <w:t xml:space="preserve">                            &lt;td&gt;${</w:t>
-      </w:r>
-      <w:proofErr w:type="spellStart"/>
-      <w:r>
-        <w:rPr>
-          <w:rFonts w:ascii="Times New Roman" w:eastAsia="Times New Roman" w:hAnsi="Times New Roman" w:cs="Times New Roman"/>
-          <w:sz w:val="24"/>
-          <w:szCs w:val="24"/>
-        </w:rPr>
-        <w:t>product.Quantity</w:t>
-      </w:r>
-      <w:proofErr w:type="spellEnd"/>
-      <w:r>
-        <w:rPr>
-          <w:rFonts w:ascii="Times New Roman" w:eastAsia="Times New Roman" w:hAnsi="Times New Roman" w:cs="Times New Roman"/>
-          <w:sz w:val="24"/>
-          <w:szCs w:val="24"/>
-        </w:rPr>
-        <w:t>}&lt;/td&gt;</w:t>
-      </w:r>
-    </w:p>
-    <w:p>
-      <w:pPr>
-        <w:spacing w:after="0" w:line="240" w:lineRule="auto"/>
-        <w:ind w:right="29"/>
-        <w:rPr>
-          <w:rFonts w:ascii="Times New Roman" w:eastAsia="Times New Roman" w:hAnsi="Times New Roman" w:cs="Times New Roman"/>
-          <w:sz w:val="24"/>
-          <w:szCs w:val="24"/>
-        </w:rPr>
-      </w:pPr>
-      <w:r>
-        <w:rPr>
-          <w:rFonts w:ascii="Times New Roman" w:eastAsia="Times New Roman" w:hAnsi="Times New Roman" w:cs="Times New Roman"/>
-          <w:sz w:val="24"/>
-          <w:szCs w:val="24"/>
-        </w:rPr>
-        <w:t xml:space="preserve">                            &lt;td&gt;${</w:t>
-      </w:r>
-      <w:proofErr w:type="spellStart"/>
-      <w:r>
-        <w:rPr>
-          <w:rFonts w:ascii="Times New Roman" w:eastAsia="Times New Roman" w:hAnsi="Times New Roman" w:cs="Times New Roman"/>
-          <w:sz w:val="24"/>
-          <w:szCs w:val="24"/>
-        </w:rPr>
-        <w:t>product.Price</w:t>
-      </w:r>
-      <w:proofErr w:type="spellEnd"/>
-      <w:r>
-        <w:rPr>
-          <w:rFonts w:ascii="Times New Roman" w:eastAsia="Times New Roman" w:hAnsi="Times New Roman" w:cs="Times New Roman"/>
-          <w:sz w:val="24"/>
-          <w:szCs w:val="24"/>
-        </w:rPr>
-        <w:t>}&lt;/td&gt;</w:t>
+        <w:t xml:space="preserve">                            &lt;td&gt;${product.Id}&lt;/td&gt;</w:t>
+      </w:r>
+    </w:p>
+    <w:p>
+      <w:pPr>
+        <w:spacing w:after="0" w:line="240" w:lineRule="auto"/>
+        <w:ind w:right="29"/>
+        <w:rPr>
+          <w:rFonts w:ascii="Times New Roman" w:eastAsia="Times New Roman" w:hAnsi="Times New Roman" w:cs="Times New Roman"/>
+          <w:sz w:val="24"/>
+          <w:szCs w:val="24"/>
+        </w:rPr>
+      </w:pPr>
+      <w:r>
+        <w:rPr>
+          <w:rFonts w:ascii="Times New Roman" w:eastAsia="Times New Roman" w:hAnsi="Times New Roman" w:cs="Times New Roman"/>
+          <w:sz w:val="24"/>
+          <w:szCs w:val="24"/>
+        </w:rPr>
+        <w:t xml:space="preserve">                            &lt;td&gt;${product.Name}&lt;/td&gt;</w:t>
+      </w:r>
+    </w:p>
+    <w:p>
+      <w:pPr>
+        <w:spacing w:after="0" w:line="240" w:lineRule="auto"/>
+        <w:ind w:right="29"/>
+        <w:rPr>
+          <w:rFonts w:ascii="Times New Roman" w:eastAsia="Times New Roman" w:hAnsi="Times New Roman" w:cs="Times New Roman"/>
+          <w:sz w:val="24"/>
+          <w:szCs w:val="24"/>
+        </w:rPr>
+      </w:pPr>
+      <w:r>
+        <w:rPr>
+          <w:rFonts w:ascii="Times New Roman" w:eastAsia="Times New Roman" w:hAnsi="Times New Roman" w:cs="Times New Roman"/>
+          <w:sz w:val="24"/>
+          <w:szCs w:val="24"/>
+        </w:rPr>
+        <w:t xml:space="preserve">                            &lt;td&gt;${product.Brand}&lt;/td&gt;</w:t>
+      </w:r>
+    </w:p>
+    <w:p>
+      <w:pPr>
+        <w:spacing w:after="0" w:line="240" w:lineRule="auto"/>
+        <w:ind w:right="29"/>
+        <w:rPr>
+          <w:rFonts w:ascii="Times New Roman" w:eastAsia="Times New Roman" w:hAnsi="Times New Roman" w:cs="Times New Roman"/>
+          <w:sz w:val="24"/>
+          <w:szCs w:val="24"/>
+        </w:rPr>
+      </w:pPr>
+      <w:r>
+        <w:rPr>
+          <w:rFonts w:ascii="Times New Roman" w:eastAsia="Times New Roman" w:hAnsi="Times New Roman" w:cs="Times New Roman"/>
+          <w:sz w:val="24"/>
+          <w:szCs w:val="24"/>
+        </w:rPr>
+        <w:t xml:space="preserve">                            &lt;td&gt;${product.Quantity}&lt;/td&gt;</w:t>
+      </w:r>
+    </w:p>
+    <w:p>
+      <w:pPr>
+        <w:spacing w:after="0" w:line="240" w:lineRule="auto"/>
+        <w:ind w:right="29"/>
+        <w:rPr>
+          <w:rFonts w:ascii="Times New Roman" w:eastAsia="Times New Roman" w:hAnsi="Times New Roman" w:cs="Times New Roman"/>
+          <w:sz w:val="24"/>
+          <w:szCs w:val="24"/>
+        </w:rPr>
+      </w:pPr>
+      <w:r>
+        <w:rPr>
+          <w:rFonts w:ascii="Times New Roman" w:eastAsia="Times New Roman" w:hAnsi="Times New Roman" w:cs="Times New Roman"/>
+          <w:sz w:val="24"/>
+          <w:szCs w:val="24"/>
+        </w:rPr>
+        <w:t xml:space="preserve">                            &lt;td&gt;${product.Price}&lt;/td&gt;</w:t>
       </w:r>
     </w:p>
     <w:p>
@@ -9157,25 +7028,7 @@
           <w:sz w:val="24"/>
           <w:szCs w:val="24"/>
         </w:rPr>
-        <w:t xml:space="preserve">            </w:t>
-      </w:r>
-      <w:proofErr w:type="spellStart"/>
-      <w:r>
-        <w:rPr>
-          <w:rFonts w:ascii="Times New Roman" w:eastAsia="Times New Roman" w:hAnsi="Times New Roman" w:cs="Times New Roman"/>
-          <w:sz w:val="24"/>
-          <w:szCs w:val="24"/>
-        </w:rPr>
-        <w:t>res.writeHead</w:t>
-      </w:r>
-      <w:proofErr w:type="spellEnd"/>
-      <w:r>
-        <w:rPr>
-          <w:rFonts w:ascii="Times New Roman" w:eastAsia="Times New Roman" w:hAnsi="Times New Roman" w:cs="Times New Roman"/>
-          <w:sz w:val="24"/>
-          <w:szCs w:val="24"/>
-        </w:rPr>
-        <w:t>(200, {</w:t>
+        <w:t xml:space="preserve">            res.writeHead(200, {</w:t>
       </w:r>
     </w:p>
     <w:p>
@@ -9232,25 +7085,7 @@
           <w:sz w:val="24"/>
           <w:szCs w:val="24"/>
         </w:rPr>
-        <w:t xml:space="preserve">            </w:t>
-      </w:r>
-      <w:proofErr w:type="spellStart"/>
-      <w:r>
-        <w:rPr>
-          <w:rFonts w:ascii="Times New Roman" w:eastAsia="Times New Roman" w:hAnsi="Times New Roman" w:cs="Times New Roman"/>
-          <w:sz w:val="24"/>
-          <w:szCs w:val="24"/>
-        </w:rPr>
-        <w:t>res.end</w:t>
-      </w:r>
-      <w:proofErr w:type="spellEnd"/>
-      <w:r>
-        <w:rPr>
-          <w:rFonts w:ascii="Times New Roman" w:eastAsia="Times New Roman" w:hAnsi="Times New Roman" w:cs="Times New Roman"/>
-          <w:sz w:val="24"/>
-          <w:szCs w:val="24"/>
-        </w:rPr>
-        <w:t>(html);</w:t>
+        <w:t xml:space="preserve">            res.end(html);</w:t>
       </w:r>
     </w:p>
     <w:p>
@@ -9307,62 +7142,26 @@
           <w:sz w:val="24"/>
           <w:szCs w:val="24"/>
         </w:rPr>
-        <w:t xml:space="preserve">        </w:t>
-      </w:r>
-      <w:proofErr w:type="spellStart"/>
-      <w:r>
-        <w:rPr>
-          <w:rFonts w:ascii="Times New Roman" w:eastAsia="Times New Roman" w:hAnsi="Times New Roman" w:cs="Times New Roman"/>
-          <w:sz w:val="24"/>
-          <w:szCs w:val="24"/>
-        </w:rPr>
-        <w:t>res.writeHead</w:t>
-      </w:r>
-      <w:proofErr w:type="spellEnd"/>
-      <w:r>
-        <w:rPr>
-          <w:rFonts w:ascii="Times New Roman" w:eastAsia="Times New Roman" w:hAnsi="Times New Roman" w:cs="Times New Roman"/>
-          <w:sz w:val="24"/>
-          <w:szCs w:val="24"/>
-        </w:rPr>
-        <w:t>(404);</w:t>
-      </w:r>
-    </w:p>
-    <w:p>
-      <w:pPr>
-        <w:spacing w:after="0" w:line="240" w:lineRule="auto"/>
-        <w:ind w:right="29"/>
-        <w:rPr>
-          <w:rFonts w:ascii="Times New Roman" w:eastAsia="Times New Roman" w:hAnsi="Times New Roman" w:cs="Times New Roman"/>
-          <w:sz w:val="24"/>
-          <w:szCs w:val="24"/>
-        </w:rPr>
-      </w:pPr>
-      <w:r>
-        <w:rPr>
-          <w:rFonts w:ascii="Times New Roman" w:eastAsia="Times New Roman" w:hAnsi="Times New Roman" w:cs="Times New Roman"/>
-          <w:sz w:val="24"/>
-          <w:szCs w:val="24"/>
-        </w:rPr>
-        <w:t xml:space="preserve">        </w:t>
-      </w:r>
-      <w:proofErr w:type="spellStart"/>
-      <w:r>
-        <w:rPr>
-          <w:rFonts w:ascii="Times New Roman" w:eastAsia="Times New Roman" w:hAnsi="Times New Roman" w:cs="Times New Roman"/>
-          <w:sz w:val="24"/>
-          <w:szCs w:val="24"/>
-        </w:rPr>
-        <w:t>res.end</w:t>
-      </w:r>
-      <w:proofErr w:type="spellEnd"/>
-      <w:r>
-        <w:rPr>
-          <w:rFonts w:ascii="Times New Roman" w:eastAsia="Times New Roman" w:hAnsi="Times New Roman" w:cs="Times New Roman"/>
-          <w:sz w:val="24"/>
-          <w:szCs w:val="24"/>
-        </w:rPr>
-        <w:t>('404 - Page Not Found');</w:t>
+        <w:t xml:space="preserve">        res.writeHead(404);</w:t>
+      </w:r>
+    </w:p>
+    <w:p>
+      <w:pPr>
+        <w:spacing w:after="0" w:line="240" w:lineRule="auto"/>
+        <w:ind w:right="29"/>
+        <w:rPr>
+          <w:rFonts w:ascii="Times New Roman" w:eastAsia="Times New Roman" w:hAnsi="Times New Roman" w:cs="Times New Roman"/>
+          <w:sz w:val="24"/>
+          <w:szCs w:val="24"/>
+        </w:rPr>
+      </w:pPr>
+      <w:r>
+        <w:rPr>
+          <w:rFonts w:ascii="Times New Roman" w:eastAsia="Times New Roman" w:hAnsi="Times New Roman" w:cs="Times New Roman"/>
+          <w:sz w:val="24"/>
+          <w:szCs w:val="24"/>
+        </w:rPr>
+        <w:t xml:space="preserve">        res.end('404 - Page Not Found');</w:t>
       </w:r>
     </w:p>
     <w:p>
@@ -9413,23 +7212,13 @@
           <w:szCs w:val="24"/>
         </w:rPr>
       </w:pPr>
-      <w:proofErr w:type="spellStart"/>
-      <w:r>
-        <w:rPr>
-          <w:rFonts w:ascii="Times New Roman" w:eastAsia="Times New Roman" w:hAnsi="Times New Roman" w:cs="Times New Roman"/>
-          <w:sz w:val="24"/>
-          <w:szCs w:val="24"/>
-        </w:rPr>
-        <w:t>server.listen</w:t>
-      </w:r>
-      <w:proofErr w:type="spellEnd"/>
-      <w:r>
-        <w:rPr>
-          <w:rFonts w:ascii="Times New Roman" w:eastAsia="Times New Roman" w:hAnsi="Times New Roman" w:cs="Times New Roman"/>
-          <w:sz w:val="24"/>
-          <w:szCs w:val="24"/>
-        </w:rPr>
-        <w:t>(3000, () =&gt; {</w:t>
+      <w:r>
+        <w:rPr>
+          <w:rFonts w:ascii="Times New Roman" w:eastAsia="Times New Roman" w:hAnsi="Times New Roman" w:cs="Times New Roman"/>
+          <w:sz w:val="24"/>
+          <w:szCs w:val="24"/>
+        </w:rPr>
+        <w:t>server.listen(3000, () =&gt; {</w:t>
       </w:r>
     </w:p>
     <w:p>
@@ -9517,6 +7306,7 @@
         <w:rPr>
           <w:rFonts w:ascii="Times New Roman" w:eastAsia="Times New Roman" w:hAnsi="Times New Roman" w:cs="Times New Roman"/>
           <w:b/>
+          <w:noProof/>
           <w:sz w:val="24"/>
           <w:szCs w:val="24"/>
         </w:rPr>
@@ -9572,6 +7362,7 @@
         <w:rPr>
           <w:rFonts w:ascii="Times New Roman" w:eastAsia="Times New Roman" w:hAnsi="Times New Roman" w:cs="Times New Roman"/>
           <w:b/>
+          <w:noProof/>
           <w:sz w:val="24"/>
           <w:szCs w:val="24"/>
         </w:rPr>
@@ -9627,6 +7418,7 @@
         <w:rPr>
           <w:rFonts w:ascii="Times New Roman" w:eastAsia="Times New Roman" w:hAnsi="Times New Roman" w:cs="Times New Roman"/>
           <w:b/>
+          <w:noProof/>
           <w:sz w:val="24"/>
           <w:szCs w:val="24"/>
         </w:rPr>
@@ -9772,73 +7564,37 @@
           <w:sz w:val="24"/>
           <w:szCs w:val="24"/>
         </w:rPr>
-        <w:t xml:space="preserve">const </w:t>
-      </w:r>
-      <w:proofErr w:type="spellStart"/>
-      <w:r>
-        <w:rPr>
-          <w:rFonts w:ascii="Times New Roman" w:eastAsia="Times New Roman" w:hAnsi="Times New Roman" w:cs="Times New Roman"/>
-          <w:sz w:val="24"/>
-          <w:szCs w:val="24"/>
-        </w:rPr>
-        <w:t>mysql</w:t>
-      </w:r>
-      <w:proofErr w:type="spellEnd"/>
-      <w:r>
-        <w:rPr>
-          <w:rFonts w:ascii="Times New Roman" w:eastAsia="Times New Roman" w:hAnsi="Times New Roman" w:cs="Times New Roman"/>
-          <w:sz w:val="24"/>
-          <w:szCs w:val="24"/>
-        </w:rPr>
-        <w:t xml:space="preserve"> = require('mysql2');</w:t>
-      </w:r>
-    </w:p>
-    <w:p>
-      <w:pPr>
-        <w:spacing w:after="0" w:line="240" w:lineRule="auto"/>
-        <w:ind w:right="29"/>
-        <w:rPr>
-          <w:rFonts w:ascii="Times New Roman" w:eastAsia="Times New Roman" w:hAnsi="Times New Roman" w:cs="Times New Roman"/>
-          <w:sz w:val="24"/>
-          <w:szCs w:val="24"/>
-        </w:rPr>
-      </w:pPr>
-    </w:p>
-    <w:p>
-      <w:pPr>
-        <w:spacing w:after="0" w:line="240" w:lineRule="auto"/>
-        <w:ind w:right="29"/>
-        <w:rPr>
-          <w:rFonts w:ascii="Times New Roman" w:eastAsia="Times New Roman" w:hAnsi="Times New Roman" w:cs="Times New Roman"/>
-          <w:sz w:val="24"/>
-          <w:szCs w:val="24"/>
-        </w:rPr>
-      </w:pPr>
-      <w:r>
-        <w:rPr>
-          <w:rFonts w:ascii="Times New Roman" w:eastAsia="Times New Roman" w:hAnsi="Times New Roman" w:cs="Times New Roman"/>
-          <w:sz w:val="24"/>
-          <w:szCs w:val="24"/>
-        </w:rPr>
-        <w:t xml:space="preserve">const con = </w:t>
-      </w:r>
-      <w:proofErr w:type="spellStart"/>
-      <w:r>
-        <w:rPr>
-          <w:rFonts w:ascii="Times New Roman" w:eastAsia="Times New Roman" w:hAnsi="Times New Roman" w:cs="Times New Roman"/>
-          <w:sz w:val="24"/>
-          <w:szCs w:val="24"/>
-        </w:rPr>
-        <w:t>mysql.createConnection</w:t>
-      </w:r>
-      <w:proofErr w:type="spellEnd"/>
-      <w:r>
-        <w:rPr>
-          <w:rFonts w:ascii="Times New Roman" w:eastAsia="Times New Roman" w:hAnsi="Times New Roman" w:cs="Times New Roman"/>
-          <w:sz w:val="24"/>
-          <w:szCs w:val="24"/>
-        </w:rPr>
-        <w:t>({</w:t>
+        <w:t>const mysql = require('mysql2');</w:t>
+      </w:r>
+    </w:p>
+    <w:p>
+      <w:pPr>
+        <w:spacing w:after="0" w:line="240" w:lineRule="auto"/>
+        <w:ind w:right="29"/>
+        <w:rPr>
+          <w:rFonts w:ascii="Times New Roman" w:eastAsia="Times New Roman" w:hAnsi="Times New Roman" w:cs="Times New Roman"/>
+          <w:sz w:val="24"/>
+          <w:szCs w:val="24"/>
+        </w:rPr>
+      </w:pPr>
+    </w:p>
+    <w:p>
+      <w:pPr>
+        <w:spacing w:after="0" w:line="240" w:lineRule="auto"/>
+        <w:ind w:right="29"/>
+        <w:rPr>
+          <w:rFonts w:ascii="Times New Roman" w:eastAsia="Times New Roman" w:hAnsi="Times New Roman" w:cs="Times New Roman"/>
+          <w:sz w:val="24"/>
+          <w:szCs w:val="24"/>
+        </w:rPr>
+      </w:pPr>
+      <w:r>
+        <w:rPr>
+          <w:rFonts w:ascii="Times New Roman" w:eastAsia="Times New Roman" w:hAnsi="Times New Roman" w:cs="Times New Roman"/>
+          <w:sz w:val="24"/>
+          <w:szCs w:val="24"/>
+        </w:rPr>
+        <w:t>const con = mysql.createConnection({</w:t>
       </w:r>
     </w:p>
     <w:p>
@@ -9914,25 +7670,7 @@
           <w:sz w:val="24"/>
           <w:szCs w:val="24"/>
         </w:rPr>
-        <w:t xml:space="preserve">    database: '</w:t>
-      </w:r>
-      <w:proofErr w:type="spellStart"/>
-      <w:r>
-        <w:rPr>
-          <w:rFonts w:ascii="Times New Roman" w:eastAsia="Times New Roman" w:hAnsi="Times New Roman" w:cs="Times New Roman"/>
-          <w:sz w:val="24"/>
-          <w:szCs w:val="24"/>
-        </w:rPr>
-        <w:t>Node_test</w:t>
-      </w:r>
-      <w:proofErr w:type="spellEnd"/>
-      <w:r>
-        <w:rPr>
-          <w:rFonts w:ascii="Times New Roman" w:eastAsia="Times New Roman" w:hAnsi="Times New Roman" w:cs="Times New Roman"/>
-          <w:sz w:val="24"/>
-          <w:szCs w:val="24"/>
-        </w:rPr>
-        <w:t>',</w:t>
+        <w:t xml:space="preserve">    database: 'Node_test',</w:t>
       </w:r>
     </w:p>
     <w:p>
@@ -9970,25 +7708,7 @@
           <w:sz w:val="24"/>
           <w:szCs w:val="24"/>
         </w:rPr>
-        <w:t xml:space="preserve">const server = </w:t>
-      </w:r>
-      <w:proofErr w:type="spellStart"/>
-      <w:r>
-        <w:rPr>
-          <w:rFonts w:ascii="Times New Roman" w:eastAsia="Times New Roman" w:hAnsi="Times New Roman" w:cs="Times New Roman"/>
-          <w:sz w:val="24"/>
-          <w:szCs w:val="24"/>
-        </w:rPr>
-        <w:t>http.createServer</w:t>
-      </w:r>
-      <w:proofErr w:type="spellEnd"/>
-      <w:r>
-        <w:rPr>
-          <w:rFonts w:ascii="Times New Roman" w:eastAsia="Times New Roman" w:hAnsi="Times New Roman" w:cs="Times New Roman"/>
-          <w:sz w:val="24"/>
-          <w:szCs w:val="24"/>
-        </w:rPr>
-        <w:t>((req, res) =&gt; {</w:t>
+        <w:t>const server = http.createServer((req, res) =&gt; {</w:t>
       </w:r>
     </w:p>
     <w:p>
@@ -10026,80 +7746,26 @@
           <w:sz w:val="24"/>
           <w:szCs w:val="24"/>
         </w:rPr>
-        <w:t xml:space="preserve">        const </w:t>
-      </w:r>
-      <w:proofErr w:type="spellStart"/>
-      <w:r>
-        <w:rPr>
-          <w:rFonts w:ascii="Times New Roman" w:eastAsia="Times New Roman" w:hAnsi="Times New Roman" w:cs="Times New Roman"/>
-          <w:sz w:val="24"/>
-          <w:szCs w:val="24"/>
-        </w:rPr>
-        <w:t>sql</w:t>
-      </w:r>
-      <w:proofErr w:type="spellEnd"/>
-      <w:r>
-        <w:rPr>
-          <w:rFonts w:ascii="Times New Roman" w:eastAsia="Times New Roman" w:hAnsi="Times New Roman" w:cs="Times New Roman"/>
-          <w:sz w:val="24"/>
-          <w:szCs w:val="24"/>
-        </w:rPr>
-        <w:t xml:space="preserve"> = 'SELECT * FROM Product WHERE Quantity &lt; 3';</w:t>
-      </w:r>
-    </w:p>
-    <w:p>
-      <w:pPr>
-        <w:spacing w:after="0" w:line="240" w:lineRule="auto"/>
-        <w:ind w:right="29"/>
-        <w:rPr>
-          <w:rFonts w:ascii="Times New Roman" w:eastAsia="Times New Roman" w:hAnsi="Times New Roman" w:cs="Times New Roman"/>
-          <w:sz w:val="24"/>
-          <w:szCs w:val="24"/>
-        </w:rPr>
-      </w:pPr>
-      <w:r>
-        <w:rPr>
-          <w:rFonts w:ascii="Times New Roman" w:eastAsia="Times New Roman" w:hAnsi="Times New Roman" w:cs="Times New Roman"/>
-          <w:sz w:val="24"/>
-          <w:szCs w:val="24"/>
-        </w:rPr>
-        <w:t xml:space="preserve">        </w:t>
-      </w:r>
-      <w:proofErr w:type="spellStart"/>
-      <w:r>
-        <w:rPr>
-          <w:rFonts w:ascii="Times New Roman" w:eastAsia="Times New Roman" w:hAnsi="Times New Roman" w:cs="Times New Roman"/>
-          <w:sz w:val="24"/>
-          <w:szCs w:val="24"/>
-        </w:rPr>
-        <w:t>con.query</w:t>
-      </w:r>
-      <w:proofErr w:type="spellEnd"/>
-      <w:r>
-        <w:rPr>
-          <w:rFonts w:ascii="Times New Roman" w:eastAsia="Times New Roman" w:hAnsi="Times New Roman" w:cs="Times New Roman"/>
-          <w:sz w:val="24"/>
-          <w:szCs w:val="24"/>
-        </w:rPr>
-        <w:t>(</w:t>
-      </w:r>
-      <w:proofErr w:type="spellStart"/>
-      <w:r>
-        <w:rPr>
-          <w:rFonts w:ascii="Times New Roman" w:eastAsia="Times New Roman" w:hAnsi="Times New Roman" w:cs="Times New Roman"/>
-          <w:sz w:val="24"/>
-          <w:szCs w:val="24"/>
-        </w:rPr>
-        <w:t>sql</w:t>
-      </w:r>
-      <w:proofErr w:type="spellEnd"/>
-      <w:r>
-        <w:rPr>
-          <w:rFonts w:ascii="Times New Roman" w:eastAsia="Times New Roman" w:hAnsi="Times New Roman" w:cs="Times New Roman"/>
-          <w:sz w:val="24"/>
-          <w:szCs w:val="24"/>
-        </w:rPr>
-        <w:t>, (err, result) =&gt; {</w:t>
+        <w:t xml:space="preserve">        const sql = 'SELECT * FROM Product WHERE Quantity &lt; 3';</w:t>
+      </w:r>
+    </w:p>
+    <w:p>
+      <w:pPr>
+        <w:spacing w:after="0" w:line="240" w:lineRule="auto"/>
+        <w:ind w:right="29"/>
+        <w:rPr>
+          <w:rFonts w:ascii="Times New Roman" w:eastAsia="Times New Roman" w:hAnsi="Times New Roman" w:cs="Times New Roman"/>
+          <w:sz w:val="24"/>
+          <w:szCs w:val="24"/>
+        </w:rPr>
+      </w:pPr>
+      <w:r>
+        <w:rPr>
+          <w:rFonts w:ascii="Times New Roman" w:eastAsia="Times New Roman" w:hAnsi="Times New Roman" w:cs="Times New Roman"/>
+          <w:sz w:val="24"/>
+          <w:szCs w:val="24"/>
+        </w:rPr>
+        <w:t xml:space="preserve">        con.query(sql, (err, result) =&gt; {</w:t>
       </w:r>
     </w:p>
     <w:p>
@@ -10137,62 +7803,26 @@
           <w:sz w:val="24"/>
           <w:szCs w:val="24"/>
         </w:rPr>
-        <w:t xml:space="preserve">                </w:t>
-      </w:r>
-      <w:proofErr w:type="spellStart"/>
-      <w:r>
-        <w:rPr>
-          <w:rFonts w:ascii="Times New Roman" w:eastAsia="Times New Roman" w:hAnsi="Times New Roman" w:cs="Times New Roman"/>
-          <w:sz w:val="24"/>
-          <w:szCs w:val="24"/>
-        </w:rPr>
-        <w:t>res.writeHead</w:t>
-      </w:r>
-      <w:proofErr w:type="spellEnd"/>
-      <w:r>
-        <w:rPr>
-          <w:rFonts w:ascii="Times New Roman" w:eastAsia="Times New Roman" w:hAnsi="Times New Roman" w:cs="Times New Roman"/>
-          <w:sz w:val="24"/>
-          <w:szCs w:val="24"/>
-        </w:rPr>
-        <w:t>(500);</w:t>
-      </w:r>
-    </w:p>
-    <w:p>
-      <w:pPr>
-        <w:spacing w:after="0" w:line="240" w:lineRule="auto"/>
-        <w:ind w:right="29"/>
-        <w:rPr>
-          <w:rFonts w:ascii="Times New Roman" w:eastAsia="Times New Roman" w:hAnsi="Times New Roman" w:cs="Times New Roman"/>
-          <w:sz w:val="24"/>
-          <w:szCs w:val="24"/>
-        </w:rPr>
-      </w:pPr>
-      <w:r>
-        <w:rPr>
-          <w:rFonts w:ascii="Times New Roman" w:eastAsia="Times New Roman" w:hAnsi="Times New Roman" w:cs="Times New Roman"/>
-          <w:sz w:val="24"/>
-          <w:szCs w:val="24"/>
-        </w:rPr>
-        <w:t xml:space="preserve">                </w:t>
-      </w:r>
-      <w:proofErr w:type="spellStart"/>
-      <w:r>
-        <w:rPr>
-          <w:rFonts w:ascii="Times New Roman" w:eastAsia="Times New Roman" w:hAnsi="Times New Roman" w:cs="Times New Roman"/>
-          <w:sz w:val="24"/>
-          <w:szCs w:val="24"/>
-        </w:rPr>
-        <w:t>res.end</w:t>
-      </w:r>
-      <w:proofErr w:type="spellEnd"/>
-      <w:r>
-        <w:rPr>
-          <w:rFonts w:ascii="Times New Roman" w:eastAsia="Times New Roman" w:hAnsi="Times New Roman" w:cs="Times New Roman"/>
-          <w:sz w:val="24"/>
-          <w:szCs w:val="24"/>
-        </w:rPr>
-        <w:t>('Database Error');</w:t>
+        <w:t xml:space="preserve">                res.writeHead(500);</w:t>
+      </w:r>
+    </w:p>
+    <w:p>
+      <w:pPr>
+        <w:spacing w:after="0" w:line="240" w:lineRule="auto"/>
+        <w:ind w:right="29"/>
+        <w:rPr>
+          <w:rFonts w:ascii="Times New Roman" w:eastAsia="Times New Roman" w:hAnsi="Times New Roman" w:cs="Times New Roman"/>
+          <w:sz w:val="24"/>
+          <w:szCs w:val="24"/>
+        </w:rPr>
+      </w:pPr>
+      <w:r>
+        <w:rPr>
+          <w:rFonts w:ascii="Times New Roman" w:eastAsia="Times New Roman" w:hAnsi="Times New Roman" w:cs="Times New Roman"/>
+          <w:sz w:val="24"/>
+          <w:szCs w:val="24"/>
+        </w:rPr>
+        <w:t xml:space="preserve">                res.end('Database Error');</w:t>
       </w:r>
     </w:p>
     <w:p>
@@ -10325,263 +7955,83 @@
           <w:sz w:val="24"/>
           <w:szCs w:val="24"/>
         </w:rPr>
-        <w:t xml:space="preserve">                        &lt;</w:t>
-      </w:r>
-      <w:proofErr w:type="spellStart"/>
-      <w:r>
-        <w:rPr>
-          <w:rFonts w:ascii="Times New Roman" w:eastAsia="Times New Roman" w:hAnsi="Times New Roman" w:cs="Times New Roman"/>
-          <w:sz w:val="24"/>
-          <w:szCs w:val="24"/>
-        </w:rPr>
-        <w:t>th</w:t>
-      </w:r>
-      <w:proofErr w:type="spellEnd"/>
-      <w:r>
-        <w:rPr>
-          <w:rFonts w:ascii="Times New Roman" w:eastAsia="Times New Roman" w:hAnsi="Times New Roman" w:cs="Times New Roman"/>
-          <w:sz w:val="24"/>
-          <w:szCs w:val="24"/>
-        </w:rPr>
-        <w:t>&gt;Id&lt;/</w:t>
-      </w:r>
-      <w:proofErr w:type="spellStart"/>
-      <w:r>
-        <w:rPr>
-          <w:rFonts w:ascii="Times New Roman" w:eastAsia="Times New Roman" w:hAnsi="Times New Roman" w:cs="Times New Roman"/>
-          <w:sz w:val="24"/>
-          <w:szCs w:val="24"/>
-        </w:rPr>
-        <w:t>th</w:t>
-      </w:r>
-      <w:proofErr w:type="spellEnd"/>
-      <w:r>
-        <w:rPr>
-          <w:rFonts w:ascii="Times New Roman" w:eastAsia="Times New Roman" w:hAnsi="Times New Roman" w:cs="Times New Roman"/>
-          <w:sz w:val="24"/>
-          <w:szCs w:val="24"/>
-        </w:rPr>
-        <w:t>&gt;</w:t>
-      </w:r>
-    </w:p>
-    <w:p>
-      <w:pPr>
-        <w:spacing w:after="0" w:line="240" w:lineRule="auto"/>
-        <w:ind w:right="29"/>
-        <w:rPr>
-          <w:rFonts w:ascii="Times New Roman" w:eastAsia="Times New Roman" w:hAnsi="Times New Roman" w:cs="Times New Roman"/>
-          <w:sz w:val="24"/>
-          <w:szCs w:val="24"/>
-        </w:rPr>
-      </w:pPr>
-      <w:r>
-        <w:rPr>
-          <w:rFonts w:ascii="Times New Roman" w:eastAsia="Times New Roman" w:hAnsi="Times New Roman" w:cs="Times New Roman"/>
-          <w:sz w:val="24"/>
-          <w:szCs w:val="24"/>
-        </w:rPr>
-        <w:t xml:space="preserve">                        &lt;</w:t>
-      </w:r>
-      <w:proofErr w:type="spellStart"/>
-      <w:r>
-        <w:rPr>
-          <w:rFonts w:ascii="Times New Roman" w:eastAsia="Times New Roman" w:hAnsi="Times New Roman" w:cs="Times New Roman"/>
-          <w:sz w:val="24"/>
-          <w:szCs w:val="24"/>
-        </w:rPr>
-        <w:t>th</w:t>
-      </w:r>
-      <w:proofErr w:type="spellEnd"/>
-      <w:r>
-        <w:rPr>
-          <w:rFonts w:ascii="Times New Roman" w:eastAsia="Times New Roman" w:hAnsi="Times New Roman" w:cs="Times New Roman"/>
-          <w:sz w:val="24"/>
-          <w:szCs w:val="24"/>
-        </w:rPr>
-        <w:t>&gt;Name&lt;/</w:t>
-      </w:r>
-      <w:proofErr w:type="spellStart"/>
-      <w:r>
-        <w:rPr>
-          <w:rFonts w:ascii="Times New Roman" w:eastAsia="Times New Roman" w:hAnsi="Times New Roman" w:cs="Times New Roman"/>
-          <w:sz w:val="24"/>
-          <w:szCs w:val="24"/>
-        </w:rPr>
-        <w:t>th</w:t>
-      </w:r>
-      <w:proofErr w:type="spellEnd"/>
-      <w:r>
-        <w:rPr>
-          <w:rFonts w:ascii="Times New Roman" w:eastAsia="Times New Roman" w:hAnsi="Times New Roman" w:cs="Times New Roman"/>
-          <w:sz w:val="24"/>
-          <w:szCs w:val="24"/>
-        </w:rPr>
-        <w:t>&gt;</w:t>
-      </w:r>
-    </w:p>
-    <w:p>
-      <w:pPr>
-        <w:spacing w:after="0" w:line="240" w:lineRule="auto"/>
-        <w:ind w:right="29"/>
-        <w:rPr>
-          <w:rFonts w:ascii="Times New Roman" w:eastAsia="Times New Roman" w:hAnsi="Times New Roman" w:cs="Times New Roman"/>
-          <w:sz w:val="24"/>
-          <w:szCs w:val="24"/>
-        </w:rPr>
-      </w:pPr>
-      <w:r>
-        <w:rPr>
-          <w:rFonts w:ascii="Times New Roman" w:eastAsia="Times New Roman" w:hAnsi="Times New Roman" w:cs="Times New Roman"/>
-          <w:sz w:val="24"/>
-          <w:szCs w:val="24"/>
-        </w:rPr>
-        <w:t xml:space="preserve">                        &lt;</w:t>
-      </w:r>
-      <w:proofErr w:type="spellStart"/>
-      <w:r>
-        <w:rPr>
-          <w:rFonts w:ascii="Times New Roman" w:eastAsia="Times New Roman" w:hAnsi="Times New Roman" w:cs="Times New Roman"/>
-          <w:sz w:val="24"/>
-          <w:szCs w:val="24"/>
-        </w:rPr>
-        <w:t>th</w:t>
-      </w:r>
-      <w:proofErr w:type="spellEnd"/>
-      <w:r>
-        <w:rPr>
-          <w:rFonts w:ascii="Times New Roman" w:eastAsia="Times New Roman" w:hAnsi="Times New Roman" w:cs="Times New Roman"/>
-          <w:sz w:val="24"/>
-          <w:szCs w:val="24"/>
-        </w:rPr>
-        <w:t>&gt;Brand&lt;/</w:t>
-      </w:r>
-      <w:proofErr w:type="spellStart"/>
-      <w:r>
-        <w:rPr>
-          <w:rFonts w:ascii="Times New Roman" w:eastAsia="Times New Roman" w:hAnsi="Times New Roman" w:cs="Times New Roman"/>
-          <w:sz w:val="24"/>
-          <w:szCs w:val="24"/>
-        </w:rPr>
-        <w:t>th</w:t>
-      </w:r>
-      <w:proofErr w:type="spellEnd"/>
-      <w:r>
-        <w:rPr>
-          <w:rFonts w:ascii="Times New Roman" w:eastAsia="Times New Roman" w:hAnsi="Times New Roman" w:cs="Times New Roman"/>
-          <w:sz w:val="24"/>
-          <w:szCs w:val="24"/>
-        </w:rPr>
-        <w:t>&gt;</w:t>
-      </w:r>
-    </w:p>
-    <w:p>
-      <w:pPr>
-        <w:spacing w:after="0" w:line="240" w:lineRule="auto"/>
-        <w:ind w:right="29"/>
-        <w:rPr>
-          <w:rFonts w:ascii="Times New Roman" w:eastAsia="Times New Roman" w:hAnsi="Times New Roman" w:cs="Times New Roman"/>
-          <w:sz w:val="24"/>
-          <w:szCs w:val="24"/>
-        </w:rPr>
-      </w:pPr>
-      <w:r>
-        <w:rPr>
-          <w:rFonts w:ascii="Times New Roman" w:eastAsia="Times New Roman" w:hAnsi="Times New Roman" w:cs="Times New Roman"/>
-          <w:sz w:val="24"/>
-          <w:szCs w:val="24"/>
-        </w:rPr>
-        <w:t xml:space="preserve">                        &lt;</w:t>
-      </w:r>
-      <w:proofErr w:type="spellStart"/>
-      <w:r>
-        <w:rPr>
-          <w:rFonts w:ascii="Times New Roman" w:eastAsia="Times New Roman" w:hAnsi="Times New Roman" w:cs="Times New Roman"/>
-          <w:sz w:val="24"/>
-          <w:szCs w:val="24"/>
-        </w:rPr>
-        <w:t>th</w:t>
-      </w:r>
-      <w:proofErr w:type="spellEnd"/>
-      <w:r>
-        <w:rPr>
-          <w:rFonts w:ascii="Times New Roman" w:eastAsia="Times New Roman" w:hAnsi="Times New Roman" w:cs="Times New Roman"/>
-          <w:sz w:val="24"/>
-          <w:szCs w:val="24"/>
-        </w:rPr>
-        <w:t>&gt;Quantity&lt;/</w:t>
-      </w:r>
-      <w:proofErr w:type="spellStart"/>
-      <w:r>
-        <w:rPr>
-          <w:rFonts w:ascii="Times New Roman" w:eastAsia="Times New Roman" w:hAnsi="Times New Roman" w:cs="Times New Roman"/>
-          <w:sz w:val="24"/>
-          <w:szCs w:val="24"/>
-        </w:rPr>
-        <w:t>th</w:t>
-      </w:r>
-      <w:proofErr w:type="spellEnd"/>
-      <w:r>
-        <w:rPr>
-          <w:rFonts w:ascii="Times New Roman" w:eastAsia="Times New Roman" w:hAnsi="Times New Roman" w:cs="Times New Roman"/>
-          <w:sz w:val="24"/>
-          <w:szCs w:val="24"/>
-        </w:rPr>
-        <w:t>&gt;</w:t>
-      </w:r>
-    </w:p>
-    <w:p>
-      <w:pPr>
-        <w:spacing w:after="0" w:line="240" w:lineRule="auto"/>
-        <w:ind w:right="29"/>
-        <w:rPr>
-          <w:rFonts w:ascii="Times New Roman" w:eastAsia="Times New Roman" w:hAnsi="Times New Roman" w:cs="Times New Roman"/>
-          <w:sz w:val="24"/>
-          <w:szCs w:val="24"/>
-        </w:rPr>
-      </w:pPr>
-      <w:r>
-        <w:rPr>
-          <w:rFonts w:ascii="Times New Roman" w:eastAsia="Times New Roman" w:hAnsi="Times New Roman" w:cs="Times New Roman"/>
-          <w:sz w:val="24"/>
-          <w:szCs w:val="24"/>
-        </w:rPr>
-        <w:t xml:space="preserve">                        &lt;</w:t>
-      </w:r>
-      <w:proofErr w:type="spellStart"/>
-      <w:r>
-        <w:rPr>
-          <w:rFonts w:ascii="Times New Roman" w:eastAsia="Times New Roman" w:hAnsi="Times New Roman" w:cs="Times New Roman"/>
-          <w:sz w:val="24"/>
-          <w:szCs w:val="24"/>
-        </w:rPr>
-        <w:t>th</w:t>
-      </w:r>
-      <w:proofErr w:type="spellEnd"/>
-      <w:r>
-        <w:rPr>
-          <w:rFonts w:ascii="Times New Roman" w:eastAsia="Times New Roman" w:hAnsi="Times New Roman" w:cs="Times New Roman"/>
-          <w:sz w:val="24"/>
-          <w:szCs w:val="24"/>
-        </w:rPr>
-        <w:t>&gt;Price&lt;/</w:t>
-      </w:r>
-      <w:proofErr w:type="spellStart"/>
-      <w:r>
-        <w:rPr>
-          <w:rFonts w:ascii="Times New Roman" w:eastAsia="Times New Roman" w:hAnsi="Times New Roman" w:cs="Times New Roman"/>
-          <w:sz w:val="24"/>
-          <w:szCs w:val="24"/>
-        </w:rPr>
-        <w:t>th</w:t>
-      </w:r>
-      <w:proofErr w:type="spellEnd"/>
-      <w:r>
-        <w:rPr>
-          <w:rFonts w:ascii="Times New Roman" w:eastAsia="Times New Roman" w:hAnsi="Times New Roman" w:cs="Times New Roman"/>
-          <w:sz w:val="24"/>
-          <w:szCs w:val="24"/>
-        </w:rPr>
-        <w:t>&gt;</w:t>
+        <w:t xml:space="preserve">                        &lt;th&gt;Id&lt;/th&gt;</w:t>
+      </w:r>
+    </w:p>
+    <w:p>
+      <w:pPr>
+        <w:spacing w:after="0" w:line="240" w:lineRule="auto"/>
+        <w:ind w:right="29"/>
+        <w:rPr>
+          <w:rFonts w:ascii="Times New Roman" w:eastAsia="Times New Roman" w:hAnsi="Times New Roman" w:cs="Times New Roman"/>
+          <w:sz w:val="24"/>
+          <w:szCs w:val="24"/>
+        </w:rPr>
+      </w:pPr>
+      <w:r>
+        <w:rPr>
+          <w:rFonts w:ascii="Times New Roman" w:eastAsia="Times New Roman" w:hAnsi="Times New Roman" w:cs="Times New Roman"/>
+          <w:sz w:val="24"/>
+          <w:szCs w:val="24"/>
+        </w:rPr>
+        <w:t xml:space="preserve">                        &lt;th&gt;Name&lt;/th&gt;</w:t>
+      </w:r>
+    </w:p>
+    <w:p>
+      <w:pPr>
+        <w:spacing w:after="0" w:line="240" w:lineRule="auto"/>
+        <w:ind w:right="29"/>
+        <w:rPr>
+          <w:rFonts w:ascii="Times New Roman" w:eastAsia="Times New Roman" w:hAnsi="Times New Roman" w:cs="Times New Roman"/>
+          <w:sz w:val="24"/>
+          <w:szCs w:val="24"/>
+        </w:rPr>
+      </w:pPr>
+      <w:r>
+        <w:rPr>
+          <w:rFonts w:ascii="Times New Roman" w:eastAsia="Times New Roman" w:hAnsi="Times New Roman" w:cs="Times New Roman"/>
+          <w:sz w:val="24"/>
+          <w:szCs w:val="24"/>
+        </w:rPr>
+        <w:t xml:space="preserve">                        &lt;th&gt;Brand&lt;/th&gt;</w:t>
+      </w:r>
+    </w:p>
+    <w:p>
+      <w:pPr>
+        <w:spacing w:after="0" w:line="240" w:lineRule="auto"/>
+        <w:ind w:right="29"/>
+        <w:rPr>
+          <w:rFonts w:ascii="Times New Roman" w:eastAsia="Times New Roman" w:hAnsi="Times New Roman" w:cs="Times New Roman"/>
+          <w:sz w:val="24"/>
+          <w:szCs w:val="24"/>
+        </w:rPr>
+      </w:pPr>
+      <w:r>
+        <w:rPr>
+          <w:rFonts w:ascii="Times New Roman" w:eastAsia="Times New Roman" w:hAnsi="Times New Roman" w:cs="Times New Roman"/>
+          <w:sz w:val="24"/>
+          <w:szCs w:val="24"/>
+        </w:rPr>
+        <w:t xml:space="preserve">                        &lt;th&gt;Quantity&lt;/th&gt;</w:t>
+      </w:r>
+    </w:p>
+    <w:p>
+      <w:pPr>
+        <w:spacing w:after="0" w:line="240" w:lineRule="auto"/>
+        <w:ind w:right="29"/>
+        <w:rPr>
+          <w:rFonts w:ascii="Times New Roman" w:eastAsia="Times New Roman" w:hAnsi="Times New Roman" w:cs="Times New Roman"/>
+          <w:sz w:val="24"/>
+          <w:szCs w:val="24"/>
+        </w:rPr>
+      </w:pPr>
+      <w:r>
+        <w:rPr>
+          <w:rFonts w:ascii="Times New Roman" w:eastAsia="Times New Roman" w:hAnsi="Times New Roman" w:cs="Times New Roman"/>
+          <w:sz w:val="24"/>
+          <w:szCs w:val="24"/>
+        </w:rPr>
+        <w:t xml:space="preserve">                        &lt;th&gt;Price&lt;/th&gt;</w:t>
       </w:r>
     </w:p>
     <w:p>
@@ -10638,25 +8088,7 @@
           <w:sz w:val="24"/>
           <w:szCs w:val="24"/>
         </w:rPr>
-        <w:t xml:space="preserve">            </w:t>
-      </w:r>
-      <w:proofErr w:type="spellStart"/>
-      <w:r>
-        <w:rPr>
-          <w:rFonts w:ascii="Times New Roman" w:eastAsia="Times New Roman" w:hAnsi="Times New Roman" w:cs="Times New Roman"/>
-          <w:sz w:val="24"/>
-          <w:szCs w:val="24"/>
-        </w:rPr>
-        <w:t>result.forEach</w:t>
-      </w:r>
-      <w:proofErr w:type="spellEnd"/>
-      <w:r>
-        <w:rPr>
-          <w:rFonts w:ascii="Times New Roman" w:eastAsia="Times New Roman" w:hAnsi="Times New Roman" w:cs="Times New Roman"/>
-          <w:sz w:val="24"/>
-          <w:szCs w:val="24"/>
-        </w:rPr>
-        <w:t>((product) =&gt; {</w:t>
+        <w:t xml:space="preserve">            result.forEach((product) =&gt; {</w:t>
       </w:r>
     </w:p>
     <w:p>
@@ -10713,173 +8145,83 @@
           <w:sz w:val="24"/>
           <w:szCs w:val="24"/>
         </w:rPr>
-        <w:t xml:space="preserve">                        &lt;td&gt;${</w:t>
-      </w:r>
-      <w:proofErr w:type="spellStart"/>
-      <w:r>
-        <w:rPr>
-          <w:rFonts w:ascii="Times New Roman" w:eastAsia="Times New Roman" w:hAnsi="Times New Roman" w:cs="Times New Roman"/>
-          <w:sz w:val="24"/>
-          <w:szCs w:val="24"/>
-        </w:rPr>
-        <w:t>product.Id</w:t>
-      </w:r>
-      <w:proofErr w:type="spellEnd"/>
-      <w:r>
-        <w:rPr>
-          <w:rFonts w:ascii="Times New Roman" w:eastAsia="Times New Roman" w:hAnsi="Times New Roman" w:cs="Times New Roman"/>
-          <w:sz w:val="24"/>
-          <w:szCs w:val="24"/>
-        </w:rPr>
-        <w:t>}&lt;/td&gt;</w:t>
-      </w:r>
-    </w:p>
-    <w:p>
-      <w:pPr>
-        <w:spacing w:after="0" w:line="240" w:lineRule="auto"/>
-        <w:ind w:right="29"/>
-        <w:rPr>
-          <w:rFonts w:ascii="Times New Roman" w:eastAsia="Times New Roman" w:hAnsi="Times New Roman" w:cs="Times New Roman"/>
-          <w:sz w:val="24"/>
-          <w:szCs w:val="24"/>
-        </w:rPr>
-      </w:pPr>
-      <w:r>
-        <w:rPr>
-          <w:rFonts w:ascii="Times New Roman" w:eastAsia="Times New Roman" w:hAnsi="Times New Roman" w:cs="Times New Roman"/>
-          <w:sz w:val="24"/>
-          <w:szCs w:val="24"/>
-        </w:rPr>
-        <w:t xml:space="preserve">                        &lt;td&gt;${</w:t>
-      </w:r>
-      <w:proofErr w:type="spellStart"/>
-      <w:r>
-        <w:rPr>
-          <w:rFonts w:ascii="Times New Roman" w:eastAsia="Times New Roman" w:hAnsi="Times New Roman" w:cs="Times New Roman"/>
-          <w:sz w:val="24"/>
-          <w:szCs w:val="24"/>
-        </w:rPr>
-        <w:t>product.Name</w:t>
-      </w:r>
-      <w:proofErr w:type="spellEnd"/>
-      <w:r>
-        <w:rPr>
-          <w:rFonts w:ascii="Times New Roman" w:eastAsia="Times New Roman" w:hAnsi="Times New Roman" w:cs="Times New Roman"/>
-          <w:sz w:val="24"/>
-          <w:szCs w:val="24"/>
-        </w:rPr>
-        <w:t>}&lt;/td&gt;</w:t>
-      </w:r>
-    </w:p>
-    <w:p>
-      <w:pPr>
-        <w:spacing w:after="0" w:line="240" w:lineRule="auto"/>
-        <w:ind w:right="29"/>
-        <w:rPr>
-          <w:rFonts w:ascii="Times New Roman" w:eastAsia="Times New Roman" w:hAnsi="Times New Roman" w:cs="Times New Roman"/>
-          <w:sz w:val="24"/>
-          <w:szCs w:val="24"/>
-        </w:rPr>
-      </w:pPr>
-      <w:r>
-        <w:rPr>
-          <w:rFonts w:ascii="Times New Roman" w:eastAsia="Times New Roman" w:hAnsi="Times New Roman" w:cs="Times New Roman"/>
-          <w:sz w:val="24"/>
-          <w:szCs w:val="24"/>
-        </w:rPr>
-        <w:t xml:space="preserve">                        &lt;td&gt;${</w:t>
-      </w:r>
-      <w:proofErr w:type="spellStart"/>
-      <w:r>
-        <w:rPr>
-          <w:rFonts w:ascii="Times New Roman" w:eastAsia="Times New Roman" w:hAnsi="Times New Roman" w:cs="Times New Roman"/>
-          <w:sz w:val="24"/>
-          <w:szCs w:val="24"/>
-        </w:rPr>
-        <w:t>product.Brand</w:t>
-      </w:r>
-      <w:proofErr w:type="spellEnd"/>
-      <w:r>
-        <w:rPr>
-          <w:rFonts w:ascii="Times New Roman" w:eastAsia="Times New Roman" w:hAnsi="Times New Roman" w:cs="Times New Roman"/>
-          <w:sz w:val="24"/>
-          <w:szCs w:val="24"/>
-        </w:rPr>
-        <w:t>}&lt;/td&gt;</w:t>
-      </w:r>
-    </w:p>
-    <w:p>
-      <w:pPr>
-        <w:spacing w:after="0" w:line="240" w:lineRule="auto"/>
-        <w:ind w:right="29"/>
-        <w:rPr>
-          <w:rFonts w:ascii="Times New Roman" w:eastAsia="Times New Roman" w:hAnsi="Times New Roman" w:cs="Times New Roman"/>
-          <w:sz w:val="24"/>
-          <w:szCs w:val="24"/>
-        </w:rPr>
-      </w:pPr>
-      <w:r>
-        <w:rPr>
-          <w:rFonts w:ascii="Times New Roman" w:eastAsia="Times New Roman" w:hAnsi="Times New Roman" w:cs="Times New Roman"/>
-          <w:sz w:val="24"/>
-          <w:szCs w:val="24"/>
-        </w:rPr>
-        <w:t xml:space="preserve">                        &lt;td&gt;${</w:t>
-      </w:r>
-      <w:proofErr w:type="spellStart"/>
-      <w:r>
-        <w:rPr>
-          <w:rFonts w:ascii="Times New Roman" w:eastAsia="Times New Roman" w:hAnsi="Times New Roman" w:cs="Times New Roman"/>
-          <w:sz w:val="24"/>
-          <w:szCs w:val="24"/>
-        </w:rPr>
-        <w:t>product.Quantity</w:t>
-      </w:r>
-      <w:proofErr w:type="spellEnd"/>
-      <w:r>
-        <w:rPr>
-          <w:rFonts w:ascii="Times New Roman" w:eastAsia="Times New Roman" w:hAnsi="Times New Roman" w:cs="Times New Roman"/>
-          <w:sz w:val="24"/>
-          <w:szCs w:val="24"/>
-        </w:rPr>
-        <w:t>}&lt;/td&gt;</w:t>
-      </w:r>
-    </w:p>
-    <w:p>
-      <w:pPr>
-        <w:spacing w:after="0" w:line="240" w:lineRule="auto"/>
-        <w:ind w:right="29"/>
-        <w:rPr>
-          <w:rFonts w:ascii="Times New Roman" w:eastAsia="Times New Roman" w:hAnsi="Times New Roman" w:cs="Times New Roman"/>
-          <w:sz w:val="24"/>
-          <w:szCs w:val="24"/>
-        </w:rPr>
-      </w:pPr>
-      <w:r>
-        <w:rPr>
-          <w:rFonts w:ascii="Times New Roman" w:eastAsia="Times New Roman" w:hAnsi="Times New Roman" w:cs="Times New Roman"/>
-          <w:sz w:val="24"/>
-          <w:szCs w:val="24"/>
-        </w:rPr>
-        <w:t xml:space="preserve">                        &lt;td&gt;${</w:t>
-      </w:r>
-      <w:proofErr w:type="spellStart"/>
-      <w:r>
-        <w:rPr>
-          <w:rFonts w:ascii="Times New Roman" w:eastAsia="Times New Roman" w:hAnsi="Times New Roman" w:cs="Times New Roman"/>
-          <w:sz w:val="24"/>
-          <w:szCs w:val="24"/>
-        </w:rPr>
-        <w:t>product.Price</w:t>
-      </w:r>
-      <w:proofErr w:type="spellEnd"/>
-      <w:r>
-        <w:rPr>
-          <w:rFonts w:ascii="Times New Roman" w:eastAsia="Times New Roman" w:hAnsi="Times New Roman" w:cs="Times New Roman"/>
-          <w:sz w:val="24"/>
-          <w:szCs w:val="24"/>
-        </w:rPr>
-        <w:t>}&lt;/td&gt;</w:t>
+        <w:t xml:space="preserve">                        &lt;td&gt;${product.Id}&lt;/td&gt;</w:t>
+      </w:r>
+    </w:p>
+    <w:p>
+      <w:pPr>
+        <w:spacing w:after="0" w:line="240" w:lineRule="auto"/>
+        <w:ind w:right="29"/>
+        <w:rPr>
+          <w:rFonts w:ascii="Times New Roman" w:eastAsia="Times New Roman" w:hAnsi="Times New Roman" w:cs="Times New Roman"/>
+          <w:sz w:val="24"/>
+          <w:szCs w:val="24"/>
+        </w:rPr>
+      </w:pPr>
+      <w:r>
+        <w:rPr>
+          <w:rFonts w:ascii="Times New Roman" w:eastAsia="Times New Roman" w:hAnsi="Times New Roman" w:cs="Times New Roman"/>
+          <w:sz w:val="24"/>
+          <w:szCs w:val="24"/>
+        </w:rPr>
+        <w:t xml:space="preserve">                        &lt;td&gt;${product.Name}&lt;/td&gt;</w:t>
+      </w:r>
+    </w:p>
+    <w:p>
+      <w:pPr>
+        <w:spacing w:after="0" w:line="240" w:lineRule="auto"/>
+        <w:ind w:right="29"/>
+        <w:rPr>
+          <w:rFonts w:ascii="Times New Roman" w:eastAsia="Times New Roman" w:hAnsi="Times New Roman" w:cs="Times New Roman"/>
+          <w:sz w:val="24"/>
+          <w:szCs w:val="24"/>
+        </w:rPr>
+      </w:pPr>
+      <w:r>
+        <w:rPr>
+          <w:rFonts w:ascii="Times New Roman" w:eastAsia="Times New Roman" w:hAnsi="Times New Roman" w:cs="Times New Roman"/>
+          <w:sz w:val="24"/>
+          <w:szCs w:val="24"/>
+        </w:rPr>
+        <w:t xml:space="preserve">                        &lt;td&gt;${product.Brand}&lt;/td&gt;</w:t>
+      </w:r>
+    </w:p>
+    <w:p>
+      <w:pPr>
+        <w:spacing w:after="0" w:line="240" w:lineRule="auto"/>
+        <w:ind w:right="29"/>
+        <w:rPr>
+          <w:rFonts w:ascii="Times New Roman" w:eastAsia="Times New Roman" w:hAnsi="Times New Roman" w:cs="Times New Roman"/>
+          <w:sz w:val="24"/>
+          <w:szCs w:val="24"/>
+        </w:rPr>
+      </w:pPr>
+      <w:r>
+        <w:rPr>
+          <w:rFonts w:ascii="Times New Roman" w:eastAsia="Times New Roman" w:hAnsi="Times New Roman" w:cs="Times New Roman"/>
+          <w:sz w:val="24"/>
+          <w:szCs w:val="24"/>
+        </w:rPr>
+        <w:t xml:space="preserve">                        &lt;td&gt;${product.Quantity}&lt;/td&gt;</w:t>
+      </w:r>
+    </w:p>
+    <w:p>
+      <w:pPr>
+        <w:spacing w:after="0" w:line="240" w:lineRule="auto"/>
+        <w:ind w:right="29"/>
+        <w:rPr>
+          <w:rFonts w:ascii="Times New Roman" w:eastAsia="Times New Roman" w:hAnsi="Times New Roman" w:cs="Times New Roman"/>
+          <w:sz w:val="24"/>
+          <w:szCs w:val="24"/>
+        </w:rPr>
+      </w:pPr>
+      <w:r>
+        <w:rPr>
+          <w:rFonts w:ascii="Times New Roman" w:eastAsia="Times New Roman" w:hAnsi="Times New Roman" w:cs="Times New Roman"/>
+          <w:sz w:val="24"/>
+          <w:szCs w:val="24"/>
+        </w:rPr>
+        <w:t xml:space="preserve">                        &lt;td&gt;${product.Price}&lt;/td&gt;</w:t>
       </w:r>
     </w:p>
     <w:p>
@@ -10974,25 +8316,7 @@
           <w:sz w:val="24"/>
           <w:szCs w:val="24"/>
         </w:rPr>
-        <w:t xml:space="preserve">            </w:t>
-      </w:r>
-      <w:proofErr w:type="spellStart"/>
-      <w:r>
-        <w:rPr>
-          <w:rFonts w:ascii="Times New Roman" w:eastAsia="Times New Roman" w:hAnsi="Times New Roman" w:cs="Times New Roman"/>
-          <w:sz w:val="24"/>
-          <w:szCs w:val="24"/>
-        </w:rPr>
-        <w:t>res.writeHead</w:t>
-      </w:r>
-      <w:proofErr w:type="spellEnd"/>
-      <w:r>
-        <w:rPr>
-          <w:rFonts w:ascii="Times New Roman" w:eastAsia="Times New Roman" w:hAnsi="Times New Roman" w:cs="Times New Roman"/>
-          <w:sz w:val="24"/>
-          <w:szCs w:val="24"/>
-        </w:rPr>
-        <w:t>(200, {</w:t>
+        <w:t xml:space="preserve">            res.writeHead(200, {</w:t>
       </w:r>
     </w:p>
     <w:p>
@@ -11049,25 +8373,7 @@
           <w:sz w:val="24"/>
           <w:szCs w:val="24"/>
         </w:rPr>
-        <w:t xml:space="preserve">            </w:t>
-      </w:r>
-      <w:proofErr w:type="spellStart"/>
-      <w:r>
-        <w:rPr>
-          <w:rFonts w:ascii="Times New Roman" w:eastAsia="Times New Roman" w:hAnsi="Times New Roman" w:cs="Times New Roman"/>
-          <w:sz w:val="24"/>
-          <w:szCs w:val="24"/>
-        </w:rPr>
-        <w:t>res.end</w:t>
-      </w:r>
-      <w:proofErr w:type="spellEnd"/>
-      <w:r>
-        <w:rPr>
-          <w:rFonts w:ascii="Times New Roman" w:eastAsia="Times New Roman" w:hAnsi="Times New Roman" w:cs="Times New Roman"/>
-          <w:sz w:val="24"/>
-          <w:szCs w:val="24"/>
-        </w:rPr>
-        <w:t>(html);</w:t>
+        <w:t xml:space="preserve">            res.end(html);</w:t>
       </w:r>
     </w:p>
     <w:p>
@@ -11125,62 +8431,26 @@
           <w:szCs w:val="24"/>
         </w:rPr>
         <w:lastRenderedPageBreak/>
-        <w:t xml:space="preserve">        </w:t>
-      </w:r>
-      <w:proofErr w:type="spellStart"/>
-      <w:r>
-        <w:rPr>
-          <w:rFonts w:ascii="Times New Roman" w:eastAsia="Times New Roman" w:hAnsi="Times New Roman" w:cs="Times New Roman"/>
-          <w:sz w:val="24"/>
-          <w:szCs w:val="24"/>
-        </w:rPr>
-        <w:t>res.writeHead</w:t>
-      </w:r>
-      <w:proofErr w:type="spellEnd"/>
-      <w:r>
-        <w:rPr>
-          <w:rFonts w:ascii="Times New Roman" w:eastAsia="Times New Roman" w:hAnsi="Times New Roman" w:cs="Times New Roman"/>
-          <w:sz w:val="24"/>
-          <w:szCs w:val="24"/>
-        </w:rPr>
-        <w:t>(404);</w:t>
-      </w:r>
-    </w:p>
-    <w:p>
-      <w:pPr>
-        <w:spacing w:after="0" w:line="240" w:lineRule="auto"/>
-        <w:ind w:right="29"/>
-        <w:rPr>
-          <w:rFonts w:ascii="Times New Roman" w:eastAsia="Times New Roman" w:hAnsi="Times New Roman" w:cs="Times New Roman"/>
-          <w:sz w:val="24"/>
-          <w:szCs w:val="24"/>
-        </w:rPr>
-      </w:pPr>
-      <w:r>
-        <w:rPr>
-          <w:rFonts w:ascii="Times New Roman" w:eastAsia="Times New Roman" w:hAnsi="Times New Roman" w:cs="Times New Roman"/>
-          <w:sz w:val="24"/>
-          <w:szCs w:val="24"/>
-        </w:rPr>
-        <w:t xml:space="preserve">        </w:t>
-      </w:r>
-      <w:proofErr w:type="spellStart"/>
-      <w:r>
-        <w:rPr>
-          <w:rFonts w:ascii="Times New Roman" w:eastAsia="Times New Roman" w:hAnsi="Times New Roman" w:cs="Times New Roman"/>
-          <w:sz w:val="24"/>
-          <w:szCs w:val="24"/>
-        </w:rPr>
-        <w:t>res.end</w:t>
-      </w:r>
-      <w:proofErr w:type="spellEnd"/>
-      <w:r>
-        <w:rPr>
-          <w:rFonts w:ascii="Times New Roman" w:eastAsia="Times New Roman" w:hAnsi="Times New Roman" w:cs="Times New Roman"/>
-          <w:sz w:val="24"/>
-          <w:szCs w:val="24"/>
-        </w:rPr>
-        <w:t>('404 - Page Not Found');</w:t>
+        <w:t xml:space="preserve">        res.writeHead(404);</w:t>
+      </w:r>
+    </w:p>
+    <w:p>
+      <w:pPr>
+        <w:spacing w:after="0" w:line="240" w:lineRule="auto"/>
+        <w:ind w:right="29"/>
+        <w:rPr>
+          <w:rFonts w:ascii="Times New Roman" w:eastAsia="Times New Roman" w:hAnsi="Times New Roman" w:cs="Times New Roman"/>
+          <w:sz w:val="24"/>
+          <w:szCs w:val="24"/>
+        </w:rPr>
+      </w:pPr>
+      <w:r>
+        <w:rPr>
+          <w:rFonts w:ascii="Times New Roman" w:eastAsia="Times New Roman" w:hAnsi="Times New Roman" w:cs="Times New Roman"/>
+          <w:sz w:val="24"/>
+          <w:szCs w:val="24"/>
+        </w:rPr>
+        <w:t xml:space="preserve">        res.end('404 - Page Not Found');</w:t>
       </w:r>
     </w:p>
     <w:p>
@@ -11242,23 +8512,13 @@
           <w:szCs w:val="24"/>
         </w:rPr>
       </w:pPr>
-      <w:proofErr w:type="spellStart"/>
-      <w:r>
-        <w:rPr>
-          <w:rFonts w:ascii="Times New Roman" w:eastAsia="Times New Roman" w:hAnsi="Times New Roman" w:cs="Times New Roman"/>
-          <w:sz w:val="24"/>
-          <w:szCs w:val="24"/>
-        </w:rPr>
-        <w:t>server.listen</w:t>
-      </w:r>
-      <w:proofErr w:type="spellEnd"/>
-      <w:r>
-        <w:rPr>
-          <w:rFonts w:ascii="Times New Roman" w:eastAsia="Times New Roman" w:hAnsi="Times New Roman" w:cs="Times New Roman"/>
-          <w:sz w:val="24"/>
-          <w:szCs w:val="24"/>
-        </w:rPr>
-        <w:t>(3000, () =&gt; {</w:t>
+      <w:r>
+        <w:rPr>
+          <w:rFonts w:ascii="Times New Roman" w:eastAsia="Times New Roman" w:hAnsi="Times New Roman" w:cs="Times New Roman"/>
+          <w:sz w:val="24"/>
+          <w:szCs w:val="24"/>
+        </w:rPr>
+        <w:t>server.listen(3000, () =&gt; {</w:t>
       </w:r>
     </w:p>
     <w:p>
@@ -11353,6 +8613,7 @@
         <w:rPr>
           <w:rFonts w:ascii="Times New Roman" w:eastAsia="Times New Roman" w:hAnsi="Times New Roman" w:cs="Times New Roman"/>
           <w:b/>
+          <w:noProof/>
           <w:sz w:val="24"/>
           <w:szCs w:val="24"/>
         </w:rPr>
@@ -11408,6 +8669,7 @@
         <w:rPr>
           <w:rFonts w:ascii="Times New Roman" w:eastAsia="Times New Roman" w:hAnsi="Times New Roman" w:cs="Times New Roman"/>
           <w:b/>
+          <w:noProof/>
           <w:sz w:val="24"/>
           <w:szCs w:val="24"/>
         </w:rPr>
@@ -11555,110 +8817,56 @@
           <w:sz w:val="24"/>
           <w:szCs w:val="24"/>
         </w:rPr>
-        <w:t xml:space="preserve">const </w:t>
-      </w:r>
-      <w:proofErr w:type="spellStart"/>
-      <w:r>
-        <w:rPr>
-          <w:rFonts w:ascii="Times New Roman" w:eastAsia="Times New Roman" w:hAnsi="Times New Roman" w:cs="Times New Roman"/>
-          <w:sz w:val="24"/>
-          <w:szCs w:val="24"/>
-        </w:rPr>
-        <w:t>mysql</w:t>
-      </w:r>
-      <w:proofErr w:type="spellEnd"/>
-      <w:r>
-        <w:rPr>
-          <w:rFonts w:ascii="Times New Roman" w:eastAsia="Times New Roman" w:hAnsi="Times New Roman" w:cs="Times New Roman"/>
-          <w:sz w:val="24"/>
-          <w:szCs w:val="24"/>
-        </w:rPr>
-        <w:t xml:space="preserve"> = require('mysql2');</w:t>
-      </w:r>
-    </w:p>
-    <w:p>
-      <w:pPr>
-        <w:spacing w:after="0" w:line="240" w:lineRule="auto"/>
-        <w:ind w:right="29"/>
-        <w:rPr>
-          <w:rFonts w:ascii="Times New Roman" w:eastAsia="Times New Roman" w:hAnsi="Times New Roman" w:cs="Times New Roman"/>
-          <w:sz w:val="24"/>
-          <w:szCs w:val="24"/>
-        </w:rPr>
-      </w:pPr>
-      <w:r>
-        <w:rPr>
-          <w:rFonts w:ascii="Times New Roman" w:eastAsia="Times New Roman" w:hAnsi="Times New Roman" w:cs="Times New Roman"/>
-          <w:sz w:val="24"/>
-          <w:szCs w:val="24"/>
-        </w:rPr>
-        <w:t>const { URL } = require('</w:t>
-      </w:r>
-      <w:proofErr w:type="spellStart"/>
-      <w:r>
-        <w:rPr>
-          <w:rFonts w:ascii="Times New Roman" w:eastAsia="Times New Roman" w:hAnsi="Times New Roman" w:cs="Times New Roman"/>
-          <w:sz w:val="24"/>
-          <w:szCs w:val="24"/>
-        </w:rPr>
-        <w:t>url</w:t>
-      </w:r>
-      <w:proofErr w:type="spellEnd"/>
-      <w:r>
-        <w:rPr>
-          <w:rFonts w:ascii="Times New Roman" w:eastAsia="Times New Roman" w:hAnsi="Times New Roman" w:cs="Times New Roman"/>
-          <w:sz w:val="24"/>
-          <w:szCs w:val="24"/>
-        </w:rPr>
-        <w:t>');</w:t>
-      </w:r>
-    </w:p>
-    <w:p>
-      <w:pPr>
-        <w:spacing w:after="0" w:line="240" w:lineRule="auto"/>
-        <w:ind w:right="29"/>
-        <w:rPr>
-          <w:rFonts w:ascii="Times New Roman" w:eastAsia="Times New Roman" w:hAnsi="Times New Roman" w:cs="Times New Roman"/>
-          <w:sz w:val="24"/>
-          <w:szCs w:val="24"/>
-        </w:rPr>
-      </w:pPr>
-    </w:p>
-    <w:p>
-      <w:pPr>
-        <w:spacing w:after="0" w:line="240" w:lineRule="auto"/>
-        <w:ind w:right="29"/>
-        <w:rPr>
-          <w:rFonts w:ascii="Times New Roman" w:eastAsia="Times New Roman" w:hAnsi="Times New Roman" w:cs="Times New Roman"/>
-          <w:sz w:val="24"/>
-          <w:szCs w:val="24"/>
-        </w:rPr>
-      </w:pPr>
-      <w:r>
-        <w:rPr>
-          <w:rFonts w:ascii="Times New Roman" w:eastAsia="Times New Roman" w:hAnsi="Times New Roman" w:cs="Times New Roman"/>
-          <w:sz w:val="24"/>
-          <w:szCs w:val="24"/>
-        </w:rPr>
-        <w:t xml:space="preserve">const con = </w:t>
-      </w:r>
-      <w:proofErr w:type="spellStart"/>
-      <w:r>
-        <w:rPr>
-          <w:rFonts w:ascii="Times New Roman" w:eastAsia="Times New Roman" w:hAnsi="Times New Roman" w:cs="Times New Roman"/>
-          <w:sz w:val="24"/>
-          <w:szCs w:val="24"/>
-        </w:rPr>
-        <w:t>mysql.createConnection</w:t>
-      </w:r>
-      <w:proofErr w:type="spellEnd"/>
-      <w:r>
-        <w:rPr>
-          <w:rFonts w:ascii="Times New Roman" w:eastAsia="Times New Roman" w:hAnsi="Times New Roman" w:cs="Times New Roman"/>
-          <w:sz w:val="24"/>
-          <w:szCs w:val="24"/>
-        </w:rPr>
-        <w:t>({</w:t>
+        <w:t>const mysql = require('mysql2');</w:t>
+      </w:r>
+    </w:p>
+    <w:p>
+      <w:pPr>
+        <w:spacing w:after="0" w:line="240" w:lineRule="auto"/>
+        <w:ind w:right="29"/>
+        <w:rPr>
+          <w:rFonts w:ascii="Times New Roman" w:eastAsia="Times New Roman" w:hAnsi="Times New Roman" w:cs="Times New Roman"/>
+          <w:sz w:val="24"/>
+          <w:szCs w:val="24"/>
+        </w:rPr>
+      </w:pPr>
+      <w:r>
+        <w:rPr>
+          <w:rFonts w:ascii="Times New Roman" w:eastAsia="Times New Roman" w:hAnsi="Times New Roman" w:cs="Times New Roman"/>
+          <w:sz w:val="24"/>
+          <w:szCs w:val="24"/>
+        </w:rPr>
+        <w:t>const { URL } = require('url');</w:t>
+      </w:r>
+    </w:p>
+    <w:p>
+      <w:pPr>
+        <w:spacing w:after="0" w:line="240" w:lineRule="auto"/>
+        <w:ind w:right="29"/>
+        <w:rPr>
+          <w:rFonts w:ascii="Times New Roman" w:eastAsia="Times New Roman" w:hAnsi="Times New Roman" w:cs="Times New Roman"/>
+          <w:sz w:val="24"/>
+          <w:szCs w:val="24"/>
+        </w:rPr>
+      </w:pPr>
+    </w:p>
+    <w:p>
+      <w:pPr>
+        <w:spacing w:after="0" w:line="240" w:lineRule="auto"/>
+        <w:ind w:right="29"/>
+        <w:rPr>
+          <w:rFonts w:ascii="Times New Roman" w:eastAsia="Times New Roman" w:hAnsi="Times New Roman" w:cs="Times New Roman"/>
+          <w:sz w:val="24"/>
+          <w:szCs w:val="24"/>
+        </w:rPr>
+      </w:pPr>
+      <w:r>
+        <w:rPr>
+          <w:rFonts w:ascii="Times New Roman" w:eastAsia="Times New Roman" w:hAnsi="Times New Roman" w:cs="Times New Roman"/>
+          <w:sz w:val="24"/>
+          <w:szCs w:val="24"/>
+        </w:rPr>
+        <w:t>const con = mysql.createConnection({</w:t>
       </w:r>
     </w:p>
     <w:p>
@@ -11734,25 +8942,7 @@
           <w:sz w:val="24"/>
           <w:szCs w:val="24"/>
         </w:rPr>
-        <w:t xml:space="preserve">    database: '</w:t>
-      </w:r>
-      <w:proofErr w:type="spellStart"/>
-      <w:r>
-        <w:rPr>
-          <w:rFonts w:ascii="Times New Roman" w:eastAsia="Times New Roman" w:hAnsi="Times New Roman" w:cs="Times New Roman"/>
-          <w:sz w:val="24"/>
-          <w:szCs w:val="24"/>
-        </w:rPr>
-        <w:t>Node_test</w:t>
-      </w:r>
-      <w:proofErr w:type="spellEnd"/>
-      <w:r>
-        <w:rPr>
-          <w:rFonts w:ascii="Times New Roman" w:eastAsia="Times New Roman" w:hAnsi="Times New Roman" w:cs="Times New Roman"/>
-          <w:sz w:val="24"/>
-          <w:szCs w:val="24"/>
-        </w:rPr>
-        <w:t>',</w:t>
+        <w:t xml:space="preserve">    database: 'Node_test',</w:t>
       </w:r>
     </w:p>
     <w:p>
@@ -11790,62 +8980,26 @@
           <w:sz w:val="24"/>
           <w:szCs w:val="24"/>
         </w:rPr>
-        <w:t xml:space="preserve">const server = </w:t>
-      </w:r>
-      <w:proofErr w:type="spellStart"/>
-      <w:r>
-        <w:rPr>
-          <w:rFonts w:ascii="Times New Roman" w:eastAsia="Times New Roman" w:hAnsi="Times New Roman" w:cs="Times New Roman"/>
-          <w:sz w:val="24"/>
-          <w:szCs w:val="24"/>
-        </w:rPr>
-        <w:t>http.createServer</w:t>
-      </w:r>
-      <w:proofErr w:type="spellEnd"/>
-      <w:r>
-        <w:rPr>
-          <w:rFonts w:ascii="Times New Roman" w:eastAsia="Times New Roman" w:hAnsi="Times New Roman" w:cs="Times New Roman"/>
-          <w:sz w:val="24"/>
-          <w:szCs w:val="24"/>
-        </w:rPr>
-        <w:t>((req, res) =&gt; {</w:t>
-      </w:r>
-    </w:p>
-    <w:p>
-      <w:pPr>
-        <w:spacing w:after="0" w:line="240" w:lineRule="auto"/>
-        <w:ind w:right="29"/>
-        <w:rPr>
-          <w:rFonts w:ascii="Times New Roman" w:eastAsia="Times New Roman" w:hAnsi="Times New Roman" w:cs="Times New Roman"/>
-          <w:sz w:val="24"/>
-          <w:szCs w:val="24"/>
-        </w:rPr>
-      </w:pPr>
-      <w:r>
-        <w:rPr>
-          <w:rFonts w:ascii="Times New Roman" w:eastAsia="Times New Roman" w:hAnsi="Times New Roman" w:cs="Times New Roman"/>
-          <w:sz w:val="24"/>
-          <w:szCs w:val="24"/>
-        </w:rPr>
-        <w:t xml:space="preserve">    const </w:t>
-      </w:r>
-      <w:proofErr w:type="spellStart"/>
-      <w:r>
-        <w:rPr>
-          <w:rFonts w:ascii="Times New Roman" w:eastAsia="Times New Roman" w:hAnsi="Times New Roman" w:cs="Times New Roman"/>
-          <w:sz w:val="24"/>
-          <w:szCs w:val="24"/>
-        </w:rPr>
-        <w:t>url</w:t>
-      </w:r>
-      <w:proofErr w:type="spellEnd"/>
-      <w:r>
-        <w:rPr>
-          <w:rFonts w:ascii="Times New Roman" w:eastAsia="Times New Roman" w:hAnsi="Times New Roman" w:cs="Times New Roman"/>
-          <w:sz w:val="24"/>
-          <w:szCs w:val="24"/>
-        </w:rPr>
-        <w:t xml:space="preserve"> = new URL(req.url, `http://${req.headers.host}`);</w:t>
+        <w:t>const server = http.createServer((req, res) =&gt; {</w:t>
+      </w:r>
+    </w:p>
+    <w:p>
+      <w:pPr>
+        <w:spacing w:after="0" w:line="240" w:lineRule="auto"/>
+        <w:ind w:right="29"/>
+        <w:rPr>
+          <w:rFonts w:ascii="Times New Roman" w:eastAsia="Times New Roman" w:hAnsi="Times New Roman" w:cs="Times New Roman"/>
+          <w:sz w:val="24"/>
+          <w:szCs w:val="24"/>
+        </w:rPr>
+      </w:pPr>
+      <w:r>
+        <w:rPr>
+          <w:rFonts w:ascii="Times New Roman" w:eastAsia="Times New Roman" w:hAnsi="Times New Roman" w:cs="Times New Roman"/>
+          <w:sz w:val="24"/>
+          <w:szCs w:val="24"/>
+        </w:rPr>
+        <w:t xml:space="preserve">    const url = new URL(req.url, `http://${req.headers.host}`);</w:t>
       </w:r>
     </w:p>
     <w:p>
@@ -11883,62 +9037,26 @@
           <w:sz w:val="24"/>
           <w:szCs w:val="24"/>
         </w:rPr>
-        <w:t xml:space="preserve">    if (</w:t>
-      </w:r>
-      <w:proofErr w:type="spellStart"/>
-      <w:r>
-        <w:rPr>
-          <w:rFonts w:ascii="Times New Roman" w:eastAsia="Times New Roman" w:hAnsi="Times New Roman" w:cs="Times New Roman"/>
-          <w:sz w:val="24"/>
-          <w:szCs w:val="24"/>
-        </w:rPr>
-        <w:t>url.pathname</w:t>
-      </w:r>
-      <w:proofErr w:type="spellEnd"/>
-      <w:r>
-        <w:rPr>
-          <w:rFonts w:ascii="Times New Roman" w:eastAsia="Times New Roman" w:hAnsi="Times New Roman" w:cs="Times New Roman"/>
-          <w:sz w:val="24"/>
-          <w:szCs w:val="24"/>
-        </w:rPr>
-        <w:t xml:space="preserve"> === '/') {</w:t>
-      </w:r>
-    </w:p>
-    <w:p>
-      <w:pPr>
-        <w:spacing w:after="0" w:line="240" w:lineRule="auto"/>
-        <w:ind w:right="29"/>
-        <w:rPr>
-          <w:rFonts w:ascii="Times New Roman" w:eastAsia="Times New Roman" w:hAnsi="Times New Roman" w:cs="Times New Roman"/>
-          <w:sz w:val="24"/>
-          <w:szCs w:val="24"/>
-        </w:rPr>
-      </w:pPr>
-      <w:r>
-        <w:rPr>
-          <w:rFonts w:ascii="Times New Roman" w:eastAsia="Times New Roman" w:hAnsi="Times New Roman" w:cs="Times New Roman"/>
-          <w:sz w:val="24"/>
-          <w:szCs w:val="24"/>
-        </w:rPr>
-        <w:t xml:space="preserve">        </w:t>
-      </w:r>
-      <w:proofErr w:type="spellStart"/>
-      <w:r>
-        <w:rPr>
-          <w:rFonts w:ascii="Times New Roman" w:eastAsia="Times New Roman" w:hAnsi="Times New Roman" w:cs="Times New Roman"/>
-          <w:sz w:val="24"/>
-          <w:szCs w:val="24"/>
-        </w:rPr>
-        <w:t>res.writeHead</w:t>
-      </w:r>
-      <w:proofErr w:type="spellEnd"/>
-      <w:r>
-        <w:rPr>
-          <w:rFonts w:ascii="Times New Roman" w:eastAsia="Times New Roman" w:hAnsi="Times New Roman" w:cs="Times New Roman"/>
-          <w:sz w:val="24"/>
-          <w:szCs w:val="24"/>
-        </w:rPr>
-        <w:t>(200, {</w:t>
+        <w:t xml:space="preserve">    if (url.pathname === '/') {</w:t>
+      </w:r>
+    </w:p>
+    <w:p>
+      <w:pPr>
+        <w:spacing w:after="0" w:line="240" w:lineRule="auto"/>
+        <w:ind w:right="29"/>
+        <w:rPr>
+          <w:rFonts w:ascii="Times New Roman" w:eastAsia="Times New Roman" w:hAnsi="Times New Roman" w:cs="Times New Roman"/>
+          <w:sz w:val="24"/>
+          <w:szCs w:val="24"/>
+        </w:rPr>
+      </w:pPr>
+      <w:r>
+        <w:rPr>
+          <w:rFonts w:ascii="Times New Roman" w:eastAsia="Times New Roman" w:hAnsi="Times New Roman" w:cs="Times New Roman"/>
+          <w:sz w:val="24"/>
+          <w:szCs w:val="24"/>
+        </w:rPr>
+        <w:t xml:space="preserve">        res.writeHead(200, {</w:t>
       </w:r>
     </w:p>
     <w:p>
@@ -11996,25 +9114,7 @@
           <w:sz w:val="24"/>
           <w:szCs w:val="24"/>
         </w:rPr>
-        <w:t xml:space="preserve">        </w:t>
-      </w:r>
-      <w:proofErr w:type="spellStart"/>
-      <w:r>
-        <w:rPr>
-          <w:rFonts w:ascii="Times New Roman" w:eastAsia="Times New Roman" w:hAnsi="Times New Roman" w:cs="Times New Roman"/>
-          <w:sz w:val="24"/>
-          <w:szCs w:val="24"/>
-        </w:rPr>
-        <w:t>res.end</w:t>
-      </w:r>
-      <w:proofErr w:type="spellEnd"/>
-      <w:r>
-        <w:rPr>
-          <w:rFonts w:ascii="Times New Roman" w:eastAsia="Times New Roman" w:hAnsi="Times New Roman" w:cs="Times New Roman"/>
-          <w:sz w:val="24"/>
-          <w:szCs w:val="24"/>
-        </w:rPr>
-        <w:t>(`</w:t>
+        <w:t xml:space="preserve">        res.end(`</w:t>
       </w:r>
     </w:p>
     <w:p>
@@ -12109,43 +9209,7 @@
           <w:sz w:val="24"/>
           <w:szCs w:val="24"/>
         </w:rPr>
-        <w:t xml:space="preserve">                &lt;</w:t>
-      </w:r>
-      <w:proofErr w:type="spellStart"/>
-      <w:r>
-        <w:rPr>
-          <w:rFonts w:ascii="Times New Roman" w:eastAsia="Times New Roman" w:hAnsi="Times New Roman" w:cs="Times New Roman"/>
-          <w:sz w:val="24"/>
-          <w:szCs w:val="24"/>
-        </w:rPr>
-        <w:t>br</w:t>
-      </w:r>
-      <w:proofErr w:type="spellEnd"/>
-      <w:r>
-        <w:rPr>
-          <w:rFonts w:ascii="Times New Roman" w:eastAsia="Times New Roman" w:hAnsi="Times New Roman" w:cs="Times New Roman"/>
-          <w:sz w:val="24"/>
-          <w:szCs w:val="24"/>
-        </w:rPr>
-        <w:t>&gt;&lt;</w:t>
-      </w:r>
-      <w:proofErr w:type="spellStart"/>
-      <w:r>
-        <w:rPr>
-          <w:rFonts w:ascii="Times New Roman" w:eastAsia="Times New Roman" w:hAnsi="Times New Roman" w:cs="Times New Roman"/>
-          <w:sz w:val="24"/>
-          <w:szCs w:val="24"/>
-        </w:rPr>
-        <w:t>br</w:t>
-      </w:r>
-      <w:proofErr w:type="spellEnd"/>
-      <w:r>
-        <w:rPr>
-          <w:rFonts w:ascii="Times New Roman" w:eastAsia="Times New Roman" w:hAnsi="Times New Roman" w:cs="Times New Roman"/>
-          <w:sz w:val="24"/>
-          <w:szCs w:val="24"/>
-        </w:rPr>
-        <w:t>&gt;</w:t>
+        <w:t xml:space="preserve">                &lt;br&gt;&lt;br&gt;</w:t>
       </w:r>
     </w:p>
     <w:p>
@@ -12202,43 +9266,7 @@
           <w:sz w:val="24"/>
           <w:szCs w:val="24"/>
         </w:rPr>
-        <w:t xml:space="preserve">                &lt;</w:t>
-      </w:r>
-      <w:proofErr w:type="spellStart"/>
-      <w:r>
-        <w:rPr>
-          <w:rFonts w:ascii="Times New Roman" w:eastAsia="Times New Roman" w:hAnsi="Times New Roman" w:cs="Times New Roman"/>
-          <w:sz w:val="24"/>
-          <w:szCs w:val="24"/>
-        </w:rPr>
-        <w:t>br</w:t>
-      </w:r>
-      <w:proofErr w:type="spellEnd"/>
-      <w:r>
-        <w:rPr>
-          <w:rFonts w:ascii="Times New Roman" w:eastAsia="Times New Roman" w:hAnsi="Times New Roman" w:cs="Times New Roman"/>
-          <w:sz w:val="24"/>
-          <w:szCs w:val="24"/>
-        </w:rPr>
-        <w:t>&gt;&lt;</w:t>
-      </w:r>
-      <w:proofErr w:type="spellStart"/>
-      <w:r>
-        <w:rPr>
-          <w:rFonts w:ascii="Times New Roman" w:eastAsia="Times New Roman" w:hAnsi="Times New Roman" w:cs="Times New Roman"/>
-          <w:sz w:val="24"/>
-          <w:szCs w:val="24"/>
-        </w:rPr>
-        <w:t>br</w:t>
-      </w:r>
-      <w:proofErr w:type="spellEnd"/>
-      <w:r>
-        <w:rPr>
-          <w:rFonts w:ascii="Times New Roman" w:eastAsia="Times New Roman" w:hAnsi="Times New Roman" w:cs="Times New Roman"/>
-          <w:sz w:val="24"/>
-          <w:szCs w:val="24"/>
-        </w:rPr>
-        <w:t>&gt;</w:t>
+        <w:t xml:space="preserve">                &lt;br&gt;&lt;br&gt;</w:t>
       </w:r>
     </w:p>
     <w:p>
@@ -12352,147 +9380,75 @@
           <w:sz w:val="24"/>
           <w:szCs w:val="24"/>
         </w:rPr>
-        <w:t xml:space="preserve">    else if (</w:t>
-      </w:r>
-      <w:proofErr w:type="spellStart"/>
-      <w:r>
-        <w:rPr>
-          <w:rFonts w:ascii="Times New Roman" w:eastAsia="Times New Roman" w:hAnsi="Times New Roman" w:cs="Times New Roman"/>
-          <w:sz w:val="24"/>
-          <w:szCs w:val="24"/>
-        </w:rPr>
-        <w:t>url.pathname</w:t>
-      </w:r>
-      <w:proofErr w:type="spellEnd"/>
-      <w:r>
-        <w:rPr>
-          <w:rFonts w:ascii="Times New Roman" w:eastAsia="Times New Roman" w:hAnsi="Times New Roman" w:cs="Times New Roman"/>
-          <w:sz w:val="24"/>
-          <w:szCs w:val="24"/>
-        </w:rPr>
-        <w:t xml:space="preserve"> === '/update') {</w:t>
-      </w:r>
-    </w:p>
-    <w:p>
-      <w:pPr>
-        <w:spacing w:after="0" w:line="240" w:lineRule="auto"/>
-        <w:ind w:right="29"/>
-        <w:rPr>
-          <w:rFonts w:ascii="Times New Roman" w:eastAsia="Times New Roman" w:hAnsi="Times New Roman" w:cs="Times New Roman"/>
-          <w:sz w:val="24"/>
-          <w:szCs w:val="24"/>
-        </w:rPr>
-      </w:pPr>
-      <w:r>
-        <w:rPr>
-          <w:rFonts w:ascii="Times New Roman" w:eastAsia="Times New Roman" w:hAnsi="Times New Roman" w:cs="Times New Roman"/>
-          <w:sz w:val="24"/>
-          <w:szCs w:val="24"/>
-        </w:rPr>
-        <w:t xml:space="preserve">        const id = </w:t>
-      </w:r>
-      <w:proofErr w:type="spellStart"/>
-      <w:r>
-        <w:rPr>
-          <w:rFonts w:ascii="Times New Roman" w:eastAsia="Times New Roman" w:hAnsi="Times New Roman" w:cs="Times New Roman"/>
-          <w:sz w:val="24"/>
-          <w:szCs w:val="24"/>
-        </w:rPr>
-        <w:t>url.searchParams.get</w:t>
-      </w:r>
-      <w:proofErr w:type="spellEnd"/>
-      <w:r>
-        <w:rPr>
-          <w:rFonts w:ascii="Times New Roman" w:eastAsia="Times New Roman" w:hAnsi="Times New Roman" w:cs="Times New Roman"/>
-          <w:sz w:val="24"/>
-          <w:szCs w:val="24"/>
-        </w:rPr>
-        <w:t>('id');</w:t>
-      </w:r>
-    </w:p>
-    <w:p>
-      <w:pPr>
-        <w:spacing w:after="0" w:line="240" w:lineRule="auto"/>
-        <w:ind w:right="29"/>
-        <w:rPr>
-          <w:rFonts w:ascii="Times New Roman" w:eastAsia="Times New Roman" w:hAnsi="Times New Roman" w:cs="Times New Roman"/>
-          <w:sz w:val="24"/>
-          <w:szCs w:val="24"/>
-        </w:rPr>
-      </w:pPr>
-      <w:r>
-        <w:rPr>
-          <w:rFonts w:ascii="Times New Roman" w:eastAsia="Times New Roman" w:hAnsi="Times New Roman" w:cs="Times New Roman"/>
-          <w:sz w:val="24"/>
-          <w:szCs w:val="24"/>
-        </w:rPr>
-        <w:t xml:space="preserve">        const price = </w:t>
-      </w:r>
-      <w:proofErr w:type="spellStart"/>
-      <w:r>
-        <w:rPr>
-          <w:rFonts w:ascii="Times New Roman" w:eastAsia="Times New Roman" w:hAnsi="Times New Roman" w:cs="Times New Roman"/>
-          <w:sz w:val="24"/>
-          <w:szCs w:val="24"/>
-        </w:rPr>
-        <w:t>url.searchParams.get</w:t>
-      </w:r>
-      <w:proofErr w:type="spellEnd"/>
-      <w:r>
-        <w:rPr>
-          <w:rFonts w:ascii="Times New Roman" w:eastAsia="Times New Roman" w:hAnsi="Times New Roman" w:cs="Times New Roman"/>
-          <w:sz w:val="24"/>
-          <w:szCs w:val="24"/>
-        </w:rPr>
-        <w:t>('price');</w:t>
-      </w:r>
-    </w:p>
-    <w:p>
-      <w:pPr>
-        <w:spacing w:after="0" w:line="240" w:lineRule="auto"/>
-        <w:ind w:right="29"/>
-        <w:rPr>
-          <w:rFonts w:ascii="Times New Roman" w:eastAsia="Times New Roman" w:hAnsi="Times New Roman" w:cs="Times New Roman"/>
-          <w:sz w:val="24"/>
-          <w:szCs w:val="24"/>
-        </w:rPr>
-      </w:pPr>
-    </w:p>
-    <w:p>
-      <w:pPr>
-        <w:spacing w:after="0" w:line="240" w:lineRule="auto"/>
-        <w:ind w:right="29"/>
-        <w:rPr>
-          <w:rFonts w:ascii="Times New Roman" w:eastAsia="Times New Roman" w:hAnsi="Times New Roman" w:cs="Times New Roman"/>
-          <w:sz w:val="24"/>
-          <w:szCs w:val="24"/>
-        </w:rPr>
-      </w:pPr>
-      <w:r>
-        <w:rPr>
-          <w:rFonts w:ascii="Times New Roman" w:eastAsia="Times New Roman" w:hAnsi="Times New Roman" w:cs="Times New Roman"/>
-          <w:sz w:val="24"/>
-          <w:szCs w:val="24"/>
-        </w:rPr>
-        <w:t xml:space="preserve">        const </w:t>
-      </w:r>
-      <w:proofErr w:type="spellStart"/>
-      <w:r>
-        <w:rPr>
-          <w:rFonts w:ascii="Times New Roman" w:eastAsia="Times New Roman" w:hAnsi="Times New Roman" w:cs="Times New Roman"/>
-          <w:sz w:val="24"/>
-          <w:szCs w:val="24"/>
-        </w:rPr>
-        <w:t>sql</w:t>
-      </w:r>
-      <w:proofErr w:type="spellEnd"/>
-      <w:r>
-        <w:rPr>
-          <w:rFonts w:ascii="Times New Roman" w:eastAsia="Times New Roman" w:hAnsi="Times New Roman" w:cs="Times New Roman"/>
-          <w:sz w:val="24"/>
-          <w:szCs w:val="24"/>
-        </w:rPr>
-        <w:t xml:space="preserve"> = `</w:t>
+        <w:t xml:space="preserve">    else if (url.pathname === '/update') {</w:t>
+      </w:r>
+    </w:p>
+    <w:p>
+      <w:pPr>
+        <w:spacing w:after="0" w:line="240" w:lineRule="auto"/>
+        <w:ind w:right="29"/>
+        <w:rPr>
+          <w:rFonts w:ascii="Times New Roman" w:eastAsia="Times New Roman" w:hAnsi="Times New Roman" w:cs="Times New Roman"/>
+          <w:sz w:val="24"/>
+          <w:szCs w:val="24"/>
+        </w:rPr>
+      </w:pPr>
+      <w:r>
+        <w:rPr>
+          <w:rFonts w:ascii="Times New Roman" w:eastAsia="Times New Roman" w:hAnsi="Times New Roman" w:cs="Times New Roman"/>
+          <w:sz w:val="24"/>
+          <w:szCs w:val="24"/>
+        </w:rPr>
+        <w:t xml:space="preserve">        const id = url.searchParams.get('id');</w:t>
+      </w:r>
+    </w:p>
+    <w:p>
+      <w:pPr>
+        <w:spacing w:after="0" w:line="240" w:lineRule="auto"/>
+        <w:ind w:right="29"/>
+        <w:rPr>
+          <w:rFonts w:ascii="Times New Roman" w:eastAsia="Times New Roman" w:hAnsi="Times New Roman" w:cs="Times New Roman"/>
+          <w:sz w:val="24"/>
+          <w:szCs w:val="24"/>
+        </w:rPr>
+      </w:pPr>
+      <w:r>
+        <w:rPr>
+          <w:rFonts w:ascii="Times New Roman" w:eastAsia="Times New Roman" w:hAnsi="Times New Roman" w:cs="Times New Roman"/>
+          <w:sz w:val="24"/>
+          <w:szCs w:val="24"/>
+        </w:rPr>
+        <w:t xml:space="preserve">        const price = url.searchParams.get('price');</w:t>
+      </w:r>
+    </w:p>
+    <w:p>
+      <w:pPr>
+        <w:spacing w:after="0" w:line="240" w:lineRule="auto"/>
+        <w:ind w:right="29"/>
+        <w:rPr>
+          <w:rFonts w:ascii="Times New Roman" w:eastAsia="Times New Roman" w:hAnsi="Times New Roman" w:cs="Times New Roman"/>
+          <w:sz w:val="24"/>
+          <w:szCs w:val="24"/>
+        </w:rPr>
+      </w:pPr>
+    </w:p>
+    <w:p>
+      <w:pPr>
+        <w:spacing w:after="0" w:line="240" w:lineRule="auto"/>
+        <w:ind w:right="29"/>
+        <w:rPr>
+          <w:rFonts w:ascii="Times New Roman" w:eastAsia="Times New Roman" w:hAnsi="Times New Roman" w:cs="Times New Roman"/>
+          <w:sz w:val="24"/>
+          <w:szCs w:val="24"/>
+        </w:rPr>
+      </w:pPr>
+      <w:r>
+        <w:rPr>
+          <w:rFonts w:ascii="Times New Roman" w:eastAsia="Times New Roman" w:hAnsi="Times New Roman" w:cs="Times New Roman"/>
+          <w:sz w:val="24"/>
+          <w:szCs w:val="24"/>
+        </w:rPr>
+        <w:t xml:space="preserve">        const sql = `</w:t>
       </w:r>
     </w:p>
     <w:p>
@@ -12587,43 +9543,7 @@
           <w:sz w:val="24"/>
           <w:szCs w:val="24"/>
         </w:rPr>
-        <w:t xml:space="preserve">        </w:t>
-      </w:r>
-      <w:proofErr w:type="spellStart"/>
-      <w:r>
-        <w:rPr>
-          <w:rFonts w:ascii="Times New Roman" w:eastAsia="Times New Roman" w:hAnsi="Times New Roman" w:cs="Times New Roman"/>
-          <w:sz w:val="24"/>
-          <w:szCs w:val="24"/>
-        </w:rPr>
-        <w:t>con.query</w:t>
-      </w:r>
-      <w:proofErr w:type="spellEnd"/>
-      <w:r>
-        <w:rPr>
-          <w:rFonts w:ascii="Times New Roman" w:eastAsia="Times New Roman" w:hAnsi="Times New Roman" w:cs="Times New Roman"/>
-          <w:sz w:val="24"/>
-          <w:szCs w:val="24"/>
-        </w:rPr>
-        <w:t>(</w:t>
-      </w:r>
-      <w:proofErr w:type="spellStart"/>
-      <w:r>
-        <w:rPr>
-          <w:rFonts w:ascii="Times New Roman" w:eastAsia="Times New Roman" w:hAnsi="Times New Roman" w:cs="Times New Roman"/>
-          <w:sz w:val="24"/>
-          <w:szCs w:val="24"/>
-        </w:rPr>
-        <w:t>sql</w:t>
-      </w:r>
-      <w:proofErr w:type="spellEnd"/>
-      <w:r>
-        <w:rPr>
-          <w:rFonts w:ascii="Times New Roman" w:eastAsia="Times New Roman" w:hAnsi="Times New Roman" w:cs="Times New Roman"/>
-          <w:sz w:val="24"/>
-          <w:szCs w:val="24"/>
-        </w:rPr>
-        <w:t>, [price, id], (err, result) =&gt; {</w:t>
+        <w:t xml:space="preserve">        con.query(sql, [price, id], (err, result) =&gt; {</w:t>
       </w:r>
     </w:p>
     <w:p>
@@ -12661,62 +9581,26 @@
           <w:sz w:val="24"/>
           <w:szCs w:val="24"/>
         </w:rPr>
-        <w:t xml:space="preserve">                </w:t>
-      </w:r>
-      <w:proofErr w:type="spellStart"/>
-      <w:r>
-        <w:rPr>
-          <w:rFonts w:ascii="Times New Roman" w:eastAsia="Times New Roman" w:hAnsi="Times New Roman" w:cs="Times New Roman"/>
-          <w:sz w:val="24"/>
-          <w:szCs w:val="24"/>
-        </w:rPr>
-        <w:t>res.writeHead</w:t>
-      </w:r>
-      <w:proofErr w:type="spellEnd"/>
-      <w:r>
-        <w:rPr>
-          <w:rFonts w:ascii="Times New Roman" w:eastAsia="Times New Roman" w:hAnsi="Times New Roman" w:cs="Times New Roman"/>
-          <w:sz w:val="24"/>
-          <w:szCs w:val="24"/>
-        </w:rPr>
-        <w:t>(500);</w:t>
-      </w:r>
-    </w:p>
-    <w:p>
-      <w:pPr>
-        <w:spacing w:after="0" w:line="240" w:lineRule="auto"/>
-        <w:ind w:right="29"/>
-        <w:rPr>
-          <w:rFonts w:ascii="Times New Roman" w:eastAsia="Times New Roman" w:hAnsi="Times New Roman" w:cs="Times New Roman"/>
-          <w:sz w:val="24"/>
-          <w:szCs w:val="24"/>
-        </w:rPr>
-      </w:pPr>
-      <w:r>
-        <w:rPr>
-          <w:rFonts w:ascii="Times New Roman" w:eastAsia="Times New Roman" w:hAnsi="Times New Roman" w:cs="Times New Roman"/>
-          <w:sz w:val="24"/>
-          <w:szCs w:val="24"/>
-        </w:rPr>
-        <w:t xml:space="preserve">                </w:t>
-      </w:r>
-      <w:proofErr w:type="spellStart"/>
-      <w:r>
-        <w:rPr>
-          <w:rFonts w:ascii="Times New Roman" w:eastAsia="Times New Roman" w:hAnsi="Times New Roman" w:cs="Times New Roman"/>
-          <w:sz w:val="24"/>
-          <w:szCs w:val="24"/>
-        </w:rPr>
-        <w:t>res.end</w:t>
-      </w:r>
-      <w:proofErr w:type="spellEnd"/>
-      <w:r>
-        <w:rPr>
-          <w:rFonts w:ascii="Times New Roman" w:eastAsia="Times New Roman" w:hAnsi="Times New Roman" w:cs="Times New Roman"/>
-          <w:sz w:val="24"/>
-          <w:szCs w:val="24"/>
-        </w:rPr>
-        <w:t>('Database Error');</w:t>
+        <w:t xml:space="preserve">                res.writeHead(500);</w:t>
+      </w:r>
+    </w:p>
+    <w:p>
+      <w:pPr>
+        <w:spacing w:after="0" w:line="240" w:lineRule="auto"/>
+        <w:ind w:right="29"/>
+        <w:rPr>
+          <w:rFonts w:ascii="Times New Roman" w:eastAsia="Times New Roman" w:hAnsi="Times New Roman" w:cs="Times New Roman"/>
+          <w:sz w:val="24"/>
+          <w:szCs w:val="24"/>
+        </w:rPr>
+      </w:pPr>
+      <w:r>
+        <w:rPr>
+          <w:rFonts w:ascii="Times New Roman" w:eastAsia="Times New Roman" w:hAnsi="Times New Roman" w:cs="Times New Roman"/>
+          <w:sz w:val="24"/>
+          <w:szCs w:val="24"/>
+        </w:rPr>
+        <w:t xml:space="preserve">                res.end('Database Error');</w:t>
       </w:r>
     </w:p>
     <w:p>
@@ -12773,25 +9657,7 @@
           <w:sz w:val="24"/>
           <w:szCs w:val="24"/>
         </w:rPr>
-        <w:t xml:space="preserve">            </w:t>
-      </w:r>
-      <w:proofErr w:type="spellStart"/>
-      <w:r>
-        <w:rPr>
-          <w:rFonts w:ascii="Times New Roman" w:eastAsia="Times New Roman" w:hAnsi="Times New Roman" w:cs="Times New Roman"/>
-          <w:sz w:val="24"/>
-          <w:szCs w:val="24"/>
-        </w:rPr>
-        <w:t>res.writeHead</w:t>
-      </w:r>
-      <w:proofErr w:type="spellEnd"/>
-      <w:r>
-        <w:rPr>
-          <w:rFonts w:ascii="Times New Roman" w:eastAsia="Times New Roman" w:hAnsi="Times New Roman" w:cs="Times New Roman"/>
-          <w:sz w:val="24"/>
-          <w:szCs w:val="24"/>
-        </w:rPr>
-        <w:t>(200, {</w:t>
+        <w:t xml:space="preserve">            res.writeHead(200, {</w:t>
       </w:r>
     </w:p>
     <w:p>
@@ -12848,25 +9714,7 @@
           <w:sz w:val="24"/>
           <w:szCs w:val="24"/>
         </w:rPr>
-        <w:t xml:space="preserve">            </w:t>
-      </w:r>
-      <w:proofErr w:type="spellStart"/>
-      <w:r>
-        <w:rPr>
-          <w:rFonts w:ascii="Times New Roman" w:eastAsia="Times New Roman" w:hAnsi="Times New Roman" w:cs="Times New Roman"/>
-          <w:sz w:val="24"/>
-          <w:szCs w:val="24"/>
-        </w:rPr>
-        <w:t>res.end</w:t>
-      </w:r>
-      <w:proofErr w:type="spellEnd"/>
-      <w:r>
-        <w:rPr>
-          <w:rFonts w:ascii="Times New Roman" w:eastAsia="Times New Roman" w:hAnsi="Times New Roman" w:cs="Times New Roman"/>
-          <w:sz w:val="24"/>
-          <w:szCs w:val="24"/>
-        </w:rPr>
-        <w:t>(`</w:t>
+        <w:t xml:space="preserve">            res.end(`</w:t>
       </w:r>
     </w:p>
     <w:p>
@@ -12953,25 +9801,7 @@
           <w:sz w:val="24"/>
           <w:szCs w:val="24"/>
         </w:rPr>
-        <w:t xml:space="preserve">                &lt;a </w:t>
-      </w:r>
-      <w:proofErr w:type="spellStart"/>
-      <w:r>
-        <w:rPr>
-          <w:rFonts w:ascii="Times New Roman" w:eastAsia="Times New Roman" w:hAnsi="Times New Roman" w:cs="Times New Roman"/>
-          <w:sz w:val="24"/>
-          <w:szCs w:val="24"/>
-        </w:rPr>
-        <w:t>href</w:t>
-      </w:r>
-      <w:proofErr w:type="spellEnd"/>
-      <w:r>
-        <w:rPr>
-          <w:rFonts w:ascii="Times New Roman" w:eastAsia="Times New Roman" w:hAnsi="Times New Roman" w:cs="Times New Roman"/>
-          <w:sz w:val="24"/>
-          <w:szCs w:val="24"/>
-        </w:rPr>
-        <w:t>="/"&gt;Go Back&lt;/a&gt;</w:t>
+        <w:t xml:space="preserve">                &lt;a href="/"&gt;Go Back&lt;/a&gt;</w:t>
       </w:r>
     </w:p>
     <w:p>
@@ -13047,62 +9877,26 @@
           <w:sz w:val="24"/>
           <w:szCs w:val="24"/>
         </w:rPr>
-        <w:t xml:space="preserve">        </w:t>
-      </w:r>
-      <w:proofErr w:type="spellStart"/>
-      <w:r>
-        <w:rPr>
-          <w:rFonts w:ascii="Times New Roman" w:eastAsia="Times New Roman" w:hAnsi="Times New Roman" w:cs="Times New Roman"/>
-          <w:sz w:val="24"/>
-          <w:szCs w:val="24"/>
-        </w:rPr>
-        <w:t>res.writeHead</w:t>
-      </w:r>
-      <w:proofErr w:type="spellEnd"/>
-      <w:r>
-        <w:rPr>
-          <w:rFonts w:ascii="Times New Roman" w:eastAsia="Times New Roman" w:hAnsi="Times New Roman" w:cs="Times New Roman"/>
-          <w:sz w:val="24"/>
-          <w:szCs w:val="24"/>
-        </w:rPr>
-        <w:t>(404);</w:t>
-      </w:r>
-    </w:p>
-    <w:p>
-      <w:pPr>
-        <w:spacing w:after="0" w:line="240" w:lineRule="auto"/>
-        <w:ind w:right="29"/>
-        <w:rPr>
-          <w:rFonts w:ascii="Times New Roman" w:eastAsia="Times New Roman" w:hAnsi="Times New Roman" w:cs="Times New Roman"/>
-          <w:sz w:val="24"/>
-          <w:szCs w:val="24"/>
-        </w:rPr>
-      </w:pPr>
-      <w:r>
-        <w:rPr>
-          <w:rFonts w:ascii="Times New Roman" w:eastAsia="Times New Roman" w:hAnsi="Times New Roman" w:cs="Times New Roman"/>
-          <w:sz w:val="24"/>
-          <w:szCs w:val="24"/>
-        </w:rPr>
-        <w:t xml:space="preserve">        </w:t>
-      </w:r>
-      <w:proofErr w:type="spellStart"/>
-      <w:r>
-        <w:rPr>
-          <w:rFonts w:ascii="Times New Roman" w:eastAsia="Times New Roman" w:hAnsi="Times New Roman" w:cs="Times New Roman"/>
-          <w:sz w:val="24"/>
-          <w:szCs w:val="24"/>
-        </w:rPr>
-        <w:t>res.end</w:t>
-      </w:r>
-      <w:proofErr w:type="spellEnd"/>
-      <w:r>
-        <w:rPr>
-          <w:rFonts w:ascii="Times New Roman" w:eastAsia="Times New Roman" w:hAnsi="Times New Roman" w:cs="Times New Roman"/>
-          <w:sz w:val="24"/>
-          <w:szCs w:val="24"/>
-        </w:rPr>
-        <w:t>('404 - Page Not Found');</w:t>
+        <w:t xml:space="preserve">        res.writeHead(404);</w:t>
+      </w:r>
+    </w:p>
+    <w:p>
+      <w:pPr>
+        <w:spacing w:after="0" w:line="240" w:lineRule="auto"/>
+        <w:ind w:right="29"/>
+        <w:rPr>
+          <w:rFonts w:ascii="Times New Roman" w:eastAsia="Times New Roman" w:hAnsi="Times New Roman" w:cs="Times New Roman"/>
+          <w:sz w:val="24"/>
+          <w:szCs w:val="24"/>
+        </w:rPr>
+      </w:pPr>
+      <w:r>
+        <w:rPr>
+          <w:rFonts w:ascii="Times New Roman" w:eastAsia="Times New Roman" w:hAnsi="Times New Roman" w:cs="Times New Roman"/>
+          <w:sz w:val="24"/>
+          <w:szCs w:val="24"/>
+        </w:rPr>
+        <w:t xml:space="preserve">        res.end('404 - Page Not Found');</w:t>
       </w:r>
     </w:p>
     <w:p>
@@ -13164,23 +9958,13 @@
           <w:szCs w:val="24"/>
         </w:rPr>
       </w:pPr>
-      <w:proofErr w:type="spellStart"/>
-      <w:r>
-        <w:rPr>
-          <w:rFonts w:ascii="Times New Roman" w:eastAsia="Times New Roman" w:hAnsi="Times New Roman" w:cs="Times New Roman"/>
-          <w:sz w:val="24"/>
-          <w:szCs w:val="24"/>
-        </w:rPr>
-        <w:t>server.listen</w:t>
-      </w:r>
-      <w:proofErr w:type="spellEnd"/>
-      <w:r>
-        <w:rPr>
-          <w:rFonts w:ascii="Times New Roman" w:eastAsia="Times New Roman" w:hAnsi="Times New Roman" w:cs="Times New Roman"/>
-          <w:sz w:val="24"/>
-          <w:szCs w:val="24"/>
-        </w:rPr>
-        <w:t>(3000, () =&gt; {</w:t>
+      <w:r>
+        <w:rPr>
+          <w:rFonts w:ascii="Times New Roman" w:eastAsia="Times New Roman" w:hAnsi="Times New Roman" w:cs="Times New Roman"/>
+          <w:sz w:val="24"/>
+          <w:szCs w:val="24"/>
+        </w:rPr>
+        <w:t>server.listen(3000, () =&gt; {</w:t>
       </w:r>
     </w:p>
     <w:p>
@@ -13258,6 +10042,7 @@
         <w:rPr>
           <w:rFonts w:ascii="Times New Roman" w:eastAsia="Times New Roman" w:hAnsi="Times New Roman" w:cs="Times New Roman"/>
           <w:b/>
+          <w:noProof/>
           <w:sz w:val="24"/>
           <w:szCs w:val="24"/>
         </w:rPr>
@@ -13313,6 +10098,7 @@
         <w:rPr>
           <w:rFonts w:ascii="Times New Roman" w:eastAsia="Times New Roman" w:hAnsi="Times New Roman" w:cs="Times New Roman"/>
           <w:b/>
+          <w:noProof/>
           <w:sz w:val="24"/>
           <w:szCs w:val="24"/>
         </w:rPr>
@@ -13368,6 +10154,7 @@
         <w:rPr>
           <w:rFonts w:ascii="Times New Roman" w:eastAsia="Times New Roman" w:hAnsi="Times New Roman" w:cs="Times New Roman"/>
           <w:b/>
+          <w:noProof/>
           <w:sz w:val="24"/>
           <w:szCs w:val="24"/>
         </w:rPr>
@@ -13438,99 +10225,101 @@
           <w:sz w:val="24"/>
           <w:szCs w:val="24"/>
         </w:rPr>
-        <w:t>8</w:t>
-      </w:r>
-      <w:r>
+        <w:t xml:space="preserve">8: </w:t>
+      </w:r>
+      <w:r>
+        <w:rPr>
+          <w:rFonts w:ascii="Times New Roman" w:eastAsia="Times New Roman" w:hAnsi="Times New Roman" w:cs="Times New Roman"/>
+          <w:bCs/>
+          <w:sz w:val="24"/>
+          <w:szCs w:val="24"/>
+        </w:rPr>
+        <w:t>Write a node.js program to delete specific product from the product table.</w:t>
+      </w:r>
+    </w:p>
+    <w:p>
+      <w:pPr>
+        <w:spacing w:after="0" w:line="360" w:lineRule="auto"/>
+        <w:ind w:right="29"/>
         <w:rPr>
           <w:rFonts w:ascii="Times New Roman" w:eastAsia="Times New Roman" w:hAnsi="Times New Roman" w:cs="Times New Roman"/>
           <w:b/>
           <w:sz w:val="24"/>
           <w:szCs w:val="24"/>
         </w:rPr>
-        <w:t xml:space="preserve">: </w:t>
-      </w:r>
-      <w:r>
+      </w:pPr>
+      <w:r>
+        <w:rPr>
+          <w:rFonts w:ascii="Times New Roman" w:eastAsia="Times New Roman" w:hAnsi="Times New Roman" w:cs="Times New Roman"/>
+          <w:b/>
+          <w:sz w:val="24"/>
+          <w:szCs w:val="24"/>
+        </w:rPr>
+        <w:t>Code</w:t>
+      </w:r>
+      <w:r>
+        <w:rPr>
+          <w:rFonts w:ascii="Times New Roman" w:eastAsia="Times New Roman" w:hAnsi="Times New Roman" w:cs="Times New Roman"/>
+          <w:b/>
+          <w:sz w:val="24"/>
+          <w:szCs w:val="24"/>
+        </w:rPr>
+        <w:t>:</w:t>
+      </w:r>
+    </w:p>
+    <w:p>
+      <w:pPr>
+        <w:spacing w:after="0" w:line="240" w:lineRule="auto"/>
+        <w:ind w:right="29"/>
         <w:rPr>
           <w:rFonts w:ascii="Times New Roman" w:eastAsia="Times New Roman" w:hAnsi="Times New Roman" w:cs="Times New Roman"/>
           <w:bCs/>
           <w:sz w:val="24"/>
           <w:szCs w:val="24"/>
         </w:rPr>
-        <w:t>Write a node.js program to delete specific product from the product table.</w:t>
-      </w:r>
-    </w:p>
-    <w:p>
-      <w:pPr>
-        <w:spacing w:after="0" w:line="360" w:lineRule="auto"/>
-        <w:ind w:right="29"/>
-        <w:rPr>
-          <w:rFonts w:ascii="Times New Roman" w:eastAsia="Times New Roman" w:hAnsi="Times New Roman" w:cs="Times New Roman"/>
-          <w:b/>
-          <w:sz w:val="24"/>
-          <w:szCs w:val="24"/>
-        </w:rPr>
-      </w:pPr>
-      <w:r>
-        <w:rPr>
-          <w:rFonts w:ascii="Times New Roman" w:eastAsia="Times New Roman" w:hAnsi="Times New Roman" w:cs="Times New Roman"/>
-          <w:b/>
-          <w:sz w:val="24"/>
-          <w:szCs w:val="24"/>
-        </w:rPr>
-        <w:t>Code</w:t>
-      </w:r>
-      <w:r>
-        <w:rPr>
-          <w:rFonts w:ascii="Times New Roman" w:eastAsia="Times New Roman" w:hAnsi="Times New Roman" w:cs="Times New Roman"/>
-          <w:b/>
-          <w:sz w:val="24"/>
-          <w:szCs w:val="24"/>
-        </w:rPr>
-        <w:t>:</w:t>
-      </w:r>
-    </w:p>
-    <w:p>
-      <w:pPr>
-        <w:spacing w:after="0" w:line="240" w:lineRule="auto"/>
-        <w:ind w:right="29"/>
+      </w:pPr>
+      <w:r>
         <w:rPr>
           <w:rFonts w:ascii="Times New Roman" w:eastAsia="Times New Roman" w:hAnsi="Times New Roman" w:cs="Times New Roman"/>
           <w:bCs/>
           <w:sz w:val="24"/>
           <w:szCs w:val="24"/>
         </w:rPr>
-      </w:pPr>
-      <w:r>
+        <w:t>const http = require('http');</w:t>
+      </w:r>
+    </w:p>
+    <w:p>
+      <w:pPr>
+        <w:spacing w:after="0" w:line="240" w:lineRule="auto"/>
+        <w:ind w:right="29"/>
         <w:rPr>
           <w:rFonts w:ascii="Times New Roman" w:eastAsia="Times New Roman" w:hAnsi="Times New Roman" w:cs="Times New Roman"/>
           <w:bCs/>
           <w:sz w:val="24"/>
           <w:szCs w:val="24"/>
         </w:rPr>
-        <w:t>const http = require('http');</w:t>
-      </w:r>
-    </w:p>
-    <w:p>
-      <w:pPr>
-        <w:spacing w:after="0" w:line="240" w:lineRule="auto"/>
-        <w:ind w:right="29"/>
+      </w:pPr>
+      <w:r>
         <w:rPr>
           <w:rFonts w:ascii="Times New Roman" w:eastAsia="Times New Roman" w:hAnsi="Times New Roman" w:cs="Times New Roman"/>
           <w:bCs/>
           <w:sz w:val="24"/>
           <w:szCs w:val="24"/>
         </w:rPr>
-      </w:pPr>
-      <w:r>
+        <w:t>const mysql = require('mysql2');</w:t>
+      </w:r>
+    </w:p>
+    <w:p>
+      <w:pPr>
+        <w:spacing w:after="0" w:line="240" w:lineRule="auto"/>
+        <w:ind w:right="29"/>
         <w:rPr>
           <w:rFonts w:ascii="Times New Roman" w:eastAsia="Times New Roman" w:hAnsi="Times New Roman" w:cs="Times New Roman"/>
           <w:bCs/>
           <w:sz w:val="24"/>
           <w:szCs w:val="24"/>
         </w:rPr>
-        <w:t xml:space="preserve">const </w:t>
-      </w:r>
-      <w:proofErr w:type="spellStart"/>
+      </w:pPr>
       <w:r>
         <w:rPr>
           <w:rFonts w:ascii="Times New Roman" w:eastAsia="Times New Roman" w:hAnsi="Times New Roman" w:cs="Times New Roman"/>
@@ -13538,18 +10327,20 @@
           <w:sz w:val="24"/>
           <w:szCs w:val="24"/>
         </w:rPr>
-        <w:t>mysql</w:t>
-      </w:r>
-      <w:proofErr w:type="spellEnd"/>
-      <w:r>
+        <w:t>const { URL } = require('url');</w:t>
+      </w:r>
+    </w:p>
+    <w:p>
+      <w:pPr>
+        <w:spacing w:after="0" w:line="240" w:lineRule="auto"/>
+        <w:ind w:right="29"/>
         <w:rPr>
           <w:rFonts w:ascii="Times New Roman" w:eastAsia="Times New Roman" w:hAnsi="Times New Roman" w:cs="Times New Roman"/>
           <w:bCs/>
           <w:sz w:val="24"/>
           <w:szCs w:val="24"/>
         </w:rPr>
-        <w:t xml:space="preserve"> = require('mysql2');</w:t>
-      </w:r>
+      </w:pPr>
     </w:p>
     <w:p>
       <w:pPr>
@@ -13569,19 +10360,20 @@
           <w:sz w:val="24"/>
           <w:szCs w:val="24"/>
         </w:rPr>
-        <w:t>const { URL } = require('</w:t>
-      </w:r>
-      <w:proofErr w:type="spellStart"/>
-      <w:r>
+        <w:t>const con = mysql.createConnection({</w:t>
+      </w:r>
+    </w:p>
+    <w:p>
+      <w:pPr>
+        <w:spacing w:after="0" w:line="240" w:lineRule="auto"/>
+        <w:ind w:right="29"/>
         <w:rPr>
           <w:rFonts w:ascii="Times New Roman" w:eastAsia="Times New Roman" w:hAnsi="Times New Roman" w:cs="Times New Roman"/>
           <w:bCs/>
           <w:sz w:val="24"/>
           <w:szCs w:val="24"/>
         </w:rPr>
-        <w:t>url</w:t>
-      </w:r>
-      <w:proofErr w:type="spellEnd"/>
+      </w:pPr>
       <w:r>
         <w:rPr>
           <w:rFonts w:ascii="Times New Roman" w:eastAsia="Times New Roman" w:hAnsi="Times New Roman" w:cs="Times New Roman"/>
@@ -13589,7 +10381,7 @@
           <w:sz w:val="24"/>
           <w:szCs w:val="24"/>
         </w:rPr>
-        <w:t>');</w:t>
+        <w:t xml:space="preserve">    host: 'localhost',</w:t>
       </w:r>
     </w:p>
     <w:p>
@@ -13603,28 +10395,27 @@
           <w:szCs w:val="24"/>
         </w:rPr>
       </w:pPr>
-    </w:p>
-    <w:p>
-      <w:pPr>
-        <w:spacing w:after="0" w:line="240" w:lineRule="auto"/>
-        <w:ind w:right="29"/>
+      <w:r>
         <w:rPr>
           <w:rFonts w:ascii="Times New Roman" w:eastAsia="Times New Roman" w:hAnsi="Times New Roman" w:cs="Times New Roman"/>
           <w:bCs/>
           <w:sz w:val="24"/>
           <w:szCs w:val="24"/>
         </w:rPr>
-      </w:pPr>
-      <w:r>
+        <w:t xml:space="preserve">    user: 'vatsal',</w:t>
+      </w:r>
+    </w:p>
+    <w:p>
+      <w:pPr>
+        <w:spacing w:after="0" w:line="240" w:lineRule="auto"/>
+        <w:ind w:right="29"/>
         <w:rPr>
           <w:rFonts w:ascii="Times New Roman" w:eastAsia="Times New Roman" w:hAnsi="Times New Roman" w:cs="Times New Roman"/>
           <w:bCs/>
           <w:sz w:val="24"/>
           <w:szCs w:val="24"/>
         </w:rPr>
-        <w:t xml:space="preserve">const con = </w:t>
-      </w:r>
-      <w:proofErr w:type="spellStart"/>
+      </w:pPr>
       <w:r>
         <w:rPr>
           <w:rFonts w:ascii="Times New Roman" w:eastAsia="Times New Roman" w:hAnsi="Times New Roman" w:cs="Times New Roman"/>
@@ -13632,60 +10423,62 @@
           <w:sz w:val="24"/>
           <w:szCs w:val="24"/>
         </w:rPr>
-        <w:t>mysql.createConnection</w:t>
-      </w:r>
-      <w:proofErr w:type="spellEnd"/>
-      <w:r>
+        <w:t xml:space="preserve">    password: 'vatsal',</w:t>
+      </w:r>
+    </w:p>
+    <w:p>
+      <w:pPr>
+        <w:spacing w:after="0" w:line="240" w:lineRule="auto"/>
+        <w:ind w:right="29"/>
         <w:rPr>
           <w:rFonts w:ascii="Times New Roman" w:eastAsia="Times New Roman" w:hAnsi="Times New Roman" w:cs="Times New Roman"/>
           <w:bCs/>
           <w:sz w:val="24"/>
           <w:szCs w:val="24"/>
         </w:rPr>
-        <w:t>({</w:t>
-      </w:r>
-    </w:p>
-    <w:p>
-      <w:pPr>
-        <w:spacing w:after="0" w:line="240" w:lineRule="auto"/>
-        <w:ind w:right="29"/>
+      </w:pPr>
+      <w:r>
         <w:rPr>
           <w:rFonts w:ascii="Times New Roman" w:eastAsia="Times New Roman" w:hAnsi="Times New Roman" w:cs="Times New Roman"/>
           <w:bCs/>
           <w:sz w:val="24"/>
           <w:szCs w:val="24"/>
         </w:rPr>
-      </w:pPr>
-      <w:r>
+        <w:t xml:space="preserve">    database: 'Node_test',</w:t>
+      </w:r>
+    </w:p>
+    <w:p>
+      <w:pPr>
+        <w:spacing w:after="0" w:line="240" w:lineRule="auto"/>
+        <w:ind w:right="29"/>
         <w:rPr>
           <w:rFonts w:ascii="Times New Roman" w:eastAsia="Times New Roman" w:hAnsi="Times New Roman" w:cs="Times New Roman"/>
           <w:bCs/>
           <w:sz w:val="24"/>
           <w:szCs w:val="24"/>
         </w:rPr>
-        <w:t xml:space="preserve">    host: 'localhost',</w:t>
-      </w:r>
-    </w:p>
-    <w:p>
-      <w:pPr>
-        <w:spacing w:after="0" w:line="240" w:lineRule="auto"/>
-        <w:ind w:right="29"/>
+      </w:pPr>
+      <w:r>
         <w:rPr>
           <w:rFonts w:ascii="Times New Roman" w:eastAsia="Times New Roman" w:hAnsi="Times New Roman" w:cs="Times New Roman"/>
           <w:bCs/>
           <w:sz w:val="24"/>
           <w:szCs w:val="24"/>
         </w:rPr>
-      </w:pPr>
-      <w:r>
+        <w:t>});</w:t>
+      </w:r>
+    </w:p>
+    <w:p>
+      <w:pPr>
+        <w:spacing w:after="0" w:line="240" w:lineRule="auto"/>
+        <w:ind w:right="29"/>
         <w:rPr>
           <w:rFonts w:ascii="Times New Roman" w:eastAsia="Times New Roman" w:hAnsi="Times New Roman" w:cs="Times New Roman"/>
           <w:bCs/>
           <w:sz w:val="24"/>
           <w:szCs w:val="24"/>
         </w:rPr>
-        <w:t xml:space="preserve">    user: 'vatsal',</w:t>
-      </w:r>
+      </w:pPr>
     </w:p>
     <w:p>
       <w:pPr>
@@ -13705,7 +10498,7 @@
           <w:sz w:val="24"/>
           <w:szCs w:val="24"/>
         </w:rPr>
-        <w:t xml:space="preserve">    password: 'vatsal',</w:t>
+        <w:t>const server = http.createServer((req, res) =&gt; {</w:t>
       </w:r>
     </w:p>
     <w:p>
@@ -13726,61 +10519,62 @@
           <w:sz w:val="24"/>
           <w:szCs w:val="24"/>
         </w:rPr>
-        <w:t xml:space="preserve">    database: '</w:t>
-      </w:r>
-      <w:proofErr w:type="spellStart"/>
-      <w:r>
+        <w:t xml:space="preserve">    const url = new URL(req.url, `http://${req.headers.host}`);</w:t>
+      </w:r>
+    </w:p>
+    <w:p>
+      <w:pPr>
+        <w:spacing w:after="0" w:line="240" w:lineRule="auto"/>
+        <w:ind w:right="29"/>
         <w:rPr>
           <w:rFonts w:ascii="Times New Roman" w:eastAsia="Times New Roman" w:hAnsi="Times New Roman" w:cs="Times New Roman"/>
           <w:bCs/>
           <w:sz w:val="24"/>
           <w:szCs w:val="24"/>
         </w:rPr>
-        <w:t>Node_test</w:t>
-      </w:r>
-      <w:proofErr w:type="spellEnd"/>
-      <w:r>
+      </w:pPr>
+    </w:p>
+    <w:p>
+      <w:pPr>
+        <w:spacing w:after="0" w:line="240" w:lineRule="auto"/>
+        <w:ind w:right="29"/>
         <w:rPr>
           <w:rFonts w:ascii="Times New Roman" w:eastAsia="Times New Roman" w:hAnsi="Times New Roman" w:cs="Times New Roman"/>
           <w:bCs/>
           <w:sz w:val="24"/>
           <w:szCs w:val="24"/>
         </w:rPr>
-        <w:t>',</w:t>
-      </w:r>
-    </w:p>
-    <w:p>
-      <w:pPr>
-        <w:spacing w:after="0" w:line="240" w:lineRule="auto"/>
-        <w:ind w:right="29"/>
+      </w:pPr>
+      <w:r>
         <w:rPr>
           <w:rFonts w:ascii="Times New Roman" w:eastAsia="Times New Roman" w:hAnsi="Times New Roman" w:cs="Times New Roman"/>
           <w:bCs/>
           <w:sz w:val="24"/>
           <w:szCs w:val="24"/>
         </w:rPr>
-      </w:pPr>
-      <w:r>
+        <w:t xml:space="preserve">    // Display form</w:t>
+      </w:r>
+    </w:p>
+    <w:p>
+      <w:pPr>
+        <w:spacing w:after="0" w:line="240" w:lineRule="auto"/>
+        <w:ind w:right="29"/>
         <w:rPr>
           <w:rFonts w:ascii="Times New Roman" w:eastAsia="Times New Roman" w:hAnsi="Times New Roman" w:cs="Times New Roman"/>
           <w:bCs/>
           <w:sz w:val="24"/>
           <w:szCs w:val="24"/>
         </w:rPr>
-        <w:t>});</w:t>
-      </w:r>
-    </w:p>
-    <w:p>
-      <w:pPr>
-        <w:spacing w:after="0" w:line="240" w:lineRule="auto"/>
-        <w:ind w:right="29"/>
+      </w:pPr>
+      <w:r>
         <w:rPr>
           <w:rFonts w:ascii="Times New Roman" w:eastAsia="Times New Roman" w:hAnsi="Times New Roman" w:cs="Times New Roman"/>
           <w:bCs/>
           <w:sz w:val="24"/>
           <w:szCs w:val="24"/>
         </w:rPr>
-      </w:pPr>
+        <w:t xml:space="preserve">    if (url.pathname === '/') {</w:t>
+      </w:r>
     </w:p>
     <w:p>
       <w:pPr>
@@ -13800,183 +10594,7 @@
           <w:sz w:val="24"/>
           <w:szCs w:val="24"/>
         </w:rPr>
-        <w:t xml:space="preserve">const server = </w:t>
-      </w:r>
-      <w:proofErr w:type="spellStart"/>
-      <w:r>
-        <w:rPr>
-          <w:rFonts w:ascii="Times New Roman" w:eastAsia="Times New Roman" w:hAnsi="Times New Roman" w:cs="Times New Roman"/>
-          <w:bCs/>
-          <w:sz w:val="24"/>
-          <w:szCs w:val="24"/>
-        </w:rPr>
-        <w:t>http.createServer</w:t>
-      </w:r>
-      <w:proofErr w:type="spellEnd"/>
-      <w:r>
-        <w:rPr>
-          <w:rFonts w:ascii="Times New Roman" w:eastAsia="Times New Roman" w:hAnsi="Times New Roman" w:cs="Times New Roman"/>
-          <w:bCs/>
-          <w:sz w:val="24"/>
-          <w:szCs w:val="24"/>
-        </w:rPr>
-        <w:t>((req, res) =&gt; {</w:t>
-      </w:r>
-    </w:p>
-    <w:p>
-      <w:pPr>
-        <w:spacing w:after="0" w:line="240" w:lineRule="auto"/>
-        <w:ind w:right="29"/>
-        <w:rPr>
-          <w:rFonts w:ascii="Times New Roman" w:eastAsia="Times New Roman" w:hAnsi="Times New Roman" w:cs="Times New Roman"/>
-          <w:bCs/>
-          <w:sz w:val="24"/>
-          <w:szCs w:val="24"/>
-        </w:rPr>
-      </w:pPr>
-      <w:r>
-        <w:rPr>
-          <w:rFonts w:ascii="Times New Roman" w:eastAsia="Times New Roman" w:hAnsi="Times New Roman" w:cs="Times New Roman"/>
-          <w:bCs/>
-          <w:sz w:val="24"/>
-          <w:szCs w:val="24"/>
-        </w:rPr>
-        <w:t xml:space="preserve">    const </w:t>
-      </w:r>
-      <w:proofErr w:type="spellStart"/>
-      <w:r>
-        <w:rPr>
-          <w:rFonts w:ascii="Times New Roman" w:eastAsia="Times New Roman" w:hAnsi="Times New Roman" w:cs="Times New Roman"/>
-          <w:bCs/>
-          <w:sz w:val="24"/>
-          <w:szCs w:val="24"/>
-        </w:rPr>
-        <w:t>url</w:t>
-      </w:r>
-      <w:proofErr w:type="spellEnd"/>
-      <w:r>
-        <w:rPr>
-          <w:rFonts w:ascii="Times New Roman" w:eastAsia="Times New Roman" w:hAnsi="Times New Roman" w:cs="Times New Roman"/>
-          <w:bCs/>
-          <w:sz w:val="24"/>
-          <w:szCs w:val="24"/>
-        </w:rPr>
-        <w:t xml:space="preserve"> = new URL(req.url, `http://${req.headers.host}`);</w:t>
-      </w:r>
-    </w:p>
-    <w:p>
-      <w:pPr>
-        <w:spacing w:after="0" w:line="240" w:lineRule="auto"/>
-        <w:ind w:right="29"/>
-        <w:rPr>
-          <w:rFonts w:ascii="Times New Roman" w:eastAsia="Times New Roman" w:hAnsi="Times New Roman" w:cs="Times New Roman"/>
-          <w:bCs/>
-          <w:sz w:val="24"/>
-          <w:szCs w:val="24"/>
-        </w:rPr>
-      </w:pPr>
-    </w:p>
-    <w:p>
-      <w:pPr>
-        <w:spacing w:after="0" w:line="240" w:lineRule="auto"/>
-        <w:ind w:right="29"/>
-        <w:rPr>
-          <w:rFonts w:ascii="Times New Roman" w:eastAsia="Times New Roman" w:hAnsi="Times New Roman" w:cs="Times New Roman"/>
-          <w:bCs/>
-          <w:sz w:val="24"/>
-          <w:szCs w:val="24"/>
-        </w:rPr>
-      </w:pPr>
-      <w:r>
-        <w:rPr>
-          <w:rFonts w:ascii="Times New Roman" w:eastAsia="Times New Roman" w:hAnsi="Times New Roman" w:cs="Times New Roman"/>
-          <w:bCs/>
-          <w:sz w:val="24"/>
-          <w:szCs w:val="24"/>
-        </w:rPr>
-        <w:t xml:space="preserve">    // Display form</w:t>
-      </w:r>
-    </w:p>
-    <w:p>
-      <w:pPr>
-        <w:spacing w:after="0" w:line="240" w:lineRule="auto"/>
-        <w:ind w:right="29"/>
-        <w:rPr>
-          <w:rFonts w:ascii="Times New Roman" w:eastAsia="Times New Roman" w:hAnsi="Times New Roman" w:cs="Times New Roman"/>
-          <w:bCs/>
-          <w:sz w:val="24"/>
-          <w:szCs w:val="24"/>
-        </w:rPr>
-      </w:pPr>
-      <w:r>
-        <w:rPr>
-          <w:rFonts w:ascii="Times New Roman" w:eastAsia="Times New Roman" w:hAnsi="Times New Roman" w:cs="Times New Roman"/>
-          <w:bCs/>
-          <w:sz w:val="24"/>
-          <w:szCs w:val="24"/>
-        </w:rPr>
-        <w:t xml:space="preserve">    if (</w:t>
-      </w:r>
-      <w:proofErr w:type="spellStart"/>
-      <w:r>
-        <w:rPr>
-          <w:rFonts w:ascii="Times New Roman" w:eastAsia="Times New Roman" w:hAnsi="Times New Roman" w:cs="Times New Roman"/>
-          <w:bCs/>
-          <w:sz w:val="24"/>
-          <w:szCs w:val="24"/>
-        </w:rPr>
-        <w:t>url.pathname</w:t>
-      </w:r>
-      <w:proofErr w:type="spellEnd"/>
-      <w:r>
-        <w:rPr>
-          <w:rFonts w:ascii="Times New Roman" w:eastAsia="Times New Roman" w:hAnsi="Times New Roman" w:cs="Times New Roman"/>
-          <w:bCs/>
-          <w:sz w:val="24"/>
-          <w:szCs w:val="24"/>
-        </w:rPr>
-        <w:t xml:space="preserve"> === '/') {</w:t>
-      </w:r>
-    </w:p>
-    <w:p>
-      <w:pPr>
-        <w:spacing w:after="0" w:line="240" w:lineRule="auto"/>
-        <w:ind w:right="29"/>
-        <w:rPr>
-          <w:rFonts w:ascii="Times New Roman" w:eastAsia="Times New Roman" w:hAnsi="Times New Roman" w:cs="Times New Roman"/>
-          <w:bCs/>
-          <w:sz w:val="24"/>
-          <w:szCs w:val="24"/>
-        </w:rPr>
-      </w:pPr>
-      <w:r>
-        <w:rPr>
-          <w:rFonts w:ascii="Times New Roman" w:eastAsia="Times New Roman" w:hAnsi="Times New Roman" w:cs="Times New Roman"/>
-          <w:bCs/>
-          <w:sz w:val="24"/>
-          <w:szCs w:val="24"/>
-        </w:rPr>
-        <w:t xml:space="preserve">        </w:t>
-      </w:r>
-      <w:proofErr w:type="spellStart"/>
-      <w:r>
-        <w:rPr>
-          <w:rFonts w:ascii="Times New Roman" w:eastAsia="Times New Roman" w:hAnsi="Times New Roman" w:cs="Times New Roman"/>
-          <w:bCs/>
-          <w:sz w:val="24"/>
-          <w:szCs w:val="24"/>
-        </w:rPr>
-        <w:t>res.writeHead</w:t>
-      </w:r>
-      <w:proofErr w:type="spellEnd"/>
-      <w:r>
-        <w:rPr>
-          <w:rFonts w:ascii="Times New Roman" w:eastAsia="Times New Roman" w:hAnsi="Times New Roman" w:cs="Times New Roman"/>
-          <w:bCs/>
-          <w:sz w:val="24"/>
-          <w:szCs w:val="24"/>
-        </w:rPr>
-        <w:t>(200, {</w:t>
+        <w:t xml:space="preserve">        res.writeHead(200, {</w:t>
       </w:r>
     </w:p>
     <w:p>
@@ -14052,19 +10670,20 @@
           <w:sz w:val="24"/>
           <w:szCs w:val="24"/>
         </w:rPr>
-        <w:t xml:space="preserve">        </w:t>
-      </w:r>
-      <w:proofErr w:type="spellStart"/>
-      <w:r>
+        <w:t xml:space="preserve">        res.end(`</w:t>
+      </w:r>
+    </w:p>
+    <w:p>
+      <w:pPr>
+        <w:spacing w:after="0" w:line="240" w:lineRule="auto"/>
+        <w:ind w:right="29"/>
         <w:rPr>
           <w:rFonts w:ascii="Times New Roman" w:eastAsia="Times New Roman" w:hAnsi="Times New Roman" w:cs="Times New Roman"/>
           <w:bCs/>
           <w:sz w:val="24"/>
           <w:szCs w:val="24"/>
         </w:rPr>
-        <w:t>res.end</w:t>
-      </w:r>
-      <w:proofErr w:type="spellEnd"/>
+      </w:pPr>
       <w:r>
         <w:rPr>
           <w:rFonts w:ascii="Times New Roman" w:eastAsia="Times New Roman" w:hAnsi="Times New Roman" w:cs="Times New Roman"/>
@@ -14072,7 +10691,7 @@
           <w:sz w:val="24"/>
           <w:szCs w:val="24"/>
         </w:rPr>
-        <w:t>(`</w:t>
+        <w:t xml:space="preserve">            &lt;h1&gt;Delete Product&lt;/h1&gt;</w:t>
       </w:r>
     </w:p>
     <w:p>
@@ -14086,27 +10705,27 @@
           <w:szCs w:val="24"/>
         </w:rPr>
       </w:pPr>
-      <w:r>
+    </w:p>
+    <w:p>
+      <w:pPr>
+        <w:spacing w:after="0" w:line="240" w:lineRule="auto"/>
+        <w:ind w:right="29"/>
         <w:rPr>
           <w:rFonts w:ascii="Times New Roman" w:eastAsia="Times New Roman" w:hAnsi="Times New Roman" w:cs="Times New Roman"/>
           <w:bCs/>
           <w:sz w:val="24"/>
           <w:szCs w:val="24"/>
         </w:rPr>
-        <w:t xml:space="preserve">            &lt;h1&gt;Delete Product&lt;/h1&gt;</w:t>
-      </w:r>
-    </w:p>
-    <w:p>
-      <w:pPr>
-        <w:spacing w:after="0" w:line="240" w:lineRule="auto"/>
-        <w:ind w:right="29"/>
+      </w:pPr>
+      <w:r>
         <w:rPr>
           <w:rFonts w:ascii="Times New Roman" w:eastAsia="Times New Roman" w:hAnsi="Times New Roman" w:cs="Times New Roman"/>
           <w:bCs/>
           <w:sz w:val="24"/>
           <w:szCs w:val="24"/>
         </w:rPr>
-      </w:pPr>
+        <w:t xml:space="preserve">            &lt;form action="/delete" method="GET"&gt;</w:t>
+      </w:r>
     </w:p>
     <w:p>
       <w:pPr>
@@ -14119,27 +10738,27 @@
           <w:szCs w:val="24"/>
         </w:rPr>
       </w:pPr>
-      <w:r>
+    </w:p>
+    <w:p>
+      <w:pPr>
+        <w:spacing w:after="0" w:line="240" w:lineRule="auto"/>
+        <w:ind w:right="29"/>
         <w:rPr>
           <w:rFonts w:ascii="Times New Roman" w:eastAsia="Times New Roman" w:hAnsi="Times New Roman" w:cs="Times New Roman"/>
           <w:bCs/>
           <w:sz w:val="24"/>
           <w:szCs w:val="24"/>
         </w:rPr>
-        <w:t xml:space="preserve">            &lt;form action="/delete" method="GET"&gt;</w:t>
-      </w:r>
-    </w:p>
-    <w:p>
-      <w:pPr>
-        <w:spacing w:after="0" w:line="240" w:lineRule="auto"/>
-        <w:ind w:right="29"/>
+      </w:pPr>
+      <w:r>
         <w:rPr>
           <w:rFonts w:ascii="Times New Roman" w:eastAsia="Times New Roman" w:hAnsi="Times New Roman" w:cs="Times New Roman"/>
           <w:bCs/>
           <w:sz w:val="24"/>
           <w:szCs w:val="24"/>
         </w:rPr>
-      </w:pPr>
+        <w:t xml:space="preserve">                Product ID:</w:t>
+      </w:r>
     </w:p>
     <w:p>
       <w:pPr>
@@ -14159,7 +10778,7 @@
           <w:sz w:val="24"/>
           <w:szCs w:val="24"/>
         </w:rPr>
-        <w:t xml:space="preserve">                Product ID:</w:t>
+        <w:t xml:space="preserve">                &lt;input type="number" name="id" required&gt;</w:t>
       </w:r>
     </w:p>
     <w:p>
@@ -14173,27 +10792,27 @@
           <w:szCs w:val="24"/>
         </w:rPr>
       </w:pPr>
-      <w:r>
+    </w:p>
+    <w:p>
+      <w:pPr>
+        <w:spacing w:after="0" w:line="240" w:lineRule="auto"/>
+        <w:ind w:right="29"/>
         <w:rPr>
           <w:rFonts w:ascii="Times New Roman" w:eastAsia="Times New Roman" w:hAnsi="Times New Roman" w:cs="Times New Roman"/>
           <w:bCs/>
           <w:sz w:val="24"/>
           <w:szCs w:val="24"/>
         </w:rPr>
-        <w:t xml:space="preserve">                &lt;input type="number" name="id" required&gt;</w:t>
-      </w:r>
-    </w:p>
-    <w:p>
-      <w:pPr>
-        <w:spacing w:after="0" w:line="240" w:lineRule="auto"/>
-        <w:ind w:right="29"/>
+      </w:pPr>
+      <w:r>
         <w:rPr>
           <w:rFonts w:ascii="Times New Roman" w:eastAsia="Times New Roman" w:hAnsi="Times New Roman" w:cs="Times New Roman"/>
           <w:bCs/>
           <w:sz w:val="24"/>
           <w:szCs w:val="24"/>
         </w:rPr>
-      </w:pPr>
+        <w:t xml:space="preserve">                &lt;button type="submit"&gt;Delete&lt;/button&gt;</w:t>
+      </w:r>
     </w:p>
     <w:p>
       <w:pPr>
@@ -14206,27 +10825,27 @@
           <w:szCs w:val="24"/>
         </w:rPr>
       </w:pPr>
-      <w:r>
+    </w:p>
+    <w:p>
+      <w:pPr>
+        <w:spacing w:after="0" w:line="240" w:lineRule="auto"/>
+        <w:ind w:right="29"/>
         <w:rPr>
           <w:rFonts w:ascii="Times New Roman" w:eastAsia="Times New Roman" w:hAnsi="Times New Roman" w:cs="Times New Roman"/>
           <w:bCs/>
           <w:sz w:val="24"/>
           <w:szCs w:val="24"/>
         </w:rPr>
-        <w:t xml:space="preserve">                &lt;button type="submit"&gt;Delete&lt;/button&gt;</w:t>
-      </w:r>
-    </w:p>
-    <w:p>
-      <w:pPr>
-        <w:spacing w:after="0" w:line="240" w:lineRule="auto"/>
-        <w:ind w:right="29"/>
+      </w:pPr>
+      <w:r>
         <w:rPr>
           <w:rFonts w:ascii="Times New Roman" w:eastAsia="Times New Roman" w:hAnsi="Times New Roman" w:cs="Times New Roman"/>
           <w:bCs/>
           <w:sz w:val="24"/>
           <w:szCs w:val="24"/>
         </w:rPr>
-      </w:pPr>
+        <w:t xml:space="preserve">            &lt;/form&gt;</w:t>
+      </w:r>
     </w:p>
     <w:p>
       <w:pPr>
@@ -14246,7 +10865,7 @@
           <w:sz w:val="24"/>
           <w:szCs w:val="24"/>
         </w:rPr>
-        <w:t xml:space="preserve">            &lt;/form&gt;</w:t>
+        <w:t xml:space="preserve">        `);</w:t>
       </w:r>
     </w:p>
     <w:p>
@@ -14267,7 +10886,7 @@
           <w:sz w:val="24"/>
           <w:szCs w:val="24"/>
         </w:rPr>
-        <w:t xml:space="preserve">        `);</w:t>
+        <w:t xml:space="preserve">    }</w:t>
       </w:r>
     </w:p>
     <w:p>
@@ -14281,13 +10900,523 @@
           <w:szCs w:val="24"/>
         </w:rPr>
       </w:pPr>
-      <w:r>
+    </w:p>
+    <w:p>
+      <w:pPr>
+        <w:spacing w:after="0" w:line="240" w:lineRule="auto"/>
+        <w:ind w:right="29"/>
         <w:rPr>
           <w:rFonts w:ascii="Times New Roman" w:eastAsia="Times New Roman" w:hAnsi="Times New Roman" w:cs="Times New Roman"/>
           <w:bCs/>
           <w:sz w:val="24"/>
           <w:szCs w:val="24"/>
         </w:rPr>
+      </w:pPr>
+      <w:r>
+        <w:rPr>
+          <w:rFonts w:ascii="Times New Roman" w:eastAsia="Times New Roman" w:hAnsi="Times New Roman" w:cs="Times New Roman"/>
+          <w:bCs/>
+          <w:sz w:val="24"/>
+          <w:szCs w:val="24"/>
+        </w:rPr>
+        <w:t xml:space="preserve">    // Delete product</w:t>
+      </w:r>
+    </w:p>
+    <w:p>
+      <w:pPr>
+        <w:spacing w:after="0" w:line="240" w:lineRule="auto"/>
+        <w:ind w:right="29"/>
+        <w:rPr>
+          <w:rFonts w:ascii="Times New Roman" w:eastAsia="Times New Roman" w:hAnsi="Times New Roman" w:cs="Times New Roman"/>
+          <w:bCs/>
+          <w:sz w:val="24"/>
+          <w:szCs w:val="24"/>
+        </w:rPr>
+      </w:pPr>
+      <w:r>
+        <w:rPr>
+          <w:rFonts w:ascii="Times New Roman" w:eastAsia="Times New Roman" w:hAnsi="Times New Roman" w:cs="Times New Roman"/>
+          <w:bCs/>
+          <w:sz w:val="24"/>
+          <w:szCs w:val="24"/>
+        </w:rPr>
+        <w:t xml:space="preserve">    else if (url.pathname === '/delete') {</w:t>
+      </w:r>
+    </w:p>
+    <w:p>
+      <w:pPr>
+        <w:spacing w:after="0" w:line="240" w:lineRule="auto"/>
+        <w:ind w:right="29"/>
+        <w:rPr>
+          <w:rFonts w:ascii="Times New Roman" w:eastAsia="Times New Roman" w:hAnsi="Times New Roman" w:cs="Times New Roman"/>
+          <w:bCs/>
+          <w:sz w:val="24"/>
+          <w:szCs w:val="24"/>
+        </w:rPr>
+      </w:pPr>
+      <w:r>
+        <w:rPr>
+          <w:rFonts w:ascii="Times New Roman" w:eastAsia="Times New Roman" w:hAnsi="Times New Roman" w:cs="Times New Roman"/>
+          <w:bCs/>
+          <w:sz w:val="24"/>
+          <w:szCs w:val="24"/>
+        </w:rPr>
+        <w:t xml:space="preserve">        const id = url.searchParams.get('id');</w:t>
+      </w:r>
+    </w:p>
+    <w:p>
+      <w:pPr>
+        <w:spacing w:after="0" w:line="240" w:lineRule="auto"/>
+        <w:ind w:right="29"/>
+        <w:rPr>
+          <w:rFonts w:ascii="Times New Roman" w:eastAsia="Times New Roman" w:hAnsi="Times New Roman" w:cs="Times New Roman"/>
+          <w:bCs/>
+          <w:sz w:val="24"/>
+          <w:szCs w:val="24"/>
+        </w:rPr>
+      </w:pPr>
+    </w:p>
+    <w:p>
+      <w:pPr>
+        <w:spacing w:after="0" w:line="240" w:lineRule="auto"/>
+        <w:ind w:right="29"/>
+        <w:rPr>
+          <w:rFonts w:ascii="Times New Roman" w:eastAsia="Times New Roman" w:hAnsi="Times New Roman" w:cs="Times New Roman"/>
+          <w:bCs/>
+          <w:sz w:val="24"/>
+          <w:szCs w:val="24"/>
+        </w:rPr>
+      </w:pPr>
+      <w:r>
+        <w:rPr>
+          <w:rFonts w:ascii="Times New Roman" w:eastAsia="Times New Roman" w:hAnsi="Times New Roman" w:cs="Times New Roman"/>
+          <w:bCs/>
+          <w:sz w:val="24"/>
+          <w:szCs w:val="24"/>
+        </w:rPr>
+        <w:t xml:space="preserve">        const sql = 'DELETE FROM Product WHERE Id = ?';</w:t>
+      </w:r>
+    </w:p>
+    <w:p>
+      <w:pPr>
+        <w:spacing w:after="0" w:line="240" w:lineRule="auto"/>
+        <w:ind w:right="29"/>
+        <w:rPr>
+          <w:rFonts w:ascii="Times New Roman" w:eastAsia="Times New Roman" w:hAnsi="Times New Roman" w:cs="Times New Roman"/>
+          <w:bCs/>
+          <w:sz w:val="24"/>
+          <w:szCs w:val="24"/>
+        </w:rPr>
+      </w:pPr>
+      <w:r>
+        <w:rPr>
+          <w:rFonts w:ascii="Times New Roman" w:eastAsia="Times New Roman" w:hAnsi="Times New Roman" w:cs="Times New Roman"/>
+          <w:bCs/>
+          <w:sz w:val="24"/>
+          <w:szCs w:val="24"/>
+        </w:rPr>
+        <w:t xml:space="preserve">        con.query(sql, [id], (err, result) =&gt; {</w:t>
+      </w:r>
+    </w:p>
+    <w:p>
+      <w:pPr>
+        <w:spacing w:after="0" w:line="240" w:lineRule="auto"/>
+        <w:ind w:right="29"/>
+        <w:rPr>
+          <w:rFonts w:ascii="Times New Roman" w:eastAsia="Times New Roman" w:hAnsi="Times New Roman" w:cs="Times New Roman"/>
+          <w:bCs/>
+          <w:sz w:val="24"/>
+          <w:szCs w:val="24"/>
+        </w:rPr>
+      </w:pPr>
+      <w:r>
+        <w:rPr>
+          <w:rFonts w:ascii="Times New Roman" w:eastAsia="Times New Roman" w:hAnsi="Times New Roman" w:cs="Times New Roman"/>
+          <w:bCs/>
+          <w:sz w:val="24"/>
+          <w:szCs w:val="24"/>
+        </w:rPr>
+        <w:t xml:space="preserve">            if (err) {</w:t>
+      </w:r>
+    </w:p>
+    <w:p>
+      <w:pPr>
+        <w:spacing w:after="0" w:line="240" w:lineRule="auto"/>
+        <w:ind w:right="29"/>
+        <w:rPr>
+          <w:rFonts w:ascii="Times New Roman" w:eastAsia="Times New Roman" w:hAnsi="Times New Roman" w:cs="Times New Roman"/>
+          <w:bCs/>
+          <w:sz w:val="24"/>
+          <w:szCs w:val="24"/>
+        </w:rPr>
+      </w:pPr>
+      <w:r>
+        <w:rPr>
+          <w:rFonts w:ascii="Times New Roman" w:eastAsia="Times New Roman" w:hAnsi="Times New Roman" w:cs="Times New Roman"/>
+          <w:bCs/>
+          <w:sz w:val="24"/>
+          <w:szCs w:val="24"/>
+        </w:rPr>
+        <w:t xml:space="preserve">                res.writeHead(500);</w:t>
+      </w:r>
+    </w:p>
+    <w:p>
+      <w:pPr>
+        <w:spacing w:after="0" w:line="240" w:lineRule="auto"/>
+        <w:ind w:right="29"/>
+        <w:rPr>
+          <w:rFonts w:ascii="Times New Roman" w:eastAsia="Times New Roman" w:hAnsi="Times New Roman" w:cs="Times New Roman"/>
+          <w:bCs/>
+          <w:sz w:val="24"/>
+          <w:szCs w:val="24"/>
+        </w:rPr>
+      </w:pPr>
+      <w:r>
+        <w:rPr>
+          <w:rFonts w:ascii="Times New Roman" w:eastAsia="Times New Roman" w:hAnsi="Times New Roman" w:cs="Times New Roman"/>
+          <w:bCs/>
+          <w:sz w:val="24"/>
+          <w:szCs w:val="24"/>
+        </w:rPr>
+        <w:t xml:space="preserve">                res.end('Database Error');</w:t>
+      </w:r>
+    </w:p>
+    <w:p>
+      <w:pPr>
+        <w:spacing w:after="0" w:line="240" w:lineRule="auto"/>
+        <w:ind w:right="29"/>
+        <w:rPr>
+          <w:rFonts w:ascii="Times New Roman" w:eastAsia="Times New Roman" w:hAnsi="Times New Roman" w:cs="Times New Roman"/>
+          <w:bCs/>
+          <w:sz w:val="24"/>
+          <w:szCs w:val="24"/>
+        </w:rPr>
+      </w:pPr>
+      <w:r>
+        <w:rPr>
+          <w:rFonts w:ascii="Times New Roman" w:eastAsia="Times New Roman" w:hAnsi="Times New Roman" w:cs="Times New Roman"/>
+          <w:bCs/>
+          <w:sz w:val="24"/>
+          <w:szCs w:val="24"/>
+        </w:rPr>
+        <w:t xml:space="preserve">                return;</w:t>
+      </w:r>
+    </w:p>
+    <w:p>
+      <w:pPr>
+        <w:spacing w:after="0" w:line="240" w:lineRule="auto"/>
+        <w:ind w:right="29"/>
+        <w:rPr>
+          <w:rFonts w:ascii="Times New Roman" w:eastAsia="Times New Roman" w:hAnsi="Times New Roman" w:cs="Times New Roman"/>
+          <w:bCs/>
+          <w:sz w:val="24"/>
+          <w:szCs w:val="24"/>
+        </w:rPr>
+      </w:pPr>
+      <w:r>
+        <w:rPr>
+          <w:rFonts w:ascii="Times New Roman" w:eastAsia="Times New Roman" w:hAnsi="Times New Roman" w:cs="Times New Roman"/>
+          <w:bCs/>
+          <w:sz w:val="24"/>
+          <w:szCs w:val="24"/>
+        </w:rPr>
+        <w:t xml:space="preserve">            }</w:t>
+      </w:r>
+    </w:p>
+    <w:p>
+      <w:pPr>
+        <w:spacing w:after="0" w:line="240" w:lineRule="auto"/>
+        <w:ind w:right="29"/>
+        <w:rPr>
+          <w:rFonts w:ascii="Times New Roman" w:eastAsia="Times New Roman" w:hAnsi="Times New Roman" w:cs="Times New Roman"/>
+          <w:bCs/>
+          <w:sz w:val="24"/>
+          <w:szCs w:val="24"/>
+        </w:rPr>
+      </w:pPr>
+      <w:r>
+        <w:rPr>
+          <w:rFonts w:ascii="Times New Roman" w:eastAsia="Times New Roman" w:hAnsi="Times New Roman" w:cs="Times New Roman"/>
+          <w:bCs/>
+          <w:sz w:val="24"/>
+          <w:szCs w:val="24"/>
+        </w:rPr>
+        <w:t xml:space="preserve">            res.writeHead(200, {</w:t>
+      </w:r>
+    </w:p>
+    <w:p>
+      <w:pPr>
+        <w:spacing w:after="0" w:line="240" w:lineRule="auto"/>
+        <w:ind w:right="29"/>
+        <w:rPr>
+          <w:rFonts w:ascii="Times New Roman" w:eastAsia="Times New Roman" w:hAnsi="Times New Roman" w:cs="Times New Roman"/>
+          <w:bCs/>
+          <w:sz w:val="24"/>
+          <w:szCs w:val="24"/>
+        </w:rPr>
+      </w:pPr>
+      <w:r>
+        <w:rPr>
+          <w:rFonts w:ascii="Times New Roman" w:eastAsia="Times New Roman" w:hAnsi="Times New Roman" w:cs="Times New Roman"/>
+          <w:bCs/>
+          <w:sz w:val="24"/>
+          <w:szCs w:val="24"/>
+        </w:rPr>
+        <w:t xml:space="preserve">                'Content-Type': 'text/html',</w:t>
+      </w:r>
+    </w:p>
+    <w:p>
+      <w:pPr>
+        <w:spacing w:after="0" w:line="240" w:lineRule="auto"/>
+        <w:ind w:right="29"/>
+        <w:rPr>
+          <w:rFonts w:ascii="Times New Roman" w:eastAsia="Times New Roman" w:hAnsi="Times New Roman" w:cs="Times New Roman"/>
+          <w:bCs/>
+          <w:sz w:val="24"/>
+          <w:szCs w:val="24"/>
+        </w:rPr>
+      </w:pPr>
+      <w:r>
+        <w:rPr>
+          <w:rFonts w:ascii="Times New Roman" w:eastAsia="Times New Roman" w:hAnsi="Times New Roman" w:cs="Times New Roman"/>
+          <w:bCs/>
+          <w:sz w:val="24"/>
+          <w:szCs w:val="24"/>
+        </w:rPr>
+        <w:t xml:space="preserve">            });</w:t>
+      </w:r>
+    </w:p>
+    <w:p>
+      <w:pPr>
+        <w:spacing w:after="0" w:line="240" w:lineRule="auto"/>
+        <w:ind w:right="29"/>
+        <w:rPr>
+          <w:rFonts w:ascii="Times New Roman" w:eastAsia="Times New Roman" w:hAnsi="Times New Roman" w:cs="Times New Roman"/>
+          <w:bCs/>
+          <w:sz w:val="24"/>
+          <w:szCs w:val="24"/>
+        </w:rPr>
+      </w:pPr>
+      <w:r>
+        <w:rPr>
+          <w:rFonts w:ascii="Times New Roman" w:eastAsia="Times New Roman" w:hAnsi="Times New Roman" w:cs="Times New Roman"/>
+          <w:bCs/>
+          <w:sz w:val="24"/>
+          <w:szCs w:val="24"/>
+        </w:rPr>
+        <w:t xml:space="preserve">            res.end(`</w:t>
+      </w:r>
+    </w:p>
+    <w:p>
+      <w:pPr>
+        <w:spacing w:after="0" w:line="240" w:lineRule="auto"/>
+        <w:ind w:right="29"/>
+        <w:rPr>
+          <w:rFonts w:ascii="Times New Roman" w:eastAsia="Times New Roman" w:hAnsi="Times New Roman" w:cs="Times New Roman"/>
+          <w:bCs/>
+          <w:sz w:val="24"/>
+          <w:szCs w:val="24"/>
+        </w:rPr>
+      </w:pPr>
+      <w:r>
+        <w:rPr>
+          <w:rFonts w:ascii="Times New Roman" w:eastAsia="Times New Roman" w:hAnsi="Times New Roman" w:cs="Times New Roman"/>
+          <w:bCs/>
+          <w:sz w:val="24"/>
+          <w:szCs w:val="24"/>
+        </w:rPr>
+        <w:t xml:space="preserve">                &lt;h2&gt;Product deleted successfully.&lt;/h2&gt;</w:t>
+      </w:r>
+    </w:p>
+    <w:p>
+      <w:pPr>
+        <w:spacing w:after="0" w:line="240" w:lineRule="auto"/>
+        <w:ind w:right="29"/>
+        <w:rPr>
+          <w:rFonts w:ascii="Times New Roman" w:eastAsia="Times New Roman" w:hAnsi="Times New Roman" w:cs="Times New Roman"/>
+          <w:bCs/>
+          <w:sz w:val="24"/>
+          <w:szCs w:val="24"/>
+        </w:rPr>
+      </w:pPr>
+    </w:p>
+    <w:p>
+      <w:pPr>
+        <w:spacing w:after="0" w:line="240" w:lineRule="auto"/>
+        <w:ind w:right="29"/>
+        <w:rPr>
+          <w:rFonts w:ascii="Times New Roman" w:eastAsia="Times New Roman" w:hAnsi="Times New Roman" w:cs="Times New Roman"/>
+          <w:bCs/>
+          <w:sz w:val="24"/>
+          <w:szCs w:val="24"/>
+        </w:rPr>
+      </w:pPr>
+      <w:r>
+        <w:rPr>
+          <w:rFonts w:ascii="Times New Roman" w:eastAsia="Times New Roman" w:hAnsi="Times New Roman" w:cs="Times New Roman"/>
+          <w:bCs/>
+          <w:sz w:val="24"/>
+          <w:szCs w:val="24"/>
+        </w:rPr>
+        <w:t xml:space="preserve">                &lt;p&gt;Deleted Product ID: ${id}&lt;/p&gt;</w:t>
+      </w:r>
+    </w:p>
+    <w:p>
+      <w:pPr>
+        <w:spacing w:after="0" w:line="240" w:lineRule="auto"/>
+        <w:ind w:right="29"/>
+        <w:rPr>
+          <w:rFonts w:ascii="Times New Roman" w:eastAsia="Times New Roman" w:hAnsi="Times New Roman" w:cs="Times New Roman"/>
+          <w:bCs/>
+          <w:sz w:val="24"/>
+          <w:szCs w:val="24"/>
+        </w:rPr>
+      </w:pPr>
+    </w:p>
+    <w:p>
+      <w:pPr>
+        <w:spacing w:after="0" w:line="240" w:lineRule="auto"/>
+        <w:ind w:right="29"/>
+        <w:rPr>
+          <w:rFonts w:ascii="Times New Roman" w:eastAsia="Times New Roman" w:hAnsi="Times New Roman" w:cs="Times New Roman"/>
+          <w:bCs/>
+          <w:sz w:val="24"/>
+          <w:szCs w:val="24"/>
+        </w:rPr>
+      </w:pPr>
+      <w:r>
+        <w:rPr>
+          <w:rFonts w:ascii="Times New Roman" w:eastAsia="Times New Roman" w:hAnsi="Times New Roman" w:cs="Times New Roman"/>
+          <w:bCs/>
+          <w:sz w:val="24"/>
+          <w:szCs w:val="24"/>
+        </w:rPr>
+        <w:t xml:space="preserve">                &lt;a href="/"&gt;Go Back&lt;/a&gt;</w:t>
+      </w:r>
+    </w:p>
+    <w:p>
+      <w:pPr>
+        <w:spacing w:after="0" w:line="240" w:lineRule="auto"/>
+        <w:ind w:right="29"/>
+        <w:rPr>
+          <w:rFonts w:ascii="Times New Roman" w:eastAsia="Times New Roman" w:hAnsi="Times New Roman" w:cs="Times New Roman"/>
+          <w:bCs/>
+          <w:sz w:val="24"/>
+          <w:szCs w:val="24"/>
+        </w:rPr>
+      </w:pPr>
+      <w:r>
+        <w:rPr>
+          <w:rFonts w:ascii="Times New Roman" w:eastAsia="Times New Roman" w:hAnsi="Times New Roman" w:cs="Times New Roman"/>
+          <w:bCs/>
+          <w:sz w:val="24"/>
+          <w:szCs w:val="24"/>
+        </w:rPr>
+        <w:t xml:space="preserve">            `);</w:t>
+      </w:r>
+    </w:p>
+    <w:p>
+      <w:pPr>
+        <w:spacing w:after="0" w:line="240" w:lineRule="auto"/>
+        <w:ind w:right="29"/>
+        <w:rPr>
+          <w:rFonts w:ascii="Times New Roman" w:eastAsia="Times New Roman" w:hAnsi="Times New Roman" w:cs="Times New Roman"/>
+          <w:bCs/>
+          <w:sz w:val="24"/>
+          <w:szCs w:val="24"/>
+        </w:rPr>
+      </w:pPr>
+      <w:r>
+        <w:rPr>
+          <w:rFonts w:ascii="Times New Roman" w:eastAsia="Times New Roman" w:hAnsi="Times New Roman" w:cs="Times New Roman"/>
+          <w:bCs/>
+          <w:sz w:val="24"/>
+          <w:szCs w:val="24"/>
+        </w:rPr>
+        <w:t xml:space="preserve">        });</w:t>
+      </w:r>
+    </w:p>
+    <w:p>
+      <w:pPr>
+        <w:spacing w:after="0" w:line="240" w:lineRule="auto"/>
+        <w:ind w:right="29"/>
+        <w:rPr>
+          <w:rFonts w:ascii="Times New Roman" w:eastAsia="Times New Roman" w:hAnsi="Times New Roman" w:cs="Times New Roman"/>
+          <w:bCs/>
+          <w:sz w:val="24"/>
+          <w:szCs w:val="24"/>
+        </w:rPr>
+      </w:pPr>
+      <w:r>
+        <w:rPr>
+          <w:rFonts w:ascii="Times New Roman" w:eastAsia="Times New Roman" w:hAnsi="Times New Roman" w:cs="Times New Roman"/>
+          <w:bCs/>
+          <w:sz w:val="24"/>
+          <w:szCs w:val="24"/>
+        </w:rPr>
+        <w:t xml:space="preserve">    } else {</w:t>
+      </w:r>
+    </w:p>
+    <w:p>
+      <w:pPr>
+        <w:spacing w:after="0" w:line="240" w:lineRule="auto"/>
+        <w:ind w:right="29"/>
+        <w:rPr>
+          <w:rFonts w:ascii="Times New Roman" w:eastAsia="Times New Roman" w:hAnsi="Times New Roman" w:cs="Times New Roman"/>
+          <w:bCs/>
+          <w:sz w:val="24"/>
+          <w:szCs w:val="24"/>
+        </w:rPr>
+      </w:pPr>
+      <w:r>
+        <w:rPr>
+          <w:rFonts w:ascii="Times New Roman" w:eastAsia="Times New Roman" w:hAnsi="Times New Roman" w:cs="Times New Roman"/>
+          <w:bCs/>
+          <w:sz w:val="24"/>
+          <w:szCs w:val="24"/>
+        </w:rPr>
+        <w:t xml:space="preserve">        res.writeHead(404);</w:t>
+      </w:r>
+    </w:p>
+    <w:p>
+      <w:pPr>
+        <w:spacing w:after="0" w:line="240" w:lineRule="auto"/>
+        <w:ind w:right="29"/>
+        <w:rPr>
+          <w:rFonts w:ascii="Times New Roman" w:eastAsia="Times New Roman" w:hAnsi="Times New Roman" w:cs="Times New Roman"/>
+          <w:bCs/>
+          <w:sz w:val="24"/>
+          <w:szCs w:val="24"/>
+        </w:rPr>
+      </w:pPr>
+      <w:r>
+        <w:rPr>
+          <w:rFonts w:ascii="Times New Roman" w:eastAsia="Times New Roman" w:hAnsi="Times New Roman" w:cs="Times New Roman"/>
+          <w:bCs/>
+          <w:sz w:val="24"/>
+          <w:szCs w:val="24"/>
+        </w:rPr>
+        <w:t xml:space="preserve">        res.end('404 - Page Not Found');</w:t>
+      </w:r>
+    </w:p>
+    <w:p>
+      <w:pPr>
+        <w:spacing w:after="0" w:line="240" w:lineRule="auto"/>
+        <w:ind w:right="29"/>
+        <w:rPr>
+          <w:rFonts w:ascii="Times New Roman" w:eastAsia="Times New Roman" w:hAnsi="Times New Roman" w:cs="Times New Roman"/>
+          <w:bCs/>
+          <w:sz w:val="24"/>
+          <w:szCs w:val="24"/>
+        </w:rPr>
+      </w:pPr>
+      <w:r>
+        <w:rPr>
+          <w:rFonts w:ascii="Times New Roman" w:eastAsia="Times New Roman" w:hAnsi="Times New Roman" w:cs="Times New Roman"/>
+          <w:bCs/>
+          <w:sz w:val="24"/>
+          <w:szCs w:val="24"/>
+        </w:rPr>
         <w:t xml:space="preserve">    }</w:t>
       </w:r>
     </w:p>
@@ -14302,27 +11431,27 @@
           <w:szCs w:val="24"/>
         </w:rPr>
       </w:pPr>
-    </w:p>
-    <w:p>
-      <w:pPr>
-        <w:spacing w:after="0" w:line="240" w:lineRule="auto"/>
-        <w:ind w:right="29"/>
+      <w:r>
         <w:rPr>
           <w:rFonts w:ascii="Times New Roman" w:eastAsia="Times New Roman" w:hAnsi="Times New Roman" w:cs="Times New Roman"/>
           <w:bCs/>
           <w:sz w:val="24"/>
           <w:szCs w:val="24"/>
         </w:rPr>
-      </w:pPr>
-      <w:r>
+        <w:t>});</w:t>
+      </w:r>
+    </w:p>
+    <w:p>
+      <w:pPr>
+        <w:spacing w:after="0" w:line="240" w:lineRule="auto"/>
+        <w:ind w:right="29"/>
         <w:rPr>
           <w:rFonts w:ascii="Times New Roman" w:eastAsia="Times New Roman" w:hAnsi="Times New Roman" w:cs="Times New Roman"/>
           <w:bCs/>
           <w:sz w:val="24"/>
           <w:szCs w:val="24"/>
         </w:rPr>
-        <w:t xml:space="preserve">    // Delete product</w:t>
-      </w:r>
+      </w:pPr>
     </w:p>
     <w:p>
       <w:pPr>
@@ -14342,789 +11471,7 @@
           <w:sz w:val="24"/>
           <w:szCs w:val="24"/>
         </w:rPr>
-        <w:t xml:space="preserve">    else if (</w:t>
-      </w:r>
-      <w:proofErr w:type="spellStart"/>
-      <w:r>
-        <w:rPr>
-          <w:rFonts w:ascii="Times New Roman" w:eastAsia="Times New Roman" w:hAnsi="Times New Roman" w:cs="Times New Roman"/>
-          <w:bCs/>
-          <w:sz w:val="24"/>
-          <w:szCs w:val="24"/>
-        </w:rPr>
-        <w:t>url.pathname</w:t>
-      </w:r>
-      <w:proofErr w:type="spellEnd"/>
-      <w:r>
-        <w:rPr>
-          <w:rFonts w:ascii="Times New Roman" w:eastAsia="Times New Roman" w:hAnsi="Times New Roman" w:cs="Times New Roman"/>
-          <w:bCs/>
-          <w:sz w:val="24"/>
-          <w:szCs w:val="24"/>
-        </w:rPr>
-        <w:t xml:space="preserve"> === '/delete') {</w:t>
-      </w:r>
-    </w:p>
-    <w:p>
-      <w:pPr>
-        <w:spacing w:after="0" w:line="240" w:lineRule="auto"/>
-        <w:ind w:right="29"/>
-        <w:rPr>
-          <w:rFonts w:ascii="Times New Roman" w:eastAsia="Times New Roman" w:hAnsi="Times New Roman" w:cs="Times New Roman"/>
-          <w:bCs/>
-          <w:sz w:val="24"/>
-          <w:szCs w:val="24"/>
-        </w:rPr>
-      </w:pPr>
-      <w:r>
-        <w:rPr>
-          <w:rFonts w:ascii="Times New Roman" w:eastAsia="Times New Roman" w:hAnsi="Times New Roman" w:cs="Times New Roman"/>
-          <w:bCs/>
-          <w:sz w:val="24"/>
-          <w:szCs w:val="24"/>
-        </w:rPr>
-        <w:t xml:space="preserve">        const id = </w:t>
-      </w:r>
-      <w:proofErr w:type="spellStart"/>
-      <w:r>
-        <w:rPr>
-          <w:rFonts w:ascii="Times New Roman" w:eastAsia="Times New Roman" w:hAnsi="Times New Roman" w:cs="Times New Roman"/>
-          <w:bCs/>
-          <w:sz w:val="24"/>
-          <w:szCs w:val="24"/>
-        </w:rPr>
-        <w:t>url.searchParams.get</w:t>
-      </w:r>
-      <w:proofErr w:type="spellEnd"/>
-      <w:r>
-        <w:rPr>
-          <w:rFonts w:ascii="Times New Roman" w:eastAsia="Times New Roman" w:hAnsi="Times New Roman" w:cs="Times New Roman"/>
-          <w:bCs/>
-          <w:sz w:val="24"/>
-          <w:szCs w:val="24"/>
-        </w:rPr>
-        <w:t>('id');</w:t>
-      </w:r>
-    </w:p>
-    <w:p>
-      <w:pPr>
-        <w:spacing w:after="0" w:line="240" w:lineRule="auto"/>
-        <w:ind w:right="29"/>
-        <w:rPr>
-          <w:rFonts w:ascii="Times New Roman" w:eastAsia="Times New Roman" w:hAnsi="Times New Roman" w:cs="Times New Roman"/>
-          <w:bCs/>
-          <w:sz w:val="24"/>
-          <w:szCs w:val="24"/>
-        </w:rPr>
-      </w:pPr>
-    </w:p>
-    <w:p>
-      <w:pPr>
-        <w:spacing w:after="0" w:line="240" w:lineRule="auto"/>
-        <w:ind w:right="29"/>
-        <w:rPr>
-          <w:rFonts w:ascii="Times New Roman" w:eastAsia="Times New Roman" w:hAnsi="Times New Roman" w:cs="Times New Roman"/>
-          <w:bCs/>
-          <w:sz w:val="24"/>
-          <w:szCs w:val="24"/>
-        </w:rPr>
-      </w:pPr>
-      <w:r>
-        <w:rPr>
-          <w:rFonts w:ascii="Times New Roman" w:eastAsia="Times New Roman" w:hAnsi="Times New Roman" w:cs="Times New Roman"/>
-          <w:bCs/>
-          <w:sz w:val="24"/>
-          <w:szCs w:val="24"/>
-        </w:rPr>
-        <w:t xml:space="preserve">        const </w:t>
-      </w:r>
-      <w:proofErr w:type="spellStart"/>
-      <w:r>
-        <w:rPr>
-          <w:rFonts w:ascii="Times New Roman" w:eastAsia="Times New Roman" w:hAnsi="Times New Roman" w:cs="Times New Roman"/>
-          <w:bCs/>
-          <w:sz w:val="24"/>
-          <w:szCs w:val="24"/>
-        </w:rPr>
-        <w:t>sql</w:t>
-      </w:r>
-      <w:proofErr w:type="spellEnd"/>
-      <w:r>
-        <w:rPr>
-          <w:rFonts w:ascii="Times New Roman" w:eastAsia="Times New Roman" w:hAnsi="Times New Roman" w:cs="Times New Roman"/>
-          <w:bCs/>
-          <w:sz w:val="24"/>
-          <w:szCs w:val="24"/>
-        </w:rPr>
-        <w:t xml:space="preserve"> = 'DELETE FROM Product WHERE Id = ?';</w:t>
-      </w:r>
-    </w:p>
-    <w:p>
-      <w:pPr>
-        <w:spacing w:after="0" w:line="240" w:lineRule="auto"/>
-        <w:ind w:right="29"/>
-        <w:rPr>
-          <w:rFonts w:ascii="Times New Roman" w:eastAsia="Times New Roman" w:hAnsi="Times New Roman" w:cs="Times New Roman"/>
-          <w:bCs/>
-          <w:sz w:val="24"/>
-          <w:szCs w:val="24"/>
-        </w:rPr>
-      </w:pPr>
-      <w:r>
-        <w:rPr>
-          <w:rFonts w:ascii="Times New Roman" w:eastAsia="Times New Roman" w:hAnsi="Times New Roman" w:cs="Times New Roman"/>
-          <w:bCs/>
-          <w:sz w:val="24"/>
-          <w:szCs w:val="24"/>
-        </w:rPr>
-        <w:t xml:space="preserve">        </w:t>
-      </w:r>
-      <w:proofErr w:type="spellStart"/>
-      <w:r>
-        <w:rPr>
-          <w:rFonts w:ascii="Times New Roman" w:eastAsia="Times New Roman" w:hAnsi="Times New Roman" w:cs="Times New Roman"/>
-          <w:bCs/>
-          <w:sz w:val="24"/>
-          <w:szCs w:val="24"/>
-        </w:rPr>
-        <w:t>con.query</w:t>
-      </w:r>
-      <w:proofErr w:type="spellEnd"/>
-      <w:r>
-        <w:rPr>
-          <w:rFonts w:ascii="Times New Roman" w:eastAsia="Times New Roman" w:hAnsi="Times New Roman" w:cs="Times New Roman"/>
-          <w:bCs/>
-          <w:sz w:val="24"/>
-          <w:szCs w:val="24"/>
-        </w:rPr>
-        <w:t>(</w:t>
-      </w:r>
-      <w:proofErr w:type="spellStart"/>
-      <w:r>
-        <w:rPr>
-          <w:rFonts w:ascii="Times New Roman" w:eastAsia="Times New Roman" w:hAnsi="Times New Roman" w:cs="Times New Roman"/>
-          <w:bCs/>
-          <w:sz w:val="24"/>
-          <w:szCs w:val="24"/>
-        </w:rPr>
-        <w:t>sql</w:t>
-      </w:r>
-      <w:proofErr w:type="spellEnd"/>
-      <w:r>
-        <w:rPr>
-          <w:rFonts w:ascii="Times New Roman" w:eastAsia="Times New Roman" w:hAnsi="Times New Roman" w:cs="Times New Roman"/>
-          <w:bCs/>
-          <w:sz w:val="24"/>
-          <w:szCs w:val="24"/>
-        </w:rPr>
-        <w:t>, [id], (err, result) =&gt; {</w:t>
-      </w:r>
-    </w:p>
-    <w:p>
-      <w:pPr>
-        <w:spacing w:after="0" w:line="240" w:lineRule="auto"/>
-        <w:ind w:right="29"/>
-        <w:rPr>
-          <w:rFonts w:ascii="Times New Roman" w:eastAsia="Times New Roman" w:hAnsi="Times New Roman" w:cs="Times New Roman"/>
-          <w:bCs/>
-          <w:sz w:val="24"/>
-          <w:szCs w:val="24"/>
-        </w:rPr>
-      </w:pPr>
-      <w:r>
-        <w:rPr>
-          <w:rFonts w:ascii="Times New Roman" w:eastAsia="Times New Roman" w:hAnsi="Times New Roman" w:cs="Times New Roman"/>
-          <w:bCs/>
-          <w:sz w:val="24"/>
-          <w:szCs w:val="24"/>
-        </w:rPr>
-        <w:t xml:space="preserve">            if (err) {</w:t>
-      </w:r>
-    </w:p>
-    <w:p>
-      <w:pPr>
-        <w:spacing w:after="0" w:line="240" w:lineRule="auto"/>
-        <w:ind w:right="29"/>
-        <w:rPr>
-          <w:rFonts w:ascii="Times New Roman" w:eastAsia="Times New Roman" w:hAnsi="Times New Roman" w:cs="Times New Roman"/>
-          <w:bCs/>
-          <w:sz w:val="24"/>
-          <w:szCs w:val="24"/>
-        </w:rPr>
-      </w:pPr>
-      <w:r>
-        <w:rPr>
-          <w:rFonts w:ascii="Times New Roman" w:eastAsia="Times New Roman" w:hAnsi="Times New Roman" w:cs="Times New Roman"/>
-          <w:bCs/>
-          <w:sz w:val="24"/>
-          <w:szCs w:val="24"/>
-        </w:rPr>
-        <w:t xml:space="preserve">                </w:t>
-      </w:r>
-      <w:proofErr w:type="spellStart"/>
-      <w:r>
-        <w:rPr>
-          <w:rFonts w:ascii="Times New Roman" w:eastAsia="Times New Roman" w:hAnsi="Times New Roman" w:cs="Times New Roman"/>
-          <w:bCs/>
-          <w:sz w:val="24"/>
-          <w:szCs w:val="24"/>
-        </w:rPr>
-        <w:t>res.writeHead</w:t>
-      </w:r>
-      <w:proofErr w:type="spellEnd"/>
-      <w:r>
-        <w:rPr>
-          <w:rFonts w:ascii="Times New Roman" w:eastAsia="Times New Roman" w:hAnsi="Times New Roman" w:cs="Times New Roman"/>
-          <w:bCs/>
-          <w:sz w:val="24"/>
-          <w:szCs w:val="24"/>
-        </w:rPr>
-        <w:t>(500);</w:t>
-      </w:r>
-    </w:p>
-    <w:p>
-      <w:pPr>
-        <w:spacing w:after="0" w:line="240" w:lineRule="auto"/>
-        <w:ind w:right="29"/>
-        <w:rPr>
-          <w:rFonts w:ascii="Times New Roman" w:eastAsia="Times New Roman" w:hAnsi="Times New Roman" w:cs="Times New Roman"/>
-          <w:bCs/>
-          <w:sz w:val="24"/>
-          <w:szCs w:val="24"/>
-        </w:rPr>
-      </w:pPr>
-      <w:r>
-        <w:rPr>
-          <w:rFonts w:ascii="Times New Roman" w:eastAsia="Times New Roman" w:hAnsi="Times New Roman" w:cs="Times New Roman"/>
-          <w:bCs/>
-          <w:sz w:val="24"/>
-          <w:szCs w:val="24"/>
-        </w:rPr>
-        <w:t xml:space="preserve">                </w:t>
-      </w:r>
-      <w:proofErr w:type="spellStart"/>
-      <w:r>
-        <w:rPr>
-          <w:rFonts w:ascii="Times New Roman" w:eastAsia="Times New Roman" w:hAnsi="Times New Roman" w:cs="Times New Roman"/>
-          <w:bCs/>
-          <w:sz w:val="24"/>
-          <w:szCs w:val="24"/>
-        </w:rPr>
-        <w:t>res.end</w:t>
-      </w:r>
-      <w:proofErr w:type="spellEnd"/>
-      <w:r>
-        <w:rPr>
-          <w:rFonts w:ascii="Times New Roman" w:eastAsia="Times New Roman" w:hAnsi="Times New Roman" w:cs="Times New Roman"/>
-          <w:bCs/>
-          <w:sz w:val="24"/>
-          <w:szCs w:val="24"/>
-        </w:rPr>
-        <w:t>('Database Error');</w:t>
-      </w:r>
-    </w:p>
-    <w:p>
-      <w:pPr>
-        <w:spacing w:after="0" w:line="240" w:lineRule="auto"/>
-        <w:ind w:right="29"/>
-        <w:rPr>
-          <w:rFonts w:ascii="Times New Roman" w:eastAsia="Times New Roman" w:hAnsi="Times New Roman" w:cs="Times New Roman"/>
-          <w:bCs/>
-          <w:sz w:val="24"/>
-          <w:szCs w:val="24"/>
-        </w:rPr>
-      </w:pPr>
-      <w:r>
-        <w:rPr>
-          <w:rFonts w:ascii="Times New Roman" w:eastAsia="Times New Roman" w:hAnsi="Times New Roman" w:cs="Times New Roman"/>
-          <w:bCs/>
-          <w:sz w:val="24"/>
-          <w:szCs w:val="24"/>
-        </w:rPr>
-        <w:t xml:space="preserve">                return;</w:t>
-      </w:r>
-    </w:p>
-    <w:p>
-      <w:pPr>
-        <w:spacing w:after="0" w:line="240" w:lineRule="auto"/>
-        <w:ind w:right="29"/>
-        <w:rPr>
-          <w:rFonts w:ascii="Times New Roman" w:eastAsia="Times New Roman" w:hAnsi="Times New Roman" w:cs="Times New Roman"/>
-          <w:bCs/>
-          <w:sz w:val="24"/>
-          <w:szCs w:val="24"/>
-        </w:rPr>
-      </w:pPr>
-      <w:r>
-        <w:rPr>
-          <w:rFonts w:ascii="Times New Roman" w:eastAsia="Times New Roman" w:hAnsi="Times New Roman" w:cs="Times New Roman"/>
-          <w:bCs/>
-          <w:sz w:val="24"/>
-          <w:szCs w:val="24"/>
-        </w:rPr>
-        <w:t xml:space="preserve">            }</w:t>
-      </w:r>
-    </w:p>
-    <w:p>
-      <w:pPr>
-        <w:spacing w:after="0" w:line="240" w:lineRule="auto"/>
-        <w:ind w:right="29"/>
-        <w:rPr>
-          <w:rFonts w:ascii="Times New Roman" w:eastAsia="Times New Roman" w:hAnsi="Times New Roman" w:cs="Times New Roman"/>
-          <w:bCs/>
-          <w:sz w:val="24"/>
-          <w:szCs w:val="24"/>
-        </w:rPr>
-      </w:pPr>
-      <w:r>
-        <w:rPr>
-          <w:rFonts w:ascii="Times New Roman" w:eastAsia="Times New Roman" w:hAnsi="Times New Roman" w:cs="Times New Roman"/>
-          <w:bCs/>
-          <w:sz w:val="24"/>
-          <w:szCs w:val="24"/>
-        </w:rPr>
-        <w:t xml:space="preserve">            </w:t>
-      </w:r>
-      <w:proofErr w:type="spellStart"/>
-      <w:r>
-        <w:rPr>
-          <w:rFonts w:ascii="Times New Roman" w:eastAsia="Times New Roman" w:hAnsi="Times New Roman" w:cs="Times New Roman"/>
-          <w:bCs/>
-          <w:sz w:val="24"/>
-          <w:szCs w:val="24"/>
-        </w:rPr>
-        <w:t>res.writeHead</w:t>
-      </w:r>
-      <w:proofErr w:type="spellEnd"/>
-      <w:r>
-        <w:rPr>
-          <w:rFonts w:ascii="Times New Roman" w:eastAsia="Times New Roman" w:hAnsi="Times New Roman" w:cs="Times New Roman"/>
-          <w:bCs/>
-          <w:sz w:val="24"/>
-          <w:szCs w:val="24"/>
-        </w:rPr>
-        <w:t>(200, {</w:t>
-      </w:r>
-    </w:p>
-    <w:p>
-      <w:pPr>
-        <w:spacing w:after="0" w:line="240" w:lineRule="auto"/>
-        <w:ind w:right="29"/>
-        <w:rPr>
-          <w:rFonts w:ascii="Times New Roman" w:eastAsia="Times New Roman" w:hAnsi="Times New Roman" w:cs="Times New Roman"/>
-          <w:bCs/>
-          <w:sz w:val="24"/>
-          <w:szCs w:val="24"/>
-        </w:rPr>
-      </w:pPr>
-      <w:r>
-        <w:rPr>
-          <w:rFonts w:ascii="Times New Roman" w:eastAsia="Times New Roman" w:hAnsi="Times New Roman" w:cs="Times New Roman"/>
-          <w:bCs/>
-          <w:sz w:val="24"/>
-          <w:szCs w:val="24"/>
-        </w:rPr>
-        <w:t xml:space="preserve">                'Content-Type': 'text/html',</w:t>
-      </w:r>
-    </w:p>
-    <w:p>
-      <w:pPr>
-        <w:spacing w:after="0" w:line="240" w:lineRule="auto"/>
-        <w:ind w:right="29"/>
-        <w:rPr>
-          <w:rFonts w:ascii="Times New Roman" w:eastAsia="Times New Roman" w:hAnsi="Times New Roman" w:cs="Times New Roman"/>
-          <w:bCs/>
-          <w:sz w:val="24"/>
-          <w:szCs w:val="24"/>
-        </w:rPr>
-      </w:pPr>
-      <w:r>
-        <w:rPr>
-          <w:rFonts w:ascii="Times New Roman" w:eastAsia="Times New Roman" w:hAnsi="Times New Roman" w:cs="Times New Roman"/>
-          <w:bCs/>
-          <w:sz w:val="24"/>
-          <w:szCs w:val="24"/>
-        </w:rPr>
-        <w:t xml:space="preserve">            });</w:t>
-      </w:r>
-    </w:p>
-    <w:p>
-      <w:pPr>
-        <w:spacing w:after="0" w:line="240" w:lineRule="auto"/>
-        <w:ind w:right="29"/>
-        <w:rPr>
-          <w:rFonts w:ascii="Times New Roman" w:eastAsia="Times New Roman" w:hAnsi="Times New Roman" w:cs="Times New Roman"/>
-          <w:bCs/>
-          <w:sz w:val="24"/>
-          <w:szCs w:val="24"/>
-        </w:rPr>
-      </w:pPr>
-      <w:r>
-        <w:rPr>
-          <w:rFonts w:ascii="Times New Roman" w:eastAsia="Times New Roman" w:hAnsi="Times New Roman" w:cs="Times New Roman"/>
-          <w:bCs/>
-          <w:sz w:val="24"/>
-          <w:szCs w:val="24"/>
-        </w:rPr>
-        <w:t xml:space="preserve">            </w:t>
-      </w:r>
-      <w:proofErr w:type="spellStart"/>
-      <w:r>
-        <w:rPr>
-          <w:rFonts w:ascii="Times New Roman" w:eastAsia="Times New Roman" w:hAnsi="Times New Roman" w:cs="Times New Roman"/>
-          <w:bCs/>
-          <w:sz w:val="24"/>
-          <w:szCs w:val="24"/>
-        </w:rPr>
-        <w:t>res.end</w:t>
-      </w:r>
-      <w:proofErr w:type="spellEnd"/>
-      <w:r>
-        <w:rPr>
-          <w:rFonts w:ascii="Times New Roman" w:eastAsia="Times New Roman" w:hAnsi="Times New Roman" w:cs="Times New Roman"/>
-          <w:bCs/>
-          <w:sz w:val="24"/>
-          <w:szCs w:val="24"/>
-        </w:rPr>
-        <w:t>(`</w:t>
-      </w:r>
-    </w:p>
-    <w:p>
-      <w:pPr>
-        <w:spacing w:after="0" w:line="240" w:lineRule="auto"/>
-        <w:ind w:right="29"/>
-        <w:rPr>
-          <w:rFonts w:ascii="Times New Roman" w:eastAsia="Times New Roman" w:hAnsi="Times New Roman" w:cs="Times New Roman"/>
-          <w:bCs/>
-          <w:sz w:val="24"/>
-          <w:szCs w:val="24"/>
-        </w:rPr>
-      </w:pPr>
-      <w:r>
-        <w:rPr>
-          <w:rFonts w:ascii="Times New Roman" w:eastAsia="Times New Roman" w:hAnsi="Times New Roman" w:cs="Times New Roman"/>
-          <w:bCs/>
-          <w:sz w:val="24"/>
-          <w:szCs w:val="24"/>
-        </w:rPr>
-        <w:t xml:space="preserve">                &lt;h2&gt;Product deleted successfully.&lt;/h2&gt;</w:t>
-      </w:r>
-    </w:p>
-    <w:p>
-      <w:pPr>
-        <w:spacing w:after="0" w:line="240" w:lineRule="auto"/>
-        <w:ind w:right="29"/>
-        <w:rPr>
-          <w:rFonts w:ascii="Times New Roman" w:eastAsia="Times New Roman" w:hAnsi="Times New Roman" w:cs="Times New Roman"/>
-          <w:bCs/>
-          <w:sz w:val="24"/>
-          <w:szCs w:val="24"/>
-        </w:rPr>
-      </w:pPr>
-    </w:p>
-    <w:p>
-      <w:pPr>
-        <w:spacing w:after="0" w:line="240" w:lineRule="auto"/>
-        <w:ind w:right="29"/>
-        <w:rPr>
-          <w:rFonts w:ascii="Times New Roman" w:eastAsia="Times New Roman" w:hAnsi="Times New Roman" w:cs="Times New Roman"/>
-          <w:bCs/>
-          <w:sz w:val="24"/>
-          <w:szCs w:val="24"/>
-        </w:rPr>
-      </w:pPr>
-      <w:r>
-        <w:rPr>
-          <w:rFonts w:ascii="Times New Roman" w:eastAsia="Times New Roman" w:hAnsi="Times New Roman" w:cs="Times New Roman"/>
-          <w:bCs/>
-          <w:sz w:val="24"/>
-          <w:szCs w:val="24"/>
-        </w:rPr>
-        <w:t xml:space="preserve">                &lt;p&gt;Deleted Product ID: ${id}&lt;/p&gt;</w:t>
-      </w:r>
-    </w:p>
-    <w:p>
-      <w:pPr>
-        <w:spacing w:after="0" w:line="240" w:lineRule="auto"/>
-        <w:ind w:right="29"/>
-        <w:rPr>
-          <w:rFonts w:ascii="Times New Roman" w:eastAsia="Times New Roman" w:hAnsi="Times New Roman" w:cs="Times New Roman"/>
-          <w:bCs/>
-          <w:sz w:val="24"/>
-          <w:szCs w:val="24"/>
-        </w:rPr>
-      </w:pPr>
-    </w:p>
-    <w:p>
-      <w:pPr>
-        <w:spacing w:after="0" w:line="240" w:lineRule="auto"/>
-        <w:ind w:right="29"/>
-        <w:rPr>
-          <w:rFonts w:ascii="Times New Roman" w:eastAsia="Times New Roman" w:hAnsi="Times New Roman" w:cs="Times New Roman"/>
-          <w:bCs/>
-          <w:sz w:val="24"/>
-          <w:szCs w:val="24"/>
-        </w:rPr>
-      </w:pPr>
-      <w:r>
-        <w:rPr>
-          <w:rFonts w:ascii="Times New Roman" w:eastAsia="Times New Roman" w:hAnsi="Times New Roman" w:cs="Times New Roman"/>
-          <w:bCs/>
-          <w:sz w:val="24"/>
-          <w:szCs w:val="24"/>
-        </w:rPr>
-        <w:t xml:space="preserve">                &lt;a </w:t>
-      </w:r>
-      <w:proofErr w:type="spellStart"/>
-      <w:r>
-        <w:rPr>
-          <w:rFonts w:ascii="Times New Roman" w:eastAsia="Times New Roman" w:hAnsi="Times New Roman" w:cs="Times New Roman"/>
-          <w:bCs/>
-          <w:sz w:val="24"/>
-          <w:szCs w:val="24"/>
-        </w:rPr>
-        <w:t>href</w:t>
-      </w:r>
-      <w:proofErr w:type="spellEnd"/>
-      <w:r>
-        <w:rPr>
-          <w:rFonts w:ascii="Times New Roman" w:eastAsia="Times New Roman" w:hAnsi="Times New Roman" w:cs="Times New Roman"/>
-          <w:bCs/>
-          <w:sz w:val="24"/>
-          <w:szCs w:val="24"/>
-        </w:rPr>
-        <w:t>="/"&gt;Go Back&lt;/a&gt;</w:t>
-      </w:r>
-    </w:p>
-    <w:p>
-      <w:pPr>
-        <w:spacing w:after="0" w:line="240" w:lineRule="auto"/>
-        <w:ind w:right="29"/>
-        <w:rPr>
-          <w:rFonts w:ascii="Times New Roman" w:eastAsia="Times New Roman" w:hAnsi="Times New Roman" w:cs="Times New Roman"/>
-          <w:bCs/>
-          <w:sz w:val="24"/>
-          <w:szCs w:val="24"/>
-        </w:rPr>
-      </w:pPr>
-      <w:r>
-        <w:rPr>
-          <w:rFonts w:ascii="Times New Roman" w:eastAsia="Times New Roman" w:hAnsi="Times New Roman" w:cs="Times New Roman"/>
-          <w:bCs/>
-          <w:sz w:val="24"/>
-          <w:szCs w:val="24"/>
-        </w:rPr>
-        <w:t xml:space="preserve">            `);</w:t>
-      </w:r>
-    </w:p>
-    <w:p>
-      <w:pPr>
-        <w:spacing w:after="0" w:line="240" w:lineRule="auto"/>
-        <w:ind w:right="29"/>
-        <w:rPr>
-          <w:rFonts w:ascii="Times New Roman" w:eastAsia="Times New Roman" w:hAnsi="Times New Roman" w:cs="Times New Roman"/>
-          <w:bCs/>
-          <w:sz w:val="24"/>
-          <w:szCs w:val="24"/>
-        </w:rPr>
-      </w:pPr>
-      <w:r>
-        <w:rPr>
-          <w:rFonts w:ascii="Times New Roman" w:eastAsia="Times New Roman" w:hAnsi="Times New Roman" w:cs="Times New Roman"/>
-          <w:bCs/>
-          <w:sz w:val="24"/>
-          <w:szCs w:val="24"/>
-        </w:rPr>
-        <w:t xml:space="preserve">        });</w:t>
-      </w:r>
-    </w:p>
-    <w:p>
-      <w:pPr>
-        <w:spacing w:after="0" w:line="240" w:lineRule="auto"/>
-        <w:ind w:right="29"/>
-        <w:rPr>
-          <w:rFonts w:ascii="Times New Roman" w:eastAsia="Times New Roman" w:hAnsi="Times New Roman" w:cs="Times New Roman"/>
-          <w:bCs/>
-          <w:sz w:val="24"/>
-          <w:szCs w:val="24"/>
-        </w:rPr>
-      </w:pPr>
-      <w:r>
-        <w:rPr>
-          <w:rFonts w:ascii="Times New Roman" w:eastAsia="Times New Roman" w:hAnsi="Times New Roman" w:cs="Times New Roman"/>
-          <w:bCs/>
-          <w:sz w:val="24"/>
-          <w:szCs w:val="24"/>
-        </w:rPr>
-        <w:t xml:space="preserve">    } else {</w:t>
-      </w:r>
-    </w:p>
-    <w:p>
-      <w:pPr>
-        <w:spacing w:after="0" w:line="240" w:lineRule="auto"/>
-        <w:ind w:right="29"/>
-        <w:rPr>
-          <w:rFonts w:ascii="Times New Roman" w:eastAsia="Times New Roman" w:hAnsi="Times New Roman" w:cs="Times New Roman"/>
-          <w:bCs/>
-          <w:sz w:val="24"/>
-          <w:szCs w:val="24"/>
-        </w:rPr>
-      </w:pPr>
-      <w:r>
-        <w:rPr>
-          <w:rFonts w:ascii="Times New Roman" w:eastAsia="Times New Roman" w:hAnsi="Times New Roman" w:cs="Times New Roman"/>
-          <w:bCs/>
-          <w:sz w:val="24"/>
-          <w:szCs w:val="24"/>
-        </w:rPr>
-        <w:t xml:space="preserve">        </w:t>
-      </w:r>
-      <w:proofErr w:type="spellStart"/>
-      <w:r>
-        <w:rPr>
-          <w:rFonts w:ascii="Times New Roman" w:eastAsia="Times New Roman" w:hAnsi="Times New Roman" w:cs="Times New Roman"/>
-          <w:bCs/>
-          <w:sz w:val="24"/>
-          <w:szCs w:val="24"/>
-        </w:rPr>
-        <w:t>res.writeHead</w:t>
-      </w:r>
-      <w:proofErr w:type="spellEnd"/>
-      <w:r>
-        <w:rPr>
-          <w:rFonts w:ascii="Times New Roman" w:eastAsia="Times New Roman" w:hAnsi="Times New Roman" w:cs="Times New Roman"/>
-          <w:bCs/>
-          <w:sz w:val="24"/>
-          <w:szCs w:val="24"/>
-        </w:rPr>
-        <w:t>(404);</w:t>
-      </w:r>
-    </w:p>
-    <w:p>
-      <w:pPr>
-        <w:spacing w:after="0" w:line="240" w:lineRule="auto"/>
-        <w:ind w:right="29"/>
-        <w:rPr>
-          <w:rFonts w:ascii="Times New Roman" w:eastAsia="Times New Roman" w:hAnsi="Times New Roman" w:cs="Times New Roman"/>
-          <w:bCs/>
-          <w:sz w:val="24"/>
-          <w:szCs w:val="24"/>
-        </w:rPr>
-      </w:pPr>
-      <w:r>
-        <w:rPr>
-          <w:rFonts w:ascii="Times New Roman" w:eastAsia="Times New Roman" w:hAnsi="Times New Roman" w:cs="Times New Roman"/>
-          <w:bCs/>
-          <w:sz w:val="24"/>
-          <w:szCs w:val="24"/>
-        </w:rPr>
-        <w:t xml:space="preserve">        </w:t>
-      </w:r>
-      <w:proofErr w:type="spellStart"/>
-      <w:r>
-        <w:rPr>
-          <w:rFonts w:ascii="Times New Roman" w:eastAsia="Times New Roman" w:hAnsi="Times New Roman" w:cs="Times New Roman"/>
-          <w:bCs/>
-          <w:sz w:val="24"/>
-          <w:szCs w:val="24"/>
-        </w:rPr>
-        <w:t>res.end</w:t>
-      </w:r>
-      <w:proofErr w:type="spellEnd"/>
-      <w:r>
-        <w:rPr>
-          <w:rFonts w:ascii="Times New Roman" w:eastAsia="Times New Roman" w:hAnsi="Times New Roman" w:cs="Times New Roman"/>
-          <w:bCs/>
-          <w:sz w:val="24"/>
-          <w:szCs w:val="24"/>
-        </w:rPr>
-        <w:t>('404 - Page Not Found');</w:t>
-      </w:r>
-    </w:p>
-    <w:p>
-      <w:pPr>
-        <w:spacing w:after="0" w:line="240" w:lineRule="auto"/>
-        <w:ind w:right="29"/>
-        <w:rPr>
-          <w:rFonts w:ascii="Times New Roman" w:eastAsia="Times New Roman" w:hAnsi="Times New Roman" w:cs="Times New Roman"/>
-          <w:bCs/>
-          <w:sz w:val="24"/>
-          <w:szCs w:val="24"/>
-        </w:rPr>
-      </w:pPr>
-      <w:r>
-        <w:rPr>
-          <w:rFonts w:ascii="Times New Roman" w:eastAsia="Times New Roman" w:hAnsi="Times New Roman" w:cs="Times New Roman"/>
-          <w:bCs/>
-          <w:sz w:val="24"/>
-          <w:szCs w:val="24"/>
-        </w:rPr>
-        <w:t xml:space="preserve">    }</w:t>
-      </w:r>
-    </w:p>
-    <w:p>
-      <w:pPr>
-        <w:spacing w:after="0" w:line="240" w:lineRule="auto"/>
-        <w:ind w:right="29"/>
-        <w:rPr>
-          <w:rFonts w:ascii="Times New Roman" w:eastAsia="Times New Roman" w:hAnsi="Times New Roman" w:cs="Times New Roman"/>
-          <w:bCs/>
-          <w:sz w:val="24"/>
-          <w:szCs w:val="24"/>
-        </w:rPr>
-      </w:pPr>
-      <w:r>
-        <w:rPr>
-          <w:rFonts w:ascii="Times New Roman" w:eastAsia="Times New Roman" w:hAnsi="Times New Roman" w:cs="Times New Roman"/>
-          <w:bCs/>
-          <w:sz w:val="24"/>
-          <w:szCs w:val="24"/>
-        </w:rPr>
-        <w:t>});</w:t>
-      </w:r>
-    </w:p>
-    <w:p>
-      <w:pPr>
-        <w:spacing w:after="0" w:line="240" w:lineRule="auto"/>
-        <w:ind w:right="29"/>
-        <w:rPr>
-          <w:rFonts w:ascii="Times New Roman" w:eastAsia="Times New Roman" w:hAnsi="Times New Roman" w:cs="Times New Roman"/>
-          <w:bCs/>
-          <w:sz w:val="24"/>
-          <w:szCs w:val="24"/>
-        </w:rPr>
-      </w:pPr>
-    </w:p>
-    <w:p>
-      <w:pPr>
-        <w:spacing w:after="0" w:line="240" w:lineRule="auto"/>
-        <w:ind w:right="29"/>
-        <w:rPr>
-          <w:rFonts w:ascii="Times New Roman" w:eastAsia="Times New Roman" w:hAnsi="Times New Roman" w:cs="Times New Roman"/>
-          <w:bCs/>
-          <w:sz w:val="24"/>
-          <w:szCs w:val="24"/>
-        </w:rPr>
-      </w:pPr>
-      <w:proofErr w:type="spellStart"/>
-      <w:r>
-        <w:rPr>
-          <w:rFonts w:ascii="Times New Roman" w:eastAsia="Times New Roman" w:hAnsi="Times New Roman" w:cs="Times New Roman"/>
-          <w:bCs/>
-          <w:sz w:val="24"/>
-          <w:szCs w:val="24"/>
-        </w:rPr>
-        <w:t>server.listen</w:t>
-      </w:r>
-      <w:proofErr w:type="spellEnd"/>
-      <w:r>
-        <w:rPr>
-          <w:rFonts w:ascii="Times New Roman" w:eastAsia="Times New Roman" w:hAnsi="Times New Roman" w:cs="Times New Roman"/>
-          <w:bCs/>
-          <w:sz w:val="24"/>
-          <w:szCs w:val="24"/>
-        </w:rPr>
-        <w:t>(3000, () =&gt; {</w:t>
+        <w:t>server.listen(3000, () =&gt; {</w:t>
       </w:r>
     </w:p>
     <w:p>
@@ -15218,6 +11565,7 @@
         <w:rPr>
           <w:rFonts w:ascii="Times New Roman" w:eastAsia="Times New Roman" w:hAnsi="Times New Roman" w:cs="Times New Roman"/>
           <w:bCs/>
+          <w:noProof/>
           <w:sz w:val="24"/>
           <w:szCs w:val="24"/>
         </w:rPr>
@@ -15273,6 +11621,7 @@
         <w:rPr>
           <w:rFonts w:ascii="Times New Roman" w:eastAsia="Times New Roman" w:hAnsi="Times New Roman" w:cs="Times New Roman"/>
           <w:bCs/>
+          <w:noProof/>
           <w:sz w:val="24"/>
           <w:szCs w:val="24"/>
         </w:rPr>
@@ -15335,6 +11684,7 @@
         <w:rPr>
           <w:rFonts w:ascii="Times New Roman" w:eastAsia="Times New Roman" w:hAnsi="Times New Roman" w:cs="Times New Roman"/>
           <w:bCs/>
+          <w:noProof/>
           <w:sz w:val="24"/>
           <w:szCs w:val="24"/>
         </w:rPr>
@@ -22368,28 +18718,28 @@
 </file>
 
 <file path=customXml/item1.xml><?xml version="1.0" encoding="utf-8"?>
-<b:Sources xmlns:b="http://schemas.openxmlformats.org/officeDocument/2006/bibliography" xmlns="http://schemas.openxmlformats.org/officeDocument/2006/bibliography" SelectedStyle="\APASixthEditionOfficeOnline.xsl" StyleName="APA" Version="6"/>
-</file>
-
-<file path=customXml/item2.xml><?xml version="1.0" encoding="utf-8"?>
 <go:gDocsCustomXmlDataStorage xmlns:go="http://customooxmlschemas.google.com/" xmlns:r="http://schemas.openxmlformats.org/officeDocument/2006/relationships" uri="GoogleDocsCustomDataVersion2">
   <go:docsCustomData xmlns:go="http://customooxmlschemas.google.com/" roundtripDataSignature="AMtx7mj1xaj60MtAGlqNyn4XwVo5TRka7A==">CgMxLjAyCGguZ2pkZ3hzMgloLjMwajB6bGw4AHIhMXhjMkJCX0hiT0Z3dVotUng2X2tRMWRtQXYyTE90Sk93</go:docsCustomData>
 </go:gDocsCustomXmlDataStorage>
 </file>
 
-<file path=customXml/itemProps1.xml><?xml version="1.0" encoding="utf-8"?>
-<ds:datastoreItem xmlns:ds="http://schemas.openxmlformats.org/officeDocument/2006/customXml" ds:itemID="{9EB34016-B421-4864-8468-AFA26FC12507}">
-  <ds:schemaRefs>
-    <ds:schemaRef ds:uri="http://schemas.openxmlformats.org/officeDocument/2006/bibliography"/>
-  </ds:schemaRefs>
-</ds:datastoreItem>
+<file path=customXml/item2.xml><?xml version="1.0" encoding="utf-8"?>
+<b:Sources xmlns:b="http://schemas.openxmlformats.org/officeDocument/2006/bibliography" xmlns="http://schemas.openxmlformats.org/officeDocument/2006/bibliography" SelectedStyle="\APASixthEditionOfficeOnline.xsl" StyleName="APA" Version="6"/>
 </file>
 
-<file path=customXml/itemProps2.xml><?xml version="1.0" encoding="utf-8"?>
+<file path=customXml/itemProps1.xml><?xml version="1.0" encoding="utf-8"?>
 <ds:datastoreItem xmlns:ds="http://schemas.openxmlformats.org/officeDocument/2006/customXml" ds:itemID="{11111111-1234-1234-1234-123412341234}">
   <ds:schemaRefs>
     <ds:schemaRef ds:uri="http://customooxmlschemas.google.com/"/>
     <ds:schemaRef ds:uri="http://schemas.openxmlformats.org/officeDocument/2006/relationships"/>
   </ds:schemaRefs>
 </ds:datastoreItem>
+</file>
+
+<file path=customXml/itemProps2.xml><?xml version="1.0" encoding="utf-8"?>
+<ds:datastoreItem xmlns:ds="http://schemas.openxmlformats.org/officeDocument/2006/customXml" ds:itemID="{9EB34016-B421-4864-8468-AFA26FC12507}">
+  <ds:schemaRefs>
+    <ds:schemaRef ds:uri="http://schemas.openxmlformats.org/officeDocument/2006/bibliography"/>
+  </ds:schemaRefs>
+</ds:datastoreItem>
 </file>